--- a/docs/wip/ICTU-Template-Plan-van-Aanpak-Voorfase.docx
+++ b/docs/wip/ICTU-Template-Plan-van-Aanpak-Voorfase.docx
@@ -1383,7 +1383,7 @@
     </w:p>
     <w:p>
       <w:r>
-        <w:t>Versie wip, 26-04-2024</w:t>
+        <w:t>Versie wip, 10-06-2024</w:t>
       </w:r>
     </w:p>
     <w:p>

--- a/docs/wip/ICTU-Template-Plan-van-Aanpak-Voorfase.docx
+++ b/docs/wip/ICTU-Template-Plan-van-Aanpak-Voorfase.docx
@@ -1383,7 +1383,7 @@
     </w:p>
     <w:p>
       <w:r>
-        <w:t>Versie wip, 02-08-2024</w:t>
+        <w:t>Versie wip, 22-10-2024</w:t>
       </w:r>
     </w:p>
     <w:p>

--- a/docs/wip/ICTU-Template-Plan-van-Aanpak-Voorfase.docx
+++ b/docs/wip/ICTU-Template-Plan-van-Aanpak-Voorfase.docx
@@ -191,7 +191,7 @@
         <w:rPr>
           <w:highlight w:val="yellow"/>
         </w:rPr>
-        <w:t>{Verwijder eventueel deze paragraaf en de rubricering op de titelpagina indien rubricering niet van toepassing is}</w:t>
+        <w:t>{Verwijder deze paragraaf en de rubricering op de titelpagina als rubricering niet van toepassing is}</w:t>
       </w:r>
     </w:p>
     <w:tbl>
@@ -302,7 +302,7 @@
         <w:pStyle w:val="Kop6"/>
       </w:pPr>
       <w:r>
-        <w:t>Revisiehistorie</w:t>
+        <w:t>Goedkeuring</w:t>
       </w:r>
     </w:p>
     <w:tbl>
@@ -312,16 +312,14 @@
         <w:tblLook w:firstColumn="1" w:firstRow="1" w:lastColumn="0" w:lastRow="0" w:noHBand="0" w:noVBand="1" w:val="04A0"/>
       </w:tblPr>
       <w:tblGrid>
-        <w:gridCol w:w="1814"/>
-        <w:gridCol w:w="1814"/>
-        <w:gridCol w:w="1814"/>
-        <w:gridCol w:w="1814"/>
-        <w:gridCol w:w="1814"/>
+        <w:gridCol w:w="3023"/>
+        <w:gridCol w:w="3023"/>
+        <w:gridCol w:w="3023"/>
       </w:tblGrid>
       <w:tr>
         <w:tc>
           <w:tcPr>
-            <w:tcW w:type="auto" w:w="1814"/>
+            <w:tcW w:type="auto" w:w="3023"/>
           </w:tcPr>
           <w:p>
             <w:pPr>
@@ -334,7 +332,147 @@
         </w:tc>
         <w:tc>
           <w:tcPr>
-            <w:tcW w:type="auto" w:w="1814"/>
+            <w:tcW w:type="auto" w:w="3023"/>
+          </w:tcPr>
+          <w:p>
+            <w:pPr>
+              <w:jc w:val="left"/>
+            </w:pPr>
+            <w:r>
+              <w:t>Datum goedkeuring</w:t>
+            </w:r>
+          </w:p>
+        </w:tc>
+        <w:tc>
+          <w:tcPr>
+            <w:tcW w:type="auto" w:w="3023"/>
+          </w:tcPr>
+          <w:p>
+            <w:pPr>
+              <w:jc w:val="left"/>
+            </w:pPr>
+            <w:r>
+              <w:t>Goedgekeurd door</w:t>
+            </w:r>
+          </w:p>
+        </w:tc>
+      </w:tr>
+      <w:tr>
+        <w:tc>
+          <w:tcPr>
+            <w:tcW w:type="auto" w:w="3023"/>
+          </w:tcPr>
+          <w:p>
+            <w:pPr>
+              <w:jc w:val="left"/>
+            </w:pPr>
+            <w:r>
+              <w:rPr>
+                <w:highlight w:val="yellow"/>
+              </w:rPr>
+              <w:t>{versie}</w:t>
+            </w:r>
+          </w:p>
+        </w:tc>
+        <w:tc>
+          <w:tcPr>
+            <w:tcW w:type="auto" w:w="3023"/>
+          </w:tcPr>
+          <w:p>
+            <w:pPr>
+              <w:jc w:val="left"/>
+            </w:pPr>
+            <w:r>
+              <w:rPr>
+                <w:highlight w:val="yellow"/>
+              </w:rPr>
+              <w:t>{datum}</w:t>
+            </w:r>
+          </w:p>
+        </w:tc>
+        <w:tc>
+          <w:tcPr>
+            <w:tcW w:type="auto" w:w="3023"/>
+          </w:tcPr>
+          <w:p>
+            <w:pPr>
+              <w:jc w:val="left"/>
+            </w:pPr>
+            <w:r>
+              <w:rPr>
+                <w:highlight w:val="yellow"/>
+              </w:rPr>
+              <w:t>{naam}</w:t>
+            </w:r>
+          </w:p>
+        </w:tc>
+      </w:tr>
+    </w:tbl>
+    <w:p>
+      <w:pPr>
+        <w:pStyle w:val="Kop6"/>
+      </w:pPr>
+      <w:r>
+        <w:t>Revisiehistorie</w:t>
+      </w:r>
+    </w:p>
+    <w:tbl>
+      <w:tblPr>
+        <w:tblStyle w:val="Tabelraster1"/>
+        <w:tblW w:type="pct" w:w="100%"/>
+        <w:tblLook w:firstColumn="1" w:firstRow="1" w:lastColumn="0" w:lastRow="0" w:noHBand="0" w:noVBand="1" w:val="04A0"/>
+      </w:tblPr>
+      <w:tblGrid>
+        <w:gridCol w:w="1512"/>
+        <w:gridCol w:w="1512"/>
+        <w:gridCol w:w="1512"/>
+        <w:gridCol w:w="1512"/>
+        <w:gridCol w:w="1512"/>
+        <w:gridCol w:w="1512"/>
+      </w:tblGrid>
+      <w:tr>
+        <w:tc>
+          <w:tcPr>
+            <w:tcW w:type="auto" w:w="1512"/>
+          </w:tcPr>
+          <w:p>
+            <w:pPr>
+              <w:jc w:val="left"/>
+            </w:pPr>
+            <w:r>
+              <w:t>Versie</w:t>
+            </w:r>
+          </w:p>
+        </w:tc>
+        <w:tc>
+          <w:tcPr>
+            <w:tcW w:type="auto" w:w="1512"/>
+          </w:tcPr>
+          <w:p>
+            <w:pPr>
+              <w:jc w:val="left"/>
+            </w:pPr>
+            <w:r>
+              <w:t>Datum</w:t>
+            </w:r>
+          </w:p>
+        </w:tc>
+        <w:tc>
+          <w:tcPr>
+            <w:tcW w:type="auto" w:w="1512"/>
+          </w:tcPr>
+          <w:p>
+            <w:pPr>
+              <w:jc w:val="left"/>
+            </w:pPr>
+            <w:r>
+              <w:t>Status</w:t>
+            </w:r>
+          </w:p>
+        </w:tc>
+        <w:tc>
+          <w:tcPr>
+            <w:tcW w:type="auto" w:w="1512"/>
           </w:tcPr>
           <w:p>
             <w:pPr>
@@ -347,33 +485,20 @@
         </w:tc>
         <w:tc>
           <w:tcPr>
-            <w:tcW w:type="auto" w:w="1814"/>
-          </w:tcPr>
-          <w:p>
-            <w:pPr>
-              <w:jc w:val="left"/>
-            </w:pPr>
-            <w:r>
-              <w:t>Datum</w:t>
-            </w:r>
-          </w:p>
-        </w:tc>
-        <w:tc>
-          <w:tcPr>
-            <w:tcW w:type="auto" w:w="1814"/>
-          </w:tcPr>
-          <w:p>
-            <w:pPr>
-              <w:jc w:val="left"/>
-            </w:pPr>
-            <w:r>
-              <w:t>Status</w:t>
-            </w:r>
-          </w:p>
-        </w:tc>
-        <w:tc>
-          <w:tcPr>
-            <w:tcW w:type="auto" w:w="1814"/>
+            <w:tcW w:type="auto" w:w="1512"/>
+          </w:tcPr>
+          <w:p>
+            <w:pPr>
+              <w:jc w:val="left"/>
+            </w:pPr>
+            <w:r>
+              <w:t>Reviewers</w:t>
+            </w:r>
+          </w:p>
+        </w:tc>
+        <w:tc>
+          <w:tcPr>
+            <w:tcW w:type="auto" w:w="1512"/>
           </w:tcPr>
           <w:p>
             <w:pPr>
@@ -388,7 +513,7 @@
       <w:tr>
         <w:tc>
           <w:tcPr>
-            <w:tcW w:type="auto" w:w="1814"/>
+            <w:tcW w:type="auto" w:w="1512"/>
           </w:tcPr>
           <w:p>
             <w:pPr>
@@ -404,7 +529,7 @@
         </w:tc>
         <w:tc>
           <w:tcPr>
-            <w:tcW w:type="auto" w:w="1814"/>
+            <w:tcW w:type="auto" w:w="1512"/>
           </w:tcPr>
           <w:p>
             <w:pPr>
@@ -414,13 +539,13 @@
               <w:rPr>
                 <w:highlight w:val="yellow"/>
               </w:rPr>
-              <w:t>{naam auteur}</w:t>
-            </w:r>
-          </w:p>
-        </w:tc>
-        <w:tc>
-          <w:tcPr>
-            <w:tcW w:type="auto" w:w="1814"/>
+              <w:t>{datum}</w:t>
+            </w:r>
+          </w:p>
+        </w:tc>
+        <w:tc>
+          <w:tcPr>
+            <w:tcW w:type="auto" w:w="1512"/>
           </w:tcPr>
           <w:p>
             <w:pPr>
@@ -430,13 +555,13 @@
               <w:rPr>
                 <w:highlight w:val="yellow"/>
               </w:rPr>
-              <w:t>{datum}</w:t>
-            </w:r>
-          </w:p>
-        </w:tc>
-        <w:tc>
-          <w:tcPr>
-            <w:tcW w:type="auto" w:w="1814"/>
+              <w:t>{status}</w:t>
+            </w:r>
+          </w:p>
+        </w:tc>
+        <w:tc>
+          <w:tcPr>
+            <w:tcW w:type="auto" w:w="1512"/>
           </w:tcPr>
           <w:p>
             <w:pPr>
@@ -446,13 +571,13 @@
               <w:rPr>
                 <w:highlight w:val="yellow"/>
               </w:rPr>
-              <w:t>{concept/definitief}</w:t>
-            </w:r>
-          </w:p>
-        </w:tc>
-        <w:tc>
-          <w:tcPr>
-            <w:tcW w:type="auto" w:w="1814"/>
+              <w:t>{naam}</w:t>
+            </w:r>
+          </w:p>
+        </w:tc>
+        <w:tc>
+          <w:tcPr>
+            <w:tcW w:type="auto" w:w="1512"/>
           </w:tcPr>
           <w:p>
             <w:pPr>
@@ -462,6 +587,22 @@
               <w:rPr>
                 <w:highlight w:val="yellow"/>
               </w:rPr>
+              <w:t>{namen}</w:t>
+            </w:r>
+          </w:p>
+        </w:tc>
+        <w:tc>
+          <w:tcPr>
+            <w:tcW w:type="auto" w:w="1512"/>
+          </w:tcPr>
+          <w:p>
+            <w:pPr>
+              <w:jc w:val="left"/>
+            </w:pPr>
+            <w:r>
+              <w:rPr>
+                <w:highlight w:val="yellow"/>
+              </w:rPr>
               <w:t>{opmerkingen}</w:t>
             </w:r>
           </w:p>
@@ -473,7 +614,1319 @@
         <w:pStyle w:val="Kop6"/>
       </w:pPr>
       <w:r>
-        <w:t>Reviewers</w:t>
+        <w:t>Betrokkenen bij dit document</w:t>
+      </w:r>
+    </w:p>
+    <w:p>
+      <w:r>
+        <w:rPr>
+          <w:highlight w:val="yellow"/>
+        </w:rPr>
+        <w:t>{Neem in onderstaande tabel de auteurs, reviewers en goedkeurders van dit document op}</w:t>
+      </w:r>
+    </w:p>
+    <w:tbl>
+      <w:tblPr>
+        <w:tblStyle w:val="Tabelraster1"/>
+        <w:tblW w:type="pct" w:w="100%"/>
+        <w:tblLook w:firstColumn="1" w:firstRow="1" w:lastColumn="0" w:lastRow="0" w:noHBand="0" w:noVBand="1" w:val="04A0"/>
+      </w:tblPr>
+      <w:tblGrid>
+        <w:gridCol w:w="3023"/>
+        <w:gridCol w:w="3023"/>
+        <w:gridCol w:w="3023"/>
+      </w:tblGrid>
+      <w:tr>
+        <w:tc>
+          <w:tcPr>
+            <w:tcW w:type="auto" w:w="3023"/>
+          </w:tcPr>
+          <w:p>
+            <w:pPr>
+              <w:jc w:val="left"/>
+            </w:pPr>
+            <w:r>
+              <w:t>Organisatie</w:t>
+            </w:r>
+          </w:p>
+        </w:tc>
+        <w:tc>
+          <w:tcPr>
+            <w:tcW w:type="auto" w:w="3023"/>
+          </w:tcPr>
+          <w:p>
+            <w:pPr>
+              <w:jc w:val="left"/>
+            </w:pPr>
+            <w:r>
+              <w:t>Functie/rol</w:t>
+            </w:r>
+          </w:p>
+        </w:tc>
+        <w:tc>
+          <w:tcPr>
+            <w:tcW w:type="auto" w:w="3023"/>
+          </w:tcPr>
+          <w:p>
+            <w:pPr>
+              <w:jc w:val="left"/>
+            </w:pPr>
+            <w:r>
+              <w:t>Naam</w:t>
+            </w:r>
+          </w:p>
+        </w:tc>
+      </w:tr>
+      <w:tr>
+        <w:tc>
+          <w:tcPr>
+            <w:tcW w:type="auto" w:w="3023"/>
+          </w:tcPr>
+          <w:p>
+            <w:pPr>
+              <w:jc w:val="left"/>
+            </w:pPr>
+            <w:r>
+              <w:rPr>
+                <w:highlight w:val="yellow"/>
+              </w:rPr>
+              <w:t>{opdrachtgevende organisatie}</w:t>
+            </w:r>
+          </w:p>
+        </w:tc>
+        <w:tc>
+          <w:tcPr>
+            <w:tcW w:type="auto" w:w="3023"/>
+          </w:tcPr>
+          <w:p>
+            <w:pPr>
+              <w:jc w:val="left"/>
+            </w:pPr>
+            <w:r>
+              <w:t>Opdrachtgever</w:t>
+            </w:r>
+          </w:p>
+        </w:tc>
+        <w:tc>
+          <w:tcPr>
+            <w:tcW w:type="auto" w:w="3023"/>
+          </w:tcPr>
+          <w:p>
+            <w:pPr>
+              <w:jc w:val="left"/>
+            </w:pPr>
+            <w:r>
+              <w:rPr>
+                <w:highlight w:val="yellow"/>
+              </w:rPr>
+              <w:t>{naam}</w:t>
+            </w:r>
+          </w:p>
+        </w:tc>
+      </w:tr>
+      <w:tr>
+        <w:tc>
+          <w:tcPr>
+            <w:tcW w:type="auto" w:w="3023"/>
+          </w:tcPr>
+          <w:p>
+            <w:pPr>
+              <w:jc w:val="left"/>
+            </w:pPr>
+            <w:r>
+              <w:rPr>
+                <w:highlight w:val="yellow"/>
+              </w:rPr>
+              <w:t>{opdrachtgevende organisatie}</w:t>
+            </w:r>
+          </w:p>
+        </w:tc>
+        <w:tc>
+          <w:tcPr>
+            <w:tcW w:type="auto" w:w="3023"/>
+          </w:tcPr>
+          <w:p>
+            <w:pPr>
+              <w:jc w:val="left"/>
+            </w:pPr>
+            <w:r>
+              <w:t>Projectleider</w:t>
+            </w:r>
+          </w:p>
+        </w:tc>
+        <w:tc>
+          <w:tcPr>
+            <w:tcW w:type="auto" w:w="3023"/>
+          </w:tcPr>
+          <w:p>
+            <w:pPr>
+              <w:jc w:val="left"/>
+            </w:pPr>
+            <w:r>
+              <w:rPr>
+                <w:highlight w:val="yellow"/>
+              </w:rPr>
+              <w:t>{naam}</w:t>
+            </w:r>
+          </w:p>
+        </w:tc>
+      </w:tr>
+      <w:tr>
+        <w:tc>
+          <w:tcPr>
+            <w:tcW w:type="auto" w:w="3023"/>
+          </w:tcPr>
+          <w:p>
+            <w:pPr>
+              <w:jc w:val="left"/>
+            </w:pPr>
+            <w:r>
+              <w:rPr>
+                <w:highlight w:val="yellow"/>
+              </w:rPr>
+              <w:t>{opdrachtgevende organisatie}</w:t>
+            </w:r>
+          </w:p>
+        </w:tc>
+        <w:tc>
+          <w:tcPr>
+            <w:tcW w:type="auto" w:w="3023"/>
+          </w:tcPr>
+          <w:p>
+            <w:pPr>
+              <w:jc w:val="left"/>
+            </w:pPr>
+            <w:r>
+              <w:t>Product owner</w:t>
+            </w:r>
+          </w:p>
+        </w:tc>
+        <w:tc>
+          <w:tcPr>
+            <w:tcW w:type="auto" w:w="3023"/>
+          </w:tcPr>
+          <w:p>
+            <w:pPr>
+              <w:jc w:val="left"/>
+            </w:pPr>
+            <w:r>
+              <w:rPr>
+                <w:highlight w:val="yellow"/>
+              </w:rPr>
+              <w:t>{naam}</w:t>
+            </w:r>
+          </w:p>
+        </w:tc>
+      </w:tr>
+      <w:tr>
+        <w:tc>
+          <w:tcPr>
+            <w:tcW w:type="auto" w:w="3023"/>
+          </w:tcPr>
+          <w:p>
+            <w:pPr>
+              <w:jc w:val="left"/>
+            </w:pPr>
+            <w:r>
+              <w:rPr>
+                <w:highlight w:val="yellow"/>
+              </w:rPr>
+              <w:t>{opdrachtgevende organisatie}</w:t>
+            </w:r>
+          </w:p>
+        </w:tc>
+        <w:tc>
+          <w:tcPr>
+            <w:tcW w:type="auto" w:w="3023"/>
+          </w:tcPr>
+          <w:p>
+            <w:pPr>
+              <w:jc w:val="left"/>
+            </w:pPr>
+            <w:r>
+              <w:t>Kwaliteitsmanager</w:t>
+            </w:r>
+          </w:p>
+        </w:tc>
+        <w:tc>
+          <w:tcPr>
+            <w:tcW w:type="auto" w:w="3023"/>
+          </w:tcPr>
+          <w:p>
+            <w:pPr>
+              <w:jc w:val="left"/>
+            </w:pPr>
+            <w:r>
+              <w:rPr>
+                <w:highlight w:val="yellow"/>
+              </w:rPr>
+              <w:t>{naam}</w:t>
+            </w:r>
+          </w:p>
+        </w:tc>
+      </w:tr>
+      <w:tr>
+        <w:tc>
+          <w:tcPr>
+            <w:tcW w:type="auto" w:w="3023"/>
+          </w:tcPr>
+          <w:p>
+            <w:pPr>
+              <w:jc w:val="left"/>
+            </w:pPr>
+            <w:r>
+              <w:rPr>
+                <w:highlight w:val="yellow"/>
+              </w:rPr>
+              <w:t>{beheerorganisatie}</w:t>
+            </w:r>
+          </w:p>
+        </w:tc>
+        <w:tc>
+          <w:tcPr>
+            <w:tcW w:type="auto" w:w="3023"/>
+          </w:tcPr>
+          <w:p>
+            <w:pPr>
+              <w:jc w:val="left"/>
+            </w:pPr>
+            <w:r>
+              <w:t>Projectleider</w:t>
+            </w:r>
+          </w:p>
+        </w:tc>
+        <w:tc>
+          <w:tcPr>
+            <w:tcW w:type="auto" w:w="3023"/>
+          </w:tcPr>
+          <w:p>
+            <w:pPr>
+              <w:jc w:val="left"/>
+            </w:pPr>
+            <w:r>
+              <w:rPr>
+                <w:highlight w:val="yellow"/>
+              </w:rPr>
+              <w:t>{naam}</w:t>
+            </w:r>
+          </w:p>
+        </w:tc>
+      </w:tr>
+      <w:tr>
+        <w:tc>
+          <w:tcPr>
+            <w:tcW w:type="auto" w:w="3023"/>
+          </w:tcPr>
+          <w:p>
+            <w:pPr>
+              <w:jc w:val="left"/>
+            </w:pPr>
+            <w:r>
+              <w:rPr>
+                <w:highlight w:val="yellow"/>
+              </w:rPr>
+              <w:t>{beheerorganisatie}</w:t>
+            </w:r>
+          </w:p>
+        </w:tc>
+        <w:tc>
+          <w:tcPr>
+            <w:tcW w:type="auto" w:w="3023"/>
+          </w:tcPr>
+          <w:p>
+            <w:pPr>
+              <w:jc w:val="left"/>
+            </w:pPr>
+            <w:r>
+              <w:t>Kwaliteitsmanager</w:t>
+            </w:r>
+          </w:p>
+        </w:tc>
+        <w:tc>
+          <w:tcPr>
+            <w:tcW w:type="auto" w:w="3023"/>
+          </w:tcPr>
+          <w:p>
+            <w:pPr>
+              <w:jc w:val="left"/>
+            </w:pPr>
+            <w:r>
+              <w:rPr>
+                <w:highlight w:val="yellow"/>
+              </w:rPr>
+              <w:t>{naam}</w:t>
+            </w:r>
+          </w:p>
+        </w:tc>
+      </w:tr>
+      <w:tr>
+        <w:tc>
+          <w:tcPr>
+            <w:tcW w:type="auto" w:w="3023"/>
+          </w:tcPr>
+          <w:p>
+            <w:pPr>
+              <w:jc w:val="left"/>
+            </w:pPr>
+            <w:r>
+              <w:t>ICTU</w:t>
+            </w:r>
+          </w:p>
+        </w:tc>
+        <w:tc>
+          <w:tcPr>
+            <w:tcW w:type="auto" w:w="3023"/>
+          </w:tcPr>
+          <w:p>
+            <w:pPr>
+              <w:jc w:val="left"/>
+            </w:pPr>
+            <w:r>
+              <w:t>Projectleider</w:t>
+            </w:r>
+          </w:p>
+        </w:tc>
+        <w:tc>
+          <w:tcPr>
+            <w:tcW w:type="auto" w:w="3023"/>
+          </w:tcPr>
+          <w:p>
+            <w:pPr>
+              <w:jc w:val="left"/>
+            </w:pPr>
+            <w:r>
+              <w:rPr>
+                <w:highlight w:val="yellow"/>
+              </w:rPr>
+              <w:t>{naam}</w:t>
+            </w:r>
+          </w:p>
+        </w:tc>
+      </w:tr>
+      <w:tr>
+        <w:tc>
+          <w:tcPr>
+            <w:tcW w:type="auto" w:w="3023"/>
+          </w:tcPr>
+          <w:p>
+            <w:pPr>
+              <w:jc w:val="left"/>
+            </w:pPr>
+            <w:r>
+              <w:t>ICTU</w:t>
+            </w:r>
+          </w:p>
+        </w:tc>
+        <w:tc>
+          <w:tcPr>
+            <w:tcW w:type="auto" w:w="3023"/>
+          </w:tcPr>
+          <w:p>
+            <w:pPr>
+              <w:jc w:val="left"/>
+            </w:pPr>
+            <w:r>
+              <w:t>Software delivery manager</w:t>
+            </w:r>
+          </w:p>
+        </w:tc>
+        <w:tc>
+          <w:tcPr>
+            <w:tcW w:type="auto" w:w="3023"/>
+          </w:tcPr>
+          <w:p>
+            <w:pPr>
+              <w:jc w:val="left"/>
+            </w:pPr>
+            <w:r>
+              <w:rPr>
+                <w:highlight w:val="yellow"/>
+              </w:rPr>
+              <w:t>{naam}</w:t>
+            </w:r>
+          </w:p>
+        </w:tc>
+      </w:tr>
+      <w:tr>
+        <w:tc>
+          <w:tcPr>
+            <w:tcW w:type="auto" w:w="3023"/>
+          </w:tcPr>
+          <w:p>
+            <w:pPr>
+              <w:jc w:val="left"/>
+            </w:pPr>
+            <w:r>
+              <w:t>ICTU</w:t>
+            </w:r>
+          </w:p>
+        </w:tc>
+        <w:tc>
+          <w:tcPr>
+            <w:tcW w:type="auto" w:w="3023"/>
+          </w:tcPr>
+          <w:p>
+            <w:pPr>
+              <w:jc w:val="left"/>
+            </w:pPr>
+            <w:r>
+              <w:t>Kwaliteitsmanager</w:t>
+            </w:r>
+          </w:p>
+        </w:tc>
+        <w:tc>
+          <w:tcPr>
+            <w:tcW w:type="auto" w:w="3023"/>
+          </w:tcPr>
+          <w:p>
+            <w:pPr>
+              <w:jc w:val="left"/>
+            </w:pPr>
+            <w:r>
+              <w:rPr>
+                <w:highlight w:val="yellow"/>
+              </w:rPr>
+              <w:t>{naam}</w:t>
+            </w:r>
+          </w:p>
+        </w:tc>
+      </w:tr>
+    </w:tbl>
+    <w:p>
+      <w:pPr>
+        <w:pStyle w:val="Kop6"/>
+      </w:pPr>
+      <w:r>
+        <w:t>Template versie</w:t>
+      </w:r>
+    </w:p>
+    <w:p>
+      <w:r>
+        <w:t>Versie wip, 27-11-2024</w:t>
+      </w:r>
+    </w:p>
+    <w:p>
+      <w:r>
+        <w:t xml:space="preserve">Verbeterpunten t.a.v. deze template graag melden via </w:t>
+      </w:r>
+      <w:hyperlink r:id="rId15">
+        <w:r>
+          <w:rPr>
+            <w:rStyle w:val="Hyperlink"/>
+          </w:rPr>
+          <w:t>GitHub</w:t>
+        </w:r>
+      </w:hyperlink>
+      <w:r>
+        <w:t>.</w:t>
+      </w:r>
+    </w:p>
+    <w:p>
+      <w:pPr>
+        <w:pStyle w:val="Kop1"/>
+      </w:pPr>
+      <w:r>
+        <w:t>Managementsamenvatting</w:t>
+      </w:r>
+    </w:p>
+    <w:p>
+      <w:r>
+        <w:rPr>
+          <w:highlight w:val="yellow"/>
+        </w:rPr>
+        <w:t>{Managementsamenvatting}</w:t>
+      </w:r>
+    </w:p>
+    <w:p>
+      <w:pPr>
+        <w:pStyle w:val="Kop1"/>
+      </w:pPr>
+      <w:r>
+        <w:t>Inleiding</w:t>
+      </w:r>
+    </w:p>
+    <w:p>
+      <w:pPr>
+        <w:pStyle w:val="Kop2"/>
+      </w:pPr>
+      <w:r>
+        <w:t>Over dit document</w:t>
+      </w:r>
+    </w:p>
+    <w:p>
+      <w:r>
+        <w:rPr>
+          <w:highlight w:val="yellow"/>
+        </w:rPr>
+        <w:t>{Dit template gaat ervan uit dat het plan van aanpak een los document is, als aanvulling op het voorstel inclusief projectovereenkomst. Er kan ook voor worden gekozen delen van dit plan van aanpak op te nemen in het voorstel.}</w:t>
+      </w:r>
+    </w:p>
+    <w:p>
+      <w:r>
+        <w:t>Bij de uitvoering van softwareontwikkelprojecten hanteert ICTU de ICTU Kwaliteitsaanpak Softwareontwikkeling. Conform deze aanpak voert ICTU, voor de realisatiefase waarin de software wordt ontwikkeld, een "voorfase" uit.</w:t>
+      </w:r>
+    </w:p>
+    <w:p>
+      <w:r>
+        <w:t>De voorfase heeft de volgende doelen:</w:t>
+      </w:r>
+    </w:p>
+    <w:p>
+      <w:pPr>
+        <w:pStyle w:val="Lijstnummering1"/>
+        <w:numPr>
+          <w:ilvl w:val="0"/>
+          <w:numId w:val="17"/>
+        </w:numPr>
+      </w:pPr>
+      <w:r>
+        <w:t xml:space="preserve">Vaststellen of het mogelijk is om binnen de door </w:t>
+      </w:r>
+      <w:r>
+        <w:rPr>
+          <w:highlight w:val="yellow"/>
+        </w:rPr>
+        <w:t>{opdrachtgevende organisatie}</w:t>
+      </w:r>
+      <w:r>
+        <w:t xml:space="preserve"> gestelde kaders productierijpe software op te leveren </w:t>
+      </w:r>
+      <w:r>
+        <w:rPr>
+          <w:highlight w:val="yellow"/>
+        </w:rPr>
+        <w:t>{en operationeel te beheren}</w:t>
+      </w:r>
+      <w:r>
+        <w:t xml:space="preserve"> met de gevraagde functionaliteit en kwaliteit, en zo ja, onder welke randvoorwaarden. Hierbij wordt gekeken naar:</w:t>
+      </w:r>
+    </w:p>
+    <w:p>
+      <w:pPr>
+        <w:pStyle w:val="Lijstnummering1"/>
+        <w:numPr>
+          <w:ilvl w:val="1"/>
+          <w:numId w:val="18"/>
+        </w:numPr>
+      </w:pPr>
+      <w:r>
+        <w:t>techniek (zoals platform, voortbrengingsproces software en koppelingen),</w:t>
+      </w:r>
+    </w:p>
+    <w:p>
+      <w:pPr>
+        <w:pStyle w:val="Lijstnummering1"/>
+        <w:numPr>
+          <w:ilvl w:val="1"/>
+          <w:numId w:val="18"/>
+        </w:numPr>
+      </w:pPr>
+      <w:r>
+        <w:t>scope,</w:t>
+      </w:r>
+    </w:p>
+    <w:p>
+      <w:pPr>
+        <w:pStyle w:val="Lijstnummering1"/>
+        <w:numPr>
+          <w:ilvl w:val="1"/>
+          <w:numId w:val="18"/>
+        </w:numPr>
+      </w:pPr>
+      <w:r>
+        <w:t>planning,</w:t>
+      </w:r>
+    </w:p>
+    <w:p>
+      <w:pPr>
+        <w:pStyle w:val="Lijstnummering1"/>
+        <w:numPr>
+          <w:ilvl w:val="1"/>
+          <w:numId w:val="18"/>
+        </w:numPr>
+      </w:pPr>
+      <w:r>
+        <w:t>samenwerking,</w:t>
+      </w:r>
+    </w:p>
+    <w:p>
+      <w:pPr>
+        <w:pStyle w:val="Lijstnummering1"/>
+        <w:numPr>
+          <w:ilvl w:val="1"/>
+          <w:numId w:val="18"/>
+        </w:numPr>
+      </w:pPr>
+      <w:r>
+        <w:t>risico’s.</w:t>
+      </w:r>
+    </w:p>
+    <w:p>
+      <w:pPr>
+        <w:pStyle w:val="Lijstnummering1"/>
+        <w:numPr>
+          <w:ilvl w:val="0"/>
+          <w:numId w:val="17"/>
+        </w:numPr>
+      </w:pPr>
+      <w:r>
+        <w:t>Voorbereiden van een eventuele start van de realisatie, zodat het Scrumteam van een voldoende uitgewerkte backlog is voorzien bij de start.</w:t>
+      </w:r>
+    </w:p>
+    <w:p>
+      <w:r>
+        <w:t xml:space="preserve">Om deze doelen te realiseren, ontwikkelt ICTU in samenwerking met </w:t>
+      </w:r>
+      <w:r>
+        <w:rPr>
+          <w:highlight w:val="yellow"/>
+        </w:rPr>
+        <w:t>{partijen}</w:t>
+      </w:r>
+      <w:r>
+        <w:t xml:space="preserve"> een aantal producten, zie voor een beschrijving hiervan het hoofdstuk "Projectresultaat". Dit plan van aanpak beschrijft verder de planning van en werkwijze tijdens de voorfase. Het is een aanvulling op het voorstel inclusief projectovereenkomst </w:t>
+      </w:r>
+      <w:r>
+        <w:rPr>
+          <w:highlight w:val="yellow"/>
+        </w:rPr>
+        <w:t>{titel, versie en datum}</w:t>
+      </w:r>
+      <w:r>
+        <w:t>.</w:t>
+      </w:r>
+    </w:p>
+    <w:p>
+      <w:pPr>
+        <w:pStyle w:val="Kop2"/>
+      </w:pPr>
+      <w:r>
+        <w:t>Doelgroep</w:t>
+      </w:r>
+    </w:p>
+    <w:p>
+      <w:r>
+        <w:t xml:space="preserve">Dit plan van aanpak is in eerste instantie bestemd voor de opdrachtgever van </w:t>
+      </w:r>
+      <w:r>
+        <w:rPr>
+          <w:highlight w:val="yellow"/>
+        </w:rPr>
+        <w:t>{opdrachtgevende organisatie}</w:t>
+      </w:r>
+      <w:r>
+        <w:t>. Het plan biedt ook inzicht en overzicht aan andere betrokkenen bij het project, onder wie projectmedewerkers van ICTU.</w:t>
+      </w:r>
+    </w:p>
+    <w:p>
+      <w:r>
+        <w:t xml:space="preserve">ICTU voert de voorfase uit in nauwe samenwerking met </w:t>
+      </w:r>
+      <w:r>
+        <w:rPr>
+          <w:highlight w:val="yellow"/>
+        </w:rPr>
+        <w:t>{partijen}</w:t>
+      </w:r>
+      <w:r>
+        <w:t xml:space="preserve">, waarbij ICTU zo goed mogelijk gebruik maakt van de bij deze partijen aanwezige kennis en producten. Dit vraagt, naast de inspanning van ICTU, ook substantiële inzet van medewerkers van </w:t>
+      </w:r>
+      <w:r>
+        <w:rPr>
+          <w:highlight w:val="yellow"/>
+        </w:rPr>
+        <w:t>{partijen}</w:t>
+      </w:r>
+      <w:r>
+        <w:t>; zie hiervoor het hoofdstuk "Werkwijze".</w:t>
+      </w:r>
+    </w:p>
+    <w:p>
+      <w:r>
+        <w:rPr>
+          <w:highlight w:val="yellow"/>
+        </w:rPr>
+        <w:t>{Als de beheerorganisatie bij start van de voorfase nog niet bekend is, vormt dat waarschijnlijk een aanzienlijk risico voor het project. Benoem hier dat deze onbekende partij wel degelijk tot de doelgroep van dit document behoort. Verwijs naar het hoofdstuk "Werkwijze" voor de getroffen maatregelen om de nog niet gemaakte keuze voor een beheerorganisatie zoveel mogelijk te ondervangen. Geef aan dat aannames gemaakt zullen moeten worden rond zaken als productieplatform, releaseprocessen en beheerfunctionaliteit.}</w:t>
+      </w:r>
+    </w:p>
+    <w:p>
+      <w:pPr>
+        <w:pStyle w:val="Kop2"/>
+      </w:pPr>
+      <w:r>
+        <w:t>Kaders</w:t>
+      </w:r>
+    </w:p>
+    <w:p>
+      <w:r>
+        <w:t xml:space="preserve">De volgende kaders zijn van toepassing op het softwareontwikkelingsproces. Merk op dat kaders die van toepassing zijn op het tijdens de realisatiefase te realiseren </w:t>
+      </w:r>
+      <w:r>
+        <w:rPr>
+          <w:i/>
+        </w:rPr>
+        <w:t>product</w:t>
+      </w:r>
+      <w:r>
+        <w:t xml:space="preserve"> opgenomen zijn en/of worden in PSA, NFE en/of backlog.</w:t>
+      </w:r>
+    </w:p>
+    <w:tbl>
+      <w:tblPr>
+        <w:tblStyle w:val="Tabelraster1"/>
+        <w:tblW w:type="pct" w:w="100%"/>
+        <w:tblLook w:firstColumn="1" w:firstRow="1" w:lastColumn="0" w:lastRow="0" w:noHBand="0" w:noVBand="1" w:val="04A0"/>
+      </w:tblPr>
+      <w:tblGrid>
+        <w:gridCol w:w="4535"/>
+        <w:gridCol w:w="4535"/>
+      </w:tblGrid>
+      <w:tr>
+        <w:tc>
+          <w:tcPr>
+            <w:tcW w:type="auto" w:w="4535"/>
+          </w:tcPr>
+          <w:p>
+            <w:pPr>
+              <w:jc w:val="left"/>
+            </w:pPr>
+            <w:r>
+              <w:t>Volgnummer</w:t>
+            </w:r>
+          </w:p>
+        </w:tc>
+        <w:tc>
+          <w:tcPr>
+            <w:tcW w:type="auto" w:w="4535"/>
+          </w:tcPr>
+          <w:p>
+            <w:pPr>
+              <w:jc w:val="left"/>
+            </w:pPr>
+            <w:r>
+              <w:t>Kader</w:t>
+            </w:r>
+          </w:p>
+        </w:tc>
+      </w:tr>
+      <w:tr>
+        <w:tc>
+          <w:tcPr>
+            <w:tcW w:type="auto" w:w="4535"/>
+          </w:tcPr>
+          <w:p>
+            <w:pPr>
+              <w:jc w:val="left"/>
+            </w:pPr>
+            <w:r>
+              <w:t>K01</w:t>
+            </w:r>
+          </w:p>
+        </w:tc>
+        <w:tc>
+          <w:tcPr>
+            <w:tcW w:type="auto" w:w="4535"/>
+          </w:tcPr>
+          <w:p>
+            <w:pPr>
+              <w:jc w:val="left"/>
+            </w:pPr>
+            <w:r>
+              <w:t>NEN-ISO/IEC 27001:2017 en NEN-ISO/IEC 27002:2017</w:t>
+            </w:r>
+          </w:p>
+        </w:tc>
+      </w:tr>
+      <w:tr>
+        <w:tc>
+          <w:tcPr>
+            <w:tcW w:type="auto" w:w="4535"/>
+          </w:tcPr>
+          <w:p>
+            <w:pPr>
+              <w:jc w:val="left"/>
+            </w:pPr>
+            <w:r>
+              <w:t>K02</w:t>
+            </w:r>
+          </w:p>
+        </w:tc>
+        <w:tc>
+          <w:tcPr>
+            <w:tcW w:type="auto" w:w="4535"/>
+          </w:tcPr>
+          <w:p>
+            <w:pPr>
+              <w:jc w:val="left"/>
+            </w:pPr>
+            <w:r>
+              <w:t>VIR 2007, VIRBI 2013 en BIO voor het inrichten en beheren van informatiebeveiliging in brede zin.</w:t>
+            </w:r>
+          </w:p>
+        </w:tc>
+      </w:tr>
+      <w:tr>
+        <w:tc>
+          <w:tcPr>
+            <w:tcW w:type="auto" w:w="4535"/>
+          </w:tcPr>
+          <w:p>
+            <w:pPr>
+              <w:jc w:val="left"/>
+            </w:pPr>
+            <w:r>
+              <w:t>K03</w:t>
+            </w:r>
+          </w:p>
+        </w:tc>
+        <w:tc>
+          <w:tcPr>
+            <w:tcW w:type="auto" w:w="4535"/>
+          </w:tcPr>
+          <w:p>
+            <w:pPr>
+              <w:jc w:val="left"/>
+            </w:pPr>
+            <w:r>
+              <w:rPr>
+                <w:highlight w:val="yellow"/>
+              </w:rPr>
+              <w:t>{Indien van toepassing:}</w:t>
+            </w:r>
+            <w:r>
+              <w:t xml:space="preserve"> NEN 7510:2017 - Informatiebeveiliging in de zorg.</w:t>
+            </w:r>
+          </w:p>
+        </w:tc>
+      </w:tr>
+      <w:tr>
+        <w:tc>
+          <w:tcPr>
+            <w:tcW w:type="auto" w:w="4535"/>
+          </w:tcPr>
+          <w:p>
+            <w:pPr>
+              <w:jc w:val="left"/>
+            </w:pPr>
+            <w:r>
+              <w:t>K04</w:t>
+            </w:r>
+          </w:p>
+        </w:tc>
+        <w:tc>
+          <w:tcPr>
+            <w:tcW w:type="auto" w:w="4535"/>
+          </w:tcPr>
+          <w:p>
+            <w:pPr>
+              <w:jc w:val="left"/>
+            </w:pPr>
+            <w:r>
+              <w:rPr>
+                <w:highlight w:val="yellow"/>
+              </w:rPr>
+              <w:t>{Indien van toepassing:}</w:t>
+            </w:r>
+            <w:r>
+              <w:t xml:space="preserve"> Wbni 2018 - Wet Beveiliging Netwerk- en Informatiesystemen.</w:t>
+            </w:r>
+          </w:p>
+        </w:tc>
+      </w:tr>
+      <w:tr>
+        <w:tc>
+          <w:tcPr>
+            <w:tcW w:type="auto" w:w="4535"/>
+          </w:tcPr>
+          <w:p>
+            <w:pPr>
+              <w:jc w:val="left"/>
+            </w:pPr>
+            <w:r>
+              <w:t>K05</w:t>
+            </w:r>
+          </w:p>
+        </w:tc>
+        <w:tc>
+          <w:tcPr>
+            <w:tcW w:type="auto" w:w="4535"/>
+          </w:tcPr>
+          <w:p>
+            <w:pPr>
+              <w:jc w:val="left"/>
+            </w:pPr>
+            <w:r>
+              <w:t>ICTU Kwaliteitsaanpak Softwareontwikkeling wip</w:t>
+            </w:r>
+          </w:p>
+        </w:tc>
+      </w:tr>
+    </w:tbl>
+    <w:p>
+      <w:pPr>
+        <w:pStyle w:val="Kop2"/>
+      </w:pPr>
+      <w:r>
+        <w:t>Uitgangspunten</w:t>
+      </w:r>
+    </w:p>
+    <w:p>
+      <w:r>
+        <w:t>De volgende uitgangspunten zijn van toepassing op dit plan:</w:t>
+      </w:r>
+    </w:p>
+    <w:tbl>
+      <w:tblPr>
+        <w:tblStyle w:val="Tabelraster1"/>
+        <w:tblW w:type="pct" w:w="100%"/>
+        <w:tblLook w:firstColumn="1" w:firstRow="1" w:lastColumn="0" w:lastRow="0" w:noHBand="0" w:noVBand="1" w:val="04A0"/>
+      </w:tblPr>
+      <w:tblGrid>
+        <w:gridCol w:w="4535"/>
+        <w:gridCol w:w="4535"/>
+      </w:tblGrid>
+      <w:tr>
+        <w:tc>
+          <w:tcPr>
+            <w:tcW w:type="auto" w:w="4535"/>
+          </w:tcPr>
+          <w:p>
+            <w:pPr>
+              <w:jc w:val="left"/>
+            </w:pPr>
+            <w:r>
+              <w:t>Nr</w:t>
+            </w:r>
+          </w:p>
+        </w:tc>
+        <w:tc>
+          <w:tcPr>
+            <w:tcW w:type="auto" w:w="4535"/>
+          </w:tcPr>
+          <w:p>
+            <w:pPr>
+              <w:jc w:val="left"/>
+            </w:pPr>
+            <w:r>
+              <w:t>Uitgangspunt</w:t>
+            </w:r>
+          </w:p>
+        </w:tc>
+      </w:tr>
+      <w:tr>
+        <w:tc>
+          <w:tcPr>
+            <w:tcW w:type="auto" w:w="4535"/>
+          </w:tcPr>
+          <w:p>
+            <w:pPr>
+              <w:jc w:val="left"/>
+            </w:pPr>
+            <w:r>
+              <w:t>U01</w:t>
+            </w:r>
+          </w:p>
+        </w:tc>
+        <w:tc>
+          <w:tcPr>
+            <w:tcW w:type="auto" w:w="4535"/>
+          </w:tcPr>
+          <w:p>
+            <w:pPr>
+              <w:jc w:val="left"/>
+            </w:pPr>
+            <w:r>
+              <w:t xml:space="preserve">Het werven van personeel voor het uitvoeren van dit project start na ondertekening van het eveneens verstuurde voorstel inclusief projectovereenkomst door </w:t>
+            </w:r>
+            <w:r>
+              <w:rPr>
+                <w:highlight w:val="yellow"/>
+              </w:rPr>
+              <w:t>{opdrachtgevende organisatie}</w:t>
+            </w:r>
+            <w:r>
+              <w:t>.</w:t>
+            </w:r>
+          </w:p>
+        </w:tc>
+      </w:tr>
+      <w:tr>
+        <w:tc>
+          <w:tcPr>
+            <w:tcW w:type="auto" w:w="4535"/>
+          </w:tcPr>
+          <w:p>
+            <w:pPr>
+              <w:jc w:val="left"/>
+            </w:pPr>
+            <w:r>
+              <w:t>U02</w:t>
+            </w:r>
+          </w:p>
+        </w:tc>
+        <w:tc>
+          <w:tcPr>
+            <w:tcW w:type="auto" w:w="4535"/>
+          </w:tcPr>
+          <w:p>
+            <w:pPr>
+              <w:jc w:val="left"/>
+            </w:pPr>
+            <w:r>
+              <w:rPr>
+                <w:highlight w:val="yellow"/>
+              </w:rPr>
+              <w:t>{opdrachtgevende organisatie}</w:t>
+            </w:r>
+            <w:r>
+              <w:t xml:space="preserve"> is verantwoordelijk voor het betrekken van eventuele andere partijen bij het project en het tijdig opleveren van reviews.</w:t>
+            </w:r>
+          </w:p>
+        </w:tc>
+      </w:tr>
+      <w:tr>
+        <w:tc>
+          <w:tcPr>
+            <w:tcW w:type="auto" w:w="4535"/>
+          </w:tcPr>
+          <w:p>
+            <w:pPr>
+              <w:jc w:val="left"/>
+            </w:pPr>
+            <w:r>
+              <w:t>U03</w:t>
+            </w:r>
+          </w:p>
+        </w:tc>
+        <w:tc>
+          <w:tcPr>
+            <w:tcW w:type="auto" w:w="4535"/>
+          </w:tcPr>
+          <w:p>
+            <w:pPr>
+              <w:jc w:val="left"/>
+            </w:pPr>
+            <w:r>
+              <w:rPr>
+                <w:highlight w:val="yellow"/>
+              </w:rPr>
+              <w:t>{opdrachtgevende organisatie}</w:t>
+            </w:r>
+            <w:r>
+              <w:t xml:space="preserve"> is verantwoordelijk voor het aanstellen van een product owner met voldoende tijd en mandaat.</w:t>
+            </w:r>
+          </w:p>
+        </w:tc>
+      </w:tr>
+      <w:tr>
+        <w:tc>
+          <w:tcPr>
+            <w:tcW w:type="auto" w:w="4535"/>
+          </w:tcPr>
+          <w:p>
+            <w:pPr>
+              <w:jc w:val="left"/>
+            </w:pPr>
+            <w:r>
+              <w:rPr>
+                <w:highlight w:val="yellow"/>
+              </w:rPr>
+              <w:t>{volgnummer}</w:t>
+            </w:r>
+          </w:p>
+        </w:tc>
+        <w:tc>
+          <w:tcPr>
+            <w:tcW w:type="auto" w:w="4535"/>
+          </w:tcPr>
+          <w:p>
+            <w:pPr>
+              <w:jc w:val="left"/>
+            </w:pPr>
+            <w:r>
+              <w:rPr>
+                <w:highlight w:val="yellow"/>
+              </w:rPr>
+              <w:t>{uitgangspunt}</w:t>
+            </w:r>
+          </w:p>
+        </w:tc>
+      </w:tr>
+    </w:tbl>
+    <w:p>
+      <w:pPr>
+        <w:pStyle w:val="Kop2"/>
+      </w:pPr>
+      <w:r>
+        <w:t>Relatie met andere documenten</w:t>
+      </w:r>
+    </w:p>
+    <w:p>
+      <w:r>
+        <w:t xml:space="preserve">Dit plan van aanpak is gebaseerd op de volgende documenten </w:t>
+      </w:r>
+      <w:r>
+        <w:rPr>
+          <w:highlight w:val="yellow"/>
+        </w:rPr>
+        <w:t>{pas aan en breid uit waar nodig}</w:t>
+      </w:r>
+      <w:r>
+        <w:t>:</w:t>
+      </w:r>
+    </w:p>
+    <w:p>
+      <w:pPr>
+        <w:pStyle w:val="Lijstopsomteken1"/>
+        <w:numPr>
+          <w:ilvl w:val="0"/>
+        </w:numPr>
+      </w:pPr>
+      <w:r>
+        <w:t xml:space="preserve">Projectstartarchitectuur (PSA), versie </w:t>
+      </w:r>
+      <w:r>
+        <w:rPr>
+          <w:highlight w:val="yellow"/>
+        </w:rPr>
+        <w:t>{versie}</w:t>
+      </w:r>
+      <w:r>
+        <w:t>,</w:t>
+      </w:r>
+    </w:p>
+    <w:p>
+      <w:pPr>
+        <w:pStyle w:val="Lijstopsomteken1"/>
+        <w:numPr>
+          <w:ilvl w:val="0"/>
+        </w:numPr>
+      </w:pPr>
+      <w:r>
+        <w:t xml:space="preserve">Business impact analysis (BIA), versie </w:t>
+      </w:r>
+      <w:r>
+        <w:rPr>
+          <w:highlight w:val="yellow"/>
+        </w:rPr>
+        <w:t>{versie}</w:t>
+      </w:r>
+      <w:r>
+        <w:t>,</w:t>
+      </w:r>
+    </w:p>
+    <w:p>
+      <w:pPr>
+        <w:pStyle w:val="Lijstopsomteken1"/>
+        <w:numPr>
+          <w:ilvl w:val="0"/>
+        </w:numPr>
+      </w:pPr>
+      <w:r>
+        <w:t xml:space="preserve">Privacy impact assessment (PIA), versie </w:t>
+      </w:r>
+      <w:r>
+        <w:rPr>
+          <w:highlight w:val="yellow"/>
+        </w:rPr>
+        <w:t>{versie}</w:t>
+      </w:r>
+      <w:r>
+        <w:t>.</w:t>
+      </w:r>
+    </w:p>
+    <w:p>
+      <w:pPr>
+        <w:pStyle w:val="Kop2"/>
+      </w:pPr>
+      <w:r>
+        <w:t>Leeswijzer</w:t>
+      </w:r>
+    </w:p>
+    <w:p>
+      <w:r>
+        <w:t xml:space="preserve">Hoofdstuk 2 beschrijft de in de voorfase op te leveren producten. In hoofdstuk 3 staat de werkwijze voor de voorfase. Hoofdstuk 4 beschrijft de planning en doorlooptijd van het project. Hoofdstuk 5 geeft de randvoorwaarden die ingevuld dienen te zijn bij de start van voorfase. Hoofdstuk 6 beschrijft de bekende projectrisico's en de getroffen tegenmaatregelen. Hoofdstuk 7 bevat de verwachte inzet door ICTU. </w:t>
+      </w:r>
+      <w:r>
+        <w:rPr>
+          <w:highlight w:val="yellow"/>
+        </w:rPr>
+        <w:t>{Vul aan en pas verwijzingen aan, indien nodig}</w:t>
+      </w:r>
+    </w:p>
+    <w:p>
+      <w:r>
+        <w:t>Bijlage A bevat afkortingen en termen die voorkomen in de ICTU Kwaliteitsaanpak Softwareontwikkeling en bijbehorende templates. Bijlage B verwijst naar regelmatig gebruikte bronnen. Bijlage C bevat een beknopte samenvatting van de ICTU Kwaliteitsaanpak Softwareontwikkeling.</w:t>
+      </w:r>
+    </w:p>
+    <w:p>
+      <w:pPr>
+        <w:pStyle w:val="Kop1"/>
+      </w:pPr>
+      <w:r>
+        <w:t>Projectresultaat</w:t>
+      </w:r>
+    </w:p>
+    <w:p>
+      <w:r>
+        <w:t xml:space="preserve">Om tot </w:t>
+      </w:r>
+      <w:r>
+        <w:rPr>
+          <w:highlight w:val="yellow"/>
+        </w:rPr>
+        <w:t>{projectresultaat}</w:t>
+      </w:r>
+      <w:r>
+        <w:t xml:space="preserve"> te komen, levert ICTU in samenwerking met </w:t>
+      </w:r>
+      <w:r>
+        <w:rPr>
+          <w:highlight w:val="yellow"/>
+        </w:rPr>
+        <w:t>{partijen}</w:t>
+      </w:r>
+      <w:r>
+        <w:t xml:space="preserve"> een aantal producten. Deze worden in dit hoofdstuk uitgewerkt. De producten komen tot stand door middel van een agile aanpak met een doorlooptijd van </w:t>
+      </w:r>
+      <w:r>
+        <w:rPr>
+          <w:highlight w:val="yellow"/>
+        </w:rPr>
+        <w:t>{doorloop}</w:t>
+      </w:r>
+      <w:r>
+        <w:t xml:space="preserve"> weken, waarbij ICTU het proces rondom het opstellen van de producten faciliteert; zie hiervoor het hoofdstuk “Werkwijze”.</w:t>
+      </w:r>
+    </w:p>
+    <w:p>
+      <w:pPr>
+        <w:pStyle w:val="Kop2"/>
+      </w:pPr>
+      <w:r>
+        <w:t>Producten</w:t>
+      </w:r>
+    </w:p>
+    <w:p>
+      <w:r>
+        <w:t xml:space="preserve">In de voorfase worden de volgende producten gerealiseerd op basis van </w:t>
+      </w:r>
+      <w:r>
+        <w:rPr>
+          <w:highlight w:val="yellow"/>
+        </w:rPr>
+        <w:t>{bronnen, zoals PSA, BIA en PIA, indien beschikbaar}</w:t>
+      </w:r>
+      <w:r>
+        <w:t>:</w:t>
+      </w:r>
+    </w:p>
+    <w:p>
+      <w:r>
+        <w:rPr>
+          <w:highlight w:val="yellow"/>
+        </w:rPr>
+        <w:t>{Onderstaande tabel geeft de gangbare producten weer, verwijder of vul aan wat er voor de situatie van toepassing is.}</w:t>
       </w:r>
     </w:p>
     <w:tbl>
@@ -498,7 +1951,7 @@
               <w:jc w:val="left"/>
             </w:pPr>
             <w:r>
-              <w:t>Functie/rol</w:t>
+              <w:t>Onderdeel voorfase</w:t>
             </w:r>
           </w:p>
         </w:tc>
@@ -511,7 +1964,7 @@
               <w:jc w:val="left"/>
             </w:pPr>
             <w:r>
-              <w:t>Naam</w:t>
+              <w:t>Inhoudelijk verantwoordelijk</w:t>
             </w:r>
           </w:p>
         </w:tc>
@@ -524,7 +1977,7 @@
               <w:jc w:val="left"/>
             </w:pPr>
             <w:r>
-              <w:t>Datum</w:t>
+              <w:t>Penvoerder</w:t>
             </w:r>
           </w:p>
         </w:tc>
@@ -534,10 +1987,10 @@
           </w:tcPr>
           <w:p>
             <w:pPr>
-              <w:jc w:val="center"/>
-            </w:pPr>
-            <w:r>
-              <w:t>Versie</w:t>
+              <w:jc w:val="left"/>
+            </w:pPr>
+            <w:r>
+              <w:t>Review en meewerken aan</w:t>
             </w:r>
           </w:p>
         </w:tc>
@@ -552,13 +2005,23 @@
               <w:jc w:val="left"/>
             </w:pPr>
             <w:r>
-              <w:t xml:space="preserve">Kwaliteitsmanager </w:t>
-            </w:r>
+              <w:t>Projectstartarchitectuur (PSA)</w:t>
+            </w:r>
+          </w:p>
+        </w:tc>
+        <w:tc>
+          <w:tcPr>
+            <w:tcW w:type="auto" w:w="2267"/>
+          </w:tcPr>
+          <w:p>
+            <w:pPr>
+              <w:jc w:val="left"/>
+            </w:pPr>
             <w:r>
               <w:rPr>
                 <w:highlight w:val="yellow"/>
               </w:rPr>
-              <w:t>{opdrachtgevende organisatie}</w:t>
+              <w:t>{verantwoordelijke}</w:t>
             </w:r>
           </w:p>
         </w:tc>
@@ -574,7 +2037,7 @@
               <w:rPr>
                 <w:highlight w:val="yellow"/>
               </w:rPr>
-              <w:t>{naam kwaliteitsmanager opdrachtgevende organisatie}</w:t>
+              <w:t>{penvoerder}</w:t>
             </w:r>
           </w:p>
         </w:tc>
@@ -587,31 +2050,47 @@
               <w:jc w:val="left"/>
             </w:pPr>
             <w:r>
+              <w:t xml:space="preserve">ICTU, </w:t>
+            </w:r>
+            <w:r>
               <w:rPr>
                 <w:highlight w:val="yellow"/>
               </w:rPr>
-              <w:t>{datum}</w:t>
-            </w:r>
-          </w:p>
-        </w:tc>
+              <w:t>{reviewers}</w:t>
+            </w:r>
+          </w:p>
+        </w:tc>
+      </w:tr>
+      <w:tr>
         <w:tc>
           <w:tcPr>
             <w:tcW w:type="auto" w:w="2267"/>
           </w:tcPr>
           <w:p>
             <w:pPr>
-              <w:jc w:val="center"/>
+              <w:jc w:val="left"/>
+            </w:pPr>
+            <w:r>
+              <w:t>Business impact analysis (BIA)</w:t>
+            </w:r>
+          </w:p>
+        </w:tc>
+        <w:tc>
+          <w:tcPr>
+            <w:tcW w:type="auto" w:w="2267"/>
+          </w:tcPr>
+          <w:p>
+            <w:pPr>
+              <w:jc w:val="left"/>
             </w:pPr>
             <w:r>
               <w:rPr>
                 <w:highlight w:val="yellow"/>
               </w:rPr>
-              <w:t>{versie}</w:t>
-            </w:r>
-          </w:p>
-        </w:tc>
-      </w:tr>
-      <w:tr>
+              <w:t>{verantwoordelijke}</w:t>
+            </w:r>
+          </w:p>
+        </w:tc>
         <w:tc>
           <w:tcPr>
             <w:tcW w:type="auto" w:w="2267"/>
@@ -621,13 +2100,10 @@
               <w:jc w:val="left"/>
             </w:pPr>
             <w:r>
-              <w:t xml:space="preserve">Kwaliteitsmanager </w:t>
-            </w:r>
-            <w:r>
               <w:rPr>
                 <w:highlight w:val="yellow"/>
               </w:rPr>
-              <w:t>{beheerorganisatie}</w:t>
+              <w:t>{penvoerder}</w:t>
             </w:r>
           </w:p>
         </w:tc>
@@ -640,13 +2116,18 @@
               <w:jc w:val="left"/>
             </w:pPr>
             <w:r>
+              <w:t xml:space="preserve">ICTU, </w:t>
+            </w:r>
+            <w:r>
               <w:rPr>
                 <w:highlight w:val="yellow"/>
               </w:rPr>
-              <w:t>{naam kwaliteitsmanager beheerorganisatie}</w:t>
-            </w:r>
-          </w:p>
-        </w:tc>
+              <w:t>{reviewers}</w:t>
+            </w:r>
+          </w:p>
+        </w:tc>
+      </w:tr>
+      <w:tr>
         <w:tc>
           <w:tcPr>
             <w:tcW w:type="auto" w:w="2267"/>
@@ -656,10 +2137,23 @@
               <w:jc w:val="left"/>
             </w:pPr>
             <w:r>
+              <w:t>Privacy impact assessment (PIA)</w:t>
+            </w:r>
+          </w:p>
+        </w:tc>
+        <w:tc>
+          <w:tcPr>
+            <w:tcW w:type="auto" w:w="2267"/>
+          </w:tcPr>
+          <w:p>
+            <w:pPr>
+              <w:jc w:val="left"/>
+            </w:pPr>
+            <w:r>
               <w:rPr>
                 <w:highlight w:val="yellow"/>
               </w:rPr>
-              <w:t>{datum}</w:t>
+              <w:t>{verantwoordelijke}</w:t>
             </w:r>
           </w:p>
         </w:tc>
@@ -669,18 +2163,16 @@
           </w:tcPr>
           <w:p>
             <w:pPr>
-              <w:jc w:val="center"/>
+              <w:jc w:val="left"/>
             </w:pPr>
             <w:r>
               <w:rPr>
                 <w:highlight w:val="yellow"/>
               </w:rPr>
-              <w:t>{versie}</w:t>
-            </w:r>
-          </w:p>
-        </w:tc>
-      </w:tr>
-      <w:tr>
+              <w:t>{penvoerder}</w:t>
+            </w:r>
+          </w:p>
+        </w:tc>
         <w:tc>
           <w:tcPr>
             <w:tcW w:type="auto" w:w="2267"/>
@@ -690,10 +2182,18 @@
               <w:jc w:val="left"/>
             </w:pPr>
             <w:r>
-              <w:t>Kwaliteitsmanager ICTU</w:t>
-            </w:r>
-          </w:p>
-        </w:tc>
+              <w:t xml:space="preserve">ICTU, </w:t>
+            </w:r>
+            <w:r>
+              <w:rPr>
+                <w:highlight w:val="yellow"/>
+              </w:rPr>
+              <w:t>{reviewers}</w:t>
+            </w:r>
+          </w:p>
+        </w:tc>
+      </w:tr>
+      <w:tr>
         <w:tc>
           <w:tcPr>
             <w:tcW w:type="auto" w:w="2267"/>
@@ -703,10 +2203,23 @@
               <w:jc w:val="left"/>
             </w:pPr>
             <w:r>
+              <w:t>Globaal functioneel ontwerp (GFO)</w:t>
+            </w:r>
+          </w:p>
+        </w:tc>
+        <w:tc>
+          <w:tcPr>
+            <w:tcW w:type="auto" w:w="2267"/>
+          </w:tcPr>
+          <w:p>
+            <w:pPr>
+              <w:jc w:val="left"/>
+            </w:pPr>
+            <w:r>
               <w:rPr>
                 <w:highlight w:val="yellow"/>
               </w:rPr>
-              <w:t>{naam kwaliteitsmanager ICTU}</w:t>
+              <w:t>{verantwoordelijke}</w:t>
             </w:r>
           </w:p>
         </w:tc>
@@ -719,703 +2232,1076 @@
               <w:jc w:val="left"/>
             </w:pPr>
             <w:r>
+              <w:t>ICTU</w:t>
+            </w:r>
+          </w:p>
+        </w:tc>
+        <w:tc>
+          <w:tcPr>
+            <w:tcW w:type="auto" w:w="2267"/>
+          </w:tcPr>
+          <w:p>
+            <w:pPr>
+              <w:jc w:val="left"/>
+            </w:pPr>
+            <w:r>
               <w:rPr>
                 <w:highlight w:val="yellow"/>
               </w:rPr>
-              <w:t>{datum}</w:t>
-            </w:r>
-          </w:p>
-        </w:tc>
+              <w:t>{reviewers}</w:t>
+            </w:r>
+          </w:p>
+        </w:tc>
+      </w:tr>
+      <w:tr>
         <w:tc>
           <w:tcPr>
             <w:tcW w:type="auto" w:w="2267"/>
           </w:tcPr>
           <w:p>
             <w:pPr>
-              <w:jc w:val="center"/>
+              <w:jc w:val="left"/>
+            </w:pPr>
+            <w:r>
+              <w:t>Interactie-ontwerp (UX)</w:t>
+            </w:r>
+          </w:p>
+        </w:tc>
+        <w:tc>
+          <w:tcPr>
+            <w:tcW w:type="auto" w:w="2267"/>
+          </w:tcPr>
+          <w:p>
+            <w:pPr>
+              <w:jc w:val="left"/>
             </w:pPr>
             <w:r>
               <w:rPr>
                 <w:highlight w:val="yellow"/>
               </w:rPr>
-              <w:t>{versie}</w:t>
+              <w:t>{verantwoordelijke}</w:t>
+            </w:r>
+          </w:p>
+        </w:tc>
+        <w:tc>
+          <w:tcPr>
+            <w:tcW w:type="auto" w:w="2267"/>
+          </w:tcPr>
+          <w:p>
+            <w:pPr>
+              <w:jc w:val="left"/>
+            </w:pPr>
+            <w:r>
+              <w:t>ICTU</w:t>
+            </w:r>
+          </w:p>
+        </w:tc>
+        <w:tc>
+          <w:tcPr>
+            <w:tcW w:type="auto" w:w="2267"/>
+          </w:tcPr>
+          <w:p>
+            <w:pPr>
+              <w:jc w:val="left"/>
+            </w:pPr>
+            <w:r>
+              <w:rPr>
+                <w:highlight w:val="yellow"/>
+              </w:rPr>
+              <w:t>{reviewers}</w:t>
+            </w:r>
+          </w:p>
+        </w:tc>
+      </w:tr>
+      <w:tr>
+        <w:tc>
+          <w:tcPr>
+            <w:tcW w:type="auto" w:w="2267"/>
+          </w:tcPr>
+          <w:p>
+            <w:pPr>
+              <w:jc w:val="left"/>
+            </w:pPr>
+            <w:r>
+              <w:t>Softwarearchitectuurdocument (SAD)</w:t>
+            </w:r>
+          </w:p>
+        </w:tc>
+        <w:tc>
+          <w:tcPr>
+            <w:tcW w:type="auto" w:w="2267"/>
+          </w:tcPr>
+          <w:p>
+            <w:pPr>
+              <w:jc w:val="left"/>
+            </w:pPr>
+            <w:r>
+              <w:rPr>
+                <w:highlight w:val="yellow"/>
+              </w:rPr>
+              <w:t>{verantwoordelijke}</w:t>
+            </w:r>
+          </w:p>
+        </w:tc>
+        <w:tc>
+          <w:tcPr>
+            <w:tcW w:type="auto" w:w="2267"/>
+          </w:tcPr>
+          <w:p>
+            <w:pPr>
+              <w:jc w:val="left"/>
+            </w:pPr>
+            <w:r>
+              <w:t>ICTU</w:t>
+            </w:r>
+          </w:p>
+        </w:tc>
+        <w:tc>
+          <w:tcPr>
+            <w:tcW w:type="auto" w:w="2267"/>
+          </w:tcPr>
+          <w:p>
+            <w:pPr>
+              <w:jc w:val="left"/>
+            </w:pPr>
+            <w:r>
+              <w:rPr>
+                <w:highlight w:val="yellow"/>
+              </w:rPr>
+              <w:t>{reviewers}</w:t>
+            </w:r>
+          </w:p>
+        </w:tc>
+      </w:tr>
+      <w:tr>
+        <w:tc>
+          <w:tcPr>
+            <w:tcW w:type="auto" w:w="2267"/>
+          </w:tcPr>
+          <w:p>
+            <w:pPr>
+              <w:jc w:val="left"/>
+            </w:pPr>
+            <w:r>
+              <w:t>Infrastructuurarchitectuur (IA)</w:t>
+            </w:r>
+          </w:p>
+        </w:tc>
+        <w:tc>
+          <w:tcPr>
+            <w:tcW w:type="auto" w:w="2267"/>
+          </w:tcPr>
+          <w:p>
+            <w:pPr>
+              <w:jc w:val="left"/>
+            </w:pPr>
+            <w:r>
+              <w:rPr>
+                <w:highlight w:val="yellow"/>
+              </w:rPr>
+              <w:t>{verantwoordelijke}</w:t>
+            </w:r>
+          </w:p>
+        </w:tc>
+        <w:tc>
+          <w:tcPr>
+            <w:tcW w:type="auto" w:w="2267"/>
+          </w:tcPr>
+          <w:p>
+            <w:pPr>
+              <w:jc w:val="left"/>
+            </w:pPr>
+            <w:r>
+              <w:rPr>
+                <w:highlight w:val="yellow"/>
+              </w:rPr>
+              <w:t>{penvoerder}</w:t>
+            </w:r>
+          </w:p>
+        </w:tc>
+        <w:tc>
+          <w:tcPr>
+            <w:tcW w:type="auto" w:w="2267"/>
+          </w:tcPr>
+          <w:p>
+            <w:pPr>
+              <w:jc w:val="left"/>
+            </w:pPr>
+            <w:r>
+              <w:t xml:space="preserve">ICTU, </w:t>
+            </w:r>
+            <w:r>
+              <w:rPr>
+                <w:highlight w:val="yellow"/>
+              </w:rPr>
+              <w:t>{reviewers}</w:t>
+            </w:r>
+          </w:p>
+        </w:tc>
+      </w:tr>
+      <w:tr>
+        <w:tc>
+          <w:tcPr>
+            <w:tcW w:type="auto" w:w="2267"/>
+          </w:tcPr>
+          <w:p>
+            <w:pPr>
+              <w:jc w:val="left"/>
+            </w:pPr>
+            <w:r>
+              <w:t>Product risico analyse (PRA)</w:t>
+            </w:r>
+          </w:p>
+        </w:tc>
+        <w:tc>
+          <w:tcPr>
+            <w:tcW w:type="auto" w:w="2267"/>
+          </w:tcPr>
+          <w:p>
+            <w:pPr>
+              <w:jc w:val="left"/>
+            </w:pPr>
+            <w:r>
+              <w:rPr>
+                <w:highlight w:val="yellow"/>
+              </w:rPr>
+              <w:t>{verantwoordelijke}</w:t>
+            </w:r>
+          </w:p>
+        </w:tc>
+        <w:tc>
+          <w:tcPr>
+            <w:tcW w:type="auto" w:w="2267"/>
+          </w:tcPr>
+          <w:p>
+            <w:pPr>
+              <w:jc w:val="left"/>
+            </w:pPr>
+            <w:r>
+              <w:rPr>
+                <w:highlight w:val="yellow"/>
+              </w:rPr>
+              <w:t>{penvoerder}</w:t>
+            </w:r>
+          </w:p>
+        </w:tc>
+        <w:tc>
+          <w:tcPr>
+            <w:tcW w:type="auto" w:w="2267"/>
+          </w:tcPr>
+          <w:p>
+            <w:pPr>
+              <w:jc w:val="left"/>
+            </w:pPr>
+            <w:r>
+              <w:t xml:space="preserve">ICTU, </w:t>
+            </w:r>
+            <w:r>
+              <w:rPr>
+                <w:highlight w:val="yellow"/>
+              </w:rPr>
+              <w:t>{reviewers}</w:t>
+            </w:r>
+          </w:p>
+        </w:tc>
+      </w:tr>
+      <w:tr>
+        <w:tc>
+          <w:tcPr>
+            <w:tcW w:type="auto" w:w="2267"/>
+          </w:tcPr>
+          <w:p>
+            <w:pPr>
+              <w:jc w:val="left"/>
+            </w:pPr>
+            <w:r>
+              <w:t>Mastertestplan (op basis van PRA)</w:t>
+            </w:r>
+          </w:p>
+        </w:tc>
+        <w:tc>
+          <w:tcPr>
+            <w:tcW w:type="auto" w:w="2267"/>
+          </w:tcPr>
+          <w:p>
+            <w:pPr>
+              <w:jc w:val="left"/>
+            </w:pPr>
+            <w:r>
+              <w:rPr>
+                <w:highlight w:val="yellow"/>
+              </w:rPr>
+              <w:t>{verantwoordelijke}</w:t>
+            </w:r>
+          </w:p>
+        </w:tc>
+        <w:tc>
+          <w:tcPr>
+            <w:tcW w:type="auto" w:w="2267"/>
+          </w:tcPr>
+          <w:p>
+            <w:pPr>
+              <w:jc w:val="left"/>
+            </w:pPr>
+            <w:r>
+              <w:rPr>
+                <w:highlight w:val="yellow"/>
+              </w:rPr>
+              <w:t>{penvoerder}</w:t>
+            </w:r>
+          </w:p>
+        </w:tc>
+        <w:tc>
+          <w:tcPr>
+            <w:tcW w:type="auto" w:w="2267"/>
+          </w:tcPr>
+          <w:p>
+            <w:pPr>
+              <w:jc w:val="left"/>
+            </w:pPr>
+            <w:r>
+              <w:t xml:space="preserve">ICTU, </w:t>
+            </w:r>
+            <w:r>
+              <w:rPr>
+                <w:highlight w:val="yellow"/>
+              </w:rPr>
+              <w:t>{reviewers}</w:t>
+            </w:r>
+          </w:p>
+        </w:tc>
+      </w:tr>
+      <w:tr>
+        <w:tc>
+          <w:tcPr>
+            <w:tcW w:type="auto" w:w="2267"/>
+          </w:tcPr>
+          <w:p>
+            <w:pPr>
+              <w:jc w:val="left"/>
+            </w:pPr>
+            <w:r>
+              <w:t>Detailtestplan softwarerealisatie</w:t>
+            </w:r>
+          </w:p>
+        </w:tc>
+        <w:tc>
+          <w:tcPr>
+            <w:tcW w:type="auto" w:w="2267"/>
+          </w:tcPr>
+          <w:p>
+            <w:pPr>
+              <w:jc w:val="left"/>
+            </w:pPr>
+            <w:r>
+              <w:rPr>
+                <w:highlight w:val="yellow"/>
+              </w:rPr>
+              <w:t>{verantwoordelijke}</w:t>
+            </w:r>
+          </w:p>
+        </w:tc>
+        <w:tc>
+          <w:tcPr>
+            <w:tcW w:type="auto" w:w="2267"/>
+          </w:tcPr>
+          <w:p>
+            <w:pPr>
+              <w:jc w:val="left"/>
+            </w:pPr>
+            <w:r>
+              <w:t>ICTU</w:t>
+            </w:r>
+          </w:p>
+        </w:tc>
+        <w:tc>
+          <w:tcPr>
+            <w:tcW w:type="auto" w:w="2267"/>
+          </w:tcPr>
+          <w:p>
+            <w:pPr>
+              <w:jc w:val="left"/>
+            </w:pPr>
+            <w:r>
+              <w:rPr>
+                <w:highlight w:val="yellow"/>
+              </w:rPr>
+              <w:t>{reviewers}</w:t>
+            </w:r>
+          </w:p>
+        </w:tc>
+      </w:tr>
+      <w:tr>
+        <w:tc>
+          <w:tcPr>
+            <w:tcW w:type="auto" w:w="2267"/>
+          </w:tcPr>
+          <w:p>
+            <w:pPr>
+              <w:jc w:val="left"/>
+            </w:pPr>
+            <w:r>
+              <w:t>Threat &amp; vulnerability assessment (TVA)</w:t>
+            </w:r>
+          </w:p>
+        </w:tc>
+        <w:tc>
+          <w:tcPr>
+            <w:tcW w:type="auto" w:w="2267"/>
+          </w:tcPr>
+          <w:p>
+            <w:pPr>
+              <w:jc w:val="left"/>
+            </w:pPr>
+            <w:r>
+              <w:rPr>
+                <w:highlight w:val="yellow"/>
+              </w:rPr>
+              <w:t>{verantwoordelijke}</w:t>
+            </w:r>
+          </w:p>
+        </w:tc>
+        <w:tc>
+          <w:tcPr>
+            <w:tcW w:type="auto" w:w="2267"/>
+          </w:tcPr>
+          <w:p>
+            <w:pPr>
+              <w:jc w:val="left"/>
+            </w:pPr>
+            <w:r>
+              <w:rPr>
+                <w:highlight w:val="yellow"/>
+              </w:rPr>
+              <w:t>{penvoerder}</w:t>
+            </w:r>
+          </w:p>
+        </w:tc>
+        <w:tc>
+          <w:tcPr>
+            <w:tcW w:type="auto" w:w="2267"/>
+          </w:tcPr>
+          <w:p>
+            <w:pPr>
+              <w:jc w:val="left"/>
+            </w:pPr>
+            <w:r>
+              <w:t xml:space="preserve">ICTU, </w:t>
+            </w:r>
+            <w:r>
+              <w:rPr>
+                <w:highlight w:val="yellow"/>
+              </w:rPr>
+              <w:t>{reviewers}</w:t>
+            </w:r>
+          </w:p>
+        </w:tc>
+      </w:tr>
+      <w:tr>
+        <w:tc>
+          <w:tcPr>
+            <w:tcW w:type="auto" w:w="2267"/>
+          </w:tcPr>
+          <w:p>
+            <w:pPr>
+              <w:jc w:val="left"/>
+            </w:pPr>
+            <w:r>
+              <w:t>Informatiebeveiligingsplan (IB-plan)</w:t>
+            </w:r>
+          </w:p>
+        </w:tc>
+        <w:tc>
+          <w:tcPr>
+            <w:tcW w:type="auto" w:w="2267"/>
+          </w:tcPr>
+          <w:p>
+            <w:pPr>
+              <w:jc w:val="left"/>
+            </w:pPr>
+            <w:r>
+              <w:rPr>
+                <w:highlight w:val="yellow"/>
+              </w:rPr>
+              <w:t>{verantwoordelijke}</w:t>
+            </w:r>
+          </w:p>
+        </w:tc>
+        <w:tc>
+          <w:tcPr>
+            <w:tcW w:type="auto" w:w="2267"/>
+          </w:tcPr>
+          <w:p>
+            <w:pPr>
+              <w:jc w:val="left"/>
+            </w:pPr>
+            <w:r>
+              <w:rPr>
+                <w:highlight w:val="yellow"/>
+              </w:rPr>
+              <w:t>{penvoerder}</w:t>
+            </w:r>
+          </w:p>
+        </w:tc>
+        <w:tc>
+          <w:tcPr>
+            <w:tcW w:type="auto" w:w="2267"/>
+          </w:tcPr>
+          <w:p>
+            <w:pPr>
+              <w:jc w:val="left"/>
+            </w:pPr>
+            <w:r>
+              <w:t xml:space="preserve">ICTU, </w:t>
+            </w:r>
+            <w:r>
+              <w:rPr>
+                <w:highlight w:val="yellow"/>
+              </w:rPr>
+              <w:t>{reviewers}</w:t>
+            </w:r>
+          </w:p>
+        </w:tc>
+      </w:tr>
+      <w:tr>
+        <w:tc>
+          <w:tcPr>
+            <w:tcW w:type="auto" w:w="2267"/>
+          </w:tcPr>
+          <w:p>
+            <w:pPr>
+              <w:jc w:val="left"/>
+            </w:pPr>
+            <w:r>
+              <w:t>Niet-functionele eisen (NFE)</w:t>
+            </w:r>
+          </w:p>
+        </w:tc>
+        <w:tc>
+          <w:tcPr>
+            <w:tcW w:type="auto" w:w="2267"/>
+          </w:tcPr>
+          <w:p>
+            <w:pPr>
+              <w:jc w:val="left"/>
+            </w:pPr>
+            <w:r>
+              <w:rPr>
+                <w:highlight w:val="yellow"/>
+              </w:rPr>
+              <w:t>{verantwoordelijke}</w:t>
+            </w:r>
+          </w:p>
+        </w:tc>
+        <w:tc>
+          <w:tcPr>
+            <w:tcW w:type="auto" w:w="2267"/>
+          </w:tcPr>
+          <w:p>
+            <w:pPr>
+              <w:jc w:val="left"/>
+            </w:pPr>
+            <w:r>
+              <w:rPr>
+                <w:highlight w:val="yellow"/>
+              </w:rPr>
+              <w:t>{penvoerder}</w:t>
+            </w:r>
+          </w:p>
+        </w:tc>
+        <w:tc>
+          <w:tcPr>
+            <w:tcW w:type="auto" w:w="2267"/>
+          </w:tcPr>
+          <w:p>
+            <w:pPr>
+              <w:jc w:val="left"/>
+            </w:pPr>
+            <w:r>
+              <w:t xml:space="preserve">ICTU, </w:t>
+            </w:r>
+            <w:r>
+              <w:rPr>
+                <w:highlight w:val="yellow"/>
+              </w:rPr>
+              <w:t>{reviewers}</w:t>
+            </w:r>
+          </w:p>
+        </w:tc>
+      </w:tr>
+      <w:tr>
+        <w:tc>
+          <w:tcPr>
+            <w:tcW w:type="auto" w:w="2267"/>
+          </w:tcPr>
+          <w:p>
+            <w:pPr>
+              <w:jc w:val="left"/>
+            </w:pPr>
+            <w:r>
+              <w:t>Kwaliteitsplan</w:t>
+            </w:r>
+          </w:p>
+        </w:tc>
+        <w:tc>
+          <w:tcPr>
+            <w:tcW w:type="auto" w:w="2267"/>
+          </w:tcPr>
+          <w:p>
+            <w:pPr>
+              <w:jc w:val="left"/>
+            </w:pPr>
+            <w:r>
+              <w:rPr>
+                <w:highlight w:val="yellow"/>
+              </w:rPr>
+              <w:t>{verantwoordelijke}</w:t>
+            </w:r>
+          </w:p>
+        </w:tc>
+        <w:tc>
+          <w:tcPr>
+            <w:tcW w:type="auto" w:w="2267"/>
+          </w:tcPr>
+          <w:p>
+            <w:pPr>
+              <w:jc w:val="left"/>
+            </w:pPr>
+            <w:r>
+              <w:t>ICTU</w:t>
+            </w:r>
+          </w:p>
+        </w:tc>
+        <w:tc>
+          <w:tcPr>
+            <w:tcW w:type="auto" w:w="2267"/>
+          </w:tcPr>
+          <w:p>
+            <w:pPr>
+              <w:jc w:val="left"/>
+            </w:pPr>
+            <w:r>
+              <w:rPr>
+                <w:highlight w:val="yellow"/>
+              </w:rPr>
+              <w:t>{reviewers}</w:t>
+            </w:r>
+          </w:p>
+        </w:tc>
+      </w:tr>
+      <w:tr>
+        <w:tc>
+          <w:tcPr>
+            <w:tcW w:type="auto" w:w="2267"/>
+          </w:tcPr>
+          <w:p>
+            <w:pPr>
+              <w:jc w:val="left"/>
+            </w:pPr>
+            <w:r>
+              <w:t>Geprioriteerde backlog met user stories</w:t>
+            </w:r>
+          </w:p>
+        </w:tc>
+        <w:tc>
+          <w:tcPr>
+            <w:tcW w:type="auto" w:w="2267"/>
+          </w:tcPr>
+          <w:p>
+            <w:pPr>
+              <w:jc w:val="left"/>
+            </w:pPr>
+            <w:r>
+              <w:rPr>
+                <w:highlight w:val="yellow"/>
+              </w:rPr>
+              <w:t>{verantwoordelijke}</w:t>
+            </w:r>
+          </w:p>
+        </w:tc>
+        <w:tc>
+          <w:tcPr>
+            <w:tcW w:type="auto" w:w="2267"/>
+          </w:tcPr>
+          <w:p>
+            <w:pPr>
+              <w:jc w:val="left"/>
+            </w:pPr>
+            <w:r>
+              <w:rPr>
+                <w:highlight w:val="yellow"/>
+              </w:rPr>
+              <w:t>{penvoerder}</w:t>
+            </w:r>
+          </w:p>
+        </w:tc>
+        <w:tc>
+          <w:tcPr>
+            <w:tcW w:type="auto" w:w="2267"/>
+          </w:tcPr>
+          <w:p>
+            <w:pPr>
+              <w:jc w:val="left"/>
+            </w:pPr>
+            <w:r>
+              <w:t xml:space="preserve">ICTU, </w:t>
+            </w:r>
+            <w:r>
+              <w:rPr>
+                <w:highlight w:val="yellow"/>
+              </w:rPr>
+              <w:t>{reviewers}</w:t>
+            </w:r>
+          </w:p>
+        </w:tc>
+      </w:tr>
+      <w:tr>
+        <w:tc>
+          <w:tcPr>
+            <w:tcW w:type="auto" w:w="2267"/>
+          </w:tcPr>
+          <w:p>
+            <w:pPr>
+              <w:jc w:val="left"/>
+            </w:pPr>
+            <w:r>
+              <w:t>Vastgesteld minimal viable product</w:t>
+            </w:r>
+          </w:p>
+        </w:tc>
+        <w:tc>
+          <w:tcPr>
+            <w:tcW w:type="auto" w:w="2267"/>
+          </w:tcPr>
+          <w:p>
+            <w:pPr>
+              <w:jc w:val="left"/>
+            </w:pPr>
+            <w:r>
+              <w:rPr>
+                <w:highlight w:val="yellow"/>
+              </w:rPr>
+              <w:t>{verantwoordelijke}</w:t>
+            </w:r>
+          </w:p>
+        </w:tc>
+        <w:tc>
+          <w:tcPr>
+            <w:tcW w:type="auto" w:w="2267"/>
+          </w:tcPr>
+          <w:p>
+            <w:pPr>
+              <w:jc w:val="left"/>
+            </w:pPr>
+            <w:r>
+              <w:rPr>
+                <w:highlight w:val="yellow"/>
+              </w:rPr>
+              <w:t>{penvoerder}</w:t>
+            </w:r>
+          </w:p>
+        </w:tc>
+        <w:tc>
+          <w:tcPr>
+            <w:tcW w:type="auto" w:w="2267"/>
+          </w:tcPr>
+          <w:p>
+            <w:pPr>
+              <w:jc w:val="left"/>
+            </w:pPr>
+            <w:r>
+              <w:t xml:space="preserve">ICTU, </w:t>
+            </w:r>
+            <w:r>
+              <w:rPr>
+                <w:highlight w:val="yellow"/>
+              </w:rPr>
+              <w:t>{reviewers}</w:t>
+            </w:r>
+          </w:p>
+        </w:tc>
+      </w:tr>
+      <w:tr>
+        <w:tc>
+          <w:tcPr>
+            <w:tcW w:type="auto" w:w="2267"/>
+          </w:tcPr>
+          <w:p>
+            <w:pPr>
+              <w:jc w:val="left"/>
+            </w:pPr>
+            <w:r>
+              <w:t>Wireframe, mockup, prototype, animatie</w:t>
+            </w:r>
+          </w:p>
+        </w:tc>
+        <w:tc>
+          <w:tcPr>
+            <w:tcW w:type="auto" w:w="2267"/>
+          </w:tcPr>
+          <w:p>
+            <w:pPr>
+              <w:jc w:val="left"/>
+            </w:pPr>
+            <w:r>
+              <w:rPr>
+                <w:highlight w:val="yellow"/>
+              </w:rPr>
+              <w:t>{verantwoordelijke}</w:t>
+            </w:r>
+          </w:p>
+        </w:tc>
+        <w:tc>
+          <w:tcPr>
+            <w:tcW w:type="auto" w:w="2267"/>
+          </w:tcPr>
+          <w:p>
+            <w:pPr>
+              <w:jc w:val="left"/>
+            </w:pPr>
+            <w:r>
+              <w:t>ICTU</w:t>
+            </w:r>
+          </w:p>
+        </w:tc>
+        <w:tc>
+          <w:tcPr>
+            <w:tcW w:type="auto" w:w="2267"/>
+          </w:tcPr>
+          <w:p>
+            <w:pPr>
+              <w:jc w:val="left"/>
+            </w:pPr>
+            <w:r>
+              <w:rPr>
+                <w:highlight w:val="yellow"/>
+              </w:rPr>
+              <w:t>{reviewers}</w:t>
+            </w:r>
+          </w:p>
+        </w:tc>
+      </w:tr>
+      <w:tr>
+        <w:tc>
+          <w:tcPr>
+            <w:tcW w:type="auto" w:w="2267"/>
+          </w:tcPr>
+          <w:p>
+            <w:pPr>
+              <w:jc w:val="left"/>
+            </w:pPr>
+            <w:r>
+              <w:t>Voorstel realisatiefase</w:t>
+            </w:r>
+          </w:p>
+        </w:tc>
+        <w:tc>
+          <w:tcPr>
+            <w:tcW w:type="auto" w:w="2267"/>
+          </w:tcPr>
+          <w:p>
+            <w:pPr>
+              <w:jc w:val="left"/>
+            </w:pPr>
+            <w:r>
+              <w:t>ICTU</w:t>
+            </w:r>
+          </w:p>
+        </w:tc>
+        <w:tc>
+          <w:tcPr>
+            <w:tcW w:type="auto" w:w="2267"/>
+          </w:tcPr>
+          <w:p>
+            <w:pPr>
+              <w:jc w:val="left"/>
+            </w:pPr>
+            <w:r>
+              <w:t>ICTU</w:t>
+            </w:r>
+          </w:p>
+        </w:tc>
+        <w:tc>
+          <w:tcPr>
+            <w:tcW w:type="auto" w:w="2267"/>
+          </w:tcPr>
+          <w:p>
+            <w:pPr>
+              <w:jc w:val="left"/>
+            </w:pPr>
+            <w:r>
+              <w:rPr>
+                <w:highlight w:val="yellow"/>
+              </w:rPr>
+              <w:t>{reviewers}</w:t>
+            </w:r>
+          </w:p>
+        </w:tc>
+      </w:tr>
+      <w:tr>
+        <w:tc>
+          <w:tcPr>
+            <w:tcW w:type="auto" w:w="2267"/>
+          </w:tcPr>
+          <w:p>
+            <w:pPr>
+              <w:jc w:val="left"/>
+            </w:pPr>
+            <w:r>
+              <w:t>Plan van aanpak realisatiefase</w:t>
+            </w:r>
+          </w:p>
+        </w:tc>
+        <w:tc>
+          <w:tcPr>
+            <w:tcW w:type="auto" w:w="2267"/>
+          </w:tcPr>
+          <w:p>
+            <w:pPr>
+              <w:jc w:val="left"/>
+            </w:pPr>
+            <w:r>
+              <w:t>ICTU</w:t>
+            </w:r>
+          </w:p>
+        </w:tc>
+        <w:tc>
+          <w:tcPr>
+            <w:tcW w:type="auto" w:w="2267"/>
+          </w:tcPr>
+          <w:p>
+            <w:pPr>
+              <w:jc w:val="left"/>
+            </w:pPr>
+            <w:r>
+              <w:t>ICTU</w:t>
+            </w:r>
+          </w:p>
+        </w:tc>
+        <w:tc>
+          <w:tcPr>
+            <w:tcW w:type="auto" w:w="2267"/>
+          </w:tcPr>
+          <w:p>
+            <w:pPr>
+              <w:jc w:val="left"/>
+            </w:pPr>
+            <w:r>
+              <w:rPr>
+                <w:highlight w:val="yellow"/>
+              </w:rPr>
+              <w:t>{reviewers}</w:t>
+            </w:r>
+          </w:p>
+        </w:tc>
+      </w:tr>
+      <w:tr>
+        <w:tc>
+          <w:tcPr>
+            <w:tcW w:type="auto" w:w="2267"/>
+          </w:tcPr>
+          <w:p>
+            <w:pPr>
+              <w:jc w:val="left"/>
+            </w:pPr>
+            <w:r>
+              <w:t>Rapportage t.b.v. go/no-go besluit</w:t>
+            </w:r>
+          </w:p>
+        </w:tc>
+        <w:tc>
+          <w:tcPr>
+            <w:tcW w:type="auto" w:w="2267"/>
+          </w:tcPr>
+          <w:p>
+            <w:pPr>
+              <w:jc w:val="left"/>
+            </w:pPr>
+            <w:r>
+              <w:rPr>
+                <w:highlight w:val="yellow"/>
+              </w:rPr>
+              <w:t>{verantwoordelijke}</w:t>
+            </w:r>
+          </w:p>
+        </w:tc>
+        <w:tc>
+          <w:tcPr>
+            <w:tcW w:type="auto" w:w="2267"/>
+          </w:tcPr>
+          <w:p>
+            <w:pPr>
+              <w:jc w:val="left"/>
+            </w:pPr>
+            <w:r>
+              <w:t>ICTU</w:t>
+            </w:r>
+          </w:p>
+        </w:tc>
+        <w:tc>
+          <w:tcPr>
+            <w:tcW w:type="auto" w:w="2267"/>
+          </w:tcPr>
+          <w:p>
+            <w:pPr>
+              <w:jc w:val="left"/>
+            </w:pPr>
+            <w:r>
+              <w:rPr>
+                <w:highlight w:val="yellow"/>
+              </w:rPr>
+              <w:t>{reviewers}</w:t>
             </w:r>
           </w:p>
         </w:tc>
       </w:tr>
     </w:tbl>
     <w:p>
-      <w:pPr>
-        <w:pStyle w:val="Kop6"/>
-      </w:pPr>
-      <w:r>
-        <w:t>Vereiste goedkeuringen</w:t>
-      </w:r>
-    </w:p>
-    <w:tbl>
-      <w:tblPr>
-        <w:tblStyle w:val="Tabelraster1"/>
-        <w:tblW w:type="pct" w:w="100%"/>
-        <w:tblLook w:firstColumn="1" w:firstRow="1" w:lastColumn="0" w:lastRow="0" w:noHBand="0" w:noVBand="1" w:val="04A0"/>
-      </w:tblPr>
-      <w:tblGrid>
-        <w:gridCol w:w="2267"/>
-        <w:gridCol w:w="2267"/>
-        <w:gridCol w:w="2267"/>
-        <w:gridCol w:w="2267"/>
-      </w:tblGrid>
-      <w:tr>
-        <w:tc>
-          <w:tcPr>
-            <w:tcW w:type="auto" w:w="2267"/>
-          </w:tcPr>
-          <w:p>
-            <w:pPr>
-              <w:jc w:val="left"/>
-            </w:pPr>
-            <w:r>
-              <w:t>Functie/rol</w:t>
-            </w:r>
-          </w:p>
-        </w:tc>
-        <w:tc>
-          <w:tcPr>
-            <w:tcW w:type="auto" w:w="2267"/>
-          </w:tcPr>
-          <w:p>
-            <w:pPr>
-              <w:jc w:val="left"/>
-            </w:pPr>
-            <w:r>
-              <w:t>Naam</w:t>
-            </w:r>
-          </w:p>
-        </w:tc>
-        <w:tc>
-          <w:tcPr>
-            <w:tcW w:type="auto" w:w="2267"/>
-          </w:tcPr>
-          <w:p>
-            <w:pPr>
-              <w:jc w:val="left"/>
-            </w:pPr>
-            <w:r>
-              <w:t>Datum</w:t>
-            </w:r>
-          </w:p>
-        </w:tc>
-        <w:tc>
-          <w:tcPr>
-            <w:tcW w:type="auto" w:w="2267"/>
-          </w:tcPr>
-          <w:p>
-            <w:pPr>
-              <w:jc w:val="center"/>
-            </w:pPr>
-            <w:r>
-              <w:t>Versie</w:t>
-            </w:r>
-          </w:p>
-        </w:tc>
-      </w:tr>
-      <w:tr>
-        <w:tc>
-          <w:tcPr>
-            <w:tcW w:type="auto" w:w="2267"/>
-          </w:tcPr>
-          <w:p>
-            <w:pPr>
-              <w:jc w:val="left"/>
-            </w:pPr>
-            <w:r>
-              <w:t xml:space="preserve">Projectleider </w:t>
-            </w:r>
-            <w:r>
-              <w:rPr>
-                <w:highlight w:val="yellow"/>
-              </w:rPr>
-              <w:t>{opdrachtgevende organisatie}</w:t>
-            </w:r>
-          </w:p>
-        </w:tc>
-        <w:tc>
-          <w:tcPr>
-            <w:tcW w:type="auto" w:w="2267"/>
-          </w:tcPr>
-          <w:p>
-            <w:pPr>
-              <w:jc w:val="left"/>
-            </w:pPr>
-            <w:r>
-              <w:rPr>
-                <w:highlight w:val="yellow"/>
-              </w:rPr>
-              <w:t>{naam projectleider opdrachtgevende organisatie}</w:t>
-            </w:r>
-          </w:p>
-        </w:tc>
-        <w:tc>
-          <w:tcPr>
-            <w:tcW w:type="auto" w:w="2267"/>
-          </w:tcPr>
-          <w:p>
-            <w:pPr>
-              <w:jc w:val="left"/>
-            </w:pPr>
-            <w:r>
-              <w:rPr>
-                <w:highlight w:val="yellow"/>
-              </w:rPr>
-              <w:t>{datum}</w:t>
-            </w:r>
-          </w:p>
-        </w:tc>
-        <w:tc>
-          <w:tcPr>
-            <w:tcW w:type="auto" w:w="2267"/>
-          </w:tcPr>
-          <w:p>
-            <w:pPr>
-              <w:jc w:val="center"/>
-            </w:pPr>
-            <w:r>
-              <w:rPr>
-                <w:highlight w:val="yellow"/>
-              </w:rPr>
-              <w:t>{versie}</w:t>
-            </w:r>
-          </w:p>
-        </w:tc>
-      </w:tr>
-      <w:tr>
-        <w:tc>
-          <w:tcPr>
-            <w:tcW w:type="auto" w:w="2267"/>
-          </w:tcPr>
-          <w:p>
-            <w:pPr>
-              <w:jc w:val="left"/>
-            </w:pPr>
-            <w:r>
-              <w:t xml:space="preserve">Projectleider </w:t>
-            </w:r>
-            <w:r>
-              <w:rPr>
-                <w:highlight w:val="yellow"/>
-              </w:rPr>
-              <w:t>{beheerorganisatie}</w:t>
-            </w:r>
-          </w:p>
-        </w:tc>
-        <w:tc>
-          <w:tcPr>
-            <w:tcW w:type="auto" w:w="2267"/>
-          </w:tcPr>
-          <w:p>
-            <w:pPr>
-              <w:jc w:val="left"/>
-            </w:pPr>
-            <w:r>
-              <w:rPr>
-                <w:highlight w:val="yellow"/>
-              </w:rPr>
-              <w:t>{naam projectleider beheerorganisatie}</w:t>
-            </w:r>
-          </w:p>
-        </w:tc>
-        <w:tc>
-          <w:tcPr>
-            <w:tcW w:type="auto" w:w="2267"/>
-          </w:tcPr>
-          <w:p>
-            <w:pPr>
-              <w:jc w:val="left"/>
-            </w:pPr>
-            <w:r>
-              <w:rPr>
-                <w:highlight w:val="yellow"/>
-              </w:rPr>
-              <w:t>{datum}</w:t>
-            </w:r>
-          </w:p>
-        </w:tc>
-        <w:tc>
-          <w:tcPr>
-            <w:tcW w:type="auto" w:w="2267"/>
-          </w:tcPr>
-          <w:p>
-            <w:pPr>
-              <w:jc w:val="center"/>
-            </w:pPr>
-            <w:r>
-              <w:rPr>
-                <w:highlight w:val="yellow"/>
-              </w:rPr>
-              <w:t>{versie}</w:t>
-            </w:r>
-          </w:p>
-        </w:tc>
-      </w:tr>
-      <w:tr>
-        <w:tc>
-          <w:tcPr>
-            <w:tcW w:type="auto" w:w="2267"/>
-          </w:tcPr>
-          <w:p>
-            <w:pPr>
-              <w:jc w:val="left"/>
-            </w:pPr>
-            <w:r>
-              <w:t>Projectleider ICTU</w:t>
-            </w:r>
-          </w:p>
-        </w:tc>
-        <w:tc>
-          <w:tcPr>
-            <w:tcW w:type="auto" w:w="2267"/>
-          </w:tcPr>
-          <w:p>
-            <w:pPr>
-              <w:jc w:val="left"/>
-            </w:pPr>
-            <w:r>
-              <w:rPr>
-                <w:highlight w:val="yellow"/>
-              </w:rPr>
-              <w:t>{naam projectleider ICTU}</w:t>
-            </w:r>
-          </w:p>
-        </w:tc>
-        <w:tc>
-          <w:tcPr>
-            <w:tcW w:type="auto" w:w="2267"/>
-          </w:tcPr>
-          <w:p>
-            <w:pPr>
-              <w:jc w:val="left"/>
-            </w:pPr>
-            <w:r>
-              <w:rPr>
-                <w:highlight w:val="yellow"/>
-              </w:rPr>
-              <w:t>{datum}</w:t>
-            </w:r>
-          </w:p>
-        </w:tc>
-        <w:tc>
-          <w:tcPr>
-            <w:tcW w:type="auto" w:w="2267"/>
-          </w:tcPr>
-          <w:p>
-            <w:pPr>
-              <w:jc w:val="center"/>
-            </w:pPr>
-            <w:r>
-              <w:rPr>
-                <w:highlight w:val="yellow"/>
-              </w:rPr>
-              <w:t>{versie}</w:t>
-            </w:r>
-          </w:p>
-        </w:tc>
-      </w:tr>
-      <w:tr>
-        <w:tc>
-          <w:tcPr>
-            <w:tcW w:type="auto" w:w="2267"/>
-          </w:tcPr>
-          <w:p>
-            <w:pPr>
-              <w:jc w:val="left"/>
-            </w:pPr>
-            <w:r>
-              <w:t>Product owner</w:t>
-            </w:r>
-          </w:p>
-        </w:tc>
-        <w:tc>
-          <w:tcPr>
-            <w:tcW w:type="auto" w:w="2267"/>
-          </w:tcPr>
-          <w:p>
-            <w:pPr>
-              <w:jc w:val="left"/>
-            </w:pPr>
-            <w:r>
-              <w:rPr>
-                <w:highlight w:val="yellow"/>
-              </w:rPr>
-              <w:t>{naam product owner}</w:t>
-            </w:r>
-          </w:p>
-        </w:tc>
-        <w:tc>
-          <w:tcPr>
-            <w:tcW w:type="auto" w:w="2267"/>
-          </w:tcPr>
-          <w:p>
-            <w:pPr>
-              <w:jc w:val="left"/>
-            </w:pPr>
-            <w:r>
-              <w:rPr>
-                <w:highlight w:val="yellow"/>
-              </w:rPr>
-              <w:t>{datum}</w:t>
-            </w:r>
-          </w:p>
-        </w:tc>
-        <w:tc>
-          <w:tcPr>
-            <w:tcW w:type="auto" w:w="2267"/>
-          </w:tcPr>
-          <w:p>
-            <w:pPr>
-              <w:jc w:val="center"/>
-            </w:pPr>
-            <w:r>
-              <w:rPr>
-                <w:highlight w:val="yellow"/>
-              </w:rPr>
-              <w:t>{versie}</w:t>
-            </w:r>
-          </w:p>
-        </w:tc>
-      </w:tr>
-    </w:tbl>
-    <w:p>
-      <w:pPr>
-        <w:pStyle w:val="Kop6"/>
-      </w:pPr>
-      <w:r>
-        <w:t>Verzendlijst huidige versie</w:t>
-      </w:r>
-    </w:p>
-    <w:tbl>
-      <w:tblPr>
-        <w:tblStyle w:val="Tabelraster1"/>
-        <w:tblW w:type="pct" w:w="100%"/>
-        <w:tblLook w:firstColumn="1" w:firstRow="1" w:lastColumn="0" w:lastRow="0" w:noHBand="0" w:noVBand="1" w:val="04A0"/>
-      </w:tblPr>
-      <w:tblGrid>
-        <w:gridCol w:w="3023"/>
-        <w:gridCol w:w="3023"/>
-        <w:gridCol w:w="3023"/>
-      </w:tblGrid>
-      <w:tr>
-        <w:tc>
-          <w:tcPr>
-            <w:tcW w:type="auto" w:w="3023"/>
-          </w:tcPr>
-          <w:p>
-            <w:pPr>
-              <w:jc w:val="left"/>
-            </w:pPr>
-            <w:r>
-              <w:t>Naam</w:t>
-            </w:r>
-          </w:p>
-        </w:tc>
-        <w:tc>
-          <w:tcPr>
-            <w:tcW w:type="auto" w:w="3023"/>
-          </w:tcPr>
-          <w:p>
-            <w:pPr>
-              <w:jc w:val="left"/>
-            </w:pPr>
-            <w:r>
-              <w:t>Organisatie</w:t>
-            </w:r>
-          </w:p>
-        </w:tc>
-        <w:tc>
-          <w:tcPr>
-            <w:tcW w:type="auto" w:w="3023"/>
-          </w:tcPr>
-          <w:p>
-            <w:pPr>
-              <w:jc w:val="left"/>
-            </w:pPr>
-            <w:r>
-              <w:t>Functie/rol</w:t>
-            </w:r>
-          </w:p>
-        </w:tc>
-      </w:tr>
-      <w:tr>
-        <w:tc>
-          <w:tcPr>
-            <w:tcW w:type="auto" w:w="3023"/>
-          </w:tcPr>
-          <w:p>
-            <w:pPr>
-              <w:jc w:val="left"/>
-            </w:pPr>
-            <w:r>
-              <w:rPr>
-                <w:highlight w:val="yellow"/>
-              </w:rPr>
-              <w:t>{naam projectleider opdrachtgevende organisatie}</w:t>
-            </w:r>
-          </w:p>
-        </w:tc>
-        <w:tc>
-          <w:tcPr>
-            <w:tcW w:type="auto" w:w="3023"/>
-          </w:tcPr>
-          <w:p>
-            <w:pPr>
-              <w:jc w:val="left"/>
-            </w:pPr>
-            <w:r>
-              <w:rPr>
-                <w:highlight w:val="yellow"/>
-              </w:rPr>
-              <w:t>{opdrachtgevende organisatie}</w:t>
-            </w:r>
-          </w:p>
-        </w:tc>
-        <w:tc>
-          <w:tcPr>
-            <w:tcW w:type="auto" w:w="3023"/>
-          </w:tcPr>
-          <w:p>
-            <w:pPr>
-              <w:jc w:val="left"/>
-            </w:pPr>
-            <w:r>
-              <w:t>Projectleider</w:t>
-            </w:r>
-          </w:p>
-        </w:tc>
-      </w:tr>
-      <w:tr>
-        <w:tc>
-          <w:tcPr>
-            <w:tcW w:type="auto" w:w="3023"/>
-          </w:tcPr>
-          <w:p>
-            <w:pPr>
-              <w:jc w:val="left"/>
-            </w:pPr>
-            <w:r>
-              <w:rPr>
-                <w:highlight w:val="yellow"/>
-              </w:rPr>
-              <w:t>{naam product owner}</w:t>
-            </w:r>
-          </w:p>
-        </w:tc>
-        <w:tc>
-          <w:tcPr>
-            <w:tcW w:type="auto" w:w="3023"/>
-          </w:tcPr>
-          <w:p>
-            <w:pPr>
-              <w:jc w:val="left"/>
-            </w:pPr>
-            <w:r>
-              <w:rPr>
-                <w:highlight w:val="yellow"/>
-              </w:rPr>
-              <w:t>{opdrachtgevende organisatie}</w:t>
-            </w:r>
-          </w:p>
-        </w:tc>
-        <w:tc>
-          <w:tcPr>
-            <w:tcW w:type="auto" w:w="3023"/>
-          </w:tcPr>
-          <w:p>
-            <w:pPr>
-              <w:jc w:val="left"/>
-            </w:pPr>
-            <w:r>
-              <w:t>Product owner</w:t>
-            </w:r>
-          </w:p>
-        </w:tc>
-      </w:tr>
-      <w:tr>
-        <w:tc>
-          <w:tcPr>
-            <w:tcW w:type="auto" w:w="3023"/>
-          </w:tcPr>
-          <w:p>
-            <w:pPr>
-              <w:jc w:val="left"/>
-            </w:pPr>
-            <w:r>
-              <w:rPr>
-                <w:highlight w:val="yellow"/>
-              </w:rPr>
-              <w:t>{naam projectleider beheerorganisatie}</w:t>
-            </w:r>
-          </w:p>
-        </w:tc>
-        <w:tc>
-          <w:tcPr>
-            <w:tcW w:type="auto" w:w="3023"/>
-          </w:tcPr>
-          <w:p>
-            <w:pPr>
-              <w:jc w:val="left"/>
-            </w:pPr>
-            <w:r>
-              <w:rPr>
-                <w:highlight w:val="yellow"/>
-              </w:rPr>
-              <w:t>{beheerorganisatie}</w:t>
-            </w:r>
-          </w:p>
-        </w:tc>
-        <w:tc>
-          <w:tcPr>
-            <w:tcW w:type="auto" w:w="3023"/>
-          </w:tcPr>
-          <w:p>
-            <w:pPr>
-              <w:jc w:val="left"/>
-            </w:pPr>
-            <w:r>
-              <w:t>Projectleider</w:t>
-            </w:r>
-          </w:p>
-        </w:tc>
-      </w:tr>
-      <w:tr>
-        <w:tc>
-          <w:tcPr>
-            <w:tcW w:type="auto" w:w="3023"/>
-          </w:tcPr>
-          <w:p>
-            <w:pPr>
-              <w:jc w:val="left"/>
-            </w:pPr>
-            <w:r>
-              <w:rPr>
-                <w:highlight w:val="yellow"/>
-              </w:rPr>
-              <w:t>{naam projectleider ICTU}</w:t>
-            </w:r>
-          </w:p>
-        </w:tc>
-        <w:tc>
-          <w:tcPr>
-            <w:tcW w:type="auto" w:w="3023"/>
-          </w:tcPr>
-          <w:p>
-            <w:pPr>
-              <w:jc w:val="left"/>
-            </w:pPr>
-            <w:r>
-              <w:t>ICTU</w:t>
-            </w:r>
-          </w:p>
-        </w:tc>
-        <w:tc>
-          <w:tcPr>
-            <w:tcW w:type="auto" w:w="3023"/>
-          </w:tcPr>
-          <w:p>
-            <w:pPr>
-              <w:jc w:val="left"/>
-            </w:pPr>
-            <w:r>
-              <w:t>Projectleider</w:t>
-            </w:r>
-          </w:p>
-        </w:tc>
-      </w:tr>
-      <w:tr>
-        <w:tc>
-          <w:tcPr>
-            <w:tcW w:type="auto" w:w="3023"/>
-          </w:tcPr>
-          <w:p>
-            <w:pPr>
-              <w:jc w:val="left"/>
-            </w:pPr>
-            <w:r>
-              <w:rPr>
-                <w:highlight w:val="yellow"/>
-              </w:rPr>
-              <w:t>{naam software delivery manager}</w:t>
-            </w:r>
-          </w:p>
-        </w:tc>
-        <w:tc>
-          <w:tcPr>
-            <w:tcW w:type="auto" w:w="3023"/>
-          </w:tcPr>
-          <w:p>
-            <w:pPr>
-              <w:jc w:val="left"/>
-            </w:pPr>
-            <w:r>
-              <w:t>ICTU</w:t>
-            </w:r>
-          </w:p>
-        </w:tc>
-        <w:tc>
-          <w:tcPr>
-            <w:tcW w:type="auto" w:w="3023"/>
-          </w:tcPr>
-          <w:p>
-            <w:pPr>
-              <w:jc w:val="left"/>
-            </w:pPr>
-            <w:r>
-              <w:t>Software delivery manager</w:t>
-            </w:r>
-          </w:p>
-        </w:tc>
-      </w:tr>
-    </w:tbl>
-    <w:p>
-      <w:pPr>
-        <w:pStyle w:val="Kop6"/>
-      </w:pPr>
-      <w:r>
-        <w:t>Template versie</w:t>
-      </w:r>
-    </w:p>
-    <w:p>
-      <w:r>
-        <w:t>Versie wip, 08-11-2024</w:t>
-      </w:r>
-    </w:p>
-    <w:p>
-      <w:r>
-        <w:t xml:space="preserve">Verbeterpunten t.a.v. deze template graag melden via </w:t>
-      </w:r>
-      <w:hyperlink r:id="rId15">
+      <w:r>
+        <w:t>De penvoerder van het product is de uitvoerende partij die verantwoordelijk is voor het opleveren van het product tijdens de voorfase; de inhoudelijk verantwoordelijke bepaalt de uiteindelijke inhoud. Zie de ICTU Kwaliteitsaanpak Softwareontwikkeling voor een nadere toelichting op de documentatie.</w:t>
+      </w:r>
+    </w:p>
+    <w:p>
+      <w:r>
+        <w:rPr>
+          <w:highlight w:val="yellow"/>
+        </w:rPr>
+        <w:t>{Een aantal documenten is bij voorkeur al beschikbaar bij de start van de voorfase. De andere documentatie is afhankelijk van deze documenten, dus mochten de benodigde documenten niet aanwezig zijn, dan heeft dat impact op de planning. Controleer de bovenstaande tabel en de planning.}</w:t>
+      </w:r>
+    </w:p>
+    <w:p>
+      <w:r>
+        <w:rPr>
+          <w:highlight w:val="yellow"/>
+        </w:rPr>
+        <w:t xml:space="preserve">{Tip: Neem bovenstaand overzicht op in een separaat document en gebruik dat in de sprints van de voorfase om bij elke sprintafsluiting de status van de te realiseren producten vast te stellen. Zie </w:t>
+      </w:r>
+      <w:hyperlink r:id="rId16">
         <w:r>
           <w:rPr>
             <w:rStyle w:val="Hyperlink"/>
           </w:rPr>
-          <w:t>GitHub</w:t>
+          <w:t>Template plan van aanpak voorfase producten</w:t>
         </w:r>
       </w:hyperlink>
-      <w:r>
-        <w:t>.</w:t>
-      </w:r>
-    </w:p>
-    <w:p>
-      <w:pPr>
-        <w:pStyle w:val="Kop1"/>
-      </w:pPr>
-      <w:r>
-        <w:t>Managementsamenvatting</w:t>
-      </w:r>
-    </w:p>
-    <w:p>
       <w:r>
         <w:rPr>
           <w:highlight w:val="yellow"/>
         </w:rPr>
-        <w:t>{Managementsamenvatting}</w:t>
+        <w:t>.}</w:t>
+      </w:r>
+    </w:p>
+    <w:p>
+      <w:pPr>
+        <w:pStyle w:val="Kop2"/>
+      </w:pPr>
+      <w:r>
+        <w:t>Scope</w:t>
+      </w:r>
+    </w:p>
+    <w:p>
+      <w:r>
+        <w:t>Binnen de scope van de opdracht vallen de producten, genoemd in de voorgaande tabel, waarvan ICTU de penvoerder is en de organisatie van werksessies ten behoeve van het opstellen van deze producten. Deze producten bevatten ook de beschrijving van de koppelvlakken met de noodzakelijke, aanpalende bronsystemen; buiten de scope van deze opdracht vallen de beschrijvingen van de aanpalende bronsystemen zelf.</w:t>
       </w:r>
     </w:p>
     <w:p>
@@ -1423,45 +3309,37 @@
         <w:pStyle w:val="Kop1"/>
       </w:pPr>
       <w:r>
-        <w:t>Inleiding</w:t>
-      </w:r>
-    </w:p>
-    <w:p>
-      <w:pPr>
-        <w:pStyle w:val="Kop2"/>
-      </w:pPr>
-      <w:r>
-        <w:t>Over dit document</w:t>
-      </w:r>
-    </w:p>
-    <w:p>
+        <w:t>Werkwijze</w:t>
+      </w:r>
+    </w:p>
+    <w:p>
+      <w:r>
+        <w:t xml:space="preserve">Het succes van deze voorfase, en van het eventueel later uit te voeren realisatietraject, is sterk afhankelijk van de beschikbaarheid en inzet van alle betrokkenen. Deze betrokkenheid dient daarom voor aanvang van het project expliciet te worden geborgd door de betrokken organisaties. Dit zal door de projectleider ICTU en </w:t>
+      </w:r>
       <w:r>
         <w:rPr>
           <w:highlight w:val="yellow"/>
         </w:rPr>
-        <w:t>{Dit template gaat ervan uit dat het plan van aanpak een los document is, als aanvulling op het voorstel inclusief projectovereenkomst. Er kan ook voor worden gekozen delen van dit plan van aanpak op te nemen in het voorstel.}</w:t>
-      </w:r>
-    </w:p>
-    <w:p>
-      <w:r>
-        <w:t>Bij de uitvoering van softwareontwikkelprojecten hanteert ICTU de ICTU Kwaliteitsaanpak Softwareontwikkeling. Conform deze aanpak voert ICTU, voor de realisatiefase waarin de software wordt ontwikkeld, een "voorfase" uit.</w:t>
-      </w:r>
-    </w:p>
-    <w:p>
-      <w:r>
-        <w:t>De voorfase heeft de volgende doelen:</w:t>
-      </w:r>
-    </w:p>
-    <w:p>
-      <w:pPr>
-        <w:pStyle w:val="Lijstnummering1"/>
+        <w:t>{opdrachtgever}</w:t>
+      </w:r>
+      <w:r>
+        <w:t xml:space="preserve"> gemonitord worden.</w:t>
+      </w:r>
+    </w:p>
+    <w:p>
+      <w:r>
+        <w:t>Tijdens dit project wordt zoveel mogelijk agile gewerkt volgens de Scrum-aanpak. Dit vertaalt zich concreet in:</w:t>
+      </w:r>
+    </w:p>
+    <w:p>
+      <w:pPr>
+        <w:pStyle w:val="Lijstopsomteken1"/>
         <w:numPr>
-          <w:ilvl w:val="0"/>
-          <w:numId w:val="17"/>
+          <w:ilvl w:val="2"/>
         </w:numPr>
       </w:pPr>
       <w:r>
-        <w:t xml:space="preserve">Vaststellen of het mogelijk is om binnen de door </w:t>
+        <w:t xml:space="preserve">  Eén Scrumteam met medewerkers van </w:t>
       </w:r>
       <w:r>
         <w:rPr>
@@ -1470,93 +3348,7 @@
         <w:t>{opdrachtgevende organisatie}</w:t>
       </w:r>
       <w:r>
-        <w:t xml:space="preserve"> gestelde kaders productierijpe software op te leveren </w:t>
-      </w:r>
-      <w:r>
-        <w:rPr>
-          <w:highlight w:val="yellow"/>
-        </w:rPr>
-        <w:t>{en operationeel te beheren}</w:t>
-      </w:r>
-      <w:r>
-        <w:t xml:space="preserve"> met de gevraagde functionaliteit en kwaliteit, en zo ja, onder welke randvoorwaarden. Hierbij wordt gekeken naar:</w:t>
-      </w:r>
-    </w:p>
-    <w:p>
-      <w:pPr>
-        <w:pStyle w:val="Lijstnummering1"/>
-        <w:numPr>
-          <w:ilvl w:val="1"/>
-          <w:numId w:val="18"/>
-        </w:numPr>
-      </w:pPr>
-      <w:r>
-        <w:t>techniek (zoals platform, voortbrengingsproces software en koppelingen),</w:t>
-      </w:r>
-    </w:p>
-    <w:p>
-      <w:pPr>
-        <w:pStyle w:val="Lijstnummering1"/>
-        <w:numPr>
-          <w:ilvl w:val="1"/>
-          <w:numId w:val="18"/>
-        </w:numPr>
-      </w:pPr>
-      <w:r>
-        <w:t>scope,</w:t>
-      </w:r>
-    </w:p>
-    <w:p>
-      <w:pPr>
-        <w:pStyle w:val="Lijstnummering1"/>
-        <w:numPr>
-          <w:ilvl w:val="1"/>
-          <w:numId w:val="18"/>
-        </w:numPr>
-      </w:pPr>
-      <w:r>
-        <w:t>planning,</w:t>
-      </w:r>
-    </w:p>
-    <w:p>
-      <w:pPr>
-        <w:pStyle w:val="Lijstnummering1"/>
-        <w:numPr>
-          <w:ilvl w:val="1"/>
-          <w:numId w:val="18"/>
-        </w:numPr>
-      </w:pPr>
-      <w:r>
-        <w:t>samenwerking,</w:t>
-      </w:r>
-    </w:p>
-    <w:p>
-      <w:pPr>
-        <w:pStyle w:val="Lijstnummering1"/>
-        <w:numPr>
-          <w:ilvl w:val="1"/>
-          <w:numId w:val="18"/>
-        </w:numPr>
-      </w:pPr>
-      <w:r>
-        <w:t>risico’s.</w:t>
-      </w:r>
-    </w:p>
-    <w:p>
-      <w:pPr>
-        <w:pStyle w:val="Lijstnummering1"/>
-        <w:numPr>
-          <w:ilvl w:val="0"/>
-          <w:numId w:val="17"/>
-        </w:numPr>
-      </w:pPr>
-      <w:r>
-        <w:t>Voorbereiden van een eventuele start van de realisatie, zodat het Scrumteam van een voldoende uitgewerkte backlog is voorzien bij de start.</w:t>
-      </w:r>
-    </w:p>
-    <w:p>
-      <w:r>
-        <w:t xml:space="preserve">Om deze doelen te realiseren, ontwikkelt ICTU in samenwerking met </w:t>
+        <w:t xml:space="preserve"> en </w:t>
       </w:r>
       <w:r>
         <w:rPr>
@@ -1565,29 +3357,27 @@
         <w:t>{partijen}</w:t>
       </w:r>
       <w:r>
-        <w:t xml:space="preserve"> een aantal producten, zie voor een beschrijving hiervan het hoofdstuk "Projectresultaat". Dit plan van aanpak beschrijft verder de planning van en werkwijze tijdens de voorfase. Het is een aanvulling op het voorstel inclusief projectovereenkomst </w:t>
+        <w:t xml:space="preserve"> en ICTU werkt minimaal </w:t>
       </w:r>
       <w:r>
         <w:rPr>
           <w:highlight w:val="yellow"/>
         </w:rPr>
-        <w:t>{titel, versie en datum}</w:t>
-      </w:r>
-      <w:r>
-        <w:t>.</w:t>
-      </w:r>
-    </w:p>
-    <w:p>
-      <w:pPr>
-        <w:pStyle w:val="Kop2"/>
-      </w:pPr>
-      <w:r>
-        <w:t>Doelgroep</w:t>
-      </w:r>
-    </w:p>
-    <w:p>
-      <w:r>
-        <w:t xml:space="preserve">Dit plan van aanpak is in eerste instantie bestemd voor de opdrachtgever van </w:t>
+        <w:t>{aantal}</w:t>
+      </w:r>
+      <w:r>
+        <w:t xml:space="preserve"> dagdelen per week aan de gedefinieerde documenten.</w:t>
+      </w:r>
+    </w:p>
+    <w:p>
+      <w:pPr>
+        <w:pStyle w:val="Lijstopsomteken1"/>
+        <w:numPr>
+          <w:ilvl w:val="2"/>
+        </w:numPr>
+      </w:pPr>
+      <w:r>
+        <w:t xml:space="preserve">  Er is een product owner door </w:t>
       </w:r>
       <w:r>
         <w:rPr>
@@ -1596,12 +3386,132 @@
         <w:t>{opdrachtgevende organisatie}</w:t>
       </w:r>
       <w:r>
-        <w:t>. Het plan biedt ook inzicht en overzicht aan andere betrokkenen bij het project, onder wie projectmedewerkers van ICTU.</w:t>
-      </w:r>
-    </w:p>
-    <w:p>
-      <w:r>
-        <w:t xml:space="preserve">ICTU voert de voorfase uit in nauwe samenwerking met </w:t>
+        <w:t xml:space="preserve"> aangesteld die de uiteindelijke inhoudelijke keuzes maakt.</w:t>
+      </w:r>
+    </w:p>
+    <w:p>
+      <w:pPr>
+        <w:pStyle w:val="Lijstopsomteken1"/>
+        <w:numPr>
+          <w:ilvl w:val="2"/>
+        </w:numPr>
+      </w:pPr>
+      <w:r>
+        <w:t xml:space="preserve">  Voor elk product is een inhoudelijk verantwoordelijke, een penvoerder/schrijver en één of meer reviewers. Alle partijen werken constructief samen. Reviews zijn gericht op kwaliteitsverbeteringen. Waar nodig schrijven reviewers mee aan de documenten.</w:t>
+      </w:r>
+    </w:p>
+    <w:p>
+      <w:pPr>
+        <w:pStyle w:val="Lijstopsomteken1"/>
+        <w:numPr>
+          <w:ilvl w:val="2"/>
+        </w:numPr>
+      </w:pPr>
+      <w:r>
+        <w:t xml:space="preserve">  Nieuwe tussentijdse versies van documenten worden kortcyclisch opgeleverd, elke </w:t>
+      </w:r>
+      <w:r>
+        <w:rPr>
+          <w:highlight w:val="yellow"/>
+        </w:rPr>
+        <w:t>{termijn}</w:t>
+      </w:r>
+      <w:r>
+        <w:t>.</w:t>
+      </w:r>
+    </w:p>
+    <w:p>
+      <w:pPr>
+        <w:pStyle w:val="Lijstopsomteken1"/>
+        <w:numPr>
+          <w:ilvl w:val="2"/>
+        </w:numPr>
+      </w:pPr>
+      <w:r>
+        <w:t xml:space="preserve">  Alle tussentijdse versies worden gereviewd door </w:t>
+      </w:r>
+      <w:r>
+        <w:rPr>
+          <w:highlight w:val="yellow"/>
+        </w:rPr>
+        <w:t>{reviewers}</w:t>
+      </w:r>
+      <w:r>
+        <w:t xml:space="preserve"> binnen de afgesproken termijn (maximaal </w:t>
+      </w:r>
+      <w:r>
+        <w:rPr>
+          <w:highlight w:val="yellow"/>
+        </w:rPr>
+        <w:t>{aantal}</w:t>
+      </w:r>
+      <w:r>
+        <w:t xml:space="preserve"> werkdagen).</w:t>
+      </w:r>
+    </w:p>
+    <w:p>
+      <w:r>
+        <w:t xml:space="preserve">De voorfase wordt uitgevoerd in iteraties, "sprints" genaamd, van twee weken. Iedere sprint hanteert hierbij eenzelfde tijdschema, start met een planningssessie en eindigt met een demonstratie van de status van de producten. In de planningssessie wordt onder andere nagegaan in hoeverre een product in de komende sprint kan worden opgepakt; dit hangt af van de voortgang van andere producten waarvan het betreffende product afhankelijk is. Rondom de thema’s </w:t>
+      </w:r>
+      <w:r>
+        <w:rPr>
+          <w:highlight w:val="yellow"/>
+        </w:rPr>
+        <w:t>{functionaliteit, (gebruiks)kwaliteit, architectuur, techniek en veiligheid}</w:t>
+      </w:r>
+      <w:r>
+        <w:t xml:space="preserve"> organiseert ICTU werksessies.</w:t>
+      </w:r>
+    </w:p>
+    <w:p>
+      <w:pPr>
+        <w:pStyle w:val="Kop2"/>
+      </w:pPr>
+      <w:r>
+        <w:t>Werving</w:t>
+      </w:r>
+    </w:p>
+    <w:p>
+      <w:r>
+        <w:t xml:space="preserve">Direct na de opdrachtverstrekking start ICTU met de bemensing van het project ten behoeve van de voorfase. </w:t>
+      </w:r>
+      <w:r>
+        <w:rPr>
+          <w:highlight w:val="yellow"/>
+        </w:rPr>
+        <w:t>{Beschrijf de eventueel te werven functies}</w:t>
+      </w:r>
+    </w:p>
+    <w:p>
+      <w:pPr>
+        <w:pStyle w:val="Kop2"/>
+      </w:pPr>
+      <w:r>
+        <w:t>Kick-off</w:t>
+      </w:r>
+    </w:p>
+    <w:p>
+      <w:r>
+        <w:t>Voor een goede start wordt er, bij aanvang van de voorfase, een kick-off georganiseerd met alle projectmedewerkers, beoogde stuurgroepleden en de opdrachtgever. Na opdrachtverstrekking zal de projectleider van ICTU de kick-off plannen.</w:t>
+      </w:r>
+    </w:p>
+    <w:p>
+      <w:pPr>
+        <w:pStyle w:val="Kop2"/>
+      </w:pPr>
+      <w:r>
+        <w:t>Samenwerking</w:t>
+      </w:r>
+    </w:p>
+    <w:p>
+      <w:r>
+        <w:rPr>
+          <w:highlight w:val="yellow"/>
+        </w:rPr>
+        <w:t>{opdrachtgevende organisatie}</w:t>
+      </w:r>
+      <w:r>
+        <w:t xml:space="preserve"> en </w:t>
       </w:r>
       <w:r>
         <w:rPr>
@@ -1610,7 +3520,230 @@
         <w:t>{partijen}</w:t>
       </w:r>
       <w:r>
-        <w:t xml:space="preserve">, waarbij ICTU zo goed mogelijk gebruik maakt van de bij deze partijen aanwezige kennis en producten. Dit vraagt, naast de inspanning van ICTU, ook substantiële inzet van medewerkers van </w:t>
+        <w:t xml:space="preserve"> en ICTU werken gezamenlijk aan de op te leveren documenten in een Scrumteam. Voor een goed resultaat is het van belang dat er minimaal </w:t>
+      </w:r>
+      <w:r>
+        <w:rPr>
+          <w:highlight w:val="yellow"/>
+        </w:rPr>
+        <w:t>{aantal}</w:t>
+      </w:r>
+      <w:r>
+        <w:t xml:space="preserve"> </w:t>
+      </w:r>
+      <w:r>
+        <w:rPr>
+          <w:highlight w:val="yellow"/>
+        </w:rPr>
+        <w:t>{dagen/dagdelen}</w:t>
+      </w:r>
+      <w:r>
+        <w:t xml:space="preserve"> per week door alle partijen wordt samengewerkt. </w:t>
+      </w:r>
+      <w:r>
+        <w:rPr>
+          <w:highlight w:val="yellow"/>
+        </w:rPr>
+        <w:t>{partij}</w:t>
+      </w:r>
+      <w:r>
+        <w:t xml:space="preserve"> stelt hiervoor </w:t>
+      </w:r>
+      <w:r>
+        <w:rPr>
+          <w:highlight w:val="yellow"/>
+        </w:rPr>
+        <w:t>{fysieke en/of online}</w:t>
+      </w:r>
+      <w:r>
+        <w:t xml:space="preserve"> ruimte en samenwerkhulpmiddelen beschikbaar; projectmedewerkers zorgen zelf voor een laptop. </w:t>
+      </w:r>
+      <w:r>
+        <w:rPr>
+          <w:highlight w:val="yellow"/>
+        </w:rPr>
+        <w:t>{Als met hulpmiddelen van ICTU wordt gewerkt: Om deze bij ICTU te gebruiken moeten de laptops voldoen aan de bij ICTU geldende beveiligingsnormen, welke zijn opgenomen in het ICTU-voorschrift Zakelijk gebruik ICT-diensten en voorzieningen.}</w:t>
+      </w:r>
+    </w:p>
+    <w:p>
+      <w:r>
+        <w:t xml:space="preserve">Vertegenwoordigers van het project nemen deel aan de volgende overleggen met vertegenwoordigers van </w:t>
+      </w:r>
+      <w:r>
+        <w:rPr>
+          <w:highlight w:val="yellow"/>
+        </w:rPr>
+        <w:t>{opdrachtgevende organisatie}</w:t>
+      </w:r>
+      <w:r>
+        <w:t xml:space="preserve"> en de beheerorganisatie:</w:t>
+      </w:r>
+    </w:p>
+    <w:p>
+      <w:pPr>
+        <w:pStyle w:val="Lijstopsomteken1"/>
+        <w:numPr>
+          <w:ilvl w:val="2"/>
+        </w:numPr>
+      </w:pPr>
+      <w:r>
+        <w:t xml:space="preserve">  het architectuuroverleg,</w:t>
+      </w:r>
+    </w:p>
+    <w:p>
+      <w:pPr>
+        <w:pStyle w:val="Lijstopsomteken1"/>
+        <w:numPr>
+          <w:ilvl w:val="2"/>
+        </w:numPr>
+      </w:pPr>
+      <w:r>
+        <w:t xml:space="preserve">  het informatiebeveiligingsoverleg,</w:t>
+      </w:r>
+    </w:p>
+    <w:p>
+      <w:pPr>
+        <w:pStyle w:val="Lijstopsomteken1"/>
+        <w:numPr>
+          <w:ilvl w:val="2"/>
+        </w:numPr>
+      </w:pPr>
+      <w:r>
+        <w:t xml:space="preserve">  het beheeroverleg,</w:t>
+      </w:r>
+    </w:p>
+    <w:p>
+      <w:pPr>
+        <w:pStyle w:val="Lijstopsomteken1"/>
+        <w:numPr>
+          <w:ilvl w:val="2"/>
+        </w:numPr>
+      </w:pPr>
+      <w:r>
+        <w:t xml:space="preserve">  </w:t>
+      </w:r>
+      <w:r>
+        <w:rPr>
+          <w:highlight w:val="yellow"/>
+        </w:rPr>
+        <w:t>{vul aan en pas aan, indien nodig}</w:t>
+      </w:r>
+    </w:p>
+    <w:p>
+      <w:pPr>
+        <w:pStyle w:val="Kop2"/>
+      </w:pPr>
+      <w:r>
+        <w:t>Projectbesturing</w:t>
+      </w:r>
+    </w:p>
+    <w:p>
+      <w:r>
+        <w:rPr>
+          <w:highlight w:val="yellow"/>
+        </w:rPr>
+        <w:t>{Beschrijf kort de governancestructuur: stuurgroep, rapportage- en escalatielijnen}</w:t>
+      </w:r>
+    </w:p>
+    <w:p>
+      <w:pPr>
+        <w:pStyle w:val="Kop2"/>
+      </w:pPr>
+      <w:r>
+        <w:t>Oplevering producten</w:t>
+      </w:r>
+    </w:p>
+    <w:p>
+      <w:r>
+        <w:t xml:space="preserve">De voorfase is op basis van sprints ingericht. Aan het einde van elke sprint zijn alle tot dan toe opgedane inzichten verwerkt in de producten. Na de laatste sprint levert ICTU het geheel op aan </w:t>
+      </w:r>
+      <w:r>
+        <w:rPr>
+          <w:highlight w:val="yellow"/>
+        </w:rPr>
+        <w:t>{opdrachtgevende organisatie}</w:t>
+      </w:r>
+      <w:r>
+        <w:t>.</w:t>
+      </w:r>
+    </w:p>
+    <w:p>
+      <w:pPr>
+        <w:pStyle w:val="Kop2"/>
+      </w:pPr>
+      <w:r>
+        <w:t>Kwaliteitsbeheersing</w:t>
+      </w:r>
+    </w:p>
+    <w:p>
+      <w:r>
+        <w:t>Op te leveren producten worden gemaakt door de penvoerder en gereviewd door de andere partijen. De penvoerder verwerkt de resultaten van de review in de producten.</w:t>
+      </w:r>
+    </w:p>
+    <w:p>
+      <w:r>
+        <w:t>De experts reviewen op zaken zoals:</w:t>
+      </w:r>
+    </w:p>
+    <w:p>
+      <w:pPr>
+        <w:pStyle w:val="Lijstopsomteken1"/>
+        <w:numPr>
+          <w:ilvl w:val="2"/>
+        </w:numPr>
+      </w:pPr>
+      <w:r>
+        <w:t xml:space="preserve">  heldere structuur en onderlinge samenhang van de documenten;</w:t>
+      </w:r>
+    </w:p>
+    <w:p>
+      <w:pPr>
+        <w:pStyle w:val="Lijstopsomteken1"/>
+        <w:numPr>
+          <w:ilvl w:val="2"/>
+        </w:numPr>
+      </w:pPr>
+      <w:r>
+        <w:t xml:space="preserve">  “fitness for use” van de producten; Dit betekent dat deze producten geschikt zijn om een Scrumontwikkeltraject te starten en te sturen;</w:t>
+      </w:r>
+    </w:p>
+    <w:p>
+      <w:pPr>
+        <w:pStyle w:val="Lijstopsomteken1"/>
+        <w:numPr>
+          <w:ilvl w:val="2"/>
+        </w:numPr>
+      </w:pPr>
+      <w:r>
+        <w:t xml:space="preserve">  interne en onderlinge consistentie;</w:t>
+      </w:r>
+    </w:p>
+    <w:p>
+      <w:pPr>
+        <w:pStyle w:val="Lijstopsomteken1"/>
+        <w:numPr>
+          <w:ilvl w:val="2"/>
+        </w:numPr>
+      </w:pPr>
+      <w:r>
+        <w:t xml:space="preserve">  volledigheid.</w:t>
+      </w:r>
+    </w:p>
+    <w:p>
+      <w:pPr>
+        <w:pStyle w:val="Kop2"/>
+      </w:pPr>
+      <w:r>
+        <w:t xml:space="preserve">Inzet </w:t>
+      </w:r>
+      <w:r>
+        <w:rPr>
+          <w:highlight w:val="yellow"/>
+        </w:rPr>
+        <w:t>{opdrachtgevende organisatie}</w:t>
+      </w:r>
+      <w:r>
+        <w:t xml:space="preserve"> en </w:t>
       </w:r>
       <w:r>
         <w:rPr>
@@ -1618,548 +3751,19 @@
         </w:rPr>
         <w:t>{partijen}</w:t>
       </w:r>
-      <w:r>
-        <w:t>; zie hiervoor het hoofdstuk "Werkwijze".</w:t>
-      </w:r>
-    </w:p>
-    <w:p>
+    </w:p>
+    <w:p>
+      <w:r>
+        <w:t xml:space="preserve">Betrokkenheid van inhoudsdeskundigen van </w:t>
+      </w:r>
       <w:r>
         <w:rPr>
           <w:highlight w:val="yellow"/>
         </w:rPr>
-        <w:t>{Als de beheerorganisatie bij start van de voorfase nog niet bekend is, vormt dat waarschijnlijk een aanzienlijk risico voor het project. Benoem hier dat deze onbekende partij wel degelijk tot de doelgroep van dit document behoort. Verwijs naar het hoofdstuk "Werkwijze" voor de getroffen maatregelen om de nog niet gemaakte keuze voor een beheerorganisatie zoveel mogelijk te ondervangen. Geef aan dat aannames gemaakt zullen moeten worden rond zaken als productieplatform, releaseprocessen en beheerfunctionaliteit.}</w:t>
-      </w:r>
-    </w:p>
-    <w:p>
-      <w:pPr>
-        <w:pStyle w:val="Kop2"/>
-      </w:pPr>
-      <w:r>
-        <w:t>Kaders</w:t>
-      </w:r>
-    </w:p>
-    <w:p>
-      <w:r>
-        <w:t xml:space="preserve">De volgende kaders zijn van toepassing op het softwareontwikkelingsproces. Merk op dat kaders die van toepassing zijn op het tijdens de realisatiefase te realiseren </w:t>
-      </w:r>
-      <w:r>
-        <w:rPr>
-          <w:i/>
-        </w:rPr>
-        <w:t>product</w:t>
-      </w:r>
-      <w:r>
-        <w:t xml:space="preserve"> opgenomen zijn en/of worden in PSA, NFE en/of backlog.</w:t>
-      </w:r>
-    </w:p>
-    <w:tbl>
-      <w:tblPr>
-        <w:tblStyle w:val="Tabelraster1"/>
-        <w:tblW w:type="pct" w:w="100%"/>
-        <w:tblLook w:firstColumn="1" w:firstRow="1" w:lastColumn="0" w:lastRow="0" w:noHBand="0" w:noVBand="1" w:val="04A0"/>
-      </w:tblPr>
-      <w:tblGrid>
-        <w:gridCol w:w="4535"/>
-        <w:gridCol w:w="4535"/>
-      </w:tblGrid>
-      <w:tr>
-        <w:tc>
-          <w:tcPr>
-            <w:tcW w:type="auto" w:w="4535"/>
-          </w:tcPr>
-          <w:p>
-            <w:pPr>
-              <w:jc w:val="left"/>
-            </w:pPr>
-            <w:r>
-              <w:t>Volgnummer</w:t>
-            </w:r>
-          </w:p>
-        </w:tc>
-        <w:tc>
-          <w:tcPr>
-            <w:tcW w:type="auto" w:w="4535"/>
-          </w:tcPr>
-          <w:p>
-            <w:pPr>
-              <w:jc w:val="left"/>
-            </w:pPr>
-            <w:r>
-              <w:t>Kader</w:t>
-            </w:r>
-          </w:p>
-        </w:tc>
-      </w:tr>
-      <w:tr>
-        <w:tc>
-          <w:tcPr>
-            <w:tcW w:type="auto" w:w="4535"/>
-          </w:tcPr>
-          <w:p>
-            <w:pPr>
-              <w:jc w:val="left"/>
-            </w:pPr>
-            <w:r>
-              <w:t>K01</w:t>
-            </w:r>
-          </w:p>
-        </w:tc>
-        <w:tc>
-          <w:tcPr>
-            <w:tcW w:type="auto" w:w="4535"/>
-          </w:tcPr>
-          <w:p>
-            <w:pPr>
-              <w:jc w:val="left"/>
-            </w:pPr>
-            <w:r>
-              <w:t>NEN-ISO/IEC 27001:2017 en NEN-ISO/IEC 27002:2017</w:t>
-            </w:r>
-          </w:p>
-        </w:tc>
-      </w:tr>
-      <w:tr>
-        <w:tc>
-          <w:tcPr>
-            <w:tcW w:type="auto" w:w="4535"/>
-          </w:tcPr>
-          <w:p>
-            <w:pPr>
-              <w:jc w:val="left"/>
-            </w:pPr>
-            <w:r>
-              <w:t>K02</w:t>
-            </w:r>
-          </w:p>
-        </w:tc>
-        <w:tc>
-          <w:tcPr>
-            <w:tcW w:type="auto" w:w="4535"/>
-          </w:tcPr>
-          <w:p>
-            <w:pPr>
-              <w:jc w:val="left"/>
-            </w:pPr>
-            <w:r>
-              <w:t>VIR 2007, VIRBI 2013 en BIO voor het inrichten en beheren van informatiebeveiliging in brede zin.</w:t>
-            </w:r>
-          </w:p>
-        </w:tc>
-      </w:tr>
-      <w:tr>
-        <w:tc>
-          <w:tcPr>
-            <w:tcW w:type="auto" w:w="4535"/>
-          </w:tcPr>
-          <w:p>
-            <w:pPr>
-              <w:jc w:val="left"/>
-            </w:pPr>
-            <w:r>
-              <w:t>K03</w:t>
-            </w:r>
-          </w:p>
-        </w:tc>
-        <w:tc>
-          <w:tcPr>
-            <w:tcW w:type="auto" w:w="4535"/>
-          </w:tcPr>
-          <w:p>
-            <w:pPr>
-              <w:jc w:val="left"/>
-            </w:pPr>
-            <w:r>
-              <w:rPr>
-                <w:highlight w:val="yellow"/>
-              </w:rPr>
-              <w:t>{Indien van toepassing:}</w:t>
-            </w:r>
-            <w:r>
-              <w:t xml:space="preserve"> NEN 7510:2017 - Informatiebeveiliging in de zorg.</w:t>
-            </w:r>
-          </w:p>
-        </w:tc>
-      </w:tr>
-      <w:tr>
-        <w:tc>
-          <w:tcPr>
-            <w:tcW w:type="auto" w:w="4535"/>
-          </w:tcPr>
-          <w:p>
-            <w:pPr>
-              <w:jc w:val="left"/>
-            </w:pPr>
-            <w:r>
-              <w:t>K04</w:t>
-            </w:r>
-          </w:p>
-        </w:tc>
-        <w:tc>
-          <w:tcPr>
-            <w:tcW w:type="auto" w:w="4535"/>
-          </w:tcPr>
-          <w:p>
-            <w:pPr>
-              <w:jc w:val="left"/>
-            </w:pPr>
-            <w:r>
-              <w:rPr>
-                <w:highlight w:val="yellow"/>
-              </w:rPr>
-              <w:t>{Indien van toepassing:}</w:t>
-            </w:r>
-            <w:r>
-              <w:t xml:space="preserve"> Wbni 2018 - Wet Beveiliging Netwerk- en Informatiesystemen.</w:t>
-            </w:r>
-          </w:p>
-        </w:tc>
-      </w:tr>
-      <w:tr>
-        <w:tc>
-          <w:tcPr>
-            <w:tcW w:type="auto" w:w="4535"/>
-          </w:tcPr>
-          <w:p>
-            <w:pPr>
-              <w:jc w:val="left"/>
-            </w:pPr>
-            <w:r>
-              <w:t>K05</w:t>
-            </w:r>
-          </w:p>
-        </w:tc>
-        <w:tc>
-          <w:tcPr>
-            <w:tcW w:type="auto" w:w="4535"/>
-          </w:tcPr>
-          <w:p>
-            <w:pPr>
-              <w:jc w:val="left"/>
-            </w:pPr>
-            <w:r>
-              <w:t>ICTU Kwaliteitsaanpak Softwareontwikkeling wip</w:t>
-            </w:r>
-          </w:p>
-        </w:tc>
-      </w:tr>
-    </w:tbl>
-    <w:p>
-      <w:pPr>
-        <w:pStyle w:val="Kop2"/>
-      </w:pPr>
-      <w:r>
-        <w:t>Uitgangspunten</w:t>
-      </w:r>
-    </w:p>
-    <w:p>
-      <w:r>
-        <w:t>De volgende uitgangspunten zijn van toepassing op dit plan:</w:t>
-      </w:r>
-    </w:p>
-    <w:tbl>
-      <w:tblPr>
-        <w:tblStyle w:val="Tabelraster1"/>
-        <w:tblW w:type="pct" w:w="100%"/>
-        <w:tblLook w:firstColumn="1" w:firstRow="1" w:lastColumn="0" w:lastRow="0" w:noHBand="0" w:noVBand="1" w:val="04A0"/>
-      </w:tblPr>
-      <w:tblGrid>
-        <w:gridCol w:w="4535"/>
-        <w:gridCol w:w="4535"/>
-      </w:tblGrid>
-      <w:tr>
-        <w:tc>
-          <w:tcPr>
-            <w:tcW w:type="auto" w:w="4535"/>
-          </w:tcPr>
-          <w:p>
-            <w:pPr>
-              <w:jc w:val="left"/>
-            </w:pPr>
-            <w:r>
-              <w:t>Nr</w:t>
-            </w:r>
-          </w:p>
-        </w:tc>
-        <w:tc>
-          <w:tcPr>
-            <w:tcW w:type="auto" w:w="4535"/>
-          </w:tcPr>
-          <w:p>
-            <w:pPr>
-              <w:jc w:val="left"/>
-            </w:pPr>
-            <w:r>
-              <w:t>Uitgangspunt</w:t>
-            </w:r>
-          </w:p>
-        </w:tc>
-      </w:tr>
-      <w:tr>
-        <w:tc>
-          <w:tcPr>
-            <w:tcW w:type="auto" w:w="4535"/>
-          </w:tcPr>
-          <w:p>
-            <w:pPr>
-              <w:jc w:val="left"/>
-            </w:pPr>
-            <w:r>
-              <w:t>U01</w:t>
-            </w:r>
-          </w:p>
-        </w:tc>
-        <w:tc>
-          <w:tcPr>
-            <w:tcW w:type="auto" w:w="4535"/>
-          </w:tcPr>
-          <w:p>
-            <w:pPr>
-              <w:jc w:val="left"/>
-            </w:pPr>
-            <w:r>
-              <w:t xml:space="preserve">Het werven van personeel voor het uitvoeren van dit project start na ondertekening van het eveneens verstuurde voorstel inclusief projectovereenkomst door </w:t>
-            </w:r>
-            <w:r>
-              <w:rPr>
-                <w:highlight w:val="yellow"/>
-              </w:rPr>
-              <w:t>{opdrachtgevende organisatie}</w:t>
-            </w:r>
-            <w:r>
-              <w:t>.</w:t>
-            </w:r>
-          </w:p>
-        </w:tc>
-      </w:tr>
-      <w:tr>
-        <w:tc>
-          <w:tcPr>
-            <w:tcW w:type="auto" w:w="4535"/>
-          </w:tcPr>
-          <w:p>
-            <w:pPr>
-              <w:jc w:val="left"/>
-            </w:pPr>
-            <w:r>
-              <w:t>U02</w:t>
-            </w:r>
-          </w:p>
-        </w:tc>
-        <w:tc>
-          <w:tcPr>
-            <w:tcW w:type="auto" w:w="4535"/>
-          </w:tcPr>
-          <w:p>
-            <w:pPr>
-              <w:jc w:val="left"/>
-            </w:pPr>
-            <w:r>
-              <w:rPr>
-                <w:highlight w:val="yellow"/>
-              </w:rPr>
-              <w:t>{opdrachtgevende organisatie}</w:t>
-            </w:r>
-            <w:r>
-              <w:t xml:space="preserve"> is verantwoordelijk voor het betrekken van eventuele andere partijen bij het project en het tijdig opleveren van reviews.</w:t>
-            </w:r>
-          </w:p>
-        </w:tc>
-      </w:tr>
-      <w:tr>
-        <w:tc>
-          <w:tcPr>
-            <w:tcW w:type="auto" w:w="4535"/>
-          </w:tcPr>
-          <w:p>
-            <w:pPr>
-              <w:jc w:val="left"/>
-            </w:pPr>
-            <w:r>
-              <w:t>U03</w:t>
-            </w:r>
-          </w:p>
-        </w:tc>
-        <w:tc>
-          <w:tcPr>
-            <w:tcW w:type="auto" w:w="4535"/>
-          </w:tcPr>
-          <w:p>
-            <w:pPr>
-              <w:jc w:val="left"/>
-            </w:pPr>
-            <w:r>
-              <w:rPr>
-                <w:highlight w:val="yellow"/>
-              </w:rPr>
-              <w:t>{opdrachtgevende organisatie}</w:t>
-            </w:r>
-            <w:r>
-              <w:t xml:space="preserve"> is verantwoordelijk voor het aanstellen van een product owner met voldoende tijd en mandaat.</w:t>
-            </w:r>
-          </w:p>
-        </w:tc>
-      </w:tr>
-      <w:tr>
-        <w:tc>
-          <w:tcPr>
-            <w:tcW w:type="auto" w:w="4535"/>
-          </w:tcPr>
-          <w:p>
-            <w:pPr>
-              <w:jc w:val="left"/>
-            </w:pPr>
-            <w:r>
-              <w:rPr>
-                <w:highlight w:val="yellow"/>
-              </w:rPr>
-              <w:t>{volgnummer}</w:t>
-            </w:r>
-          </w:p>
-        </w:tc>
-        <w:tc>
-          <w:tcPr>
-            <w:tcW w:type="auto" w:w="4535"/>
-          </w:tcPr>
-          <w:p>
-            <w:pPr>
-              <w:jc w:val="left"/>
-            </w:pPr>
-            <w:r>
-              <w:rPr>
-                <w:highlight w:val="yellow"/>
-              </w:rPr>
-              <w:t>{uitgangspunt}</w:t>
-            </w:r>
-          </w:p>
-        </w:tc>
-      </w:tr>
-    </w:tbl>
-    <w:p>
-      <w:pPr>
-        <w:pStyle w:val="Kop2"/>
-      </w:pPr>
-      <w:r>
-        <w:t>Relatie met andere documenten</w:t>
-      </w:r>
-    </w:p>
-    <w:p>
-      <w:r>
-        <w:t xml:space="preserve">Dit plan van aanpak is gebaseerd op de volgende documenten </w:t>
-      </w:r>
-      <w:r>
-        <w:rPr>
-          <w:highlight w:val="yellow"/>
-        </w:rPr>
-        <w:t>{pas aan en breid uit waar nodig}</w:t>
-      </w:r>
-      <w:r>
-        <w:t>:</w:t>
-      </w:r>
-    </w:p>
-    <w:p>
-      <w:pPr>
-        <w:pStyle w:val="Lijstopsomteken1"/>
-        <w:numPr>
-          <w:ilvl w:val="0"/>
-        </w:numPr>
-      </w:pPr>
-      <w:r>
-        <w:t xml:space="preserve">Projectstartarchitectuur (PSA), versie </w:t>
-      </w:r>
-      <w:r>
-        <w:rPr>
-          <w:highlight w:val="yellow"/>
-        </w:rPr>
-        <w:t>{versie}</w:t>
-      </w:r>
-      <w:r>
-        <w:t>,</w:t>
-      </w:r>
-    </w:p>
-    <w:p>
-      <w:pPr>
-        <w:pStyle w:val="Lijstopsomteken1"/>
-        <w:numPr>
-          <w:ilvl w:val="0"/>
-        </w:numPr>
-      </w:pPr>
-      <w:r>
-        <w:t xml:space="preserve">Business impact analysis (BIA), versie </w:t>
-      </w:r>
-      <w:r>
-        <w:rPr>
-          <w:highlight w:val="yellow"/>
-        </w:rPr>
-        <w:t>{versie}</w:t>
-      </w:r>
-      <w:r>
-        <w:t>,</w:t>
-      </w:r>
-    </w:p>
-    <w:p>
-      <w:pPr>
-        <w:pStyle w:val="Lijstopsomteken1"/>
-        <w:numPr>
-          <w:ilvl w:val="0"/>
-        </w:numPr>
-      </w:pPr>
-      <w:r>
-        <w:t xml:space="preserve">Privacy impact assessment (PIA), versie </w:t>
-      </w:r>
-      <w:r>
-        <w:rPr>
-          <w:highlight w:val="yellow"/>
-        </w:rPr>
-        <w:t>{versie}</w:t>
-      </w:r>
-      <w:r>
-        <w:t>.</w:t>
-      </w:r>
-    </w:p>
-    <w:p>
-      <w:pPr>
-        <w:pStyle w:val="Kop2"/>
-      </w:pPr>
-      <w:r>
-        <w:t>Leeswijzer</w:t>
-      </w:r>
-    </w:p>
-    <w:p>
-      <w:r>
-        <w:t xml:space="preserve">Hoofdstuk 2 beschrijft de in de voorfase op te leveren producten. In hoofdstuk 3 staat de werkwijze voor de voorfase. Hoofdstuk 4 beschrijft de planning en doorlooptijd van het project. Hoofdstuk 5 geeft de randvoorwaarden die ingevuld dienen te zijn bij de start van voorfase. Hoofdstuk 6 beschrijft de bekende projectrisico's en de getroffen tegenmaatregelen. Hoofdstuk 7 bevat de verwachte inzet door ICTU. </w:t>
-      </w:r>
-      <w:r>
-        <w:rPr>
-          <w:highlight w:val="yellow"/>
-        </w:rPr>
-        <w:t>{Vul aan en pas verwijzingen aan, indien nodig}</w:t>
-      </w:r>
-    </w:p>
-    <w:p>
-      <w:r>
-        <w:t>Bijlage A bevat afkortingen en termen die voorkomen in de ICTU Kwaliteitsaanpak Softwareontwikkeling en bijbehorende templates. Bijlage B verwijst naar regelmatig gebruikte bronnen. Bijlage C bevat een beknopte samenvatting van de ICTU Kwaliteitsaanpak Softwareontwikkeling.</w:t>
-      </w:r>
-    </w:p>
-    <w:p>
-      <w:pPr>
-        <w:pStyle w:val="Kop1"/>
-      </w:pPr>
-      <w:r>
-        <w:t>Projectresultaat</w:t>
-      </w:r>
-    </w:p>
-    <w:p>
-      <w:r>
-        <w:t xml:space="preserve">Om tot </w:t>
-      </w:r>
-      <w:r>
-        <w:rPr>
-          <w:highlight w:val="yellow"/>
-        </w:rPr>
-        <w:t>{projectresultaat}</w:t>
-      </w:r>
-      <w:r>
-        <w:t xml:space="preserve"> te komen, levert ICTU in samenwerking met </w:t>
+        <w:t>{opdrachtgevende organisatie}</w:t>
+      </w:r>
+      <w:r>
+        <w:t xml:space="preserve"> en </w:t>
       </w:r>
       <w:r>
         <w:rPr>
@@ -2168,1445 +3772,27 @@
         <w:t>{partijen}</w:t>
       </w:r>
       <w:r>
-        <w:t xml:space="preserve"> een aantal producten. Deze worden in dit hoofdstuk uitgewerkt. De producten komen tot stand door middel van een agile aanpak met een doorlooptijd van </w:t>
+        <w:t xml:space="preserve"> is randvoorwaardelijk voor de uitvoering van de opdracht. Van de betrokken medewerkers van deze organisatie</w:t>
       </w:r>
       <w:r>
         <w:rPr>
           <w:highlight w:val="yellow"/>
         </w:rPr>
-        <w:t>{doorloop}</w:t>
-      </w:r>
-      <w:r>
-        <w:t xml:space="preserve"> weken, waarbij ICTU het proces rondom het opstellen van de producten faciliteert; zie hiervoor het hoofdstuk “Werkwijze”.</w:t>
-      </w:r>
-    </w:p>
-    <w:p>
-      <w:pPr>
-        <w:pStyle w:val="Kop2"/>
-      </w:pPr>
-      <w:r>
-        <w:t>Producten</w:t>
-      </w:r>
-    </w:p>
-    <w:p>
-      <w:r>
-        <w:t xml:space="preserve">In de voorfase worden de volgende producten gerealiseerd op basis van </w:t>
-      </w:r>
-      <w:r>
-        <w:rPr>
-          <w:highlight w:val="yellow"/>
-        </w:rPr>
-        <w:t>{bronnen, zoals PSA, BIA en PIA, indien beschikbaar}</w:t>
-      </w:r>
-      <w:r>
-        <w:t>:</w:t>
-      </w:r>
-    </w:p>
-    <w:p>
-      <w:r>
-        <w:rPr>
-          <w:highlight w:val="yellow"/>
-        </w:rPr>
-        <w:t>{Onderstaande tabel geeft de gangbare producten weer, verwijder of vul aan wat er voor de situatie van toepassing is.}</w:t>
-      </w:r>
-    </w:p>
-    <w:tbl>
-      <w:tblPr>
-        <w:tblStyle w:val="Tabelraster1"/>
-        <w:tblW w:type="pct" w:w="100%"/>
-        <w:tblLook w:firstColumn="1" w:firstRow="1" w:lastColumn="0" w:lastRow="0" w:noHBand="0" w:noVBand="1" w:val="04A0"/>
-      </w:tblPr>
-      <w:tblGrid>
-        <w:gridCol w:w="2267"/>
-        <w:gridCol w:w="2267"/>
-        <w:gridCol w:w="2267"/>
-        <w:gridCol w:w="2267"/>
-      </w:tblGrid>
-      <w:tr>
-        <w:tc>
-          <w:tcPr>
-            <w:tcW w:type="auto" w:w="2267"/>
-          </w:tcPr>
-          <w:p>
-            <w:pPr>
-              <w:jc w:val="left"/>
-            </w:pPr>
-            <w:r>
-              <w:t>Onderdeel voorfase</w:t>
-            </w:r>
-          </w:p>
-        </w:tc>
-        <w:tc>
-          <w:tcPr>
-            <w:tcW w:type="auto" w:w="2267"/>
-          </w:tcPr>
-          <w:p>
-            <w:pPr>
-              <w:jc w:val="left"/>
-            </w:pPr>
-            <w:r>
-              <w:t>Inhoudelijk verantwoordelijk</w:t>
-            </w:r>
-          </w:p>
-        </w:tc>
-        <w:tc>
-          <w:tcPr>
-            <w:tcW w:type="auto" w:w="2267"/>
-          </w:tcPr>
-          <w:p>
-            <w:pPr>
-              <w:jc w:val="left"/>
-            </w:pPr>
-            <w:r>
-              <w:t>Penvoerder</w:t>
-            </w:r>
-          </w:p>
-        </w:tc>
-        <w:tc>
-          <w:tcPr>
-            <w:tcW w:type="auto" w:w="2267"/>
-          </w:tcPr>
-          <w:p>
-            <w:pPr>
-              <w:jc w:val="left"/>
-            </w:pPr>
-            <w:r>
-              <w:t>Review en meewerken aan</w:t>
-            </w:r>
-          </w:p>
-        </w:tc>
-      </w:tr>
-      <w:tr>
-        <w:tc>
-          <w:tcPr>
-            <w:tcW w:type="auto" w:w="2267"/>
-          </w:tcPr>
-          <w:p>
-            <w:pPr>
-              <w:jc w:val="left"/>
-            </w:pPr>
-            <w:r>
-              <w:t>Projectstartarchitectuur (PSA)</w:t>
-            </w:r>
-          </w:p>
-        </w:tc>
-        <w:tc>
-          <w:tcPr>
-            <w:tcW w:type="auto" w:w="2267"/>
-          </w:tcPr>
-          <w:p>
-            <w:pPr>
-              <w:jc w:val="left"/>
-            </w:pPr>
-            <w:r>
-              <w:rPr>
-                <w:highlight w:val="yellow"/>
-              </w:rPr>
-              <w:t>{verantwoordelijke}</w:t>
-            </w:r>
-          </w:p>
-        </w:tc>
-        <w:tc>
-          <w:tcPr>
-            <w:tcW w:type="auto" w:w="2267"/>
-          </w:tcPr>
-          <w:p>
-            <w:pPr>
-              <w:jc w:val="left"/>
-            </w:pPr>
-            <w:r>
-              <w:rPr>
-                <w:highlight w:val="yellow"/>
-              </w:rPr>
-              <w:t>{penvoerder}</w:t>
-            </w:r>
-          </w:p>
-        </w:tc>
-        <w:tc>
-          <w:tcPr>
-            <w:tcW w:type="auto" w:w="2267"/>
-          </w:tcPr>
-          <w:p>
-            <w:pPr>
-              <w:jc w:val="left"/>
-            </w:pPr>
-            <w:r>
-              <w:t xml:space="preserve">ICTU, </w:t>
-            </w:r>
-            <w:r>
-              <w:rPr>
-                <w:highlight w:val="yellow"/>
-              </w:rPr>
-              <w:t>{reviewers}</w:t>
-            </w:r>
-          </w:p>
-        </w:tc>
-      </w:tr>
-      <w:tr>
-        <w:tc>
-          <w:tcPr>
-            <w:tcW w:type="auto" w:w="2267"/>
-          </w:tcPr>
-          <w:p>
-            <w:pPr>
-              <w:jc w:val="left"/>
-            </w:pPr>
-            <w:r>
-              <w:t>Business impact analysis (BIA)</w:t>
-            </w:r>
-          </w:p>
-        </w:tc>
-        <w:tc>
-          <w:tcPr>
-            <w:tcW w:type="auto" w:w="2267"/>
-          </w:tcPr>
-          <w:p>
-            <w:pPr>
-              <w:jc w:val="left"/>
-            </w:pPr>
-            <w:r>
-              <w:rPr>
-                <w:highlight w:val="yellow"/>
-              </w:rPr>
-              <w:t>{verantwoordelijke}</w:t>
-            </w:r>
-          </w:p>
-        </w:tc>
-        <w:tc>
-          <w:tcPr>
-            <w:tcW w:type="auto" w:w="2267"/>
-          </w:tcPr>
-          <w:p>
-            <w:pPr>
-              <w:jc w:val="left"/>
-            </w:pPr>
-            <w:r>
-              <w:rPr>
-                <w:highlight w:val="yellow"/>
-              </w:rPr>
-              <w:t>{penvoerder}</w:t>
-            </w:r>
-          </w:p>
-        </w:tc>
-        <w:tc>
-          <w:tcPr>
-            <w:tcW w:type="auto" w:w="2267"/>
-          </w:tcPr>
-          <w:p>
-            <w:pPr>
-              <w:jc w:val="left"/>
-            </w:pPr>
-            <w:r>
-              <w:t xml:space="preserve">ICTU, </w:t>
-            </w:r>
-            <w:r>
-              <w:rPr>
-                <w:highlight w:val="yellow"/>
-              </w:rPr>
-              <w:t>{reviewers}</w:t>
-            </w:r>
-          </w:p>
-        </w:tc>
-      </w:tr>
-      <w:tr>
-        <w:tc>
-          <w:tcPr>
-            <w:tcW w:type="auto" w:w="2267"/>
-          </w:tcPr>
-          <w:p>
-            <w:pPr>
-              <w:jc w:val="left"/>
-            </w:pPr>
-            <w:r>
-              <w:t>Privacy impact assessment (PIA)</w:t>
-            </w:r>
-          </w:p>
-        </w:tc>
-        <w:tc>
-          <w:tcPr>
-            <w:tcW w:type="auto" w:w="2267"/>
-          </w:tcPr>
-          <w:p>
-            <w:pPr>
-              <w:jc w:val="left"/>
-            </w:pPr>
-            <w:r>
-              <w:rPr>
-                <w:highlight w:val="yellow"/>
-              </w:rPr>
-              <w:t>{verantwoordelijke}</w:t>
-            </w:r>
-          </w:p>
-        </w:tc>
-        <w:tc>
-          <w:tcPr>
-            <w:tcW w:type="auto" w:w="2267"/>
-          </w:tcPr>
-          <w:p>
-            <w:pPr>
-              <w:jc w:val="left"/>
-            </w:pPr>
-            <w:r>
-              <w:rPr>
-                <w:highlight w:val="yellow"/>
-              </w:rPr>
-              <w:t>{penvoerder}</w:t>
-            </w:r>
-          </w:p>
-        </w:tc>
-        <w:tc>
-          <w:tcPr>
-            <w:tcW w:type="auto" w:w="2267"/>
-          </w:tcPr>
-          <w:p>
-            <w:pPr>
-              <w:jc w:val="left"/>
-            </w:pPr>
-            <w:r>
-              <w:t xml:space="preserve">ICTU, </w:t>
-            </w:r>
-            <w:r>
-              <w:rPr>
-                <w:highlight w:val="yellow"/>
-              </w:rPr>
-              <w:t>{reviewers}</w:t>
-            </w:r>
-          </w:p>
-        </w:tc>
-      </w:tr>
-      <w:tr>
-        <w:tc>
-          <w:tcPr>
-            <w:tcW w:type="auto" w:w="2267"/>
-          </w:tcPr>
-          <w:p>
-            <w:pPr>
-              <w:jc w:val="left"/>
-            </w:pPr>
-            <w:r>
-              <w:t>Globaal functioneel ontwerp (GFO)</w:t>
-            </w:r>
-          </w:p>
-        </w:tc>
-        <w:tc>
-          <w:tcPr>
-            <w:tcW w:type="auto" w:w="2267"/>
-          </w:tcPr>
-          <w:p>
-            <w:pPr>
-              <w:jc w:val="left"/>
-            </w:pPr>
-            <w:r>
-              <w:rPr>
-                <w:highlight w:val="yellow"/>
-              </w:rPr>
-              <w:t>{verantwoordelijke}</w:t>
-            </w:r>
-          </w:p>
-        </w:tc>
-        <w:tc>
-          <w:tcPr>
-            <w:tcW w:type="auto" w:w="2267"/>
-          </w:tcPr>
-          <w:p>
-            <w:pPr>
-              <w:jc w:val="left"/>
-            </w:pPr>
-            <w:r>
-              <w:t>ICTU</w:t>
-            </w:r>
-          </w:p>
-        </w:tc>
-        <w:tc>
-          <w:tcPr>
-            <w:tcW w:type="auto" w:w="2267"/>
-          </w:tcPr>
-          <w:p>
-            <w:pPr>
-              <w:jc w:val="left"/>
-            </w:pPr>
-            <w:r>
-              <w:rPr>
-                <w:highlight w:val="yellow"/>
-              </w:rPr>
-              <w:t>{reviewers}</w:t>
-            </w:r>
-          </w:p>
-        </w:tc>
-      </w:tr>
-      <w:tr>
-        <w:tc>
-          <w:tcPr>
-            <w:tcW w:type="auto" w:w="2267"/>
-          </w:tcPr>
-          <w:p>
-            <w:pPr>
-              <w:jc w:val="left"/>
-            </w:pPr>
-            <w:r>
-              <w:t>Interactie-ontwerp (UX)</w:t>
-            </w:r>
-          </w:p>
-        </w:tc>
-        <w:tc>
-          <w:tcPr>
-            <w:tcW w:type="auto" w:w="2267"/>
-          </w:tcPr>
-          <w:p>
-            <w:pPr>
-              <w:jc w:val="left"/>
-            </w:pPr>
-            <w:r>
-              <w:rPr>
-                <w:highlight w:val="yellow"/>
-              </w:rPr>
-              <w:t>{verantwoordelijke}</w:t>
-            </w:r>
-          </w:p>
-        </w:tc>
-        <w:tc>
-          <w:tcPr>
-            <w:tcW w:type="auto" w:w="2267"/>
-          </w:tcPr>
-          <w:p>
-            <w:pPr>
-              <w:jc w:val="left"/>
-            </w:pPr>
-            <w:r>
-              <w:t>ICTU</w:t>
-            </w:r>
-          </w:p>
-        </w:tc>
-        <w:tc>
-          <w:tcPr>
-            <w:tcW w:type="auto" w:w="2267"/>
-          </w:tcPr>
-          <w:p>
-            <w:pPr>
-              <w:jc w:val="left"/>
-            </w:pPr>
-            <w:r>
-              <w:rPr>
-                <w:highlight w:val="yellow"/>
-              </w:rPr>
-              <w:t>{reviewers}</w:t>
-            </w:r>
-          </w:p>
-        </w:tc>
-      </w:tr>
-      <w:tr>
-        <w:tc>
-          <w:tcPr>
-            <w:tcW w:type="auto" w:w="2267"/>
-          </w:tcPr>
-          <w:p>
-            <w:pPr>
-              <w:jc w:val="left"/>
-            </w:pPr>
-            <w:r>
-              <w:t>Softwarearchitectuurdocument (SAD)</w:t>
-            </w:r>
-          </w:p>
-        </w:tc>
-        <w:tc>
-          <w:tcPr>
-            <w:tcW w:type="auto" w:w="2267"/>
-          </w:tcPr>
-          <w:p>
-            <w:pPr>
-              <w:jc w:val="left"/>
-            </w:pPr>
-            <w:r>
-              <w:rPr>
-                <w:highlight w:val="yellow"/>
-              </w:rPr>
-              <w:t>{verantwoordelijke}</w:t>
-            </w:r>
-          </w:p>
-        </w:tc>
-        <w:tc>
-          <w:tcPr>
-            <w:tcW w:type="auto" w:w="2267"/>
-          </w:tcPr>
-          <w:p>
-            <w:pPr>
-              <w:jc w:val="left"/>
-            </w:pPr>
-            <w:r>
-              <w:t>ICTU</w:t>
-            </w:r>
-          </w:p>
-        </w:tc>
-        <w:tc>
-          <w:tcPr>
-            <w:tcW w:type="auto" w:w="2267"/>
-          </w:tcPr>
-          <w:p>
-            <w:pPr>
-              <w:jc w:val="left"/>
-            </w:pPr>
-            <w:r>
-              <w:rPr>
-                <w:highlight w:val="yellow"/>
-              </w:rPr>
-              <w:t>{reviewers}</w:t>
-            </w:r>
-          </w:p>
-        </w:tc>
-      </w:tr>
-      <w:tr>
-        <w:tc>
-          <w:tcPr>
-            <w:tcW w:type="auto" w:w="2267"/>
-          </w:tcPr>
-          <w:p>
-            <w:pPr>
-              <w:jc w:val="left"/>
-            </w:pPr>
-            <w:r>
-              <w:t>Infrastructuurarchitectuur (IA)</w:t>
-            </w:r>
-          </w:p>
-        </w:tc>
-        <w:tc>
-          <w:tcPr>
-            <w:tcW w:type="auto" w:w="2267"/>
-          </w:tcPr>
-          <w:p>
-            <w:pPr>
-              <w:jc w:val="left"/>
-            </w:pPr>
-            <w:r>
-              <w:rPr>
-                <w:highlight w:val="yellow"/>
-              </w:rPr>
-              <w:t>{verantwoordelijke}</w:t>
-            </w:r>
-          </w:p>
-        </w:tc>
-        <w:tc>
-          <w:tcPr>
-            <w:tcW w:type="auto" w:w="2267"/>
-          </w:tcPr>
-          <w:p>
-            <w:pPr>
-              <w:jc w:val="left"/>
-            </w:pPr>
-            <w:r>
-              <w:rPr>
-                <w:highlight w:val="yellow"/>
-              </w:rPr>
-              <w:t>{penvoerder}</w:t>
-            </w:r>
-          </w:p>
-        </w:tc>
-        <w:tc>
-          <w:tcPr>
-            <w:tcW w:type="auto" w:w="2267"/>
-          </w:tcPr>
-          <w:p>
-            <w:pPr>
-              <w:jc w:val="left"/>
-            </w:pPr>
-            <w:r>
-              <w:t xml:space="preserve">ICTU, </w:t>
-            </w:r>
-            <w:r>
-              <w:rPr>
-                <w:highlight w:val="yellow"/>
-              </w:rPr>
-              <w:t>{reviewers}</w:t>
-            </w:r>
-          </w:p>
-        </w:tc>
-      </w:tr>
-      <w:tr>
-        <w:tc>
-          <w:tcPr>
-            <w:tcW w:type="auto" w:w="2267"/>
-          </w:tcPr>
-          <w:p>
-            <w:pPr>
-              <w:jc w:val="left"/>
-            </w:pPr>
-            <w:r>
-              <w:t>Product risico analyse (PRA)</w:t>
-            </w:r>
-          </w:p>
-        </w:tc>
-        <w:tc>
-          <w:tcPr>
-            <w:tcW w:type="auto" w:w="2267"/>
-          </w:tcPr>
-          <w:p>
-            <w:pPr>
-              <w:jc w:val="left"/>
-            </w:pPr>
-            <w:r>
-              <w:rPr>
-                <w:highlight w:val="yellow"/>
-              </w:rPr>
-              <w:t>{verantwoordelijke}</w:t>
-            </w:r>
-          </w:p>
-        </w:tc>
-        <w:tc>
-          <w:tcPr>
-            <w:tcW w:type="auto" w:w="2267"/>
-          </w:tcPr>
-          <w:p>
-            <w:pPr>
-              <w:jc w:val="left"/>
-            </w:pPr>
-            <w:r>
-              <w:rPr>
-                <w:highlight w:val="yellow"/>
-              </w:rPr>
-              <w:t>{penvoerder}</w:t>
-            </w:r>
-          </w:p>
-        </w:tc>
-        <w:tc>
-          <w:tcPr>
-            <w:tcW w:type="auto" w:w="2267"/>
-          </w:tcPr>
-          <w:p>
-            <w:pPr>
-              <w:jc w:val="left"/>
-            </w:pPr>
-            <w:r>
-              <w:t xml:space="preserve">ICTU, </w:t>
-            </w:r>
-            <w:r>
-              <w:rPr>
-                <w:highlight w:val="yellow"/>
-              </w:rPr>
-              <w:t>{reviewers}</w:t>
-            </w:r>
-          </w:p>
-        </w:tc>
-      </w:tr>
-      <w:tr>
-        <w:tc>
-          <w:tcPr>
-            <w:tcW w:type="auto" w:w="2267"/>
-          </w:tcPr>
-          <w:p>
-            <w:pPr>
-              <w:jc w:val="left"/>
-            </w:pPr>
-            <w:r>
-              <w:t>Mastertestplan (op basis van PRA)</w:t>
-            </w:r>
-          </w:p>
-        </w:tc>
-        <w:tc>
-          <w:tcPr>
-            <w:tcW w:type="auto" w:w="2267"/>
-          </w:tcPr>
-          <w:p>
-            <w:pPr>
-              <w:jc w:val="left"/>
-            </w:pPr>
-            <w:r>
-              <w:rPr>
-                <w:highlight w:val="yellow"/>
-              </w:rPr>
-              <w:t>{verantwoordelijke}</w:t>
-            </w:r>
-          </w:p>
-        </w:tc>
-        <w:tc>
-          <w:tcPr>
-            <w:tcW w:type="auto" w:w="2267"/>
-          </w:tcPr>
-          <w:p>
-            <w:pPr>
-              <w:jc w:val="left"/>
-            </w:pPr>
-            <w:r>
-              <w:rPr>
-                <w:highlight w:val="yellow"/>
-              </w:rPr>
-              <w:t>{penvoerder}</w:t>
-            </w:r>
-          </w:p>
-        </w:tc>
-        <w:tc>
-          <w:tcPr>
-            <w:tcW w:type="auto" w:w="2267"/>
-          </w:tcPr>
-          <w:p>
-            <w:pPr>
-              <w:jc w:val="left"/>
-            </w:pPr>
-            <w:r>
-              <w:t xml:space="preserve">ICTU, </w:t>
-            </w:r>
-            <w:r>
-              <w:rPr>
-                <w:highlight w:val="yellow"/>
-              </w:rPr>
-              <w:t>{reviewers}</w:t>
-            </w:r>
-          </w:p>
-        </w:tc>
-      </w:tr>
-      <w:tr>
-        <w:tc>
-          <w:tcPr>
-            <w:tcW w:type="auto" w:w="2267"/>
-          </w:tcPr>
-          <w:p>
-            <w:pPr>
-              <w:jc w:val="left"/>
-            </w:pPr>
-            <w:r>
-              <w:t>Detailtestplan softwarerealisatie</w:t>
-            </w:r>
-          </w:p>
-        </w:tc>
-        <w:tc>
-          <w:tcPr>
-            <w:tcW w:type="auto" w:w="2267"/>
-          </w:tcPr>
-          <w:p>
-            <w:pPr>
-              <w:jc w:val="left"/>
-            </w:pPr>
-            <w:r>
-              <w:rPr>
-                <w:highlight w:val="yellow"/>
-              </w:rPr>
-              <w:t>{verantwoordelijke}</w:t>
-            </w:r>
-          </w:p>
-        </w:tc>
-        <w:tc>
-          <w:tcPr>
-            <w:tcW w:type="auto" w:w="2267"/>
-          </w:tcPr>
-          <w:p>
-            <w:pPr>
-              <w:jc w:val="left"/>
-            </w:pPr>
-            <w:r>
-              <w:t>ICTU</w:t>
-            </w:r>
-          </w:p>
-        </w:tc>
-        <w:tc>
-          <w:tcPr>
-            <w:tcW w:type="auto" w:w="2267"/>
-          </w:tcPr>
-          <w:p>
-            <w:pPr>
-              <w:jc w:val="left"/>
-            </w:pPr>
-            <w:r>
-              <w:rPr>
-                <w:highlight w:val="yellow"/>
-              </w:rPr>
-              <w:t>{reviewers}</w:t>
-            </w:r>
-          </w:p>
-        </w:tc>
-      </w:tr>
-      <w:tr>
-        <w:tc>
-          <w:tcPr>
-            <w:tcW w:type="auto" w:w="2267"/>
-          </w:tcPr>
-          <w:p>
-            <w:pPr>
-              <w:jc w:val="left"/>
-            </w:pPr>
-            <w:r>
-              <w:t>Threat &amp; vulnerability assessment (TVA)</w:t>
-            </w:r>
-          </w:p>
-        </w:tc>
-        <w:tc>
-          <w:tcPr>
-            <w:tcW w:type="auto" w:w="2267"/>
-          </w:tcPr>
-          <w:p>
-            <w:pPr>
-              <w:jc w:val="left"/>
-            </w:pPr>
-            <w:r>
-              <w:rPr>
-                <w:highlight w:val="yellow"/>
-              </w:rPr>
-              <w:t>{verantwoordelijke}</w:t>
-            </w:r>
-          </w:p>
-        </w:tc>
-        <w:tc>
-          <w:tcPr>
-            <w:tcW w:type="auto" w:w="2267"/>
-          </w:tcPr>
-          <w:p>
-            <w:pPr>
-              <w:jc w:val="left"/>
-            </w:pPr>
-            <w:r>
-              <w:rPr>
-                <w:highlight w:val="yellow"/>
-              </w:rPr>
-              <w:t>{penvoerder}</w:t>
-            </w:r>
-          </w:p>
-        </w:tc>
-        <w:tc>
-          <w:tcPr>
-            <w:tcW w:type="auto" w:w="2267"/>
-          </w:tcPr>
-          <w:p>
-            <w:pPr>
-              <w:jc w:val="left"/>
-            </w:pPr>
-            <w:r>
-              <w:t xml:space="preserve">ICTU, </w:t>
-            </w:r>
-            <w:r>
-              <w:rPr>
-                <w:highlight w:val="yellow"/>
-              </w:rPr>
-              <w:t>{reviewers}</w:t>
-            </w:r>
-          </w:p>
-        </w:tc>
-      </w:tr>
-      <w:tr>
-        <w:tc>
-          <w:tcPr>
-            <w:tcW w:type="auto" w:w="2267"/>
-          </w:tcPr>
-          <w:p>
-            <w:pPr>
-              <w:jc w:val="left"/>
-            </w:pPr>
-            <w:r>
-              <w:t>Informatiebeveiligingsplan  (IB-plan)</w:t>
-            </w:r>
-          </w:p>
-        </w:tc>
-        <w:tc>
-          <w:tcPr>
-            <w:tcW w:type="auto" w:w="2267"/>
-          </w:tcPr>
-          <w:p>
-            <w:pPr>
-              <w:jc w:val="left"/>
-            </w:pPr>
-            <w:r>
-              <w:rPr>
-                <w:highlight w:val="yellow"/>
-              </w:rPr>
-              <w:t>{verantwoordelijke}</w:t>
-            </w:r>
-          </w:p>
-        </w:tc>
-        <w:tc>
-          <w:tcPr>
-            <w:tcW w:type="auto" w:w="2267"/>
-          </w:tcPr>
-          <w:p>
-            <w:pPr>
-              <w:jc w:val="left"/>
-            </w:pPr>
-            <w:r>
-              <w:rPr>
-                <w:highlight w:val="yellow"/>
-              </w:rPr>
-              <w:t>{penvoerder}</w:t>
-            </w:r>
-          </w:p>
-        </w:tc>
-        <w:tc>
-          <w:tcPr>
-            <w:tcW w:type="auto" w:w="2267"/>
-          </w:tcPr>
-          <w:p>
-            <w:pPr>
-              <w:jc w:val="left"/>
-            </w:pPr>
-            <w:r>
-              <w:t xml:space="preserve">ICTU, </w:t>
-            </w:r>
-            <w:r>
-              <w:rPr>
-                <w:highlight w:val="yellow"/>
-              </w:rPr>
-              <w:t>{reviewers}</w:t>
-            </w:r>
-          </w:p>
-        </w:tc>
-      </w:tr>
-      <w:tr>
-        <w:tc>
-          <w:tcPr>
-            <w:tcW w:type="auto" w:w="2267"/>
-          </w:tcPr>
-          <w:p>
-            <w:pPr>
-              <w:jc w:val="left"/>
-            </w:pPr>
-            <w:r>
-              <w:t>Niet-functionele eisen (NFE)</w:t>
-            </w:r>
-          </w:p>
-        </w:tc>
-        <w:tc>
-          <w:tcPr>
-            <w:tcW w:type="auto" w:w="2267"/>
-          </w:tcPr>
-          <w:p>
-            <w:pPr>
-              <w:jc w:val="left"/>
-            </w:pPr>
-            <w:r>
-              <w:rPr>
-                <w:highlight w:val="yellow"/>
-              </w:rPr>
-              <w:t>{verantwoordelijke}</w:t>
-            </w:r>
-          </w:p>
-        </w:tc>
-        <w:tc>
-          <w:tcPr>
-            <w:tcW w:type="auto" w:w="2267"/>
-          </w:tcPr>
-          <w:p>
-            <w:pPr>
-              <w:jc w:val="left"/>
-            </w:pPr>
-            <w:r>
-              <w:rPr>
-                <w:highlight w:val="yellow"/>
-              </w:rPr>
-              <w:t>{penvoerder}</w:t>
-            </w:r>
-          </w:p>
-        </w:tc>
-        <w:tc>
-          <w:tcPr>
-            <w:tcW w:type="auto" w:w="2267"/>
-          </w:tcPr>
-          <w:p>
-            <w:pPr>
-              <w:jc w:val="left"/>
-            </w:pPr>
-            <w:r>
-              <w:t xml:space="preserve">ICTU, </w:t>
-            </w:r>
-            <w:r>
-              <w:rPr>
-                <w:highlight w:val="yellow"/>
-              </w:rPr>
-              <w:t>{reviewers}</w:t>
-            </w:r>
-          </w:p>
-        </w:tc>
-      </w:tr>
-      <w:tr>
-        <w:tc>
-          <w:tcPr>
-            <w:tcW w:type="auto" w:w="2267"/>
-          </w:tcPr>
-          <w:p>
-            <w:pPr>
-              <w:jc w:val="left"/>
-            </w:pPr>
-            <w:r>
-              <w:t>Kwaliteitsplan</w:t>
-            </w:r>
-          </w:p>
-        </w:tc>
-        <w:tc>
-          <w:tcPr>
-            <w:tcW w:type="auto" w:w="2267"/>
-          </w:tcPr>
-          <w:p>
-            <w:pPr>
-              <w:jc w:val="left"/>
-            </w:pPr>
-            <w:r>
-              <w:rPr>
-                <w:highlight w:val="yellow"/>
-              </w:rPr>
-              <w:t>{verantwoordelijke}</w:t>
-            </w:r>
-          </w:p>
-        </w:tc>
-        <w:tc>
-          <w:tcPr>
-            <w:tcW w:type="auto" w:w="2267"/>
-          </w:tcPr>
-          <w:p>
-            <w:pPr>
-              <w:jc w:val="left"/>
-            </w:pPr>
-            <w:r>
-              <w:t>ICTU</w:t>
-            </w:r>
-          </w:p>
-        </w:tc>
-        <w:tc>
-          <w:tcPr>
-            <w:tcW w:type="auto" w:w="2267"/>
-          </w:tcPr>
-          <w:p>
-            <w:pPr>
-              <w:jc w:val="left"/>
-            </w:pPr>
-            <w:r>
-              <w:rPr>
-                <w:highlight w:val="yellow"/>
-              </w:rPr>
-              <w:t>{reviewers}</w:t>
-            </w:r>
-          </w:p>
-        </w:tc>
-      </w:tr>
-      <w:tr>
-        <w:tc>
-          <w:tcPr>
-            <w:tcW w:type="auto" w:w="2267"/>
-          </w:tcPr>
-          <w:p>
-            <w:pPr>
-              <w:jc w:val="left"/>
-            </w:pPr>
-            <w:r>
-              <w:t>Geprioriteerde backlog met user stories</w:t>
-            </w:r>
-          </w:p>
-        </w:tc>
-        <w:tc>
-          <w:tcPr>
-            <w:tcW w:type="auto" w:w="2267"/>
-          </w:tcPr>
-          <w:p>
-            <w:pPr>
-              <w:jc w:val="left"/>
-            </w:pPr>
-            <w:r>
-              <w:rPr>
-                <w:highlight w:val="yellow"/>
-              </w:rPr>
-              <w:t>{verantwoordelijke}</w:t>
-            </w:r>
-          </w:p>
-        </w:tc>
-        <w:tc>
-          <w:tcPr>
-            <w:tcW w:type="auto" w:w="2267"/>
-          </w:tcPr>
-          <w:p>
-            <w:pPr>
-              <w:jc w:val="left"/>
-            </w:pPr>
-            <w:r>
-              <w:rPr>
-                <w:highlight w:val="yellow"/>
-              </w:rPr>
-              <w:t>{penvoerder}</w:t>
-            </w:r>
-          </w:p>
-        </w:tc>
-        <w:tc>
-          <w:tcPr>
-            <w:tcW w:type="auto" w:w="2267"/>
-          </w:tcPr>
-          <w:p>
-            <w:pPr>
-              <w:jc w:val="left"/>
-            </w:pPr>
-            <w:r>
-              <w:t xml:space="preserve">ICTU, </w:t>
-            </w:r>
-            <w:r>
-              <w:rPr>
-                <w:highlight w:val="yellow"/>
-              </w:rPr>
-              <w:t>{reviewers}</w:t>
-            </w:r>
-          </w:p>
-        </w:tc>
-      </w:tr>
-      <w:tr>
-        <w:tc>
-          <w:tcPr>
-            <w:tcW w:type="auto" w:w="2267"/>
-          </w:tcPr>
-          <w:p>
-            <w:pPr>
-              <w:jc w:val="left"/>
-            </w:pPr>
-            <w:r>
-              <w:t>Vastgesteld minimal viable product</w:t>
-            </w:r>
-          </w:p>
-        </w:tc>
-        <w:tc>
-          <w:tcPr>
-            <w:tcW w:type="auto" w:w="2267"/>
-          </w:tcPr>
-          <w:p>
-            <w:pPr>
-              <w:jc w:val="left"/>
-            </w:pPr>
-            <w:r>
-              <w:rPr>
-                <w:highlight w:val="yellow"/>
-              </w:rPr>
-              <w:t>{verantwoordelijke}</w:t>
-            </w:r>
-          </w:p>
-        </w:tc>
-        <w:tc>
-          <w:tcPr>
-            <w:tcW w:type="auto" w:w="2267"/>
-          </w:tcPr>
-          <w:p>
-            <w:pPr>
-              <w:jc w:val="left"/>
-            </w:pPr>
-            <w:r>
-              <w:rPr>
-                <w:highlight w:val="yellow"/>
-              </w:rPr>
-              <w:t>{penvoerder}</w:t>
-            </w:r>
-          </w:p>
-        </w:tc>
-        <w:tc>
-          <w:tcPr>
-            <w:tcW w:type="auto" w:w="2267"/>
-          </w:tcPr>
-          <w:p>
-            <w:pPr>
-              <w:jc w:val="left"/>
-            </w:pPr>
-            <w:r>
-              <w:t xml:space="preserve">ICTU, </w:t>
-            </w:r>
-            <w:r>
-              <w:rPr>
-                <w:highlight w:val="yellow"/>
-              </w:rPr>
-              <w:t>{reviewers}</w:t>
-            </w:r>
-          </w:p>
-        </w:tc>
-      </w:tr>
-      <w:tr>
-        <w:tc>
-          <w:tcPr>
-            <w:tcW w:type="auto" w:w="2267"/>
-          </w:tcPr>
-          <w:p>
-            <w:pPr>
-              <w:jc w:val="left"/>
-            </w:pPr>
-            <w:r>
-              <w:t>Wireframe, mockup, prototype, animatie</w:t>
-            </w:r>
-          </w:p>
-        </w:tc>
-        <w:tc>
-          <w:tcPr>
-            <w:tcW w:type="auto" w:w="2267"/>
-          </w:tcPr>
-          <w:p>
-            <w:pPr>
-              <w:jc w:val="left"/>
-            </w:pPr>
-            <w:r>
-              <w:rPr>
-                <w:highlight w:val="yellow"/>
-              </w:rPr>
-              <w:t>{verantwoordelijke}</w:t>
-            </w:r>
-          </w:p>
-        </w:tc>
-        <w:tc>
-          <w:tcPr>
-            <w:tcW w:type="auto" w:w="2267"/>
-          </w:tcPr>
-          <w:p>
-            <w:pPr>
-              <w:jc w:val="left"/>
-            </w:pPr>
-            <w:r>
-              <w:t>ICTU</w:t>
-            </w:r>
-          </w:p>
-        </w:tc>
-        <w:tc>
-          <w:tcPr>
-            <w:tcW w:type="auto" w:w="2267"/>
-          </w:tcPr>
-          <w:p>
-            <w:pPr>
-              <w:jc w:val="left"/>
-            </w:pPr>
-            <w:r>
-              <w:rPr>
-                <w:highlight w:val="yellow"/>
-              </w:rPr>
-              <w:t>{reviewers}</w:t>
-            </w:r>
-          </w:p>
-        </w:tc>
-      </w:tr>
-      <w:tr>
-        <w:tc>
-          <w:tcPr>
-            <w:tcW w:type="auto" w:w="2267"/>
-          </w:tcPr>
-          <w:p>
-            <w:pPr>
-              <w:jc w:val="left"/>
-            </w:pPr>
-            <w:r>
-              <w:t>Voorstel realisatiefase</w:t>
-            </w:r>
-          </w:p>
-        </w:tc>
-        <w:tc>
-          <w:tcPr>
-            <w:tcW w:type="auto" w:w="2267"/>
-          </w:tcPr>
-          <w:p>
-            <w:pPr>
-              <w:jc w:val="left"/>
-            </w:pPr>
-            <w:r>
-              <w:t>ICTU</w:t>
-            </w:r>
-          </w:p>
-        </w:tc>
-        <w:tc>
-          <w:tcPr>
-            <w:tcW w:type="auto" w:w="2267"/>
-          </w:tcPr>
-          <w:p>
-            <w:pPr>
-              <w:jc w:val="left"/>
-            </w:pPr>
-            <w:r>
-              <w:t>ICTU</w:t>
-            </w:r>
-          </w:p>
-        </w:tc>
-        <w:tc>
-          <w:tcPr>
-            <w:tcW w:type="auto" w:w="2267"/>
-          </w:tcPr>
-          <w:p>
-            <w:pPr>
-              <w:jc w:val="left"/>
-            </w:pPr>
-            <w:r>
-              <w:rPr>
-                <w:highlight w:val="yellow"/>
-              </w:rPr>
-              <w:t>{reviewers}</w:t>
-            </w:r>
-          </w:p>
-        </w:tc>
-      </w:tr>
-      <w:tr>
-        <w:tc>
-          <w:tcPr>
-            <w:tcW w:type="auto" w:w="2267"/>
-          </w:tcPr>
-          <w:p>
-            <w:pPr>
-              <w:jc w:val="left"/>
-            </w:pPr>
-            <w:r>
-              <w:t>Plan van aanpak realisatiefase</w:t>
-            </w:r>
-          </w:p>
-        </w:tc>
-        <w:tc>
-          <w:tcPr>
-            <w:tcW w:type="auto" w:w="2267"/>
-          </w:tcPr>
-          <w:p>
-            <w:pPr>
-              <w:jc w:val="left"/>
-            </w:pPr>
-            <w:r>
-              <w:t>ICTU</w:t>
-            </w:r>
-          </w:p>
-        </w:tc>
-        <w:tc>
-          <w:tcPr>
-            <w:tcW w:type="auto" w:w="2267"/>
-          </w:tcPr>
-          <w:p>
-            <w:pPr>
-              <w:jc w:val="left"/>
-            </w:pPr>
-            <w:r>
-              <w:t>ICTU</w:t>
-            </w:r>
-          </w:p>
-        </w:tc>
-        <w:tc>
-          <w:tcPr>
-            <w:tcW w:type="auto" w:w="2267"/>
-          </w:tcPr>
-          <w:p>
-            <w:pPr>
-              <w:jc w:val="left"/>
-            </w:pPr>
-            <w:r>
-              <w:rPr>
-                <w:highlight w:val="yellow"/>
-              </w:rPr>
-              <w:t>{reviewers}</w:t>
-            </w:r>
-          </w:p>
-        </w:tc>
-      </w:tr>
-      <w:tr>
-        <w:tc>
-          <w:tcPr>
-            <w:tcW w:type="auto" w:w="2267"/>
-          </w:tcPr>
-          <w:p>
-            <w:pPr>
-              <w:jc w:val="left"/>
-            </w:pPr>
-            <w:r>
-              <w:t>Tussentijdse rapportage t.b.v. go/no-go besluit</w:t>
-            </w:r>
-          </w:p>
-        </w:tc>
-        <w:tc>
-          <w:tcPr>
-            <w:tcW w:type="auto" w:w="2267"/>
-          </w:tcPr>
-          <w:p>
-            <w:pPr>
-              <w:jc w:val="left"/>
-            </w:pPr>
-            <w:r>
-              <w:rPr>
-                <w:highlight w:val="yellow"/>
-              </w:rPr>
-              <w:t>{verantwoordelijke}</w:t>
-            </w:r>
-          </w:p>
-        </w:tc>
-        <w:tc>
-          <w:tcPr>
-            <w:tcW w:type="auto" w:w="2267"/>
-          </w:tcPr>
-          <w:p>
-            <w:pPr>
-              <w:jc w:val="left"/>
-            </w:pPr>
-            <w:r>
-              <w:t>ICTU</w:t>
-            </w:r>
-          </w:p>
-        </w:tc>
-        <w:tc>
-          <w:tcPr>
-            <w:tcW w:type="auto" w:w="2267"/>
-          </w:tcPr>
-          <w:p>
-            <w:pPr>
-              <w:jc w:val="left"/>
-            </w:pPr>
-            <w:r>
-              <w:rPr>
-                <w:highlight w:val="yellow"/>
-              </w:rPr>
-              <w:t>{reviewers}</w:t>
-            </w:r>
-          </w:p>
-        </w:tc>
-      </w:tr>
-    </w:tbl>
-    <w:p>
-      <w:r>
-        <w:t>De penvoerder van het product is de uitvoerende partij die verantwoordelijk is voor het opleveren van het product tijdens de voorfase; de inhoudelijk verantwoordelijke bepaalt de uiteindelijke inhoud. Zie de ICTU Kwaliteitsaanpak Softwareontwikkeling voor een nadere toelichting op de documentatie.</w:t>
-      </w:r>
-    </w:p>
-    <w:p>
-      <w:r>
-        <w:rPr>
-          <w:highlight w:val="yellow"/>
-        </w:rPr>
-        <w:t>{Een aantal documenten is bij voorkeur al beschikbaar bij de start van de voorfase. De andere documentatie is afhankelijk van deze documenten, dus mochten de benodigde documenten niet aanwezig zijn, dan heeft dat impact op de planning. Controleer de bovenstaande tabel en de planning.}</w:t>
-      </w:r>
-    </w:p>
-    <w:p>
-      <w:r>
-        <w:rPr>
-          <w:highlight w:val="yellow"/>
-        </w:rPr>
-        <w:t>{Tip: Neem bovenstaand overzicht op in een separaat document en gebruik dat in de sprints van de voorfase om bij elke sprintafsluiting de status van de te realiseren producten vast te stellen.}</w:t>
-      </w:r>
-    </w:p>
-    <w:p>
-      <w:pPr>
-        <w:pStyle w:val="Kop2"/>
-      </w:pPr>
-      <w:r>
-        <w:t>Scope</w:t>
-      </w:r>
-    </w:p>
-    <w:p>
-      <w:r>
-        <w:t>Binnen de scope van de opdracht vallen de producten, genoemd in de voorgaande tabel, waarvan ICTU de penvoerder is en de organisatie van werksessies ten behoeve van het opstellen van deze producten. Deze producten bevatten ook de beschrijving van de koppelvlakken met de noodzakelijke, aanpalende bronsystemen; buiten de scope van deze opdracht vallen de beschrijvingen van de aanpalende bronsystemen zelf.</w:t>
-      </w:r>
-    </w:p>
-    <w:p>
-      <w:pPr>
-        <w:pStyle w:val="Kop1"/>
-      </w:pPr>
-      <w:r>
-        <w:t>Werkwijze</w:t>
-      </w:r>
-    </w:p>
-    <w:p>
-      <w:r>
-        <w:t xml:space="preserve">Het succes van deze voorfase, en van het eventueel later uit te voeren realisatietraject, is sterk afhankelijk van de beschikbaarheid en inzet van alle betrokkenen. Deze betrokkenheid dient daarom voor aanvang van het project expliciet te worden geborgd door de betrokken organisaties. Dit zal door de projectleider ICTU en </w:t>
-      </w:r>
-      <w:r>
-        <w:rPr>
-          <w:highlight w:val="yellow"/>
-        </w:rPr>
-        <w:t>{opdrachtgever}</w:t>
-      </w:r>
-      <w:r>
-        <w:t xml:space="preserve"> gemonitord worden.</w:t>
-      </w:r>
-    </w:p>
-    <w:p>
-      <w:r>
-        <w:t>Tijdens dit project wordt zoveel mogelijk agile gewerkt volgens de Scrum-aanpak. Dit vertaalt zich concreet in:</w:t>
+        <w:t>{s}</w:t>
+      </w:r>
+      <w:r>
+        <w:t xml:space="preserve"> wordt het volgende verwacht:</w:t>
       </w:r>
     </w:p>
     <w:p>
       <w:pPr>
         <w:pStyle w:val="Lijstopsomteken1"/>
         <w:numPr>
-          <w:ilvl w:val="0"/>
+          <w:ilvl w:val="2"/>
         </w:numPr>
       </w:pPr>
       <w:r>
-        <w:t xml:space="preserve">Eén Scrumteam met medewerkers van </w:t>
+        <w:t xml:space="preserve">  De producten worden opgesteld tijdens verschillende werksessies. Aanwezigheid bij de werksessies (welke zoveel mogelijk tijdens de dagdelen waarop </w:t>
       </w:r>
       <w:r>
         <w:rPr>
@@ -3624,479 +3810,29 @@
         <w:t>{partijen}</w:t>
       </w:r>
       <w:r>
-        <w:t xml:space="preserve"> en ICTU werkt minimaal </w:t>
-      </w:r>
-      <w:r>
-        <w:rPr>
-          <w:highlight w:val="yellow"/>
-        </w:rPr>
-        <w:t>{aantal}</w:t>
-      </w:r>
-      <w:r>
-        <w:t xml:space="preserve"> dagdelen per week aan de gedefinieerde documenten.</w:t>
+        <w:t xml:space="preserve"> en ICTU samenwerken worden gepland) en indien gewenst aan vervolgafspraken in dat kader;</w:t>
       </w:r>
     </w:p>
     <w:p>
       <w:pPr>
         <w:pStyle w:val="Lijstopsomteken1"/>
         <w:numPr>
-          <w:ilvl w:val="0"/>
+          <w:ilvl w:val="2"/>
         </w:numPr>
       </w:pPr>
       <w:r>
-        <w:t xml:space="preserve">Er is een product owner door </w:t>
-      </w:r>
-      <w:r>
-        <w:rPr>
-          <w:highlight w:val="yellow"/>
-        </w:rPr>
-        <w:t>{opdrachtgevende organisatie}</w:t>
-      </w:r>
-      <w:r>
-        <w:t xml:space="preserve"> aangesteld die de uiteindelijke inhoudelijke keuzes maakt.</w:t>
+        <w:t xml:space="preserve">  Actief bijdragen aan het schrijven en reviewen van de producten;</w:t>
       </w:r>
     </w:p>
     <w:p>
       <w:pPr>
         <w:pStyle w:val="Lijstopsomteken1"/>
         <w:numPr>
-          <w:ilvl w:val="0"/>
+          <w:ilvl w:val="2"/>
         </w:numPr>
       </w:pPr>
       <w:r>
-        <w:t>Voor elk product is een inhoudelijk verantwoordelijke, een penvoerder/schrijver en één of meer reviewers. Alle partijen werken constructief samen. Reviews zijn gericht op kwaliteitsverbeteringen. Waar nodig schrijven reviewers mee aan de documenten.</w:t>
-      </w:r>
-    </w:p>
-    <w:p>
-      <w:pPr>
-        <w:pStyle w:val="Lijstopsomteken1"/>
-        <w:numPr>
-          <w:ilvl w:val="0"/>
-        </w:numPr>
-      </w:pPr>
-      <w:r>
-        <w:t xml:space="preserve">Nieuwe tussentijdse versies van documenten worden kortcyclisch opgeleverd, elke </w:t>
-      </w:r>
-      <w:r>
-        <w:rPr>
-          <w:highlight w:val="yellow"/>
-        </w:rPr>
-        <w:t>{termijn}</w:t>
-      </w:r>
-      <w:r>
-        <w:t>.</w:t>
-      </w:r>
-    </w:p>
-    <w:p>
-      <w:pPr>
-        <w:pStyle w:val="Lijstopsomteken1"/>
-        <w:numPr>
-          <w:ilvl w:val="0"/>
-        </w:numPr>
-      </w:pPr>
-      <w:r>
-        <w:t xml:space="preserve">Alle tussentijdse versies worden gereviewd door </w:t>
-      </w:r>
-      <w:r>
-        <w:rPr>
-          <w:highlight w:val="yellow"/>
-        </w:rPr>
-        <w:t>{reviewers}</w:t>
-      </w:r>
-      <w:r>
-        <w:t xml:space="preserve"> binnen de afgesproken termijn (maximaal </w:t>
-      </w:r>
-      <w:r>
-        <w:rPr>
-          <w:highlight w:val="yellow"/>
-        </w:rPr>
-        <w:t>{aantal}</w:t>
-      </w:r>
-      <w:r>
-        <w:t xml:space="preserve"> werkdagen).</w:t>
-      </w:r>
-    </w:p>
-    <w:p>
-      <w:r>
-        <w:t xml:space="preserve">De voorfase wordt uitgevoerd in iteraties, "sprints" genaamd, van twee weken. Iedere sprint hanteert hierbij eenzelfde tijdschema, start met een planningssessie en eindigt met een demonstratie van de status van de producten. In de planningssessie wordt onder andere nagegaan in hoeverre een product in de komende sprint kan worden opgepakt; dit hangt af van de voortgang van andere producten waarvan het betreffende product afhankelijk is. Rondom de thema’s </w:t>
-      </w:r>
-      <w:r>
-        <w:rPr>
-          <w:highlight w:val="yellow"/>
-        </w:rPr>
-        <w:t>{functionaliteit, (gebruiks)kwaliteit, architectuur, techniek en veiligheid}</w:t>
-      </w:r>
-      <w:r>
-        <w:t xml:space="preserve"> organiseert ICTU werksessies.</w:t>
-      </w:r>
-    </w:p>
-    <w:p>
-      <w:pPr>
-        <w:pStyle w:val="Kop2"/>
-      </w:pPr>
-      <w:r>
-        <w:t>Werving</w:t>
-      </w:r>
-    </w:p>
-    <w:p>
-      <w:r>
-        <w:t xml:space="preserve">Direct na de opdrachtverstrekking start ICTU met de bemensing van het project ten behoeve van de voorfase. </w:t>
-      </w:r>
-      <w:r>
-        <w:rPr>
-          <w:highlight w:val="yellow"/>
-        </w:rPr>
-        <w:t>{Beschrijf de eventueel te werven functies}</w:t>
-      </w:r>
-    </w:p>
-    <w:p>
-      <w:pPr>
-        <w:pStyle w:val="Kop2"/>
-      </w:pPr>
-      <w:r>
-        <w:t>Kick-off</w:t>
-      </w:r>
-    </w:p>
-    <w:p>
-      <w:r>
-        <w:t>Voor een goede start wordt er, bij aanvang van de voorfase, een kick-off georganiseerd met alle projectmedewerkers, beoogde stuurgroepleden en de opdrachtgever. Na opdrachtverstrekking zal de projectleider van ICTU de kick-off plannen.</w:t>
-      </w:r>
-    </w:p>
-    <w:p>
-      <w:pPr>
-        <w:pStyle w:val="Kop2"/>
-      </w:pPr>
-      <w:r>
-        <w:t>Samenwerking</w:t>
-      </w:r>
-    </w:p>
-    <w:p>
-      <w:r>
-        <w:rPr>
-          <w:highlight w:val="yellow"/>
-        </w:rPr>
-        <w:t>{opdrachtgevende organisatie}</w:t>
-      </w:r>
-      <w:r>
-        <w:t xml:space="preserve"> en </w:t>
-      </w:r>
-      <w:r>
-        <w:rPr>
-          <w:highlight w:val="yellow"/>
-        </w:rPr>
-        <w:t>{partijen}</w:t>
-      </w:r>
-      <w:r>
-        <w:t xml:space="preserve"> en ICTU werken gezamenlijk aan de op te leveren documenten in een Scrumteam. Voor een goed resultaat is het van belang dat er minimaal </w:t>
-      </w:r>
-      <w:r>
-        <w:rPr>
-          <w:highlight w:val="yellow"/>
-        </w:rPr>
-        <w:t>{aantal}</w:t>
-      </w:r>
-      <w:r>
-        <w:t xml:space="preserve"> </w:t>
-      </w:r>
-      <w:r>
-        <w:rPr>
-          <w:highlight w:val="yellow"/>
-        </w:rPr>
-        <w:t>{dagen/dagdelen}</w:t>
-      </w:r>
-      <w:r>
-        <w:t xml:space="preserve"> per week door alle partijen wordt samengewerkt. </w:t>
-      </w:r>
-      <w:r>
-        <w:rPr>
-          <w:highlight w:val="yellow"/>
-        </w:rPr>
-        <w:t>{partij}</w:t>
-      </w:r>
-      <w:r>
-        <w:t xml:space="preserve"> stelt hiervoor </w:t>
-      </w:r>
-      <w:r>
-        <w:rPr>
-          <w:highlight w:val="yellow"/>
-        </w:rPr>
-        <w:t>{fysieke en/of online}</w:t>
-      </w:r>
-      <w:r>
-        <w:t xml:space="preserve"> ruimte en samenwerkhulpmiddelen beschikbaar; projectmedewerkers zorgen zelf voor een laptop. </w:t>
-      </w:r>
-      <w:r>
-        <w:rPr>
-          <w:highlight w:val="yellow"/>
-        </w:rPr>
-        <w:t>{Als met hulpmiddelen van ICTU wordt gewerkt: Om deze bij ICTU te gebruiken moeten de laptops voldoen aan de bij ICTU geldende beveiligingsnormen, welke zijn opgenomen in het ICTU-voorschrift Zakelijk gebruik ICT-diensten en voorzieningen.}</w:t>
-      </w:r>
-    </w:p>
-    <w:p>
-      <w:r>
-        <w:t xml:space="preserve">Vertegenwoordigers van het project nemen deel aan de volgende overleggen met vertegenwoordigers van </w:t>
-      </w:r>
-      <w:r>
-        <w:rPr>
-          <w:highlight w:val="yellow"/>
-        </w:rPr>
-        <w:t>{opdrachtgevende organisatie}</w:t>
-      </w:r>
-      <w:r>
-        <w:t xml:space="preserve"> en de beheerorganisatie:</w:t>
-      </w:r>
-    </w:p>
-    <w:p>
-      <w:pPr>
-        <w:pStyle w:val="Lijstopsomteken1"/>
-        <w:numPr>
-          <w:ilvl w:val="0"/>
-        </w:numPr>
-      </w:pPr>
-      <w:r>
-        <w:t>het architectuuroverleg,</w:t>
-      </w:r>
-    </w:p>
-    <w:p>
-      <w:pPr>
-        <w:pStyle w:val="Lijstopsomteken1"/>
-        <w:numPr>
-          <w:ilvl w:val="0"/>
-        </w:numPr>
-      </w:pPr>
-      <w:r>
-        <w:t>het informatiebeveiligingsoverleg,</w:t>
-      </w:r>
-    </w:p>
-    <w:p>
-      <w:pPr>
-        <w:pStyle w:val="Lijstopsomteken1"/>
-        <w:numPr>
-          <w:ilvl w:val="0"/>
-        </w:numPr>
-      </w:pPr>
-      <w:r>
-        <w:t>het beheeroverleg,</w:t>
-      </w:r>
-    </w:p>
-    <w:p>
-      <w:pPr>
-        <w:pStyle w:val="Lijstopsomteken1"/>
-        <w:numPr>
-          <w:ilvl w:val="0"/>
-        </w:numPr>
-      </w:pPr>
-      <w:r>
-        <w:rPr>
-          <w:highlight w:val="yellow"/>
-        </w:rPr>
-        <w:t>{vul aan en pas aan, indien nodig}</w:t>
-      </w:r>
-    </w:p>
-    <w:p>
-      <w:pPr>
-        <w:pStyle w:val="Kop2"/>
-      </w:pPr>
-      <w:r>
-        <w:t>Projectbesturing</w:t>
-      </w:r>
-    </w:p>
-    <w:p>
-      <w:r>
-        <w:rPr>
-          <w:highlight w:val="yellow"/>
-        </w:rPr>
-        <w:t>{Beschrijf kort de governancestructuur: stuurgroep, rapportage- en escalatielijnen}</w:t>
-      </w:r>
-    </w:p>
-    <w:p>
-      <w:pPr>
-        <w:pStyle w:val="Kop2"/>
-      </w:pPr>
-      <w:r>
-        <w:t>Oplevering producten</w:t>
-      </w:r>
-    </w:p>
-    <w:p>
-      <w:r>
-        <w:t xml:space="preserve">De voorfase is op basis van sprints ingericht. Aan het einde van elke sprint zijn alle tot dan toe opgedane inzichten verwerkt in de producten. Na de laatste sprint levert ICTU het geheel op aan </w:t>
-      </w:r>
-      <w:r>
-        <w:rPr>
-          <w:highlight w:val="yellow"/>
-        </w:rPr>
-        <w:t>{opdrachtgevende organisatie}</w:t>
-      </w:r>
-      <w:r>
-        <w:t>.</w:t>
-      </w:r>
-    </w:p>
-    <w:p>
-      <w:pPr>
-        <w:pStyle w:val="Kop2"/>
-      </w:pPr>
-      <w:r>
-        <w:t>Kwaliteitsbeheersing</w:t>
-      </w:r>
-    </w:p>
-    <w:p>
-      <w:r>
-        <w:t>Op te leveren producten worden gemaakt door de penvoerder en gereviewd door de andere partijen. De penvoerder verwerkt de resultaten van de review in de producten.</w:t>
-      </w:r>
-    </w:p>
-    <w:p>
-      <w:r>
-        <w:t>De experts reviewen op zaken zoals:</w:t>
-      </w:r>
-    </w:p>
-    <w:p>
-      <w:pPr>
-        <w:pStyle w:val="Lijstopsomteken1"/>
-        <w:numPr>
-          <w:ilvl w:val="0"/>
-        </w:numPr>
-      </w:pPr>
-      <w:r>
-        <w:t>heldere structuur en onderlinge samenhang van de documenten;</w:t>
-      </w:r>
-    </w:p>
-    <w:p>
-      <w:pPr>
-        <w:pStyle w:val="Lijstopsomteken1"/>
-        <w:numPr>
-          <w:ilvl w:val="0"/>
-        </w:numPr>
-      </w:pPr>
-      <w:r>
-        <w:t>“fitness for use” van de producten; Dit betekent dat deze producten geschikt zijn om een Scrumontwikkeltraject te starten en te sturen;</w:t>
-      </w:r>
-    </w:p>
-    <w:p>
-      <w:pPr>
-        <w:pStyle w:val="Lijstopsomteken1"/>
-        <w:numPr>
-          <w:ilvl w:val="0"/>
-        </w:numPr>
-      </w:pPr>
-      <w:r>
-        <w:t>interne en onderlinge consistentie;</w:t>
-      </w:r>
-    </w:p>
-    <w:p>
-      <w:pPr>
-        <w:pStyle w:val="Lijstopsomteken1"/>
-        <w:numPr>
-          <w:ilvl w:val="0"/>
-        </w:numPr>
-      </w:pPr>
-      <w:r>
-        <w:t>volledigheid.</w:t>
-      </w:r>
-    </w:p>
-    <w:p>
-      <w:pPr>
-        <w:pStyle w:val="Kop2"/>
-      </w:pPr>
-      <w:r>
-        <w:t xml:space="preserve">Inzet </w:t>
-      </w:r>
-      <w:r>
-        <w:rPr>
-          <w:highlight w:val="yellow"/>
-        </w:rPr>
-        <w:t>{opdrachtgevende organisatie}</w:t>
-      </w:r>
-      <w:r>
-        <w:t xml:space="preserve"> en </w:t>
-      </w:r>
-      <w:r>
-        <w:rPr>
-          <w:highlight w:val="yellow"/>
-        </w:rPr>
-        <w:t>{partijen}</w:t>
-      </w:r>
-    </w:p>
-    <w:p>
-      <w:r>
-        <w:t xml:space="preserve">Betrokkenheid van inhoudsdeskundigen van </w:t>
-      </w:r>
-      <w:r>
-        <w:rPr>
-          <w:highlight w:val="yellow"/>
-        </w:rPr>
-        <w:t>{opdrachtgevende organisatie}</w:t>
-      </w:r>
-      <w:r>
-        <w:t xml:space="preserve"> en </w:t>
-      </w:r>
-      <w:r>
-        <w:rPr>
-          <w:highlight w:val="yellow"/>
-        </w:rPr>
-        <w:t>{partijen}</w:t>
-      </w:r>
-      <w:r>
-        <w:t xml:space="preserve"> is randvoorwaardelijk voor de uitvoering van de opdracht. Van de betrokken medewerkers van deze organisatie</w:t>
-      </w:r>
-      <w:r>
-        <w:rPr>
-          <w:highlight w:val="yellow"/>
-        </w:rPr>
-        <w:t>{s}</w:t>
-      </w:r>
-      <w:r>
-        <w:t xml:space="preserve"> wordt het volgende verwacht:</w:t>
-      </w:r>
-    </w:p>
-    <w:p>
-      <w:pPr>
-        <w:pStyle w:val="Lijstopsomteken1"/>
-        <w:numPr>
-          <w:ilvl w:val="0"/>
-        </w:numPr>
-      </w:pPr>
-      <w:r>
-        <w:t xml:space="preserve">De producten worden opgesteld tijdens verschillende werksessies. Aanwezigheid bij de werksessies (welke zoveel mogelijk tijdens de dagdelen waarop </w:t>
-      </w:r>
-      <w:r>
-        <w:rPr>
-          <w:highlight w:val="yellow"/>
-        </w:rPr>
-        <w:t>{opdrachtgevende organisatie}</w:t>
-      </w:r>
-      <w:r>
-        <w:t xml:space="preserve"> en </w:t>
-      </w:r>
-      <w:r>
-        <w:rPr>
-          <w:highlight w:val="yellow"/>
-        </w:rPr>
-        <w:t>{partijen}</w:t>
-      </w:r>
-      <w:r>
-        <w:t xml:space="preserve"> en ICTU samenwerken worden gepland) en indien gewenst aan vervolgafspraken in dat kader;</w:t>
-      </w:r>
-    </w:p>
-    <w:p>
-      <w:pPr>
-        <w:pStyle w:val="Lijstopsomteken1"/>
-        <w:numPr>
-          <w:ilvl w:val="0"/>
-        </w:numPr>
-      </w:pPr>
-      <w:r>
-        <w:t>Actief bijdragen aan het schrijven en reviewen van de producten;</w:t>
-      </w:r>
-    </w:p>
-    <w:p>
-      <w:pPr>
-        <w:pStyle w:val="Lijstopsomteken1"/>
-        <w:numPr>
-          <w:ilvl w:val="0"/>
-        </w:numPr>
-      </w:pPr>
-      <w:r>
-        <w:t>Buiten de workshops uitzoeken van onduidelijkheden en binnen de eigen organisatie(s) op zoek gaan naar antwoorden.</w:t>
+        <w:t xml:space="preserve">  Buiten de workshops uitzoeken van onduidelijkheden en binnen de eigen organisatie(s) op zoek gaan naar antwoorden.</w:t>
       </w:r>
     </w:p>
     <w:p>
@@ -9923,7 +9659,7 @@
             <w:pPr>
               <w:jc w:val="left"/>
             </w:pPr>
-            <w:hyperlink r:id="rId16">
+            <w:hyperlink r:id="rId17">
               <w:r>
                 <w:rPr>
                   <w:rStyle w:val="Hyperlink"/>
@@ -9956,7 +9692,7 @@
             <w:pPr>
               <w:jc w:val="left"/>
             </w:pPr>
-            <w:hyperlink r:id="rId17">
+            <w:hyperlink r:id="rId18">
               <w:r>
                 <w:rPr>
                   <w:rStyle w:val="Hyperlink"/>
@@ -9989,7 +9725,7 @@
             <w:pPr>
               <w:jc w:val="left"/>
             </w:pPr>
-            <w:hyperlink r:id="rId18">
+            <w:hyperlink r:id="rId19">
               <w:r>
                 <w:rPr>
                   <w:rStyle w:val="Hyperlink"/>
@@ -10022,7 +9758,7 @@
             <w:pPr>
               <w:jc w:val="left"/>
             </w:pPr>
-            <w:hyperlink r:id="rId19">
+            <w:hyperlink r:id="rId20">
               <w:r>
                 <w:rPr>
                   <w:rStyle w:val="Hyperlink"/>
@@ -10055,7 +9791,7 @@
             <w:pPr>
               <w:jc w:val="left"/>
             </w:pPr>
-            <w:hyperlink r:id="rId20">
+            <w:hyperlink r:id="rId21">
               <w:r>
                 <w:rPr>
                   <w:rStyle w:val="Hyperlink"/>
@@ -10088,7 +9824,7 @@
             <w:pPr>
               <w:jc w:val="left"/>
             </w:pPr>
-            <w:hyperlink r:id="rId21">
+            <w:hyperlink r:id="rId22">
               <w:r>
                 <w:rPr>
                   <w:rStyle w:val="Hyperlink"/>
@@ -10121,7 +9857,7 @@
             <w:pPr>
               <w:jc w:val="left"/>
             </w:pPr>
-            <w:hyperlink r:id="rId22">
+            <w:hyperlink r:id="rId23">
               <w:r>
                 <w:rPr>
                   <w:rStyle w:val="Hyperlink"/>
@@ -10154,7 +9890,7 @@
             <w:pPr>
               <w:jc w:val="left"/>
             </w:pPr>
-            <w:hyperlink r:id="rId23">
+            <w:hyperlink r:id="rId24">
               <w:r>
                 <w:rPr>
                   <w:rStyle w:val="Hyperlink"/>
@@ -10187,7 +9923,7 @@
             <w:pPr>
               <w:jc w:val="left"/>
             </w:pPr>
-            <w:hyperlink r:id="rId24">
+            <w:hyperlink r:id="rId25">
               <w:r>
                 <w:rPr>
                   <w:rStyle w:val="Hyperlink"/>
@@ -10220,7 +9956,7 @@
             <w:pPr>
               <w:jc w:val="left"/>
             </w:pPr>
-            <w:hyperlink r:id="rId25">
+            <w:hyperlink r:id="rId26">
               <w:r>
                 <w:rPr>
                   <w:rStyle w:val="Hyperlink"/>
@@ -10253,7 +9989,7 @@
             <w:pPr>
               <w:jc w:val="left"/>
             </w:pPr>
-            <w:hyperlink r:id="rId26">
+            <w:hyperlink r:id="rId27">
               <w:r>
                 <w:rPr>
                   <w:rStyle w:val="Hyperlink"/>
@@ -10286,7 +10022,7 @@
             <w:pPr>
               <w:jc w:val="left"/>
             </w:pPr>
-            <w:hyperlink r:id="rId27">
+            <w:hyperlink r:id="rId28">
               <w:r>
                 <w:rPr>
                   <w:rStyle w:val="Hyperlink"/>
@@ -10319,7 +10055,7 @@
             <w:pPr>
               <w:jc w:val="left"/>
             </w:pPr>
-            <w:hyperlink r:id="rId28">
+            <w:hyperlink r:id="rId29">
               <w:r>
                 <w:rPr>
                   <w:rStyle w:val="Hyperlink"/>
@@ -10352,7 +10088,7 @@
             <w:pPr>
               <w:jc w:val="left"/>
             </w:pPr>
-            <w:hyperlink r:id="rId29">
+            <w:hyperlink r:id="rId30">
               <w:r>
                 <w:rPr>
                   <w:rStyle w:val="Hyperlink"/>
@@ -10385,7 +10121,7 @@
             <w:pPr>
               <w:jc w:val="left"/>
             </w:pPr>
-            <w:hyperlink r:id="rId30">
+            <w:hyperlink r:id="rId31">
               <w:r>
                 <w:rPr>
                   <w:rStyle w:val="Hyperlink"/>
@@ -10427,7 +10163,7 @@
       <w:r>
         <w:t xml:space="preserve">Overheidsprojecten waarin software wordt ontwikkeld of onderhouden kampen nog vaak met vertraging, budgetoverschrijding of een eindresultaat met te lage kwaliteit. Zo concludeerde de commissie-Elias in haar </w:t>
       </w:r>
-      <w:hyperlink r:id="rId31">
+      <w:hyperlink r:id="rId32">
         <w:r>
           <w:rPr>
             <w:rStyle w:val="Hyperlink"/>
@@ -10458,7 +10194,7 @@
       <w:r>
         <w:t xml:space="preserve">Met behulp van de ICTU Kwaliteitsaanpak Softwareontwikkeling heeft ICTU samen met andere overheden inmiddels enige tientallen projecten succesvol uitgevoerd. ICTU wil deze aanpak graag aanvullen met de ervaringen en geleerde lessen van andere organisaties en deze overdraagbaar maken en breder uitdragen. Om die reden stelt ICTU deze Kwaliteitsaanpak aan iedereen beschikbaar via </w:t>
       </w:r>
-      <w:hyperlink r:id="rId32">
+      <w:hyperlink r:id="rId33">
         <w:r>
           <w:rPr>
             <w:rStyle w:val="Hyperlink"/>
@@ -10520,7 +10256,7 @@
       <w:r>
         <w:t xml:space="preserve">De Kwaliteitsaanpak is een evoluerende aanpak, gebaseerd op de ervaringen die ICTU continu opdoet in de projecten waarin ICTU samen met opdrachtgevende organisaties maatwerksoftware ontwikkelt en onderhoudt. ICTU hanteert daarbij de vuistregel dat als tenminste 80% van de projecten minstens 80% van de tijd een bepaalde werkwijze hanteren, voor die werkwijze een maatregel in de Kwaliteitsaanpak wordt opgenomen. Maar het kan ook voorkomen dat maatregelen om andere redenen landen in de Kwaliteitsaanpak; denk aan het toegankelijk maken van software dat wettelijk verplicht is. Zie ook de wijzigingsgeschiedenis in </w:t>
       </w:r>
-      <w:hyperlink r:id="rId33">
+      <w:hyperlink r:id="rId34">
         <w:r>
           <w:rPr>
             <w:rStyle w:val="Hyperlink"/>
@@ -10531,7 +10267,7 @@
       <w:r>
         <w:t xml:space="preserve"> of </w:t>
       </w:r>
-      <w:hyperlink r:id="rId34">
+      <w:hyperlink r:id="rId35">
         <w:r>
           <w:rPr>
             <w:rStyle w:val="Hyperlink"/>

--- a/docs/wip/ICTU-Template-Plan-van-Aanpak-Voorfase.docx
+++ b/docs/wip/ICTU-Template-Plan-van-Aanpak-Voorfase.docx
@@ -1856,7 +1856,7 @@
         </w:numPr>
       </w:pPr>
       <w:r>
-        <w:t xml:space="preserve">Business impact analysis (BIA), versie </w:t>
+        <w:t xml:space="preserve">Business impact analyse (BIA), versie </w:t>
       </w:r>
       <w:r>
         <w:rPr>
@@ -2135,7 +2135,7 @@
               <w:jc w:val="left"/>
             </w:pPr>
             <w:r>
-              <w:t>Business impact analysis (BIA)</w:t>
+              <w:t>Business impact analyse (BIA)</w:t>
             </w:r>
           </w:p>
         </w:tc>
@@ -2797,7 +2797,7 @@
               <w:jc w:val="left"/>
             </w:pPr>
             <w:r>
-              <w:t>Informatiebeveiligingsplan  (IB-plan)</w:t>
+              <w:t>Informatiebeveiligingsplan (IB-plan)</w:t>
             </w:r>
           </w:p>
         </w:tc>
@@ -3313,7 +3313,7 @@
               <w:jc w:val="left"/>
             </w:pPr>
             <w:r>
-              <w:t>Tussentijdse rapportage t.b.v. go/no-go besluit</w:t>
+              <w:t>Rapportage t.b.v. go/no-go besluit</w:t>
             </w:r>
           </w:p>
         </w:tc>
@@ -3386,7 +3386,22 @@
           <w:color w:val="000000"/>
           <w:highlight w:val="yellow"/>
         </w:rPr>
-        <w:t>{Tip: Neem bovenstaand overzicht op in een separaat document en gebruik dat in de sprints van de voorfase om bij elke sprintafsluiting de status van de te realiseren producten vast te stellen.}</w:t>
+        <w:t xml:space="preserve">{Tip: Gebruik bovenstaand overzicht in de sprints van de voorfase om de voortgang van de te realiseren producten te bewaken. Zie </w:t>
+      </w:r>
+      <w:hyperlink r:id="rId16">
+        <w:r>
+          <w:rPr>
+            <w:rStyle w:val="Hyperlink"/>
+          </w:rPr>
+          <w:t>Template plan van aanpak voorfase producten</w:t>
+        </w:r>
+      </w:hyperlink>
+      <w:r>
+        <w:rPr>
+          <w:color w:val="000000"/>
+          <w:highlight w:val="yellow"/>
+        </w:rPr>
+        <w:t>.}</w:t>
       </w:r>
     </w:p>
     <w:p>
@@ -7322,7 +7337,7 @@
               <w:jc w:val="left"/>
             </w:pPr>
             <w:r>
-              <w:t>business impact analysis</w:t>
+              <w:t>Een business impact analyse is een methode om de mogelijke bedrijfsimpact te bepalen die een organisatie zou kunnen ervaren door een incident, dat de functionaliteit van of de informatie in een applicatie in gevaar brengt [NORA]</w:t>
             </w:r>
           </w:p>
         </w:tc>
@@ -7652,7 +7667,7 @@
               <w:jc w:val="left"/>
             </w:pPr>
             <w:r>
-              <w:t>globaal functioneel ontwerp</w:t>
+              <w:t>Een globaal functioneel ontwerp beschrijft de functionele werking van een product op hoofdlijnen, voor specifieke use cases</w:t>
             </w:r>
           </w:p>
         </w:tc>
@@ -7683,7 +7698,7 @@
               <w:jc w:val="left"/>
             </w:pPr>
             <w:r>
-              <w:t>informatiebeveiligingsplan</w:t>
+              <w:t>Een informatiebeveiligingsplan beschrijft binnen welke kaders bescherming geleverd wordt tegen welke dreigingen en met welke maatregelen die bescherming vorm krijgt</w:t>
             </w:r>
           </w:p>
         </w:tc>
@@ -7754,6 +7769,1465 @@
               <w:jc w:val="left"/>
             </w:pPr>
             <w:r>
+              <w:t>De infrastructuurarchitectuur beschrijft de technische infrastructuur van een product op hoofdlijnen, in termen van hardwareonderdelen en -relaties (housing, hardware, virtuals, standaard software en middleware)</w:t>
+            </w:r>
+          </w:p>
+        </w:tc>
+      </w:tr>
+      <w:tr>
+        <w:tc>
+          <w:tcPr>
+            <w:tcW w:type="auto" w:w="4535"/>
+          </w:tcPr>
+          <w:p>
+            <w:pPr>
+              <w:jc w:val="left"/>
+            </w:pPr>
+            <w:r>
+              <w:rPr>
+                <w:b/>
+              </w:rPr>
+              <w:t>interactie-ontwerp</w:t>
+            </w:r>
+          </w:p>
+        </w:tc>
+        <w:tc>
+          <w:tcPr>
+            <w:tcW w:type="auto" w:w="4535"/>
+          </w:tcPr>
+          <w:p>
+            <w:pPr>
+              <w:jc w:val="left"/>
+            </w:pPr>
+            <w:r>
+              <w:t>Een interactie-ontwerp beschrijft de interacties tussen gebruikers en het systeem en de user experience daarbij</w:t>
+            </w:r>
+          </w:p>
+        </w:tc>
+      </w:tr>
+      <w:tr>
+        <w:tc>
+          <w:tcPr>
+            <w:tcW w:type="auto" w:w="4535"/>
+          </w:tcPr>
+          <w:p>
+            <w:pPr>
+              <w:jc w:val="left"/>
+            </w:pPr>
+            <w:r>
+              <w:rPr>
+                <w:b/>
+              </w:rPr>
+              <w:t>IPO</w:t>
+            </w:r>
+          </w:p>
+        </w:tc>
+        <w:tc>
+          <w:tcPr>
+            <w:tcW w:type="auto" w:w="4535"/>
+          </w:tcPr>
+          <w:p>
+            <w:pPr>
+              <w:jc w:val="left"/>
+            </w:pPr>
+            <w:r>
+              <w:t>intern projectoverleg</w:t>
+            </w:r>
+          </w:p>
+        </w:tc>
+      </w:tr>
+      <w:tr>
+        <w:tc>
+          <w:tcPr>
+            <w:tcW w:type="auto" w:w="4535"/>
+          </w:tcPr>
+          <w:p>
+            <w:pPr>
+              <w:jc w:val="left"/>
+            </w:pPr>
+            <w:r>
+              <w:rPr>
+                <w:b/>
+              </w:rPr>
+              <w:t>ISD</w:t>
+            </w:r>
+          </w:p>
+        </w:tc>
+        <w:tc>
+          <w:tcPr>
+            <w:tcW w:type="auto" w:w="4535"/>
+          </w:tcPr>
+          <w:p>
+            <w:pPr>
+              <w:jc w:val="left"/>
+            </w:pPr>
+            <w:r>
+              <w:t xml:space="preserve">ICTU Software Diensten, afdeling van ICTU die </w:t>
+            </w:r>
+            <w:r>
+              <w:rPr>
+                <w:b/>
+              </w:rPr>
+              <w:t>softwareontwikkelprojecten</w:t>
+            </w:r>
+            <w:r>
+              <w:t xml:space="preserve"> ondersteunt met ontwikkel- en testomgevingen, tools en diensten</w:t>
+            </w:r>
+          </w:p>
+        </w:tc>
+      </w:tr>
+      <w:tr>
+        <w:tc>
+          <w:tcPr>
+            <w:tcW w:type="auto" w:w="4535"/>
+          </w:tcPr>
+          <w:p>
+            <w:pPr>
+              <w:jc w:val="left"/>
+            </w:pPr>
+            <w:r>
+              <w:rPr>
+                <w:b/>
+              </w:rPr>
+              <w:t>ISE</w:t>
+            </w:r>
+          </w:p>
+        </w:tc>
+        <w:tc>
+          <w:tcPr>
+            <w:tcW w:type="auto" w:w="4535"/>
+          </w:tcPr>
+          <w:p>
+            <w:pPr>
+              <w:jc w:val="left"/>
+            </w:pPr>
+            <w:r>
+              <w:t xml:space="preserve">ICTU Software Expertise, afdeling van ICTU die </w:t>
+            </w:r>
+            <w:r>
+              <w:rPr>
+                <w:b/>
+              </w:rPr>
+              <w:t>softwareontwikkelprojecten</w:t>
+            </w:r>
+            <w:r>
+              <w:t xml:space="preserve"> ondersteunt met expertise op het gebied van </w:t>
+            </w:r>
+            <w:r>
+              <w:rPr>
+                <w:b/>
+              </w:rPr>
+              <w:t>softwareontwikkeling</w:t>
+            </w:r>
+            <w:r>
+              <w:t xml:space="preserve"> en die de ICTU Kwaliteitsaanpak Softwareontwikkeling onderhoudt</w:t>
+            </w:r>
+          </w:p>
+        </w:tc>
+      </w:tr>
+      <w:tr>
+        <w:tc>
+          <w:tcPr>
+            <w:tcW w:type="auto" w:w="4535"/>
+          </w:tcPr>
+          <w:p>
+            <w:pPr>
+              <w:jc w:val="left"/>
+            </w:pPr>
+            <w:r>
+              <w:rPr>
+                <w:b/>
+              </w:rPr>
+              <w:t>ISO</w:t>
+            </w:r>
+          </w:p>
+        </w:tc>
+        <w:tc>
+          <w:tcPr>
+            <w:tcW w:type="auto" w:w="4535"/>
+          </w:tcPr>
+          <w:p>
+            <w:pPr>
+              <w:jc w:val="left"/>
+            </w:pPr>
+            <w:r>
+              <w:t>International Organization for Standardization</w:t>
+            </w:r>
+          </w:p>
+        </w:tc>
+      </w:tr>
+      <w:tr>
+        <w:tc>
+          <w:tcPr>
+            <w:tcW w:type="auto" w:w="4535"/>
+          </w:tcPr>
+          <w:p>
+            <w:pPr>
+              <w:jc w:val="left"/>
+            </w:pPr>
+            <w:r>
+              <w:rPr>
+                <w:b/>
+              </w:rPr>
+              <w:t>Jira</w:t>
+            </w:r>
+          </w:p>
+        </w:tc>
+        <w:tc>
+          <w:tcPr>
+            <w:tcW w:type="auto" w:w="4535"/>
+          </w:tcPr>
+          <w:p>
+            <w:pPr>
+              <w:jc w:val="left"/>
+            </w:pPr>
+            <w:r>
+              <w:t xml:space="preserve">tool om </w:t>
+            </w:r>
+            <w:r>
+              <w:rPr>
+                <w:b/>
+              </w:rPr>
+              <w:t>use cases</w:t>
+            </w:r>
+            <w:r>
+              <w:t>, user stories, logische testgevallen en issues vast te leggen</w:t>
+            </w:r>
+          </w:p>
+        </w:tc>
+      </w:tr>
+      <w:tr>
+        <w:tc>
+          <w:tcPr>
+            <w:tcW w:type="auto" w:w="4535"/>
+          </w:tcPr>
+          <w:p>
+            <w:pPr>
+              <w:jc w:val="left"/>
+            </w:pPr>
+            <w:r>
+              <w:rPr>
+                <w:b/>
+              </w:rPr>
+              <w:t>klantreis</w:t>
+            </w:r>
+          </w:p>
+        </w:tc>
+        <w:tc>
+          <w:tcPr>
+            <w:tcW w:type="auto" w:w="4535"/>
+          </w:tcPr>
+          <w:p>
+            <w:pPr>
+              <w:jc w:val="left"/>
+            </w:pPr>
+            <w:r>
+              <w:t>alle directe en indirecte interactie van een klant of gebruiker met een product of dienst</w:t>
+            </w:r>
+          </w:p>
+        </w:tc>
+      </w:tr>
+      <w:tr>
+        <w:tc>
+          <w:tcPr>
+            <w:tcW w:type="auto" w:w="4535"/>
+          </w:tcPr>
+          <w:p>
+            <w:pPr>
+              <w:jc w:val="left"/>
+            </w:pPr>
+            <w:r>
+              <w:rPr>
+                <w:b/>
+              </w:rPr>
+              <w:t>KPI</w:t>
+            </w:r>
+          </w:p>
+        </w:tc>
+        <w:tc>
+          <w:tcPr>
+            <w:tcW w:type="auto" w:w="4535"/>
+          </w:tcPr>
+          <w:p>
+            <w:pPr>
+              <w:jc w:val="left"/>
+            </w:pPr>
+            <w:r>
+              <w:t>key performance indicator</w:t>
+            </w:r>
+          </w:p>
+        </w:tc>
+      </w:tr>
+      <w:tr>
+        <w:tc>
+          <w:tcPr>
+            <w:tcW w:type="auto" w:w="4535"/>
+          </w:tcPr>
+          <w:p>
+            <w:pPr>
+              <w:jc w:val="left"/>
+            </w:pPr>
+            <w:r>
+              <w:rPr>
+                <w:b/>
+              </w:rPr>
+              <w:t>kwaliteitsmanager</w:t>
+            </w:r>
+          </w:p>
+        </w:tc>
+        <w:tc>
+          <w:tcPr>
+            <w:tcW w:type="auto" w:w="4535"/>
+          </w:tcPr>
+          <w:p>
+            <w:pPr>
+              <w:jc w:val="left"/>
+            </w:pPr>
+            <w:r>
+              <w:t xml:space="preserve">controleert en borgt de kwaliteit van </w:t>
+            </w:r>
+            <w:r>
+              <w:rPr>
+                <w:b/>
+              </w:rPr>
+              <w:t>software</w:t>
+            </w:r>
+            <w:r>
+              <w:t xml:space="preserve"> conform de vastgestelde eisen en de Kwaliteitsaanpak en rapporteert aan de </w:t>
+            </w:r>
+            <w:r>
+              <w:rPr>
+                <w:b/>
+              </w:rPr>
+              <w:t>projectleider</w:t>
+            </w:r>
+          </w:p>
+        </w:tc>
+      </w:tr>
+      <w:tr>
+        <w:tc>
+          <w:tcPr>
+            <w:tcW w:type="auto" w:w="4535"/>
+          </w:tcPr>
+          <w:p>
+            <w:pPr>
+              <w:jc w:val="left"/>
+            </w:pPr>
+            <w:r>
+              <w:rPr>
+                <w:b/>
+              </w:rPr>
+              <w:t>minimum viable product</w:t>
+            </w:r>
+          </w:p>
+        </w:tc>
+        <w:tc>
+          <w:tcPr>
+            <w:tcW w:type="auto" w:w="4535"/>
+          </w:tcPr>
+          <w:p>
+            <w:pPr>
+              <w:jc w:val="left"/>
+            </w:pPr>
+            <w:r>
+              <w:t>Een minimum viable product is een eerste versie van een product, die zo vroeg mogelijk wordt uitgerold naar de gebruikers, met net voldoende functionaliteit om het gestelde doel te behalen en niet meer dan dat</w:t>
+            </w:r>
+          </w:p>
+        </w:tc>
+      </w:tr>
+      <w:tr>
+        <w:tc>
+          <w:tcPr>
+            <w:tcW w:type="auto" w:w="4535"/>
+          </w:tcPr>
+          <w:p>
+            <w:pPr>
+              <w:jc w:val="left"/>
+            </w:pPr>
+            <w:r>
+              <w:rPr>
+                <w:b/>
+              </w:rPr>
+              <w:t>MTP</w:t>
+            </w:r>
+          </w:p>
+        </w:tc>
+        <w:tc>
+          <w:tcPr>
+            <w:tcW w:type="auto" w:w="4535"/>
+          </w:tcPr>
+          <w:p>
+            <w:pPr>
+              <w:jc w:val="left"/>
+            </w:pPr>
+            <w:r>
+              <w:t>Een mastertestplan beschrijft de aanpak van het testen van een product op hoofdlijnen, in termen van strategie, activiteiten, afhankelijkheden en de op te leveren resultaten</w:t>
+            </w:r>
+          </w:p>
+        </w:tc>
+      </w:tr>
+      <w:tr>
+        <w:tc>
+          <w:tcPr>
+            <w:tcW w:type="auto" w:w="4535"/>
+          </w:tcPr>
+          <w:p>
+            <w:pPr>
+              <w:jc w:val="left"/>
+            </w:pPr>
+            <w:r>
+              <w:rPr>
+                <w:b/>
+              </w:rPr>
+              <w:t>MVP</w:t>
+            </w:r>
+          </w:p>
+        </w:tc>
+        <w:tc>
+          <w:tcPr>
+            <w:tcW w:type="auto" w:w="4535"/>
+          </w:tcPr>
+          <w:p>
+            <w:pPr>
+              <w:jc w:val="left"/>
+            </w:pPr>
+            <w:r>
+              <w:rPr>
+                <w:b/>
+              </w:rPr>
+              <w:t>minimum viable product</w:t>
+            </w:r>
+          </w:p>
+        </w:tc>
+      </w:tr>
+      <w:tr>
+        <w:tc>
+          <w:tcPr>
+            <w:tcW w:type="auto" w:w="4535"/>
+          </w:tcPr>
+          <w:p>
+            <w:pPr>
+              <w:jc w:val="left"/>
+            </w:pPr>
+            <w:r>
+              <w:rPr>
+                <w:b/>
+              </w:rPr>
+              <w:t>NFE</w:t>
+            </w:r>
+          </w:p>
+        </w:tc>
+        <w:tc>
+          <w:tcPr>
+            <w:tcW w:type="auto" w:w="4535"/>
+          </w:tcPr>
+          <w:p>
+            <w:pPr>
+              <w:jc w:val="left"/>
+            </w:pPr>
+            <w:r>
+              <w:t>Niet-functionele eisen specificeren criteria om de kwaliteit van de software te beoordelen</w:t>
+            </w:r>
+          </w:p>
+        </w:tc>
+      </w:tr>
+      <w:tr>
+        <w:tc>
+          <w:tcPr>
+            <w:tcW w:type="auto" w:w="4535"/>
+          </w:tcPr>
+          <w:p>
+            <w:pPr>
+              <w:jc w:val="left"/>
+            </w:pPr>
+            <w:r>
+              <w:rPr>
+                <w:b/>
+              </w:rPr>
+              <w:t>NORA</w:t>
+            </w:r>
+          </w:p>
+        </w:tc>
+        <w:tc>
+          <w:tcPr>
+            <w:tcW w:type="auto" w:w="4535"/>
+          </w:tcPr>
+          <w:p>
+            <w:pPr>
+              <w:jc w:val="left"/>
+            </w:pPr>
+            <w:r>
+              <w:t>Nederlandse Overheidsreferentie-architectuur</w:t>
+            </w:r>
+          </w:p>
+        </w:tc>
+      </w:tr>
+      <w:tr>
+        <w:tc>
+          <w:tcPr>
+            <w:tcW w:type="auto" w:w="4535"/>
+          </w:tcPr>
+          <w:p>
+            <w:pPr>
+              <w:jc w:val="left"/>
+            </w:pPr>
+            <w:r>
+              <w:rPr>
+                <w:b/>
+              </w:rPr>
+              <w:t>NPR</w:t>
+            </w:r>
+          </w:p>
+        </w:tc>
+        <w:tc>
+          <w:tcPr>
+            <w:tcW w:type="auto" w:w="4535"/>
+          </w:tcPr>
+          <w:p>
+            <w:pPr>
+              <w:jc w:val="left"/>
+            </w:pPr>
+            <w:r>
+              <w:t>Nederlandse Praktijkrichtlijn</w:t>
+            </w:r>
+          </w:p>
+        </w:tc>
+      </w:tr>
+      <w:tr>
+        <w:tc>
+          <w:tcPr>
+            <w:tcW w:type="auto" w:w="4535"/>
+          </w:tcPr>
+          <w:p>
+            <w:pPr>
+              <w:jc w:val="left"/>
+            </w:pPr>
+            <w:r>
+              <w:rPr>
+                <w:b/>
+              </w:rPr>
+              <w:t>ontwikkelaars</w:t>
+            </w:r>
+          </w:p>
+        </w:tc>
+        <w:tc>
+          <w:tcPr>
+            <w:tcW w:type="auto" w:w="4535"/>
+          </w:tcPr>
+          <w:p>
+            <w:pPr>
+              <w:jc w:val="left"/>
+            </w:pPr>
+            <w:r>
+              <w:t>Ontwikkelaars (</w:t>
+            </w:r>
+            <w:r>
+              <w:rPr>
+                <w:i/>
+              </w:rPr>
+              <w:t>developers</w:t>
+            </w:r>
+            <w:r>
+              <w:t xml:space="preserve"> in de Scrumgids) zijn de mensen in het </w:t>
+            </w:r>
+            <w:r>
+              <w:rPr>
+                <w:b/>
+              </w:rPr>
+              <w:t>Scrumteam</w:t>
+            </w:r>
+            <w:r>
+              <w:t xml:space="preserve"> die iedere sprint gecommitteerd zijn aan het maken van elk aspect van een bruikbaar increment [Scrumgids]</w:t>
+            </w:r>
+          </w:p>
+        </w:tc>
+      </w:tr>
+      <w:tr>
+        <w:tc>
+          <w:tcPr>
+            <w:tcW w:type="auto" w:w="4535"/>
+          </w:tcPr>
+          <w:p>
+            <w:pPr>
+              <w:jc w:val="left"/>
+            </w:pPr>
+            <w:r>
+              <w:rPr>
+                <w:b/>
+              </w:rPr>
+              <w:t>opdrachtgevende organisatie</w:t>
+            </w:r>
+          </w:p>
+        </w:tc>
+        <w:tc>
+          <w:tcPr>
+            <w:tcW w:type="auto" w:w="4535"/>
+          </w:tcPr>
+          <w:p>
+            <w:pPr>
+              <w:jc w:val="left"/>
+            </w:pPr>
+            <w:r>
+              <w:t xml:space="preserve">overheidsorganisatie die opdracht geeft aan ICTU tot ontwikkeling en/of onderhoud  van </w:t>
+            </w:r>
+            <w:r>
+              <w:rPr>
+                <w:b/>
+              </w:rPr>
+              <w:t>software</w:t>
+            </w:r>
+          </w:p>
+        </w:tc>
+      </w:tr>
+      <w:tr>
+        <w:tc>
+          <w:tcPr>
+            <w:tcW w:type="auto" w:w="4535"/>
+          </w:tcPr>
+          <w:p>
+            <w:pPr>
+              <w:jc w:val="left"/>
+            </w:pPr>
+            <w:r>
+              <w:rPr>
+                <w:b/>
+              </w:rPr>
+              <w:t>opdrachtgever</w:t>
+            </w:r>
+          </w:p>
+        </w:tc>
+        <w:tc>
+          <w:tcPr>
+            <w:tcW w:type="auto" w:w="4535"/>
+          </w:tcPr>
+          <w:p>
+            <w:pPr>
+              <w:jc w:val="left"/>
+            </w:pPr>
+            <w:r>
+              <w:t xml:space="preserve">medewerker van de </w:t>
+            </w:r>
+            <w:r>
+              <w:rPr>
+                <w:b/>
+              </w:rPr>
+              <w:t>opdrachtgevende organisatie</w:t>
+            </w:r>
+            <w:r>
+              <w:t xml:space="preserve"> die eindverantwoordelijk is voor de opdracht aan ICTU</w:t>
+            </w:r>
+          </w:p>
+        </w:tc>
+      </w:tr>
+      <w:tr>
+        <w:tc>
+          <w:tcPr>
+            <w:tcW w:type="auto" w:w="4535"/>
+          </w:tcPr>
+          <w:p>
+            <w:pPr>
+              <w:jc w:val="left"/>
+            </w:pPr>
+            <w:r>
+              <w:rPr>
+                <w:b/>
+              </w:rPr>
+              <w:t>operationeel beheer</w:t>
+            </w:r>
+          </w:p>
+        </w:tc>
+        <w:tc>
+          <w:tcPr>
+            <w:tcW w:type="auto" w:w="4535"/>
+          </w:tcPr>
+          <w:p>
+            <w:pPr>
+              <w:jc w:val="left"/>
+            </w:pPr>
+            <w:r>
+              <w:t>activiteiten die zorgen dat software operationeel is en blijft, zoals het oplossen van incidenten, het uitvoeren van onderhoud, het implementeren van upgrades en patches, het beheren van configuraties, en het monitoren van prestaties en beschikbaarheid</w:t>
+            </w:r>
+          </w:p>
+        </w:tc>
+      </w:tr>
+      <w:tr>
+        <w:tc>
+          <w:tcPr>
+            <w:tcW w:type="auto" w:w="4535"/>
+          </w:tcPr>
+          <w:p>
+            <w:pPr>
+              <w:jc w:val="left"/>
+            </w:pPr>
+            <w:r>
+              <w:rPr>
+                <w:b/>
+              </w:rPr>
+              <w:t>OTAP</w:t>
+            </w:r>
+          </w:p>
+        </w:tc>
+        <w:tc>
+          <w:tcPr>
+            <w:tcW w:type="auto" w:w="4535"/>
+          </w:tcPr>
+          <w:p>
+            <w:pPr>
+              <w:jc w:val="left"/>
+            </w:pPr>
+            <w:r>
+              <w:t>ontwikkel, test, acceptatie, productie; gebruikt om verschillende soorten omgevingen aan te duiden</w:t>
+            </w:r>
+          </w:p>
+        </w:tc>
+      </w:tr>
+      <w:tr>
+        <w:tc>
+          <w:tcPr>
+            <w:tcW w:type="auto" w:w="4535"/>
+          </w:tcPr>
+          <w:p>
+            <w:pPr>
+              <w:jc w:val="left"/>
+            </w:pPr>
+            <w:r>
+              <w:rPr>
+                <w:b/>
+              </w:rPr>
+              <w:t>persona</w:t>
+            </w:r>
+          </w:p>
+        </w:tc>
+        <w:tc>
+          <w:tcPr>
+            <w:tcW w:type="auto" w:w="4535"/>
+          </w:tcPr>
+          <w:p>
+            <w:pPr>
+              <w:jc w:val="left"/>
+            </w:pPr>
+            <w:r>
+              <w:t xml:space="preserve">een min of meer realistische beschrijving van een fictief persoon, veelal met naam, persoonskenmerken, drijfveren en behoeften, die een groep gebruikers representeert en gebruikt wordt om te redeneren over de gewenste functionele en niet-functionele eigenschappen van de </w:t>
+            </w:r>
+            <w:r>
+              <w:rPr>
+                <w:b/>
+              </w:rPr>
+              <w:t>software</w:t>
+            </w:r>
+          </w:p>
+        </w:tc>
+      </w:tr>
+      <w:tr>
+        <w:tc>
+          <w:tcPr>
+            <w:tcW w:type="auto" w:w="4535"/>
+          </w:tcPr>
+          <w:p>
+            <w:pPr>
+              <w:jc w:val="left"/>
+            </w:pPr>
+            <w:r>
+              <w:rPr>
+                <w:b/>
+              </w:rPr>
+              <w:t>PIA</w:t>
+            </w:r>
+          </w:p>
+        </w:tc>
+        <w:tc>
+          <w:tcPr>
+            <w:tcW w:type="auto" w:w="4535"/>
+          </w:tcPr>
+          <w:p>
+            <w:pPr>
+              <w:jc w:val="left"/>
+            </w:pPr>
+            <w:r>
+              <w:t>Een privacy impact assessment geeft bij een wet of project, waar persoonsgegevens van toepassing zijn, aan wat de gevolgen voor de privacy van de getroffen personen zijn [NORA]</w:t>
+            </w:r>
+          </w:p>
+        </w:tc>
+      </w:tr>
+      <w:tr>
+        <w:tc>
+          <w:tcPr>
+            <w:tcW w:type="auto" w:w="4535"/>
+          </w:tcPr>
+          <w:p>
+            <w:pPr>
+              <w:jc w:val="left"/>
+            </w:pPr>
+            <w:r>
+              <w:rPr>
+                <w:b/>
+              </w:rPr>
+              <w:t>PKI</w:t>
+            </w:r>
+          </w:p>
+        </w:tc>
+        <w:tc>
+          <w:tcPr>
+            <w:tcW w:type="auto" w:w="4535"/>
+          </w:tcPr>
+          <w:p>
+            <w:pPr>
+              <w:jc w:val="left"/>
+            </w:pPr>
+            <w:r>
+              <w:t>public key infrastructure</w:t>
+            </w:r>
+          </w:p>
+        </w:tc>
+      </w:tr>
+      <w:tr>
+        <w:tc>
+          <w:tcPr>
+            <w:tcW w:type="auto" w:w="4535"/>
+          </w:tcPr>
+          <w:p>
+            <w:pPr>
+              <w:jc w:val="left"/>
+            </w:pPr>
+            <w:r>
+              <w:rPr>
+                <w:b/>
+              </w:rPr>
+              <w:t>PRA</w:t>
+            </w:r>
+          </w:p>
+        </w:tc>
+        <w:tc>
+          <w:tcPr>
+            <w:tcW w:type="auto" w:w="4535"/>
+          </w:tcPr>
+          <w:p>
+            <w:pPr>
+              <w:jc w:val="left"/>
+            </w:pPr>
+            <w:r>
+              <w:t>Een productrisicoanalyse is een analyse van het te testen product die resulteert in een overzicht van wat de meer of minder risicovolle kenmerken en delen van het te testen product zijn, zodat de grondigheid van testen hieraan gerelateerd kan worden</w:t>
+            </w:r>
+          </w:p>
+        </w:tc>
+      </w:tr>
+      <w:tr>
+        <w:tc>
+          <w:tcPr>
+            <w:tcW w:type="auto" w:w="4535"/>
+          </w:tcPr>
+          <w:p>
+            <w:pPr>
+              <w:jc w:val="left"/>
+            </w:pPr>
+            <w:r>
+              <w:rPr>
+                <w:b/>
+              </w:rPr>
+              <w:t>Product owner</w:t>
+            </w:r>
+          </w:p>
+        </w:tc>
+        <w:tc>
+          <w:tcPr>
+            <w:tcW w:type="auto" w:w="4535"/>
+          </w:tcPr>
+          <w:p>
+            <w:pPr>
+              <w:jc w:val="left"/>
+            </w:pPr>
+            <w:r>
+              <w:t xml:space="preserve">De product owner is verantwoordelijk voor het maximaliseren van de waarde van het product, dat het resultaat is van het werk van het </w:t>
+            </w:r>
+            <w:r>
+              <w:rPr>
+                <w:b/>
+              </w:rPr>
+              <w:t>Scrumteam</w:t>
+            </w:r>
+            <w:r>
+              <w:t xml:space="preserve"> [Scrumgids]</w:t>
+            </w:r>
+          </w:p>
+        </w:tc>
+      </w:tr>
+      <w:tr>
+        <w:tc>
+          <w:tcPr>
+            <w:tcW w:type="auto" w:w="4535"/>
+          </w:tcPr>
+          <w:p>
+            <w:pPr>
+              <w:jc w:val="left"/>
+            </w:pPr>
+            <w:r>
+              <w:rPr>
+                <w:b/>
+              </w:rPr>
+              <w:t>programmatuur</w:t>
+            </w:r>
+          </w:p>
+        </w:tc>
+        <w:tc>
+          <w:tcPr>
+            <w:tcW w:type="auto" w:w="4535"/>
+          </w:tcPr>
+          <w:p>
+            <w:pPr>
+              <w:jc w:val="left"/>
+            </w:pPr>
+            <w:r>
+              <w:t xml:space="preserve">zie </w:t>
+            </w:r>
+            <w:r>
+              <w:rPr>
+                <w:b/>
+              </w:rPr>
+              <w:t>software</w:t>
+            </w:r>
+          </w:p>
+        </w:tc>
+      </w:tr>
+      <w:tr>
+        <w:tc>
+          <w:tcPr>
+            <w:tcW w:type="auto" w:w="4535"/>
+          </w:tcPr>
+          <w:p>
+            <w:pPr>
+              <w:jc w:val="left"/>
+            </w:pPr>
+            <w:r>
+              <w:rPr>
+                <w:b/>
+              </w:rPr>
+              <w:t>project</w:t>
+            </w:r>
+          </w:p>
+        </w:tc>
+        <w:tc>
+          <w:tcPr>
+            <w:tcW w:type="auto" w:w="4535"/>
+          </w:tcPr>
+          <w:p>
+            <w:pPr>
+              <w:jc w:val="left"/>
+            </w:pPr>
+            <w:r>
+              <w:t xml:space="preserve">een tijdelijke organisatie voor het realiseren van een resultaat - bij ICTU bestaat een </w:t>
+            </w:r>
+            <w:r>
+              <w:rPr>
+                <w:b/>
+              </w:rPr>
+              <w:t>softwareontwikkelproject</w:t>
+            </w:r>
+            <w:r>
+              <w:t xml:space="preserve"> uit medewerkers van ICTU, de </w:t>
+            </w:r>
+            <w:r>
+              <w:rPr>
+                <w:b/>
+              </w:rPr>
+              <w:t>opdrachtgevende organisatie</w:t>
+            </w:r>
+            <w:r>
+              <w:t>, beheerorganisatie en eventueel andere partijen</w:t>
+            </w:r>
+          </w:p>
+        </w:tc>
+      </w:tr>
+      <w:tr>
+        <w:tc>
+          <w:tcPr>
+            <w:tcW w:type="auto" w:w="4535"/>
+          </w:tcPr>
+          <w:p>
+            <w:pPr>
+              <w:jc w:val="left"/>
+            </w:pPr>
+            <w:r>
+              <w:rPr>
+                <w:b/>
+              </w:rPr>
+              <w:t>projectleider</w:t>
+            </w:r>
+          </w:p>
+        </w:tc>
+        <w:tc>
+          <w:tcPr>
+            <w:tcW w:type="auto" w:w="4535"/>
+          </w:tcPr>
+          <w:p>
+            <w:pPr>
+              <w:jc w:val="left"/>
+            </w:pPr>
+            <w:r>
+              <w:t>medewerker eindverantwoordelijk voor het projectresultaat - bij ICTU-softwareontwikkelprojecten is de projectleider een medewerker van ICTU</w:t>
+            </w:r>
+          </w:p>
+        </w:tc>
+      </w:tr>
+      <w:tr>
+        <w:tc>
+          <w:tcPr>
+            <w:tcW w:type="auto" w:w="4535"/>
+          </w:tcPr>
+          <w:p>
+            <w:pPr>
+              <w:jc w:val="left"/>
+            </w:pPr>
+            <w:r>
+              <w:rPr>
+                <w:b/>
+              </w:rPr>
+              <w:t>PSA</w:t>
+            </w:r>
+          </w:p>
+        </w:tc>
+        <w:tc>
+          <w:tcPr>
+            <w:tcW w:type="auto" w:w="4535"/>
+          </w:tcPr>
+          <w:p>
+            <w:pPr>
+              <w:jc w:val="left"/>
+            </w:pPr>
+            <w:r>
+              <w:t xml:space="preserve">De projectstartarchitectuur is een concreet en doelgericht ICT-architectuurkader waarbinnen het </w:t>
+            </w:r>
+            <w:r>
+              <w:rPr>
+                <w:b/>
+              </w:rPr>
+              <w:t>project</w:t>
+            </w:r>
+            <w:r>
+              <w:t xml:space="preserve"> moet worden uitgevoerd [NORA]</w:t>
+            </w:r>
+          </w:p>
+        </w:tc>
+      </w:tr>
+      <w:tr>
+        <w:tc>
+          <w:tcPr>
+            <w:tcW w:type="auto" w:w="4535"/>
+          </w:tcPr>
+          <w:p>
+            <w:pPr>
+              <w:jc w:val="left"/>
+            </w:pPr>
+            <w:r>
+              <w:rPr>
+                <w:b/>
+              </w:rPr>
+              <w:t>PvE</w:t>
+            </w:r>
+          </w:p>
+        </w:tc>
+        <w:tc>
+          <w:tcPr>
+            <w:tcW w:type="auto" w:w="4535"/>
+          </w:tcPr>
+          <w:p>
+            <w:pPr>
+              <w:jc w:val="left"/>
+            </w:pPr>
+            <w:r>
+              <w:t>programma van eisen</w:t>
+            </w:r>
+          </w:p>
+        </w:tc>
+      </w:tr>
+      <w:tr>
+        <w:tc>
+          <w:tcPr>
+            <w:tcW w:type="auto" w:w="4535"/>
+          </w:tcPr>
+          <w:p>
+            <w:pPr>
+              <w:jc w:val="left"/>
+            </w:pPr>
+            <w:r>
+              <w:rPr>
+                <w:b/>
+              </w:rPr>
+              <w:t>Quality-time</w:t>
+            </w:r>
+          </w:p>
+        </w:tc>
+        <w:tc>
+          <w:tcPr>
+            <w:tcW w:type="auto" w:w="4535"/>
+          </w:tcPr>
+          <w:p>
+            <w:pPr>
+              <w:jc w:val="left"/>
+            </w:pPr>
+            <w:r>
+              <w:t>een door ICTU ontwikkeld, open source, geautomatiseerd kwaliteitssysteem</w:t>
+            </w:r>
+          </w:p>
+        </w:tc>
+      </w:tr>
+      <w:tr>
+        <w:tc>
+          <w:tcPr>
+            <w:tcW w:type="auto" w:w="4535"/>
+          </w:tcPr>
+          <w:p>
+            <w:pPr>
+              <w:jc w:val="left"/>
+            </w:pPr>
+            <w:r>
+              <w:rPr>
+                <w:b/>
+              </w:rPr>
+              <w:t>realisatiefase</w:t>
+            </w:r>
+          </w:p>
+        </w:tc>
+        <w:tc>
+          <w:tcPr>
+            <w:tcW w:type="auto" w:w="4535"/>
+          </w:tcPr>
+          <w:p>
+            <w:pPr>
+              <w:jc w:val="left"/>
+            </w:pPr>
+            <w:r>
+              <w:t xml:space="preserve">fase van een </w:t>
+            </w:r>
+            <w:r>
+              <w:rPr>
+                <w:b/>
+              </w:rPr>
+              <w:t>softwareontwikkelproject</w:t>
+            </w:r>
+            <w:r>
+              <w:t xml:space="preserve"> waarin de </w:t>
+            </w:r>
+            <w:r>
+              <w:rPr>
+                <w:b/>
+              </w:rPr>
+              <w:t>software</w:t>
+            </w:r>
+            <w:r>
+              <w:t xml:space="preserve"> daadwerkelijk wordt gebouwd en onderhouden, en bij een </w:t>
+            </w:r>
+            <w:r>
+              <w:rPr>
+                <w:b/>
+              </w:rPr>
+              <w:t>DevOps</w:t>
+            </w:r>
+            <w:r>
+              <w:t xml:space="preserve"> werkwijze ook operationeel wordt beheerd</w:t>
+            </w:r>
+          </w:p>
+        </w:tc>
+      </w:tr>
+      <w:tr>
+        <w:tc>
+          <w:tcPr>
+            <w:tcW w:type="auto" w:w="4535"/>
+          </w:tcPr>
+          <w:p>
+            <w:pPr>
+              <w:jc w:val="left"/>
+            </w:pPr>
+            <w:r>
+              <w:rPr>
+                <w:b/>
+              </w:rPr>
+              <w:t>regressietest</w:t>
+            </w:r>
+          </w:p>
+        </w:tc>
+        <w:tc>
+          <w:tcPr>
+            <w:tcW w:type="auto" w:w="4535"/>
+          </w:tcPr>
+          <w:p>
+            <w:pPr>
+              <w:jc w:val="left"/>
+            </w:pPr>
+            <w:r>
+              <w:t>test die na een wijziging controleert of niet-gewijzigde delen van een systeem nog steeds correct functioneren</w:t>
+            </w:r>
+          </w:p>
+        </w:tc>
+      </w:tr>
+      <w:tr>
+        <w:tc>
+          <w:tcPr>
+            <w:tcW w:type="auto" w:w="4535"/>
+          </w:tcPr>
+          <w:p>
+            <w:pPr>
+              <w:jc w:val="left"/>
+            </w:pPr>
+            <w:r>
+              <w:rPr>
+                <w:b/>
+              </w:rPr>
+              <w:t>release notes</w:t>
+            </w:r>
+          </w:p>
+        </w:tc>
+        <w:tc>
+          <w:tcPr>
+            <w:tcW w:type="auto" w:w="4535"/>
+          </w:tcPr>
+          <w:p>
+            <w:pPr>
+              <w:jc w:val="left"/>
+            </w:pPr>
+            <w:r>
+              <w:t xml:space="preserve">een overzicht van de wijzigingen in een </w:t>
+            </w:r>
+            <w:r>
+              <w:rPr>
+                <w:b/>
+              </w:rPr>
+              <w:t>release</w:t>
+            </w:r>
+          </w:p>
+        </w:tc>
+      </w:tr>
+      <w:tr>
+        <w:tc>
+          <w:tcPr>
+            <w:tcW w:type="auto" w:w="4535"/>
+          </w:tcPr>
+          <w:p>
+            <w:pPr>
+              <w:jc w:val="left"/>
+            </w:pPr>
+            <w:r>
+              <w:rPr>
+                <w:b/>
+              </w:rPr>
+              <w:t>release</w:t>
+            </w:r>
+          </w:p>
+        </w:tc>
+        <w:tc>
+          <w:tcPr>
+            <w:tcW w:type="auto" w:w="4535"/>
+          </w:tcPr>
+          <w:p>
+            <w:pPr>
+              <w:jc w:val="left"/>
+            </w:pPr>
+            <w:r>
+              <w:t xml:space="preserve">een voor gebruik vrijgegeven versie van de </w:t>
+            </w:r>
+            <w:r>
+              <w:rPr>
+                <w:b/>
+              </w:rPr>
+              <w:t>software</w:t>
+            </w:r>
+          </w:p>
+        </w:tc>
+      </w:tr>
+      <w:tr>
+        <w:tc>
+          <w:tcPr>
+            <w:tcW w:type="auto" w:w="4535"/>
+          </w:tcPr>
+          <w:p>
+            <w:pPr>
+              <w:jc w:val="left"/>
+            </w:pPr>
+            <w:r>
+              <w:rPr>
+                <w:b/>
+              </w:rPr>
+              <w:t>SAD</w:t>
+            </w:r>
+          </w:p>
+        </w:tc>
+        <w:tc>
+          <w:tcPr>
+            <w:tcW w:type="auto" w:w="4535"/>
+          </w:tcPr>
+          <w:p>
+            <w:pPr>
+              <w:jc w:val="left"/>
+            </w:pPr>
+            <w:r>
+              <w:t>Een software-architectuurdocument beschrijft de technische werking van een product op hoofdlijnen, in termen van softwarecomponenten, hun functies en hun onderlinge interacties en samenhang voor specifieke use cases</w:t>
+            </w:r>
+          </w:p>
+        </w:tc>
+      </w:tr>
+      <w:tr>
+        <w:tc>
+          <w:tcPr>
+            <w:tcW w:type="auto" w:w="4535"/>
+          </w:tcPr>
+          <w:p>
+            <w:pPr>
+              <w:jc w:val="left"/>
+            </w:pPr>
+            <w:r>
+              <w:rPr>
+                <w:b/>
+              </w:rPr>
+              <w:t>Scrum</w:t>
+            </w:r>
+          </w:p>
+        </w:tc>
+        <w:tc>
+          <w:tcPr>
+            <w:tcW w:type="auto" w:w="4535"/>
+          </w:tcPr>
+          <w:p>
+            <w:pPr>
+              <w:jc w:val="left"/>
+            </w:pPr>
+            <w:r>
+              <w:t>Scrum is een lichtgewicht raamwerk dat mensen, teams en organisaties helpt om waarde te creёren door middel van adaptieve oplossingen voor complexe problemen [Scrumgids]</w:t>
+            </w:r>
+          </w:p>
+        </w:tc>
+      </w:tr>
+      <w:tr>
+        <w:tc>
+          <w:tcPr>
+            <w:tcW w:type="auto" w:w="4535"/>
+          </w:tcPr>
+          <w:p>
+            <w:pPr>
+              <w:jc w:val="left"/>
+            </w:pPr>
+            <w:r>
+              <w:rPr>
+                <w:b/>
+              </w:rPr>
+              <w:t>Scrummaster</w:t>
+            </w:r>
+          </w:p>
+        </w:tc>
+        <w:tc>
+          <w:tcPr>
+            <w:tcW w:type="auto" w:w="4535"/>
+          </w:tcPr>
+          <w:p>
+            <w:pPr>
+              <w:jc w:val="left"/>
+            </w:pPr>
+            <w:r>
+              <w:t xml:space="preserve">De Scrummaster is verantwoordelijk voor het opzetten van </w:t>
+            </w:r>
+            <w:r>
+              <w:rPr>
+                <w:b/>
+              </w:rPr>
+              <w:t>Scrum</w:t>
+            </w:r>
+            <w:r>
+              <w:t>, zoals staat beschreven in de Scrumgids [Scrumgids]</w:t>
+            </w:r>
+          </w:p>
+        </w:tc>
+      </w:tr>
+      <w:tr>
+        <w:tc>
+          <w:tcPr>
+            <w:tcW w:type="auto" w:w="4535"/>
+          </w:tcPr>
+          <w:p>
+            <w:pPr>
+              <w:jc w:val="left"/>
+            </w:pPr>
+            <w:r>
+              <w:rPr>
+                <w:b/>
+              </w:rPr>
+              <w:t>Scrumteam</w:t>
+            </w:r>
+          </w:p>
+        </w:tc>
+        <w:tc>
+          <w:tcPr>
+            <w:tcW w:type="auto" w:w="4535"/>
+          </w:tcPr>
+          <w:p>
+            <w:pPr>
+              <w:jc w:val="left"/>
+            </w:pPr>
+            <w:r>
+              <w:t xml:space="preserve">Een Scrumteam bestaat uit één </w:t>
+            </w:r>
+            <w:r>
+              <w:rPr>
+                <w:b/>
+              </w:rPr>
+              <w:t>Scrummaster</w:t>
+            </w:r>
+            <w:r>
+              <w:t xml:space="preserve">, één </w:t>
+            </w:r>
+            <w:r>
+              <w:rPr>
+                <w:b/>
+              </w:rPr>
+              <w:t>product owner</w:t>
+            </w:r>
+            <w:r>
+              <w:t xml:space="preserve"> en </w:t>
+            </w:r>
+            <w:r>
+              <w:rPr>
+                <w:b/>
+              </w:rPr>
+              <w:t>ontwikkelaars</w:t>
+            </w:r>
+            <w:r>
+              <w:t xml:space="preserve"> (</w:t>
+            </w:r>
+            <w:r>
+              <w:rPr>
+                <w:i/>
+              </w:rPr>
+              <w:t>developers</w:t>
+            </w:r>
+            <w:r>
+              <w:t xml:space="preserve"> in de Scrumgids) [Scrumgids]</w:t>
+            </w:r>
+          </w:p>
+        </w:tc>
+      </w:tr>
+      <w:tr>
+        <w:tc>
+          <w:tcPr>
+            <w:tcW w:type="auto" w:w="4535"/>
+          </w:tcPr>
+          <w:p>
+            <w:pPr>
+              <w:jc w:val="left"/>
+            </w:pPr>
+            <w:r>
+              <w:rPr>
+                <w:b/>
+              </w:rPr>
+              <w:t>softwarearchitectuur</w:t>
+            </w:r>
+          </w:p>
+        </w:tc>
+        <w:tc>
+          <w:tcPr>
+            <w:tcW w:type="auto" w:w="4535"/>
+          </w:tcPr>
+          <w:p>
+            <w:pPr>
+              <w:jc w:val="left"/>
+            </w:pPr>
+            <w:r>
               <w:t xml:space="preserve">een </w:t>
             </w:r>
             <w:r>
@@ -7763,7 +9237,7 @@
               <w:t>architectuur</w:t>
             </w:r>
             <w:r>
-              <w:t xml:space="preserve"> die vooral de hardwareonderdelen en -relaties (housing, hardware, virtuals, standaard software en middleware) van een systeem beschrijft</w:t>
+              <w:t xml:space="preserve"> die vooral de softwareonderdelen en -relaties (processen, modules, interfaces, datamodel) van een systeem beschrijft</w:t>
             </w:r>
           </w:p>
         </w:tc>
@@ -7781,60 +9255,35 @@
               <w:rPr>
                 <w:b/>
               </w:rPr>
-              <w:t>IPO</w:t>
-            </w:r>
-          </w:p>
-        </w:tc>
-        <w:tc>
-          <w:tcPr>
-            <w:tcW w:type="auto" w:w="4535"/>
-          </w:tcPr>
-          <w:p>
-            <w:pPr>
-              <w:jc w:val="left"/>
-            </w:pPr>
-            <w:r>
-              <w:t>intern projectoverleg</w:t>
-            </w:r>
-          </w:p>
-        </w:tc>
-      </w:tr>
-      <w:tr>
-        <w:tc>
-          <w:tcPr>
-            <w:tcW w:type="auto" w:w="4535"/>
-          </w:tcPr>
-          <w:p>
-            <w:pPr>
-              <w:jc w:val="left"/>
-            </w:pPr>
+              <w:t>software delivery manager</w:t>
+            </w:r>
+          </w:p>
+        </w:tc>
+        <w:tc>
+          <w:tcPr>
+            <w:tcW w:type="auto" w:w="4535"/>
+          </w:tcPr>
+          <w:p>
+            <w:pPr>
+              <w:jc w:val="left"/>
+            </w:pPr>
+            <w:r>
+              <w:t xml:space="preserve">organiseert het ontwikkelen en opleveren van </w:t>
+            </w:r>
             <w:r>
               <w:rPr>
                 <w:b/>
               </w:rPr>
-              <w:t>ISD</w:t>
-            </w:r>
-          </w:p>
-        </w:tc>
-        <w:tc>
-          <w:tcPr>
-            <w:tcW w:type="auto" w:w="4535"/>
-          </w:tcPr>
-          <w:p>
-            <w:pPr>
-              <w:jc w:val="left"/>
-            </w:pPr>
-            <w:r>
-              <w:t xml:space="preserve">ICTU Software Diensten, afdeling van ICTU die </w:t>
+              <w:t>software</w:t>
+            </w:r>
+            <w:r>
+              <w:t xml:space="preserve"> conform de vastgestelde eisen en de Kwaliteitsaanpak en rapporteert aan de </w:t>
             </w:r>
             <w:r>
               <w:rPr>
                 <w:b/>
               </w:rPr>
-              <w:t>softwareontwikkelprojecten</w:t>
-            </w:r>
-            <w:r>
-              <w:t xml:space="preserve"> ondersteunt met ontwikkel- en testomgevingen, tools en diensten</w:t>
+              <w:t>projectleider</w:t>
             </w:r>
           </w:p>
         </w:tc>
@@ -7852,38 +9301,60 @@
               <w:rPr>
                 <w:b/>
               </w:rPr>
-              <w:t>ISE</w:t>
-            </w:r>
-          </w:p>
-        </w:tc>
-        <w:tc>
-          <w:tcPr>
-            <w:tcW w:type="auto" w:w="4535"/>
-          </w:tcPr>
-          <w:p>
-            <w:pPr>
-              <w:jc w:val="left"/>
-            </w:pPr>
-            <w:r>
-              <w:t xml:space="preserve">ICTU Software Expertise, afdeling van ICTU die </w:t>
-            </w:r>
+              <w:t>software</w:t>
+            </w:r>
+          </w:p>
+        </w:tc>
+        <w:tc>
+          <w:tcPr>
+            <w:tcW w:type="auto" w:w="4535"/>
+          </w:tcPr>
+          <w:p>
+            <w:pPr>
+              <w:jc w:val="left"/>
+            </w:pPr>
+            <w:r>
+              <w:t>software is de verzameling instructies die bepalen wat een computer uitvoert en is uiteindelijk wat de gebruiker ziet, ervaart en waarmee hij interacteert</w:t>
+            </w:r>
+          </w:p>
+        </w:tc>
+      </w:tr>
+      <w:tr>
+        <w:tc>
+          <w:tcPr>
+            <w:tcW w:type="auto" w:w="4535"/>
+          </w:tcPr>
+          <w:p>
+            <w:pPr>
+              <w:jc w:val="left"/>
+            </w:pPr>
             <w:r>
               <w:rPr>
                 <w:b/>
               </w:rPr>
-              <w:t>softwareontwikkelprojecten</w:t>
-            </w:r>
-            <w:r>
-              <w:t xml:space="preserve"> ondersteunt met expertise op het gebied van </w:t>
+              <w:t>softwareontwikkeling</w:t>
+            </w:r>
+          </w:p>
+        </w:tc>
+        <w:tc>
+          <w:tcPr>
+            <w:tcW w:type="auto" w:w="4535"/>
+          </w:tcPr>
+          <w:p>
+            <w:pPr>
+              <w:jc w:val="left"/>
+            </w:pPr>
+            <w:r>
+              <w:t xml:space="preserve">een activiteit die nieuwe </w:t>
             </w:r>
             <w:r>
               <w:rPr>
                 <w:b/>
               </w:rPr>
-              <w:t>softwareontwikkeling</w:t>
-            </w:r>
-            <w:r>
-              <w:t xml:space="preserve"> en die de ICTU Kwaliteitsaanpak Softwareontwikkeling onderhoudt</w:t>
+              <w:t>software</w:t>
+            </w:r>
+            <w:r>
+              <w:t xml:space="preserve"> maakt en/of bestaande software aanpast</w:t>
             </w:r>
           </w:p>
         </w:tc>
@@ -7901,60 +9372,38 @@
               <w:rPr>
                 <w:b/>
               </w:rPr>
-              <w:t>ISO</w:t>
-            </w:r>
-          </w:p>
-        </w:tc>
-        <w:tc>
-          <w:tcPr>
-            <w:tcW w:type="auto" w:w="4535"/>
-          </w:tcPr>
-          <w:p>
-            <w:pPr>
-              <w:jc w:val="left"/>
-            </w:pPr>
-            <w:r>
-              <w:t>International Organization for Standardization</w:t>
-            </w:r>
-          </w:p>
-        </w:tc>
-      </w:tr>
-      <w:tr>
-        <w:tc>
-          <w:tcPr>
-            <w:tcW w:type="auto" w:w="4535"/>
-          </w:tcPr>
-          <w:p>
-            <w:pPr>
-              <w:jc w:val="left"/>
-            </w:pPr>
+              <w:t>softwareontwikkelproject</w:t>
+            </w:r>
+          </w:p>
+        </w:tc>
+        <w:tc>
+          <w:tcPr>
+            <w:tcW w:type="auto" w:w="4535"/>
+          </w:tcPr>
+          <w:p>
+            <w:pPr>
+              <w:jc w:val="left"/>
+            </w:pPr>
+            <w:r>
+              <w:t xml:space="preserve">een </w:t>
+            </w:r>
             <w:r>
               <w:rPr>
                 <w:b/>
               </w:rPr>
-              <w:t>Jira</w:t>
-            </w:r>
-          </w:p>
-        </w:tc>
-        <w:tc>
-          <w:tcPr>
-            <w:tcW w:type="auto" w:w="4535"/>
-          </w:tcPr>
-          <w:p>
-            <w:pPr>
-              <w:jc w:val="left"/>
-            </w:pPr>
-            <w:r>
-              <w:t xml:space="preserve">tool om </w:t>
+              <w:t>project</w:t>
+            </w:r>
+            <w:r>
+              <w:t xml:space="preserve"> dat de oplevering van </w:t>
             </w:r>
             <w:r>
               <w:rPr>
                 <w:b/>
               </w:rPr>
-              <w:t>use cases</w:t>
-            </w:r>
-            <w:r>
-              <w:t>, user stories, logische testgevallen en issues vast te leggen</w:t>
+              <w:t>software</w:t>
+            </w:r>
+            <w:r>
+              <w:t xml:space="preserve"> als enige of voornaamste projectresultaat heeft</w:t>
             </w:r>
           </w:p>
         </w:tc>
@@ -7972,51 +9421,29 @@
               <w:rPr>
                 <w:b/>
               </w:rPr>
-              <w:t>klantreis</w:t>
-            </w:r>
-          </w:p>
-        </w:tc>
-        <w:tc>
-          <w:tcPr>
-            <w:tcW w:type="auto" w:w="4535"/>
-          </w:tcPr>
-          <w:p>
-            <w:pPr>
-              <w:jc w:val="left"/>
-            </w:pPr>
-            <w:r>
-              <w:t>alle directe en indirecte interactie van een klant of gebruiker met een product of dienst</w:t>
-            </w:r>
-          </w:p>
-        </w:tc>
-      </w:tr>
-      <w:tr>
-        <w:tc>
-          <w:tcPr>
-            <w:tcW w:type="auto" w:w="4535"/>
-          </w:tcPr>
-          <w:p>
-            <w:pPr>
-              <w:jc w:val="left"/>
-            </w:pPr>
+              <w:t>solution architectuur</w:t>
+            </w:r>
+          </w:p>
+        </w:tc>
+        <w:tc>
+          <w:tcPr>
+            <w:tcW w:type="auto" w:w="4535"/>
+          </w:tcPr>
+          <w:p>
+            <w:pPr>
+              <w:jc w:val="left"/>
+            </w:pPr>
+            <w:r>
+              <w:t xml:space="preserve">beschrijving van de gewenste oplossing van een specifiek probleem, of het eindresultaat van een </w:t>
+            </w:r>
             <w:r>
               <w:rPr>
                 <w:b/>
               </w:rPr>
-              <w:t>KPI</w:t>
-            </w:r>
-          </w:p>
-        </w:tc>
-        <w:tc>
-          <w:tcPr>
-            <w:tcW w:type="auto" w:w="4535"/>
-          </w:tcPr>
-          <w:p>
-            <w:pPr>
-              <w:jc w:val="left"/>
-            </w:pPr>
-            <w:r>
-              <w:t>key performance indicator</w:t>
+              <w:t>project</w:t>
+            </w:r>
+            <w:r>
+              <w:t xml:space="preserve"> [NORA]</w:t>
             </w:r>
           </w:p>
         </w:tc>
@@ -8034,20 +9461,20 @@
               <w:rPr>
                 <w:b/>
               </w:rPr>
-              <w:t>kwaliteitsmanager</w:t>
-            </w:r>
-          </w:p>
-        </w:tc>
-        <w:tc>
-          <w:tcPr>
-            <w:tcW w:type="auto" w:w="4535"/>
-          </w:tcPr>
-          <w:p>
-            <w:pPr>
-              <w:jc w:val="left"/>
-            </w:pPr>
-            <w:r>
-              <w:t xml:space="preserve">controleert en borgt de kwaliteit van </w:t>
+              <w:t>technische schuld</w:t>
+            </w:r>
+          </w:p>
+        </w:tc>
+        <w:tc>
+          <w:tcPr>
+            <w:tcW w:type="auto" w:w="4535"/>
+          </w:tcPr>
+          <w:p>
+            <w:pPr>
+              <w:jc w:val="left"/>
+            </w:pPr>
+            <w:r>
+              <w:t xml:space="preserve">eigenschappen van de </w:t>
             </w:r>
             <w:r>
               <w:rPr>
@@ -8056,1414 +9483,24 @@
               <w:t>software</w:t>
             </w:r>
             <w:r>
-              <w:t xml:space="preserve"> conform de vastgestelde eisen en de Kwaliteitsaanpak en rapporteert aan de </w:t>
-            </w:r>
+              <w:t xml:space="preserve"> die de lange-termijninzetbaarheid en onderhoudbaarheid bedreigen</w:t>
+            </w:r>
+          </w:p>
+        </w:tc>
+      </w:tr>
+      <w:tr>
+        <w:tc>
+          <w:tcPr>
+            <w:tcW w:type="auto" w:w="4535"/>
+          </w:tcPr>
+          <w:p>
+            <w:pPr>
+              <w:jc w:val="left"/>
+            </w:pPr>
             <w:r>
               <w:rPr>
                 <w:b/>
               </w:rPr>
-              <w:t>projectleider</w:t>
-            </w:r>
-          </w:p>
-        </w:tc>
-      </w:tr>
-      <w:tr>
-        <w:tc>
-          <w:tcPr>
-            <w:tcW w:type="auto" w:w="4535"/>
-          </w:tcPr>
-          <w:p>
-            <w:pPr>
-              <w:jc w:val="left"/>
-            </w:pPr>
-            <w:r>
-              <w:rPr>
-                <w:b/>
-              </w:rPr>
-              <w:t>minimum viable product</w:t>
-            </w:r>
-          </w:p>
-        </w:tc>
-        <w:tc>
-          <w:tcPr>
-            <w:tcW w:type="auto" w:w="4535"/>
-          </w:tcPr>
-          <w:p>
-            <w:pPr>
-              <w:jc w:val="left"/>
-            </w:pPr>
-            <w:r>
-              <w:t>de eerste versie van een product of dienst, die zo vroeg mogelijk wordt uitgerold naar de gebruikers; het bevat net voldoende functionaliteit om het gestelde doel te behalen, en niet meer dan dat</w:t>
-            </w:r>
-          </w:p>
-        </w:tc>
-      </w:tr>
-      <w:tr>
-        <w:tc>
-          <w:tcPr>
-            <w:tcW w:type="auto" w:w="4535"/>
-          </w:tcPr>
-          <w:p>
-            <w:pPr>
-              <w:jc w:val="left"/>
-            </w:pPr>
-            <w:r>
-              <w:rPr>
-                <w:b/>
-              </w:rPr>
-              <w:t>MTP</w:t>
-            </w:r>
-          </w:p>
-        </w:tc>
-        <w:tc>
-          <w:tcPr>
-            <w:tcW w:type="auto" w:w="4535"/>
-          </w:tcPr>
-          <w:p>
-            <w:pPr>
-              <w:jc w:val="left"/>
-            </w:pPr>
-            <w:r>
-              <w:t>master testplan</w:t>
-            </w:r>
-          </w:p>
-        </w:tc>
-      </w:tr>
-      <w:tr>
-        <w:tc>
-          <w:tcPr>
-            <w:tcW w:type="auto" w:w="4535"/>
-          </w:tcPr>
-          <w:p>
-            <w:pPr>
-              <w:jc w:val="left"/>
-            </w:pPr>
-            <w:r>
-              <w:rPr>
-                <w:b/>
-              </w:rPr>
-              <w:t>MVP</w:t>
-            </w:r>
-          </w:p>
-        </w:tc>
-        <w:tc>
-          <w:tcPr>
-            <w:tcW w:type="auto" w:w="4535"/>
-          </w:tcPr>
-          <w:p>
-            <w:pPr>
-              <w:jc w:val="left"/>
-            </w:pPr>
-            <w:r>
-              <w:rPr>
-                <w:b/>
-              </w:rPr>
-              <w:t>minimum viable product</w:t>
-            </w:r>
-          </w:p>
-        </w:tc>
-      </w:tr>
-      <w:tr>
-        <w:tc>
-          <w:tcPr>
-            <w:tcW w:type="auto" w:w="4535"/>
-          </w:tcPr>
-          <w:p>
-            <w:pPr>
-              <w:jc w:val="left"/>
-            </w:pPr>
-            <w:r>
-              <w:rPr>
-                <w:b/>
-              </w:rPr>
-              <w:t>NFE</w:t>
-            </w:r>
-          </w:p>
-        </w:tc>
-        <w:tc>
-          <w:tcPr>
-            <w:tcW w:type="auto" w:w="4535"/>
-          </w:tcPr>
-          <w:p>
-            <w:pPr>
-              <w:jc w:val="left"/>
-            </w:pPr>
-            <w:r>
-              <w:t>niet-functionele eis(en)</w:t>
-            </w:r>
-          </w:p>
-        </w:tc>
-      </w:tr>
-      <w:tr>
-        <w:tc>
-          <w:tcPr>
-            <w:tcW w:type="auto" w:w="4535"/>
-          </w:tcPr>
-          <w:p>
-            <w:pPr>
-              <w:jc w:val="left"/>
-            </w:pPr>
-            <w:r>
-              <w:rPr>
-                <w:b/>
-              </w:rPr>
-              <w:t>NORA</w:t>
-            </w:r>
-          </w:p>
-        </w:tc>
-        <w:tc>
-          <w:tcPr>
-            <w:tcW w:type="auto" w:w="4535"/>
-          </w:tcPr>
-          <w:p>
-            <w:pPr>
-              <w:jc w:val="left"/>
-            </w:pPr>
-            <w:r>
-              <w:t>Nederlandse Overheidsreferentie-architectuur</w:t>
-            </w:r>
-          </w:p>
-        </w:tc>
-      </w:tr>
-      <w:tr>
-        <w:tc>
-          <w:tcPr>
-            <w:tcW w:type="auto" w:w="4535"/>
-          </w:tcPr>
-          <w:p>
-            <w:pPr>
-              <w:jc w:val="left"/>
-            </w:pPr>
-            <w:r>
-              <w:rPr>
-                <w:b/>
-              </w:rPr>
-              <w:t>NPR</w:t>
-            </w:r>
-          </w:p>
-        </w:tc>
-        <w:tc>
-          <w:tcPr>
-            <w:tcW w:type="auto" w:w="4535"/>
-          </w:tcPr>
-          <w:p>
-            <w:pPr>
-              <w:jc w:val="left"/>
-            </w:pPr>
-            <w:r>
-              <w:t>Nederlandse Praktijkrichtlijn</w:t>
-            </w:r>
-          </w:p>
-        </w:tc>
-      </w:tr>
-      <w:tr>
-        <w:tc>
-          <w:tcPr>
-            <w:tcW w:type="auto" w:w="4535"/>
-          </w:tcPr>
-          <w:p>
-            <w:pPr>
-              <w:jc w:val="left"/>
-            </w:pPr>
-            <w:r>
-              <w:rPr>
-                <w:b/>
-              </w:rPr>
-              <w:t>ontwikkelaars</w:t>
-            </w:r>
-          </w:p>
-        </w:tc>
-        <w:tc>
-          <w:tcPr>
-            <w:tcW w:type="auto" w:w="4535"/>
-          </w:tcPr>
-          <w:p>
-            <w:pPr>
-              <w:jc w:val="left"/>
-            </w:pPr>
-            <w:r>
-              <w:t>Ontwikkelaars (</w:t>
-            </w:r>
-            <w:r>
-              <w:rPr>
-                <w:i/>
-              </w:rPr>
-              <w:t>developers</w:t>
-            </w:r>
-            <w:r>
-              <w:t xml:space="preserve"> in de Scrumgids) zijn de mensen in het </w:t>
-            </w:r>
-            <w:r>
-              <w:rPr>
-                <w:b/>
-              </w:rPr>
-              <w:t>Scrumteam</w:t>
-            </w:r>
-            <w:r>
-              <w:t xml:space="preserve"> die iedere sprint gecommitteerd zijn aan het maken van elk aspect van een bruikbaar increment [Scrumgids]</w:t>
-            </w:r>
-          </w:p>
-        </w:tc>
-      </w:tr>
-      <w:tr>
-        <w:tc>
-          <w:tcPr>
-            <w:tcW w:type="auto" w:w="4535"/>
-          </w:tcPr>
-          <w:p>
-            <w:pPr>
-              <w:jc w:val="left"/>
-            </w:pPr>
-            <w:r>
-              <w:rPr>
-                <w:b/>
-              </w:rPr>
-              <w:t>opdrachtgevende organisatie</w:t>
-            </w:r>
-          </w:p>
-        </w:tc>
-        <w:tc>
-          <w:tcPr>
-            <w:tcW w:type="auto" w:w="4535"/>
-          </w:tcPr>
-          <w:p>
-            <w:pPr>
-              <w:jc w:val="left"/>
-            </w:pPr>
-            <w:r>
-              <w:t xml:space="preserve">overheidsorganisatie die opdracht geeft aan ICTU tot ontwikkeling en/of onderhoud  van </w:t>
-            </w:r>
-            <w:r>
-              <w:rPr>
-                <w:b/>
-              </w:rPr>
-              <w:t>software</w:t>
-            </w:r>
-          </w:p>
-        </w:tc>
-      </w:tr>
-      <w:tr>
-        <w:tc>
-          <w:tcPr>
-            <w:tcW w:type="auto" w:w="4535"/>
-          </w:tcPr>
-          <w:p>
-            <w:pPr>
-              <w:jc w:val="left"/>
-            </w:pPr>
-            <w:r>
-              <w:rPr>
-                <w:b/>
-              </w:rPr>
-              <w:t>opdrachtgever</w:t>
-            </w:r>
-          </w:p>
-        </w:tc>
-        <w:tc>
-          <w:tcPr>
-            <w:tcW w:type="auto" w:w="4535"/>
-          </w:tcPr>
-          <w:p>
-            <w:pPr>
-              <w:jc w:val="left"/>
-            </w:pPr>
-            <w:r>
-              <w:t xml:space="preserve">medewerker van de </w:t>
-            </w:r>
-            <w:r>
-              <w:rPr>
-                <w:b/>
-              </w:rPr>
-              <w:t>opdrachtgevende organisatie</w:t>
-            </w:r>
-            <w:r>
-              <w:t xml:space="preserve"> die eindverantwoordelijk is voor de opdracht aan ICTU</w:t>
-            </w:r>
-          </w:p>
-        </w:tc>
-      </w:tr>
-      <w:tr>
-        <w:tc>
-          <w:tcPr>
-            <w:tcW w:type="auto" w:w="4535"/>
-          </w:tcPr>
-          <w:p>
-            <w:pPr>
-              <w:jc w:val="left"/>
-            </w:pPr>
-            <w:r>
-              <w:rPr>
-                <w:b/>
-              </w:rPr>
-              <w:t>operationeel beheer</w:t>
-            </w:r>
-          </w:p>
-        </w:tc>
-        <w:tc>
-          <w:tcPr>
-            <w:tcW w:type="auto" w:w="4535"/>
-          </w:tcPr>
-          <w:p>
-            <w:pPr>
-              <w:jc w:val="left"/>
-            </w:pPr>
-            <w:r>
-              <w:t>activiteiten die zorgen dat software operationeel is en blijft, zoals het oplossen van incidenten, het uitvoeren van onderhoud, het implementeren van upgrades en patches, het beheren van configuraties, en het monitoren van prestaties en beschikbaarheid</w:t>
-            </w:r>
-          </w:p>
-        </w:tc>
-      </w:tr>
-      <w:tr>
-        <w:tc>
-          <w:tcPr>
-            <w:tcW w:type="auto" w:w="4535"/>
-          </w:tcPr>
-          <w:p>
-            <w:pPr>
-              <w:jc w:val="left"/>
-            </w:pPr>
-            <w:r>
-              <w:rPr>
-                <w:b/>
-              </w:rPr>
-              <w:t>OTAP</w:t>
-            </w:r>
-          </w:p>
-        </w:tc>
-        <w:tc>
-          <w:tcPr>
-            <w:tcW w:type="auto" w:w="4535"/>
-          </w:tcPr>
-          <w:p>
-            <w:pPr>
-              <w:jc w:val="left"/>
-            </w:pPr>
-            <w:r>
-              <w:t>ontwikkel, test, acceptatie, productie; gebruikt om verschillende soorten omgevingen aan te duiden</w:t>
-            </w:r>
-          </w:p>
-        </w:tc>
-      </w:tr>
-      <w:tr>
-        <w:tc>
-          <w:tcPr>
-            <w:tcW w:type="auto" w:w="4535"/>
-          </w:tcPr>
-          <w:p>
-            <w:pPr>
-              <w:jc w:val="left"/>
-            </w:pPr>
-            <w:r>
-              <w:rPr>
-                <w:b/>
-              </w:rPr>
-              <w:t>persona</w:t>
-            </w:r>
-          </w:p>
-        </w:tc>
-        <w:tc>
-          <w:tcPr>
-            <w:tcW w:type="auto" w:w="4535"/>
-          </w:tcPr>
-          <w:p>
-            <w:pPr>
-              <w:jc w:val="left"/>
-            </w:pPr>
-            <w:r>
-              <w:t xml:space="preserve">een min of meer realistische beschrijving van een fictief persoon, veelal met naam, persoonskenmerken, drijfveren en behoeften, die een groep gebruikers representeert en gebruikt wordt om te redeneren over de gewenste functionele en niet-functionele eigenschappen van de </w:t>
-            </w:r>
-            <w:r>
-              <w:rPr>
-                <w:b/>
-              </w:rPr>
-              <w:t>software</w:t>
-            </w:r>
-          </w:p>
-        </w:tc>
-      </w:tr>
-      <w:tr>
-        <w:tc>
-          <w:tcPr>
-            <w:tcW w:type="auto" w:w="4535"/>
-          </w:tcPr>
-          <w:p>
-            <w:pPr>
-              <w:jc w:val="left"/>
-            </w:pPr>
-            <w:r>
-              <w:rPr>
-                <w:b/>
-              </w:rPr>
-              <w:t>PIA</w:t>
-            </w:r>
-          </w:p>
-        </w:tc>
-        <w:tc>
-          <w:tcPr>
-            <w:tcW w:type="auto" w:w="4535"/>
-          </w:tcPr>
-          <w:p>
-            <w:pPr>
-              <w:jc w:val="left"/>
-            </w:pPr>
-            <w:r>
-              <w:t>privacy impact assessment</w:t>
-            </w:r>
-          </w:p>
-        </w:tc>
-      </w:tr>
-      <w:tr>
-        <w:tc>
-          <w:tcPr>
-            <w:tcW w:type="auto" w:w="4535"/>
-          </w:tcPr>
-          <w:p>
-            <w:pPr>
-              <w:jc w:val="left"/>
-            </w:pPr>
-            <w:r>
-              <w:rPr>
-                <w:b/>
-              </w:rPr>
-              <w:t>PKI</w:t>
-            </w:r>
-          </w:p>
-        </w:tc>
-        <w:tc>
-          <w:tcPr>
-            <w:tcW w:type="auto" w:w="4535"/>
-          </w:tcPr>
-          <w:p>
-            <w:pPr>
-              <w:jc w:val="left"/>
-            </w:pPr>
-            <w:r>
-              <w:t>public key infrastructure</w:t>
-            </w:r>
-          </w:p>
-        </w:tc>
-      </w:tr>
-      <w:tr>
-        <w:tc>
-          <w:tcPr>
-            <w:tcW w:type="auto" w:w="4535"/>
-          </w:tcPr>
-          <w:p>
-            <w:pPr>
-              <w:jc w:val="left"/>
-            </w:pPr>
-            <w:r>
-              <w:rPr>
-                <w:b/>
-              </w:rPr>
-              <w:t>PRA</w:t>
-            </w:r>
-          </w:p>
-        </w:tc>
-        <w:tc>
-          <w:tcPr>
-            <w:tcW w:type="auto" w:w="4535"/>
-          </w:tcPr>
-          <w:p>
-            <w:pPr>
-              <w:jc w:val="left"/>
-            </w:pPr>
-            <w:r>
-              <w:t>productrisicoanalyse</w:t>
-            </w:r>
-          </w:p>
-        </w:tc>
-      </w:tr>
-      <w:tr>
-        <w:tc>
-          <w:tcPr>
-            <w:tcW w:type="auto" w:w="4535"/>
-          </w:tcPr>
-          <w:p>
-            <w:pPr>
-              <w:jc w:val="left"/>
-            </w:pPr>
-            <w:r>
-              <w:rPr>
-                <w:b/>
-              </w:rPr>
-              <w:t>Product owner</w:t>
-            </w:r>
-          </w:p>
-        </w:tc>
-        <w:tc>
-          <w:tcPr>
-            <w:tcW w:type="auto" w:w="4535"/>
-          </w:tcPr>
-          <w:p>
-            <w:pPr>
-              <w:jc w:val="left"/>
-            </w:pPr>
-            <w:r>
-              <w:t xml:space="preserve">De product owner is verantwoordelijk voor het maximaliseren van de waarde van het product, dat het resultaat is van het werk van het </w:t>
-            </w:r>
-            <w:r>
-              <w:rPr>
-                <w:b/>
-              </w:rPr>
-              <w:t>Scrumteam</w:t>
-            </w:r>
-            <w:r>
-              <w:t xml:space="preserve"> [Scrumgids]</w:t>
-            </w:r>
-          </w:p>
-        </w:tc>
-      </w:tr>
-      <w:tr>
-        <w:tc>
-          <w:tcPr>
-            <w:tcW w:type="auto" w:w="4535"/>
-          </w:tcPr>
-          <w:p>
-            <w:pPr>
-              <w:jc w:val="left"/>
-            </w:pPr>
-            <w:r>
-              <w:rPr>
-                <w:b/>
-              </w:rPr>
-              <w:t>programmatuur</w:t>
-            </w:r>
-          </w:p>
-        </w:tc>
-        <w:tc>
-          <w:tcPr>
-            <w:tcW w:type="auto" w:w="4535"/>
-          </w:tcPr>
-          <w:p>
-            <w:pPr>
-              <w:jc w:val="left"/>
-            </w:pPr>
-            <w:r>
-              <w:t xml:space="preserve">zie </w:t>
-            </w:r>
-            <w:r>
-              <w:rPr>
-                <w:b/>
-              </w:rPr>
-              <w:t>software</w:t>
-            </w:r>
-          </w:p>
-        </w:tc>
-      </w:tr>
-      <w:tr>
-        <w:tc>
-          <w:tcPr>
-            <w:tcW w:type="auto" w:w="4535"/>
-          </w:tcPr>
-          <w:p>
-            <w:pPr>
-              <w:jc w:val="left"/>
-            </w:pPr>
-            <w:r>
-              <w:rPr>
-                <w:b/>
-              </w:rPr>
-              <w:t>project</w:t>
-            </w:r>
-          </w:p>
-        </w:tc>
-        <w:tc>
-          <w:tcPr>
-            <w:tcW w:type="auto" w:w="4535"/>
-          </w:tcPr>
-          <w:p>
-            <w:pPr>
-              <w:jc w:val="left"/>
-            </w:pPr>
-            <w:r>
-              <w:t xml:space="preserve">een tijdelijke organisatie voor het realiseren van een resultaat - bij ICTU bestaat een </w:t>
-            </w:r>
-            <w:r>
-              <w:rPr>
-                <w:b/>
-              </w:rPr>
-              <w:t>softwareontwikkelproject</w:t>
-            </w:r>
-            <w:r>
-              <w:t xml:space="preserve"> uit medewerkers van ICTU, de </w:t>
-            </w:r>
-            <w:r>
-              <w:rPr>
-                <w:b/>
-              </w:rPr>
-              <w:t>opdrachtgevende organisatie</w:t>
-            </w:r>
-            <w:r>
-              <w:t>, beheerorganisatie en eventueel andere partijen</w:t>
-            </w:r>
-          </w:p>
-        </w:tc>
-      </w:tr>
-      <w:tr>
-        <w:tc>
-          <w:tcPr>
-            <w:tcW w:type="auto" w:w="4535"/>
-          </w:tcPr>
-          <w:p>
-            <w:pPr>
-              <w:jc w:val="left"/>
-            </w:pPr>
-            <w:r>
-              <w:rPr>
-                <w:b/>
-              </w:rPr>
-              <w:t>projectleider</w:t>
-            </w:r>
-          </w:p>
-        </w:tc>
-        <w:tc>
-          <w:tcPr>
-            <w:tcW w:type="auto" w:w="4535"/>
-          </w:tcPr>
-          <w:p>
-            <w:pPr>
-              <w:jc w:val="left"/>
-            </w:pPr>
-            <w:r>
-              <w:t>medewerker eindverantwoordelijk voor het projectresultaat - bij ICTU-softwareontwikkelprojecten is de projectleider een medewerker van ICTU</w:t>
-            </w:r>
-          </w:p>
-        </w:tc>
-      </w:tr>
-      <w:tr>
-        <w:tc>
-          <w:tcPr>
-            <w:tcW w:type="auto" w:w="4535"/>
-          </w:tcPr>
-          <w:p>
-            <w:pPr>
-              <w:jc w:val="left"/>
-            </w:pPr>
-            <w:r>
-              <w:rPr>
-                <w:b/>
-              </w:rPr>
-              <w:t>PSA</w:t>
-            </w:r>
-          </w:p>
-        </w:tc>
-        <w:tc>
-          <w:tcPr>
-            <w:tcW w:type="auto" w:w="4535"/>
-          </w:tcPr>
-          <w:p>
-            <w:pPr>
-              <w:jc w:val="left"/>
-            </w:pPr>
-            <w:r>
-              <w:t xml:space="preserve">De projectstartarchitectuur is een concreet en doelgericht ICT-architectuurkader waarbinnen het </w:t>
-            </w:r>
-            <w:r>
-              <w:rPr>
-                <w:b/>
-              </w:rPr>
-              <w:t>project</w:t>
-            </w:r>
-            <w:r>
-              <w:t xml:space="preserve"> moet worden uitgevoerd</w:t>
-            </w:r>
-          </w:p>
-        </w:tc>
-      </w:tr>
-      <w:tr>
-        <w:tc>
-          <w:tcPr>
-            <w:tcW w:type="auto" w:w="4535"/>
-          </w:tcPr>
-          <w:p>
-            <w:pPr>
-              <w:jc w:val="left"/>
-            </w:pPr>
-            <w:r>
-              <w:rPr>
-                <w:b/>
-              </w:rPr>
-              <w:t>PvE</w:t>
-            </w:r>
-          </w:p>
-        </w:tc>
-        <w:tc>
-          <w:tcPr>
-            <w:tcW w:type="auto" w:w="4535"/>
-          </w:tcPr>
-          <w:p>
-            <w:pPr>
-              <w:jc w:val="left"/>
-            </w:pPr>
-            <w:r>
-              <w:t>programma van eisen</w:t>
-            </w:r>
-          </w:p>
-        </w:tc>
-      </w:tr>
-      <w:tr>
-        <w:tc>
-          <w:tcPr>
-            <w:tcW w:type="auto" w:w="4535"/>
-          </w:tcPr>
-          <w:p>
-            <w:pPr>
-              <w:jc w:val="left"/>
-            </w:pPr>
-            <w:r>
-              <w:rPr>
-                <w:b/>
-              </w:rPr>
-              <w:t>Quality-time</w:t>
-            </w:r>
-          </w:p>
-        </w:tc>
-        <w:tc>
-          <w:tcPr>
-            <w:tcW w:type="auto" w:w="4535"/>
-          </w:tcPr>
-          <w:p>
-            <w:pPr>
-              <w:jc w:val="left"/>
-            </w:pPr>
-            <w:r>
-              <w:t>een door ICTU ontwikkeld, open source, geautomatiseerd kwaliteitssysteem</w:t>
-            </w:r>
-          </w:p>
-        </w:tc>
-      </w:tr>
-      <w:tr>
-        <w:tc>
-          <w:tcPr>
-            <w:tcW w:type="auto" w:w="4535"/>
-          </w:tcPr>
-          <w:p>
-            <w:pPr>
-              <w:jc w:val="left"/>
-            </w:pPr>
-            <w:r>
-              <w:rPr>
-                <w:b/>
-              </w:rPr>
-              <w:t>realisatiefase</w:t>
-            </w:r>
-          </w:p>
-        </w:tc>
-        <w:tc>
-          <w:tcPr>
-            <w:tcW w:type="auto" w:w="4535"/>
-          </w:tcPr>
-          <w:p>
-            <w:pPr>
-              <w:jc w:val="left"/>
-            </w:pPr>
-            <w:r>
-              <w:t xml:space="preserve">fase van een </w:t>
-            </w:r>
-            <w:r>
-              <w:rPr>
-                <w:b/>
-              </w:rPr>
-              <w:t>softwareontwikkelproject</w:t>
-            </w:r>
-            <w:r>
-              <w:t xml:space="preserve"> waarin de </w:t>
-            </w:r>
-            <w:r>
-              <w:rPr>
-                <w:b/>
-              </w:rPr>
-              <w:t>software</w:t>
-            </w:r>
-            <w:r>
-              <w:t xml:space="preserve"> daadwerkelijk wordt gebouwd en onderhouden, en bij een </w:t>
-            </w:r>
-            <w:r>
-              <w:rPr>
-                <w:b/>
-              </w:rPr>
-              <w:t>DevOps</w:t>
-            </w:r>
-            <w:r>
-              <w:t xml:space="preserve"> werkwijze ook operationeel wordt beheerd</w:t>
-            </w:r>
-          </w:p>
-        </w:tc>
-      </w:tr>
-      <w:tr>
-        <w:tc>
-          <w:tcPr>
-            <w:tcW w:type="auto" w:w="4535"/>
-          </w:tcPr>
-          <w:p>
-            <w:pPr>
-              <w:jc w:val="left"/>
-            </w:pPr>
-            <w:r>
-              <w:rPr>
-                <w:b/>
-              </w:rPr>
-              <w:t>regressietest</w:t>
-            </w:r>
-          </w:p>
-        </w:tc>
-        <w:tc>
-          <w:tcPr>
-            <w:tcW w:type="auto" w:w="4535"/>
-          </w:tcPr>
-          <w:p>
-            <w:pPr>
-              <w:jc w:val="left"/>
-            </w:pPr>
-            <w:r>
-              <w:t>test die na een wijziging controleert of niet-gewijzigde delen van een systeem nog steeds correct functioneren</w:t>
-            </w:r>
-          </w:p>
-        </w:tc>
-      </w:tr>
-      <w:tr>
-        <w:tc>
-          <w:tcPr>
-            <w:tcW w:type="auto" w:w="4535"/>
-          </w:tcPr>
-          <w:p>
-            <w:pPr>
-              <w:jc w:val="left"/>
-            </w:pPr>
-            <w:r>
-              <w:rPr>
-                <w:b/>
-              </w:rPr>
-              <w:t>release notes</w:t>
-            </w:r>
-          </w:p>
-        </w:tc>
-        <w:tc>
-          <w:tcPr>
-            <w:tcW w:type="auto" w:w="4535"/>
-          </w:tcPr>
-          <w:p>
-            <w:pPr>
-              <w:jc w:val="left"/>
-            </w:pPr>
-            <w:r>
-              <w:t xml:space="preserve">een overzicht van de wijzigingen in een </w:t>
-            </w:r>
-            <w:r>
-              <w:rPr>
-                <w:b/>
-              </w:rPr>
-              <w:t>release</w:t>
-            </w:r>
-          </w:p>
-        </w:tc>
-      </w:tr>
-      <w:tr>
-        <w:tc>
-          <w:tcPr>
-            <w:tcW w:type="auto" w:w="4535"/>
-          </w:tcPr>
-          <w:p>
-            <w:pPr>
-              <w:jc w:val="left"/>
-            </w:pPr>
-            <w:r>
-              <w:rPr>
-                <w:b/>
-              </w:rPr>
-              <w:t>release</w:t>
-            </w:r>
-          </w:p>
-        </w:tc>
-        <w:tc>
-          <w:tcPr>
-            <w:tcW w:type="auto" w:w="4535"/>
-          </w:tcPr>
-          <w:p>
-            <w:pPr>
-              <w:jc w:val="left"/>
-            </w:pPr>
-            <w:r>
-              <w:t xml:space="preserve">een voor gebruik vrijgegeven versie van de </w:t>
-            </w:r>
-            <w:r>
-              <w:rPr>
-                <w:b/>
-              </w:rPr>
-              <w:t>software</w:t>
-            </w:r>
-          </w:p>
-        </w:tc>
-      </w:tr>
-      <w:tr>
-        <w:tc>
-          <w:tcPr>
-            <w:tcW w:type="auto" w:w="4535"/>
-          </w:tcPr>
-          <w:p>
-            <w:pPr>
-              <w:jc w:val="left"/>
-            </w:pPr>
-            <w:r>
-              <w:rPr>
-                <w:b/>
-              </w:rPr>
-              <w:t>SAD</w:t>
-            </w:r>
-          </w:p>
-        </w:tc>
-        <w:tc>
-          <w:tcPr>
-            <w:tcW w:type="auto" w:w="4535"/>
-          </w:tcPr>
-          <w:p>
-            <w:pPr>
-              <w:jc w:val="left"/>
-            </w:pPr>
-            <w:r>
-              <w:t>software-architectuurdocument</w:t>
-            </w:r>
-          </w:p>
-        </w:tc>
-      </w:tr>
-      <w:tr>
-        <w:tc>
-          <w:tcPr>
-            <w:tcW w:type="auto" w:w="4535"/>
-          </w:tcPr>
-          <w:p>
-            <w:pPr>
-              <w:jc w:val="left"/>
-            </w:pPr>
-            <w:r>
-              <w:rPr>
-                <w:b/>
-              </w:rPr>
-              <w:t>Scrum</w:t>
-            </w:r>
-          </w:p>
-        </w:tc>
-        <w:tc>
-          <w:tcPr>
-            <w:tcW w:type="auto" w:w="4535"/>
-          </w:tcPr>
-          <w:p>
-            <w:pPr>
-              <w:jc w:val="left"/>
-            </w:pPr>
-            <w:r>
-              <w:t>Scrum is een lichtgewicht raamwerk dat mensen, teams en organisaties helpt om waarde te creёren door middel van adaptieve oplossingen voor complexe problemen [Scrumgids]</w:t>
-            </w:r>
-          </w:p>
-        </w:tc>
-      </w:tr>
-      <w:tr>
-        <w:tc>
-          <w:tcPr>
-            <w:tcW w:type="auto" w:w="4535"/>
-          </w:tcPr>
-          <w:p>
-            <w:pPr>
-              <w:jc w:val="left"/>
-            </w:pPr>
-            <w:r>
-              <w:rPr>
-                <w:b/>
-              </w:rPr>
-              <w:t>Scrummaster</w:t>
-            </w:r>
-          </w:p>
-        </w:tc>
-        <w:tc>
-          <w:tcPr>
-            <w:tcW w:type="auto" w:w="4535"/>
-          </w:tcPr>
-          <w:p>
-            <w:pPr>
-              <w:jc w:val="left"/>
-            </w:pPr>
-            <w:r>
-              <w:t xml:space="preserve">De Scrummaster is verantwoordelijk voor het opzetten van </w:t>
-            </w:r>
-            <w:r>
-              <w:rPr>
-                <w:b/>
-              </w:rPr>
-              <w:t>Scrum</w:t>
-            </w:r>
-            <w:r>
-              <w:t>, zoals staat beschreven in de Scrumgids [Scrumgids]</w:t>
-            </w:r>
-          </w:p>
-        </w:tc>
-      </w:tr>
-      <w:tr>
-        <w:tc>
-          <w:tcPr>
-            <w:tcW w:type="auto" w:w="4535"/>
-          </w:tcPr>
-          <w:p>
-            <w:pPr>
-              <w:jc w:val="left"/>
-            </w:pPr>
-            <w:r>
-              <w:rPr>
-                <w:b/>
-              </w:rPr>
-              <w:t>Scrumteam</w:t>
-            </w:r>
-          </w:p>
-        </w:tc>
-        <w:tc>
-          <w:tcPr>
-            <w:tcW w:type="auto" w:w="4535"/>
-          </w:tcPr>
-          <w:p>
-            <w:pPr>
-              <w:jc w:val="left"/>
-            </w:pPr>
-            <w:r>
-              <w:t xml:space="preserve">Een Scrumteam bestaat uit één </w:t>
-            </w:r>
-            <w:r>
-              <w:rPr>
-                <w:b/>
-              </w:rPr>
-              <w:t>Scrummaster</w:t>
-            </w:r>
-            <w:r>
-              <w:t xml:space="preserve">, één </w:t>
-            </w:r>
-            <w:r>
-              <w:rPr>
-                <w:b/>
-              </w:rPr>
-              <w:t>product owner</w:t>
-            </w:r>
-            <w:r>
-              <w:t xml:space="preserve"> en </w:t>
-            </w:r>
-            <w:r>
-              <w:rPr>
-                <w:b/>
-              </w:rPr>
-              <w:t>ontwikkelaars</w:t>
-            </w:r>
-            <w:r>
-              <w:t xml:space="preserve"> (</w:t>
-            </w:r>
-            <w:r>
-              <w:rPr>
-                <w:i/>
-              </w:rPr>
-              <w:t>developers</w:t>
-            </w:r>
-            <w:r>
-              <w:t xml:space="preserve"> in de Scrumgids) [Scrumgids]</w:t>
-            </w:r>
-          </w:p>
-        </w:tc>
-      </w:tr>
-      <w:tr>
-        <w:tc>
-          <w:tcPr>
-            <w:tcW w:type="auto" w:w="4535"/>
-          </w:tcPr>
-          <w:p>
-            <w:pPr>
-              <w:jc w:val="left"/>
-            </w:pPr>
-            <w:r>
-              <w:rPr>
-                <w:b/>
-              </w:rPr>
-              <w:t>softwarearchitectuur</w:t>
-            </w:r>
-          </w:p>
-        </w:tc>
-        <w:tc>
-          <w:tcPr>
-            <w:tcW w:type="auto" w:w="4535"/>
-          </w:tcPr>
-          <w:p>
-            <w:pPr>
-              <w:jc w:val="left"/>
-            </w:pPr>
-            <w:r>
-              <w:t xml:space="preserve">een </w:t>
-            </w:r>
-            <w:r>
-              <w:rPr>
-                <w:b/>
-              </w:rPr>
-              <w:t>architectuur</w:t>
-            </w:r>
-            <w:r>
-              <w:t xml:space="preserve"> die vooral de softwareonderdelen en -relaties (processen, modules, interfaces, datamodel) van een systeem beschrijft</w:t>
-            </w:r>
-          </w:p>
-        </w:tc>
-      </w:tr>
-      <w:tr>
-        <w:tc>
-          <w:tcPr>
-            <w:tcW w:type="auto" w:w="4535"/>
-          </w:tcPr>
-          <w:p>
-            <w:pPr>
-              <w:jc w:val="left"/>
-            </w:pPr>
-            <w:r>
-              <w:rPr>
-                <w:b/>
-              </w:rPr>
-              <w:t>software delivery manager</w:t>
-            </w:r>
-          </w:p>
-        </w:tc>
-        <w:tc>
-          <w:tcPr>
-            <w:tcW w:type="auto" w:w="4535"/>
-          </w:tcPr>
-          <w:p>
-            <w:pPr>
-              <w:jc w:val="left"/>
-            </w:pPr>
-            <w:r>
-              <w:t xml:space="preserve">organiseert het ontwikkelen en opleveren van </w:t>
-            </w:r>
-            <w:r>
-              <w:rPr>
-                <w:b/>
-              </w:rPr>
-              <w:t>software</w:t>
-            </w:r>
-            <w:r>
-              <w:t xml:space="preserve"> conform de vastgestelde eisen en de Kwaliteitsaanpak en rapporteert aan de </w:t>
-            </w:r>
-            <w:r>
-              <w:rPr>
-                <w:b/>
-              </w:rPr>
-              <w:t>projectleider</w:t>
-            </w:r>
-          </w:p>
-        </w:tc>
-      </w:tr>
-      <w:tr>
-        <w:tc>
-          <w:tcPr>
-            <w:tcW w:type="auto" w:w="4535"/>
-          </w:tcPr>
-          <w:p>
-            <w:pPr>
-              <w:jc w:val="left"/>
-            </w:pPr>
-            <w:r>
-              <w:rPr>
-                <w:b/>
-              </w:rPr>
-              <w:t>software</w:t>
-            </w:r>
-          </w:p>
-        </w:tc>
-        <w:tc>
-          <w:tcPr>
-            <w:tcW w:type="auto" w:w="4535"/>
-          </w:tcPr>
-          <w:p>
-            <w:pPr>
-              <w:jc w:val="left"/>
-            </w:pPr>
-            <w:r>
-              <w:t>software is de verzameling instructies die bepalen wat een computer uitvoert en is uiteindelijk wat de gebruiker ziet, ervaart en waarmee hij interacteert</w:t>
-            </w:r>
-          </w:p>
-        </w:tc>
-      </w:tr>
-      <w:tr>
-        <w:tc>
-          <w:tcPr>
-            <w:tcW w:type="auto" w:w="4535"/>
-          </w:tcPr>
-          <w:p>
-            <w:pPr>
-              <w:jc w:val="left"/>
-            </w:pPr>
-            <w:r>
-              <w:rPr>
-                <w:b/>
-              </w:rPr>
-              <w:t>softwareontwikkeling</w:t>
-            </w:r>
-          </w:p>
-        </w:tc>
-        <w:tc>
-          <w:tcPr>
-            <w:tcW w:type="auto" w:w="4535"/>
-          </w:tcPr>
-          <w:p>
-            <w:pPr>
-              <w:jc w:val="left"/>
-            </w:pPr>
-            <w:r>
-              <w:t xml:space="preserve">een activiteit die nieuwe </w:t>
-            </w:r>
-            <w:r>
-              <w:rPr>
-                <w:b/>
-              </w:rPr>
-              <w:t>software</w:t>
-            </w:r>
-            <w:r>
-              <w:t xml:space="preserve"> maakt en/of bestaande software aanpast</w:t>
-            </w:r>
-          </w:p>
-        </w:tc>
-      </w:tr>
-      <w:tr>
-        <w:tc>
-          <w:tcPr>
-            <w:tcW w:type="auto" w:w="4535"/>
-          </w:tcPr>
-          <w:p>
-            <w:pPr>
-              <w:jc w:val="left"/>
-            </w:pPr>
-            <w:r>
-              <w:rPr>
-                <w:b/>
-              </w:rPr>
-              <w:t>softwareontwikkelproject</w:t>
-            </w:r>
-          </w:p>
-        </w:tc>
-        <w:tc>
-          <w:tcPr>
-            <w:tcW w:type="auto" w:w="4535"/>
-          </w:tcPr>
-          <w:p>
-            <w:pPr>
-              <w:jc w:val="left"/>
-            </w:pPr>
-            <w:r>
-              <w:t xml:space="preserve">een </w:t>
-            </w:r>
-            <w:r>
-              <w:rPr>
-                <w:b/>
-              </w:rPr>
-              <w:t>project</w:t>
-            </w:r>
-            <w:r>
-              <w:t xml:space="preserve"> dat de oplevering van </w:t>
-            </w:r>
-            <w:r>
-              <w:rPr>
-                <w:b/>
-              </w:rPr>
-              <w:t>software</w:t>
-            </w:r>
-            <w:r>
-              <w:t xml:space="preserve"> als enige of voornaamste projectresultaat heeft</w:t>
-            </w:r>
-          </w:p>
-        </w:tc>
-      </w:tr>
-      <w:tr>
-        <w:tc>
-          <w:tcPr>
-            <w:tcW w:type="auto" w:w="4535"/>
-          </w:tcPr>
-          <w:p>
-            <w:pPr>
-              <w:jc w:val="left"/>
-            </w:pPr>
-            <w:r>
-              <w:rPr>
-                <w:b/>
-              </w:rPr>
-              <w:t>solution architectuur</w:t>
-            </w:r>
-          </w:p>
-        </w:tc>
-        <w:tc>
-          <w:tcPr>
-            <w:tcW w:type="auto" w:w="4535"/>
-          </w:tcPr>
-          <w:p>
-            <w:pPr>
-              <w:jc w:val="left"/>
-            </w:pPr>
-            <w:r>
-              <w:t xml:space="preserve">beschrijving van de gewenste oplossing van een specifiek probleem, of het eindresultaat van een </w:t>
-            </w:r>
-            <w:r>
-              <w:rPr>
-                <w:b/>
-              </w:rPr>
-              <w:t>project</w:t>
-            </w:r>
-            <w:r>
-              <w:t xml:space="preserve"> [NORA]</w:t>
-            </w:r>
-          </w:p>
-        </w:tc>
-      </w:tr>
-      <w:tr>
-        <w:tc>
-          <w:tcPr>
-            <w:tcW w:type="auto" w:w="4535"/>
-          </w:tcPr>
-          <w:p>
-            <w:pPr>
-              <w:jc w:val="left"/>
-            </w:pPr>
-            <w:r>
-              <w:rPr>
-                <w:b/>
-              </w:rPr>
-              <w:t>technische schuld</w:t>
-            </w:r>
-          </w:p>
-        </w:tc>
-        <w:tc>
-          <w:tcPr>
-            <w:tcW w:type="auto" w:w="4535"/>
-          </w:tcPr>
-          <w:p>
-            <w:pPr>
-              <w:jc w:val="left"/>
-            </w:pPr>
-            <w:r>
-              <w:t xml:space="preserve">eigenschappen van de </w:t>
-            </w:r>
-            <w:r>
-              <w:rPr>
-                <w:b/>
-              </w:rPr>
-              <w:t>software</w:t>
-            </w:r>
-            <w:r>
-              <w:t xml:space="preserve"> die de lange-termijninzetbaarheid en onderhoudbaarheid bedreigen</w:t>
-            </w:r>
-          </w:p>
-        </w:tc>
-      </w:tr>
-      <w:tr>
-        <w:tc>
-          <w:tcPr>
-            <w:tcW w:type="auto" w:w="4535"/>
-          </w:tcPr>
-          <w:p>
-            <w:pPr>
-              <w:jc w:val="left"/>
-            </w:pPr>
-            <w:r>
-              <w:rPr>
-                <w:b/>
-              </w:rPr>
               <w:t>TVA</w:t>
             </w:r>
           </w:p>
@@ -9477,7 +9514,7 @@
               <w:jc w:val="left"/>
             </w:pPr>
             <w:r>
-              <w:t>threat and vulnerability assessment</w:t>
+              <w:t>Een threat and vulnerability assessment inventariseert de betrouwbaarheidseisen die aan de bedrijfsprocessen en dientengevolge aan het product worden gesteld, gevolgd door identificatie en analyse van bedreigingen</w:t>
             </w:r>
           </w:p>
         </w:tc>
@@ -9827,7 +9864,7 @@
             <w:pPr>
               <w:jc w:val="left"/>
             </w:pPr>
-            <w:hyperlink r:id="rId16">
+            <w:hyperlink r:id="rId17">
               <w:r>
                 <w:rPr>
                   <w:rStyle w:val="Hyperlink"/>
@@ -9860,7 +9897,7 @@
             <w:pPr>
               <w:jc w:val="left"/>
             </w:pPr>
-            <w:hyperlink r:id="rId17">
+            <w:hyperlink r:id="rId18">
               <w:r>
                 <w:rPr>
                   <w:rStyle w:val="Hyperlink"/>
@@ -9893,7 +9930,7 @@
             <w:pPr>
               <w:jc w:val="left"/>
             </w:pPr>
-            <w:hyperlink r:id="rId18">
+            <w:hyperlink r:id="rId19">
               <w:r>
                 <w:rPr>
                   <w:rStyle w:val="Hyperlink"/>
@@ -9926,7 +9963,7 @@
             <w:pPr>
               <w:jc w:val="left"/>
             </w:pPr>
-            <w:hyperlink r:id="rId19">
+            <w:hyperlink r:id="rId20">
               <w:r>
                 <w:rPr>
                   <w:rStyle w:val="Hyperlink"/>
@@ -9959,7 +9996,7 @@
             <w:pPr>
               <w:jc w:val="left"/>
             </w:pPr>
-            <w:hyperlink r:id="rId20">
+            <w:hyperlink r:id="rId21">
               <w:r>
                 <w:rPr>
                   <w:rStyle w:val="Hyperlink"/>
@@ -9992,7 +10029,7 @@
             <w:pPr>
               <w:jc w:val="left"/>
             </w:pPr>
-            <w:hyperlink r:id="rId21">
+            <w:hyperlink r:id="rId22">
               <w:r>
                 <w:rPr>
                   <w:rStyle w:val="Hyperlink"/>
@@ -10025,7 +10062,7 @@
             <w:pPr>
               <w:jc w:val="left"/>
             </w:pPr>
-            <w:hyperlink r:id="rId22">
+            <w:hyperlink r:id="rId23">
               <w:r>
                 <w:rPr>
                   <w:rStyle w:val="Hyperlink"/>
@@ -10058,7 +10095,7 @@
             <w:pPr>
               <w:jc w:val="left"/>
             </w:pPr>
-            <w:hyperlink r:id="rId23">
+            <w:hyperlink r:id="rId24">
               <w:r>
                 <w:rPr>
                   <w:rStyle w:val="Hyperlink"/>
@@ -10091,7 +10128,7 @@
             <w:pPr>
               <w:jc w:val="left"/>
             </w:pPr>
-            <w:hyperlink r:id="rId24">
+            <w:hyperlink r:id="rId25">
               <w:r>
                 <w:rPr>
                   <w:rStyle w:val="Hyperlink"/>
@@ -10124,7 +10161,7 @@
             <w:pPr>
               <w:jc w:val="left"/>
             </w:pPr>
-            <w:hyperlink r:id="rId25">
+            <w:hyperlink r:id="rId26">
               <w:r>
                 <w:rPr>
                   <w:rStyle w:val="Hyperlink"/>
@@ -10157,7 +10194,7 @@
             <w:pPr>
               <w:jc w:val="left"/>
             </w:pPr>
-            <w:hyperlink r:id="rId26">
+            <w:hyperlink r:id="rId27">
               <w:r>
                 <w:rPr>
                   <w:rStyle w:val="Hyperlink"/>
@@ -10190,7 +10227,7 @@
             <w:pPr>
               <w:jc w:val="left"/>
             </w:pPr>
-            <w:hyperlink r:id="rId27">
+            <w:hyperlink r:id="rId28">
               <w:r>
                 <w:rPr>
                   <w:rStyle w:val="Hyperlink"/>
@@ -10223,7 +10260,7 @@
             <w:pPr>
               <w:jc w:val="left"/>
             </w:pPr>
-            <w:hyperlink r:id="rId28">
+            <w:hyperlink r:id="rId29">
               <w:r>
                 <w:rPr>
                   <w:rStyle w:val="Hyperlink"/>
@@ -10256,7 +10293,7 @@
             <w:pPr>
               <w:jc w:val="left"/>
             </w:pPr>
-            <w:hyperlink r:id="rId29">
+            <w:hyperlink r:id="rId30">
               <w:r>
                 <w:rPr>
                   <w:rStyle w:val="Hyperlink"/>
@@ -10289,7 +10326,7 @@
             <w:pPr>
               <w:jc w:val="left"/>
             </w:pPr>
-            <w:hyperlink r:id="rId30">
+            <w:hyperlink r:id="rId31">
               <w:r>
                 <w:rPr>
                   <w:rStyle w:val="Hyperlink"/>
@@ -10331,7 +10368,7 @@
       <w:r>
         <w:t xml:space="preserve">Overheidsprojecten waarin software wordt ontwikkeld of onderhouden kampen nog vaak met vertraging, budgetoverschrijding of een eindresultaat met te lage kwaliteit. Zo concludeerde de commissie-Elias in haar </w:t>
       </w:r>
-      <w:hyperlink r:id="rId31">
+      <w:hyperlink r:id="rId32">
         <w:r>
           <w:rPr>
             <w:rStyle w:val="Hyperlink"/>
@@ -10362,7 +10399,7 @@
       <w:r>
         <w:t xml:space="preserve">Met behulp van de ICTU Kwaliteitsaanpak Softwareontwikkeling heeft ICTU samen met andere overheden inmiddels enige tientallen projecten succesvol uitgevoerd. ICTU wil deze aanpak graag aanvullen met de ervaringen en geleerde lessen van andere organisaties en deze overdraagbaar maken en breder uitdragen. Om die reden stelt ICTU deze Kwaliteitsaanpak aan iedereen beschikbaar via </w:t>
       </w:r>
-      <w:hyperlink r:id="rId32">
+      <w:hyperlink r:id="rId33">
         <w:r>
           <w:rPr>
             <w:rStyle w:val="Hyperlink"/>
@@ -10424,7 +10461,7 @@
       <w:r>
         <w:t xml:space="preserve">De Kwaliteitsaanpak is een evoluerende aanpak, gebaseerd op de ervaringen die ICTU continu opdoet in de projecten waarin ICTU samen met opdrachtgevende organisaties maatwerksoftware ontwikkelt en onderhoudt. ICTU hanteert daarbij de vuistregel dat als tenminste 80% van de projecten minstens 80% van de tijd een bepaalde werkwijze hanteren, voor die werkwijze een maatregel in de Kwaliteitsaanpak wordt opgenomen. Maar het kan ook voorkomen dat maatregelen om andere redenen landen in de Kwaliteitsaanpak; denk aan het toegankelijk maken van software dat wettelijk verplicht is. Zie ook de wijzigingsgeschiedenis in </w:t>
       </w:r>
-      <w:hyperlink r:id="rId33">
+      <w:hyperlink r:id="rId34">
         <w:r>
           <w:rPr>
             <w:rStyle w:val="Hyperlink"/>
@@ -10435,7 +10472,7 @@
       <w:r>
         <w:t xml:space="preserve"> of </w:t>
       </w:r>
-      <w:hyperlink r:id="rId34">
+      <w:hyperlink r:id="rId35">
         <w:r>
           <w:rPr>
             <w:rStyle w:val="Hyperlink"/>

--- a/docs/wip/ICTU-Template-Plan-van-Aanpak-Voorfase.docx
+++ b/docs/wip/ICTU-Template-Plan-van-Aanpak-Voorfase.docx
@@ -1136,7 +1136,7 @@
     </w:p>
     <w:p>
       <w:r>
-        <w:t>Versie wip, 04-03-2025</w:t>
+        <w:t>Versie wip, 21-03-2025</w:t>
       </w:r>
     </w:p>
     <w:p>

--- a/docs/wip/ICTU-Template-Plan-van-Aanpak-Voorfase.docx
+++ b/docs/wip/ICTU-Template-Plan-van-Aanpak-Voorfase.docx
@@ -1136,7 +1136,7 @@
     </w:p>
     <w:p>
       <w:r>
-        <w:t>Versie wip, 11-04-2025</w:t>
+        <w:t>Versie wip, 19-09-2025</w:t>
       </w:r>
     </w:p>
     <w:p>
@@ -1476,7 +1476,7 @@
               <w:jc w:val="left"/>
             </w:pPr>
             <w:r>
-              <w:t>NEN-ISO/IEC 27001:2017 en NEN-ISO/IEC 27002:2017</w:t>
+              <w:t>NEN-ISO/IEC 27001:2023 en NEN-ISO/IEC 27002:2022</w:t>
             </w:r>
           </w:p>
         </w:tc>
@@ -1539,7 +1539,7 @@
               <w:t>{Indien van toepassing:}</w:t>
             </w:r>
             <w:r>
-              <w:t xml:space="preserve"> NEN 7510:2017 - Informatiebeveiliging in de zorg.</w:t>
+              <w:t xml:space="preserve"> NEN 7510-2:2024 - Informatiebeveiliging in de zorg.</w:t>
             </w:r>
           </w:p>
         </w:tc>
@@ -1574,7 +1574,7 @@
               <w:t>{Indien van toepassing:}</w:t>
             </w:r>
             <w:r>
-              <w:t xml:space="preserve"> Wbni 2018 - Wet Beveiliging Netwerk- en Informatiesystemen.</w:t>
+              <w:t xml:space="preserve"> Wbni 2024 - Wet Beveiliging Netwerk- en Informatiesystemen.</w:t>
             </w:r>
           </w:p>
         </w:tc>
@@ -1976,7 +1976,7 @@
     </w:p>
     <w:p>
       <w:r>
-        <w:t xml:space="preserve">Hoofdstuk 2 beschrijft de in de voorfase op te leveren producten. In hoofdstuk 3 staat de werkwijze voor de voorfase. Hoofdstuk 4 beschrijft de planning en doorlooptijd van het project. Hoofdstuk 5 geeft de randvoorwaarden die ingevuld dienen te zijn bij de start van voorfase. Hoofdstuk 6 beschrijft de bekende projectrisico's en de getroffen tegenmaatregelen. Hoofdstuk 7 bevat de verwachte inzet door ICTU. </w:t>
+        <w:t xml:space="preserve">Hoofdstuk 3 beschrijft de in de voorfase op te leveren producten. In hoofdstuk 4 staat de werkwijze voor de voorfase. Hoofdstuk 5 beschrijft de planning en doorlooptijd van het project. Hoofdstuk 6 geeft de randvoorwaarden die ingevuld dienen te zijn bij de start van voorfase. Hoofdstuk 7 beschrijft de bekende projectrisico's en de getroffen tegenmaatregelen. Hoofdstuk 8 bevat de verwachte inzet door ICTU. </w:t>
       </w:r>
       <w:r>
         <w:rPr>
@@ -10246,7 +10246,7 @@
                 <w:rPr>
                   <w:rStyle w:val="Hyperlink"/>
                 </w:rPr>
-                <w:t>NEN-ISO/IEC 27001:2017</w:t>
+                <w:t>NEN-ISO/IEC 27001:2023</w:t>
               </w:r>
             </w:hyperlink>
           </w:p>
@@ -10260,7 +10260,7 @@
               <w:jc w:val="left"/>
             </w:pPr>
             <w:r>
-              <w:t>Informatietechnologie - Beveiligingstechnieken - Managementsystemen voor informatiebeveiliging - Eisen</w:t>
+              <w:t>Informatiebeveiliging, cybersecurity en bescherming van de privacy - Managementsysteem voor informatiebeveiliging - Eisen</w:t>
             </w:r>
           </w:p>
         </w:tc>
@@ -10279,7 +10279,7 @@
                 <w:rPr>
                   <w:rStyle w:val="Hyperlink"/>
                 </w:rPr>
-                <w:t>NEN-ISO/IEC 27002:2017</w:t>
+                <w:t>NEN-ISO/IEC 27002:2022</w:t>
               </w:r>
             </w:hyperlink>
           </w:p>
@@ -10293,7 +10293,7 @@
               <w:jc w:val="left"/>
             </w:pPr>
             <w:r>
-              <w:t>Informatietechnologie - Beveiligingstechnieken - Praktijkrichtlijn met beheersmaatregelen op het gebied van informatiebeveiliging</w:t>
+              <w:t>Informatiebeveiliging, cybersecurity en bescherming van de privacy - Beheersmaatregelen voor informatiebeveiliging</w:t>
             </w:r>
           </w:p>
         </w:tc>
@@ -10312,7 +10312,7 @@
                 <w:rPr>
                   <w:rStyle w:val="Hyperlink"/>
                 </w:rPr>
-                <w:t>NEN 7510:2017</w:t>
+                <w:t>NEN 7510-2:2024</w:t>
               </w:r>
             </w:hyperlink>
           </w:p>
@@ -10325,9 +10325,6 @@
             <w:pPr>
               <w:jc w:val="left"/>
             </w:pPr>
-            <w:r>
-              <w:t>Informatiebeveiliging in de zorg.</w:t>
-            </w:r>
           </w:p>
         </w:tc>
       </w:tr>
@@ -10576,7 +10573,7 @@
                 <w:rPr>
                   <w:rStyle w:val="Hyperlink"/>
                 </w:rPr>
-                <w:t>Wbni 2018</w:t>
+                <w:t>Wbni 2024</w:t>
               </w:r>
             </w:hyperlink>
           </w:p>
@@ -10704,25 +10701,14 @@
     </w:p>
     <w:p>
       <w:r>
-        <w:t xml:space="preserve">De Kwaliteitsaanpak is een evoluerende aanpak, gebaseerd op de ervaringen die ICTU continu opdoet in de projecten waarin ICTU samen met opdrachtgevende organisaties maatwerksoftware ontwikkelt en onderhoudt. ICTU hanteert daarbij de vuistregel dat als tenminste 80% van de projecten minstens 80% van de tijd een bepaalde werkwijze hanteren, voor die werkwijze een maatregel in de Kwaliteitsaanpak wordt opgenomen. Maar het kan ook voorkomen dat maatregelen om andere redenen landen in de Kwaliteitsaanpak; denk aan het toegankelijk maken van software dat wettelijk verplicht is. Zie ook de wijzigingsgeschiedenis in </w:t>
+        <w:t xml:space="preserve">De Kwaliteitsaanpak is een evoluerende aanpak, gebaseerd op de ervaringen die ICTU continu opdoet in de projecten waarin ICTU samen met opdrachtgevende organisaties maatwerksoftware ontwikkelt en onderhoudt. ICTU hanteert daarbij de vuistregel dat als tenminste 80% van de projecten minstens 80% van de tijd een bepaalde werkwijze hanteren, voor die werkwijze een maatregel in de Kwaliteitsaanpak wordt opgenomen. Maar het kan ook voorkomen dat maatregelen om andere redenen landen in de Kwaliteitsaanpak; denk aan het toegankelijk maken van software dat wettelijk verplicht is. Zie ook de </w:t>
       </w:r>
       <w:hyperlink r:id="rId34">
         <w:r>
           <w:rPr>
             <w:rStyle w:val="Hyperlink"/>
           </w:rPr>
-          <w:t>PDF-formaat</w:t>
-        </w:r>
-      </w:hyperlink>
-      <w:r>
-        <w:t xml:space="preserve"> of </w:t>
-      </w:r>
-      <w:hyperlink r:id="rId35">
-        <w:r>
-          <w:rPr>
-            <w:rStyle w:val="Hyperlink"/>
-          </w:rPr>
-          <w:t>HTML-formaat</w:t>
+          <w:t>wijzigingsgeschiedenis</w:t>
         </w:r>
       </w:hyperlink>
       <w:r>

--- a/docs/wip/ICTU-Template-Plan-van-Aanpak-Voorfase.docx
+++ b/docs/wip/ICTU-Template-Plan-van-Aanpak-Voorfase.docx
@@ -1136,7 +1136,7 @@
     </w:p>
     <w:p>
       <w:r>
-        <w:t>Versie wip, 13-11-2025</w:t>
+        <w:t>Versie wip, 23-12-2025</w:t>
       </w:r>
     </w:p>
     <w:p>

--- a/docs/wip/ICTU-Template-Plan-van-Aanpak-Voorfase.docx
+++ b/docs/wip/ICTU-Template-Plan-van-Aanpak-Voorfase.docx
@@ -2,8 +2,6 @@
 <file path=word/document.xml><?xml version="1.0" encoding="utf-8"?>
 <w:document xmlns:wpc="http://schemas.microsoft.com/office/word/2010/wordprocessingCanvas" xmlns:cx="http://schemas.microsoft.com/office/drawing/2014/chartex" xmlns:cx1="http://schemas.microsoft.com/office/drawing/2015/9/8/chartex" xmlns:cx2="http://schemas.microsoft.com/office/drawing/2015/10/21/chartex" xmlns:cx3="http://schemas.microsoft.com/office/drawing/2016/5/9/chartex" xmlns:cx4="http://schemas.microsoft.com/office/drawing/2016/5/10/chartex" xmlns:cx5="http://schemas.microsoft.com/office/drawing/2016/5/11/chartex" xmlns:cx6="http://schemas.microsoft.com/office/drawing/2016/5/12/chartex" xmlns:cx7="http://schemas.microsoft.com/office/drawing/2016/5/13/chartex" xmlns:cx8="http://schemas.microsoft.com/office/drawing/2016/5/14/chartex" xmlns:mc="http://schemas.openxmlformats.org/markup-compatibility/2006" xmlns:aink="http://schemas.microsoft.com/office/drawing/2016/ink" xmlns:am3d="http://schemas.microsoft.com/office/drawing/2017/model3d" xmlns:o="urn:schemas-microsoft-com:office:office" xmlns:oel="http://schemas.microsoft.com/office/2019/extlst" xmlns:r="http://schemas.openxmlformats.org/officeDocument/2006/relationships" xmlns:m="http://schemas.openxmlformats.org/officeDocument/2006/math" xmlns:v="urn:schemas-microsoft-com:vml" xmlns:wp14="http://schemas.microsoft.com/office/word/2010/wordprocessingDrawing" xmlns:wp="http://schemas.openxmlformats.org/drawingml/2006/wordprocessingDrawing" xmlns:w10="urn:schemas-microsoft-com:office:word" xmlns:w="http://schemas.openxmlformats.org/wordprocessingml/2006/main" xmlns:w14="http://schemas.microsoft.com/office/word/2010/wordml" xmlns:w15="http://schemas.microsoft.com/office/word/2012/wordml" xmlns:w16cex="http://schemas.microsoft.com/office/word/2018/wordml/cex" xmlns:w16cid="http://schemas.microsoft.com/office/word/2016/wordml/cid" xmlns:w16="http://schemas.microsoft.com/office/word/2018/wordml" xmlns:w16du="http://schemas.microsoft.com/office/word/2023/wordml/word16du" xmlns:w16sdtdh="http://schemas.microsoft.com/office/word/2020/wordml/sdtdatahash" xmlns:w16sdtfl="http://schemas.microsoft.com/office/word/2024/wordml/sdtformatlock" xmlns:w16se="http://schemas.microsoft.com/office/word/2015/wordml/symex" xmlns:wpg="http://schemas.microsoft.com/office/word/2010/wordprocessingGroup" xmlns:wpi="http://schemas.microsoft.com/office/word/2010/wordprocessingInk" xmlns:wne="http://schemas.microsoft.com/office/word/2006/wordml" xmlns:wps="http://schemas.microsoft.com/office/word/2010/wordprocessingShape" mc:Ignorable="w14 w15 w16se w16cid w16 w16cex w16sdtdh w16sdtfl w16du wp14">
   <w:body>
-    <w:p/>
-    <w:p/>
     <w:p/>
     <w:p>
       <w:r>
@@ -1136,7 +1134,7 @@
     </w:p>
     <w:p>
       <w:r>
-        <w:t>Versie wip, 13-11-2025</w:t>
+        <w:t>Versie wip, 24-12-2025</w:t>
       </w:r>
     </w:p>
     <w:p>
@@ -13660,29 +13658,23 @@
     <w:name w:val="Lijst opsom.teken1"/>
     <w:basedOn w:val="Lijstalinea"/>
     <w:qFormat/>
-    <w:rsid w:val="00907D68"/>
+    <w:rsid w:val="003B53E5"/>
     <w:pPr>
       <w:numPr>
         <w:numId w:val="2"/>
       </w:numPr>
     </w:pPr>
-    <w:rPr>
-      <w:lang w:val="en-US"/>
-    </w:rPr>
   </w:style>
   <w:style w:type="paragraph" w:customStyle="1" w:styleId="Lijstnummering1">
     <w:name w:val="Lijstnummering1"/>
     <w:basedOn w:val="Lijstalinea"/>
     <w:qFormat/>
-    <w:rsid w:val="00416BDF"/>
+    <w:rsid w:val="003B53E5"/>
     <w:pPr>
       <w:numPr>
         <w:numId w:val="3"/>
       </w:numPr>
     </w:pPr>
-    <w:rPr>
-      <w:lang w:val="en-US"/>
-    </w:rPr>
   </w:style>
   <w:style w:type="table" w:styleId="Tabelraster">
     <w:name w:val="Table Grid"/>

--- a/docs/wip/ICTU-Template-Plan-van-Aanpak-Voorfase.docx
+++ b/docs/wip/ICTU-Template-Plan-van-Aanpak-Voorfase.docx
@@ -158,20 +158,24 @@
       </w:r>
     </w:p>
     <w:p>
+      <w:bookmarkStart w:id="0" w:name="colofon"/>
       <w:pPr>
         <w:pStyle w:val="Kop5"/>
       </w:pPr>
       <w:r>
         <w:t>Colofon</w:t>
       </w:r>
+      <w:bookmarkEnd w:id="0" w:name="colofon"/>
     </w:p>
     <w:p>
+      <w:bookmarkStart w:id="0" w:name="rubricering"/>
       <w:pPr>
         <w:pStyle w:val="Kop6"/>
       </w:pPr>
       <w:r>
         <w:t>Rubricering</w:t>
       </w:r>
+      <w:bookmarkEnd w:id="0" w:name="rubricering"/>
     </w:p>
     <w:p>
       <w:r>
@@ -182,7 +186,7 @@
           <w:rPr>
             <w:rStyle w:val="Hyperlink"/>
           </w:rPr>
-          <w:t>VIRBI 2013, art. 4</w:t>
+          <w:t>VIRBI 2025, art. 4</w:t>
         </w:r>
       </w:hyperlink>
       <w:r>
@@ -305,12 +309,14 @@
       </w:tr>
     </w:tbl>
     <w:p>
+      <w:bookmarkStart w:id="0" w:name="goedkeuring"/>
       <w:pPr>
         <w:pStyle w:val="Kop6"/>
       </w:pPr>
       <w:r>
         <w:t>Goedkeuring</w:t>
       </w:r>
+      <w:bookmarkEnd w:id="0" w:name="goedkeuring"/>
     </w:p>
     <w:tbl>
       <w:tblPr>
@@ -419,12 +425,14 @@
       </w:tr>
     </w:tbl>
     <w:p>
+      <w:bookmarkStart w:id="0" w:name="revisiehistorie"/>
       <w:pPr>
         <w:pStyle w:val="Kop6"/>
       </w:pPr>
       <w:r>
         <w:t>Revisiehistorie</w:t>
       </w:r>
+      <w:bookmarkEnd w:id="0" w:name="revisiehistorie"/>
     </w:p>
     <w:tbl>
       <w:tblPr>
@@ -626,12 +634,14 @@
       </w:tr>
     </w:tbl>
     <w:p>
+      <w:bookmarkStart w:id="0" w:name="betrokkenen-bij-dit-document"/>
       <w:pPr>
         <w:pStyle w:val="Kop6"/>
       </w:pPr>
       <w:r>
         <w:t>Betrokkenen bij dit document</w:t>
       </w:r>
+      <w:bookmarkEnd w:id="0" w:name="betrokkenen-bij-dit-document"/>
     </w:p>
     <w:p>
       <w:r>
@@ -1125,16 +1135,18 @@
       </w:tr>
     </w:tbl>
     <w:p>
+      <w:bookmarkStart w:id="0" w:name="template-versie"/>
       <w:pPr>
         <w:pStyle w:val="Kop6"/>
       </w:pPr>
       <w:r>
         <w:t>Template versie</w:t>
       </w:r>
+      <w:bookmarkEnd w:id="0" w:name="template-versie"/>
     </w:p>
     <w:p>
       <w:r>
-        <w:t>Versie wip, 06-01-2026</w:t>
+        <w:t>Versie wip, 14-04-2026</w:t>
       </w:r>
     </w:p>
     <w:p>
@@ -1154,12 +1166,14 @@
       </w:r>
     </w:p>
     <w:p>
+      <w:bookmarkStart w:id="0" w:name="managementsamenvatting"/>
       <w:pPr>
         <w:pStyle w:val="Kop1"/>
       </w:pPr>
       <w:r>
         <w:t>Managementsamenvatting</w:t>
       </w:r>
+      <w:bookmarkEnd w:id="0" w:name="managementsamenvatting"/>
     </w:p>
     <w:p>
       <w:r>
@@ -1171,20 +1185,24 @@
       </w:r>
     </w:p>
     <w:p>
+      <w:bookmarkStart w:id="0" w:name="inleiding"/>
       <w:pPr>
         <w:pStyle w:val="Kop1"/>
       </w:pPr>
       <w:r>
         <w:t>Inleiding</w:t>
       </w:r>
+      <w:bookmarkEnd w:id="0" w:name="inleiding"/>
     </w:p>
     <w:p>
+      <w:bookmarkStart w:id="0" w:name="over-dit-document"/>
       <w:pPr>
         <w:pStyle w:val="Kop2"/>
       </w:pPr>
       <w:r>
         <w:t>Over dit document</w:t>
       </w:r>
+      <w:bookmarkEnd w:id="0" w:name="over-dit-document"/>
     </w:p>
     <w:p>
       <w:r>
@@ -1321,7 +1339,18 @@
         <w:t>{partijen}</w:t>
       </w:r>
       <w:r>
-        <w:t xml:space="preserve"> een aantal producten, zie voor een beschrijving hiervan het hoofdstuk "Projectresultaat". Dit plan van aanpak beschrijft verder de planning van en werkwijze tijdens de voorfase. Het is een aanvulling op het voorstel inclusief projectovereenkomst </w:t>
+        <w:t xml:space="preserve"> een aantal producten, zie voor een beschrijving hiervan het hoofdstuk </w:t>
+      </w:r>
+      <w:hyperlink r:id="rId16">
+        <w:r>
+          <w:rPr>
+            <w:rStyle w:val="Hyperlink"/>
+          </w:rPr>
+          <w:t>Projectresultaat</w:t>
+        </w:r>
+      </w:hyperlink>
+      <w:r>
+        <w:t xml:space="preserve">. Dit plan van aanpak beschrijft verder de planning van en werkwijze tijdens de voorfase. Het is een aanvulling op het voorstel inclusief projectovereenkomst </w:t>
       </w:r>
       <w:r>
         <w:rPr>
@@ -1335,12 +1364,14 @@
       </w:r>
     </w:p>
     <w:p>
+      <w:bookmarkStart w:id="0" w:name="doelgroep"/>
       <w:pPr>
         <w:pStyle w:val="Kop2"/>
       </w:pPr>
       <w:r>
         <w:t>Doelgroep</w:t>
       </w:r>
+      <w:bookmarkEnd w:id="0" w:name="doelgroep"/>
     </w:p>
     <w:p>
       <w:r>
@@ -1379,7 +1410,18 @@
         <w:t>{partijen}</w:t>
       </w:r>
       <w:r>
-        <w:t>; zie hiervoor het hoofdstuk "Werkwijze".</w:t>
+        <w:t xml:space="preserve">; zie hiervoor het hoofdstuk </w:t>
+      </w:r>
+      <w:hyperlink r:id="rId17">
+        <w:r>
+          <w:rPr>
+            <w:rStyle w:val="Hyperlink"/>
+          </w:rPr>
+          <w:t>Werkwijze</w:t>
+        </w:r>
+      </w:hyperlink>
+      <w:r>
+        <w:t>.</w:t>
       </w:r>
     </w:p>
     <w:p>
@@ -1392,12 +1434,14 @@
       </w:r>
     </w:p>
     <w:p>
+      <w:bookmarkStart w:id="0" w:name="uitgangspunten"/>
       <w:pPr>
         <w:pStyle w:val="Kop2"/>
       </w:pPr>
       <w:r>
         <w:t>Uitgangspunten</w:t>
       </w:r>
+      <w:bookmarkEnd w:id="0" w:name="uitgangspunten"/>
     </w:p>
     <w:p>
       <w:r>
@@ -1671,12 +1715,14 @@
       </w:tr>
     </w:tbl>
     <w:p>
+      <w:bookmarkStart w:id="0" w:name="relatie-met-andere-documenten"/>
       <w:pPr>
         <w:pStyle w:val="Kop2"/>
       </w:pPr>
       <w:r>
         <w:t>Relatie met andere documenten</w:t>
       </w:r>
+      <w:bookmarkEnd w:id="0" w:name="relatie-met-andere-documenten"/>
     </w:p>
     <w:p>
       <w:r>
@@ -2027,16 +2073,81 @@
       </w:tr>
     </w:tbl>
     <w:p>
+      <w:bookmarkStart w:id="0" w:name="leeswijzer"/>
       <w:pPr>
         <w:pStyle w:val="Kop2"/>
       </w:pPr>
       <w:r>
         <w:t>Leeswijzer</w:t>
       </w:r>
+      <w:bookmarkEnd w:id="0" w:name="leeswijzer"/>
     </w:p>
     <w:p>
-      <w:r>
-        <w:t xml:space="preserve">Hoofdstuk 3 beschrijft de in de voorfase op te leveren producten. In hoofdstuk 4 staat de werkwijze voor de voorfase. Hoofdstuk 5 beschrijft de planning en doorlooptijd van het project. Hoofdstuk 6 geeft de randvoorwaarden die ingevuld dienen te zijn bij de start van voorfase. Hoofdstuk 7 beschrijft de bekende projectrisico's en de getroffen tegenmaatregelen. Hoofdstuk 8 bevat de verwachte inzet door ICTU. </w:t>
+      <w:hyperlink r:id="rId16">
+        <w:r>
+          <w:rPr>
+            <w:rStyle w:val="Hyperlink"/>
+          </w:rPr>
+          <w:t>Hoofdstuk 3</w:t>
+        </w:r>
+      </w:hyperlink>
+      <w:r>
+        <w:t xml:space="preserve"> beschrijft de in de voorfase op te leveren producten. In </w:t>
+      </w:r>
+      <w:hyperlink r:id="rId17">
+        <w:r>
+          <w:rPr>
+            <w:rStyle w:val="Hyperlink"/>
+          </w:rPr>
+          <w:t>hoofdstuk 4</w:t>
+        </w:r>
+      </w:hyperlink>
+      <w:r>
+        <w:t xml:space="preserve"> staat de werkwijze voor de voorfase. </w:t>
+      </w:r>
+      <w:hyperlink r:id="rId18">
+        <w:r>
+          <w:rPr>
+            <w:rStyle w:val="Hyperlink"/>
+          </w:rPr>
+          <w:t>Hoofdstuk 5</w:t>
+        </w:r>
+      </w:hyperlink>
+      <w:r>
+        <w:t xml:space="preserve"> beschrijft de planning en doorlooptijd van het project. </w:t>
+      </w:r>
+      <w:hyperlink r:id="rId19">
+        <w:r>
+          <w:rPr>
+            <w:rStyle w:val="Hyperlink"/>
+          </w:rPr>
+          <w:t>Hoofdstuk 6</w:t>
+        </w:r>
+      </w:hyperlink>
+      <w:r>
+        <w:t xml:space="preserve"> geeft de randvoorwaarden die ingevuld dienen te zijn bij de start van voorfase. </w:t>
+      </w:r>
+      <w:hyperlink r:id="rId20">
+        <w:r>
+          <w:rPr>
+            <w:rStyle w:val="Hyperlink"/>
+          </w:rPr>
+          <w:t>Hoofdstuk 7</w:t>
+        </w:r>
+      </w:hyperlink>
+      <w:r>
+        <w:t xml:space="preserve"> beschrijft de bekende projectrisico's en de getroffen tegenmaatregelen. </w:t>
+      </w:r>
+      <w:hyperlink r:id="rId21">
+        <w:r>
+          <w:rPr>
+            <w:rStyle w:val="Hyperlink"/>
+          </w:rPr>
+          <w:t>Hoofdstuk 8</w:t>
+        </w:r>
+      </w:hyperlink>
+      <w:r>
+        <w:t xml:space="preserve"> bevat de verwachte inzet door ICTU. </w:t>
       </w:r>
       <w:r>
         <w:rPr>
@@ -2047,17 +2158,49 @@
       </w:r>
     </w:p>
     <w:p>
-      <w:r>
-        <w:t>Bijlage A bevat afkortingen en termen die voorkomen in de ICTU Kwaliteitsaanpak Softwareontwikkeling en bijbehorende templates. Bijlage B verwijst naar regelmatig gebruikte bronnen. Bijlage C bevat een beknopte samenvatting van de ICTU Kwaliteitsaanpak Softwareontwikkeling.</w:t>
+      <w:hyperlink r:id="rId22">
+        <w:r>
+          <w:rPr>
+            <w:rStyle w:val="Hyperlink"/>
+          </w:rPr>
+          <w:t>Bijlage A</w:t>
+        </w:r>
+      </w:hyperlink>
+      <w:r>
+        <w:t xml:space="preserve"> bevat afkortingen en termen die voorkomen in de ICTU Kwaliteitsaanpak Softwareontwikkeling en bijbehorende templates. </w:t>
+      </w:r>
+      <w:hyperlink r:id="rId23">
+        <w:r>
+          <w:rPr>
+            <w:rStyle w:val="Hyperlink"/>
+          </w:rPr>
+          <w:t>Bijlage B</w:t>
+        </w:r>
+      </w:hyperlink>
+      <w:r>
+        <w:t xml:space="preserve"> verwijst naar regelmatig gebruikte bronnen. </w:t>
+      </w:r>
+      <w:hyperlink r:id="rId24">
+        <w:r>
+          <w:rPr>
+            <w:rStyle w:val="Hyperlink"/>
+          </w:rPr>
+          <w:t>Bijlage C</w:t>
+        </w:r>
+      </w:hyperlink>
+      <w:r>
+        <w:t xml:space="preserve"> bevat een beknopte samenvatting van de ICTU Kwaliteitsaanpak Softwareontwikkeling.</w:t>
       </w:r>
     </w:p>
     <w:p>
+      <w:bookmarkStart w:id="0" w:name="projectresultaat"/>
       <w:pPr>
         <w:pStyle w:val="Kop1"/>
       </w:pPr>
       <w:r>
         <w:t>Projectresultaat</w:t>
       </w:r>
+      <w:bookmarkEnd w:id="0" w:name="projectresultaat"/>
     </w:p>
     <w:p>
       <w:r>
@@ -2091,16 +2234,29 @@
         <w:t>{doorloop}</w:t>
       </w:r>
       <w:r>
-        <w:t xml:space="preserve"> weken, waarbij ICTU het proces rondom het opstellen van de producten faciliteert; zie hiervoor het hoofdstuk “Werkwijze”.</w:t>
+        <w:t xml:space="preserve"> weken, waarbij ICTU het proces rondom het opstellen van de producten faciliteert; zie hiervoor het hoofdstuk </w:t>
+      </w:r>
+      <w:hyperlink r:id="rId17">
+        <w:r>
+          <w:rPr>
+            <w:rStyle w:val="Hyperlink"/>
+          </w:rPr>
+          <w:t>Werkwijze</w:t>
+        </w:r>
+      </w:hyperlink>
+      <w:r>
+        <w:t>.</w:t>
       </w:r>
     </w:p>
     <w:p>
+      <w:bookmarkStart w:id="0" w:name="producten"/>
       <w:pPr>
         <w:pStyle w:val="Kop2"/>
       </w:pPr>
       <w:r>
         <w:t>Producten</w:t>
       </w:r>
+      <w:bookmarkEnd w:id="0" w:name="producten"/>
     </w:p>
     <w:p>
       <w:r>
@@ -3593,7 +3749,7 @@
         </w:rPr>
         <w:t xml:space="preserve">{Tip: Gebruik bovenstaand overzicht in de sprints van de voorfase om de voortgang van de te realiseren producten te bewaken. Zie </w:t>
       </w:r>
-      <w:hyperlink r:id="rId16">
+      <w:hyperlink r:id="rId25">
         <w:r>
           <w:rPr>
             <w:rStyle w:val="Hyperlink"/>
@@ -3610,12 +3766,14 @@
       </w:r>
     </w:p>
     <w:p>
+      <w:bookmarkStart w:id="0" w:name="scope"/>
       <w:pPr>
         <w:pStyle w:val="Kop2"/>
       </w:pPr>
       <w:r>
         <w:t>Scope</w:t>
       </w:r>
+      <w:bookmarkEnd w:id="0" w:name="scope"/>
     </w:p>
     <w:p>
       <w:r>
@@ -3623,12 +3781,14 @@
       </w:r>
     </w:p>
     <w:p>
+      <w:bookmarkStart w:id="0" w:name="werkwijze"/>
       <w:pPr>
         <w:pStyle w:val="Kop1"/>
       </w:pPr>
       <w:r>
         <w:t>Werkwijze</w:t>
       </w:r>
+      <w:bookmarkEnd w:id="0" w:name="werkwijze"/>
     </w:p>
     <w:p>
       <w:r>
@@ -3791,12 +3951,14 @@
       </w:r>
     </w:p>
     <w:p>
+      <w:bookmarkStart w:id="0" w:name="werving"/>
       <w:pPr>
         <w:pStyle w:val="Kop2"/>
       </w:pPr>
       <w:r>
         <w:t>Werving</w:t>
       </w:r>
+      <w:bookmarkEnd w:id="0" w:name="werving"/>
     </w:p>
     <w:p>
       <w:r>
@@ -3811,12 +3973,14 @@
       </w:r>
     </w:p>
     <w:p>
+      <w:bookmarkStart w:id="0" w:name="kick-off"/>
       <w:pPr>
         <w:pStyle w:val="Kop2"/>
       </w:pPr>
       <w:r>
         <w:t>Kick-off</w:t>
       </w:r>
+      <w:bookmarkEnd w:id="0" w:name="kick-off"/>
     </w:p>
     <w:p>
       <w:r>
@@ -3824,12 +3988,14 @@
       </w:r>
     </w:p>
     <w:p>
+      <w:bookmarkStart w:id="0" w:name="samenwerking"/>
       <w:pPr>
         <w:pStyle w:val="Kop2"/>
       </w:pPr>
       <w:r>
         <w:t>Samenwerking</w:t>
       </w:r>
+      <w:bookmarkEnd w:id="0" w:name="samenwerking"/>
     </w:p>
     <w:p>
       <w:r>
@@ -3964,12 +4130,14 @@
       </w:r>
     </w:p>
     <w:p>
+      <w:bookmarkStart w:id="0" w:name="projectbesturing"/>
       <w:pPr>
         <w:pStyle w:val="Kop2"/>
       </w:pPr>
       <w:r>
         <w:t>Projectbesturing</w:t>
       </w:r>
+      <w:bookmarkEnd w:id="0" w:name="projectbesturing"/>
     </w:p>
     <w:p>
       <w:r>
@@ -3981,12 +4149,14 @@
       </w:r>
     </w:p>
     <w:p>
+      <w:bookmarkStart w:id="0" w:name="oplevering-producten"/>
       <w:pPr>
         <w:pStyle w:val="Kop2"/>
       </w:pPr>
       <w:r>
         <w:t>Oplevering producten</w:t>
       </w:r>
+      <w:bookmarkEnd w:id="0" w:name="oplevering-producten"/>
     </w:p>
     <w:p>
       <w:r>
@@ -4004,12 +4174,14 @@
       </w:r>
     </w:p>
     <w:p>
+      <w:bookmarkStart w:id="0" w:name="kwaliteitsbeheersing"/>
       <w:pPr>
         <w:pStyle w:val="Kop2"/>
       </w:pPr>
       <w:r>
         <w:t>Kwaliteitsbeheersing</w:t>
       </w:r>
+      <w:bookmarkEnd w:id="0" w:name="kwaliteitsbeheersing"/>
     </w:p>
     <w:p>
       <w:r>
@@ -4066,6 +4238,7 @@
       </w:r>
     </w:p>
     <w:p>
+      <w:bookmarkStart w:id="0" w:name="verwachte-inzet-door-opdrachtgevende-org"/>
       <w:pPr>
         <w:pStyle w:val="Kop2"/>
       </w:pPr>
@@ -4089,6 +4262,7 @@
         </w:rPr>
         <w:t>{partijen}</w:t>
       </w:r>
+      <w:bookmarkEnd w:id="0" w:name="verwachte-inzet-door-opdrachtgevende-org"/>
     </w:p>
     <w:p>
       <w:r>
@@ -4773,12 +4947,14 @@
       </w:tr>
     </w:tbl>
     <w:p>
+      <w:bookmarkStart w:id="0" w:name="projectafsluiting"/>
       <w:pPr>
         <w:pStyle w:val="Kop2"/>
       </w:pPr>
       <w:r>
         <w:t>Projectafsluiting</w:t>
       </w:r>
+      <w:bookmarkEnd w:id="0" w:name="projectafsluiting"/>
     </w:p>
     <w:p>
       <w:r>
@@ -4786,12 +4962,14 @@
       </w:r>
     </w:p>
     <w:p>
+      <w:bookmarkStart w:id="0" w:name="planning"/>
       <w:pPr>
         <w:pStyle w:val="Kop1"/>
       </w:pPr>
       <w:r>
         <w:t>Planning</w:t>
       </w:r>
+      <w:bookmarkEnd w:id="0" w:name="planning"/>
     </w:p>
     <w:p>
       <w:r>
@@ -5871,12 +6049,14 @@
       </w:r>
     </w:p>
     <w:p>
+      <w:bookmarkStart w:id="0" w:name="randvoorwaarden"/>
       <w:pPr>
         <w:pStyle w:val="Kop1"/>
       </w:pPr>
       <w:r>
         <w:t>Randvoorwaarden</w:t>
       </w:r>
+      <w:bookmarkEnd w:id="0" w:name="randvoorwaarden"/>
     </w:p>
     <w:p>
       <w:r>
@@ -6149,12 +6329,14 @@
       </w:tr>
     </w:tbl>
     <w:p>
+      <w:bookmarkStart w:id="0" w:name="projectrisico-s"/>
       <w:pPr>
         <w:pStyle w:val="Kop1"/>
       </w:pPr>
       <w:r>
         <w:t>Projectrisico’s</w:t>
       </w:r>
+      <w:bookmarkEnd w:id="0" w:name="projectrisico-s"/>
     </w:p>
     <w:p>
       <w:r>
@@ -6359,12 +6541,14 @@
       </w:tr>
     </w:tbl>
     <w:p>
+      <w:bookmarkStart w:id="0" w:name="verwachte-inzet-ictu"/>
       <w:pPr>
         <w:pStyle w:val="Kop1"/>
       </w:pPr>
       <w:r>
         <w:t>Verwachte inzet ICTU</w:t>
       </w:r>
+      <w:bookmarkEnd w:id="0" w:name="verwachte-inzet-ictu"/>
     </w:p>
     <w:p>
       <w:r>
@@ -7185,20 +7369,24 @@
       </w:r>
     </w:p>
     <w:p>
+      <w:bookmarkStart w:id="0" w:name="bijlagen"/>
       <w:pPr>
         <w:pStyle w:val="Kop1Bijlage"/>
       </w:pPr>
       <w:r>
         <w:t>Bijlagen</w:t>
       </w:r>
+      <w:bookmarkEnd w:id="0" w:name="bijlagen"/>
     </w:p>
     <w:p>
+      <w:bookmarkStart w:id="0" w:name="terminologie-en-afkortingen"/>
       <w:pPr>
         <w:pStyle w:val="Kop2Bijlage"/>
       </w:pPr>
       <w:r>
         <w:t>Terminologie en afkortingen</w:t>
       </w:r>
+      <w:bookmarkEnd w:id="0" w:name="terminologie-en-afkortingen"/>
     </w:p>
     <w:p>
       <w:r>
@@ -10110,12 +10298,14 @@
       </w:tr>
     </w:tbl>
     <w:p>
+      <w:bookmarkStart w:id="0" w:name="bronnen"/>
       <w:pPr>
         <w:pStyle w:val="Kop2Bijlage"/>
       </w:pPr>
       <w:r>
         <w:t>Bronnen</w:t>
       </w:r>
+      <w:bookmarkEnd w:id="0" w:name="bronnen"/>
     </w:p>
     <w:p>
       <w:r>
@@ -10169,7 +10359,7 @@
             <w:pPr>
               <w:jc w:val="left"/>
             </w:pPr>
-            <w:hyperlink r:id="rId17">
+            <w:hyperlink r:id="rId26">
               <w:r>
                 <w:rPr>
                   <w:rStyle w:val="Hyperlink"/>
@@ -10202,7 +10392,7 @@
             <w:pPr>
               <w:jc w:val="left"/>
             </w:pPr>
-            <w:hyperlink r:id="rId18">
+            <w:hyperlink r:id="rId27">
               <w:r>
                 <w:rPr>
                   <w:rStyle w:val="Hyperlink"/>
@@ -10235,7 +10425,7 @@
             <w:pPr>
               <w:jc w:val="left"/>
             </w:pPr>
-            <w:hyperlink r:id="rId19">
+            <w:hyperlink r:id="rId28">
               <w:r>
                 <w:rPr>
                   <w:rStyle w:val="Hyperlink"/>
@@ -10268,7 +10458,7 @@
             <w:pPr>
               <w:jc w:val="left"/>
             </w:pPr>
-            <w:hyperlink r:id="rId20">
+            <w:hyperlink r:id="rId29">
               <w:r>
                 <w:rPr>
                   <w:rStyle w:val="Hyperlink"/>
@@ -10301,7 +10491,7 @@
             <w:pPr>
               <w:jc w:val="left"/>
             </w:pPr>
-            <w:hyperlink r:id="rId21">
+            <w:hyperlink r:id="rId30">
               <w:r>
                 <w:rPr>
                   <w:rStyle w:val="Hyperlink"/>
@@ -10334,7 +10524,7 @@
             <w:pPr>
               <w:jc w:val="left"/>
             </w:pPr>
-            <w:hyperlink r:id="rId22">
+            <w:hyperlink r:id="rId31">
               <w:r>
                 <w:rPr>
                   <w:rStyle w:val="Hyperlink"/>
@@ -10367,7 +10557,7 @@
             <w:pPr>
               <w:jc w:val="left"/>
             </w:pPr>
-            <w:hyperlink r:id="rId23">
+            <w:hyperlink r:id="rId32">
               <w:r>
                 <w:rPr>
                   <w:rStyle w:val="Hyperlink"/>
@@ -10397,7 +10587,7 @@
             <w:pPr>
               <w:jc w:val="left"/>
             </w:pPr>
-            <w:hyperlink r:id="rId24">
+            <w:hyperlink r:id="rId33">
               <w:r>
                 <w:rPr>
                   <w:rStyle w:val="Hyperlink"/>
@@ -10430,7 +10620,7 @@
             <w:pPr>
               <w:jc w:val="left"/>
             </w:pPr>
-            <w:hyperlink r:id="rId25">
+            <w:hyperlink r:id="rId34">
               <w:r>
                 <w:rPr>
                   <w:rStyle w:val="Hyperlink"/>
@@ -10463,7 +10653,7 @@
             <w:pPr>
               <w:jc w:val="left"/>
             </w:pPr>
-            <w:hyperlink r:id="rId26">
+            <w:hyperlink r:id="rId35">
               <w:r>
                 <w:rPr>
                   <w:rStyle w:val="Hyperlink"/>
@@ -10496,7 +10686,7 @@
             <w:pPr>
               <w:jc w:val="left"/>
             </w:pPr>
-            <w:hyperlink r:id="rId27">
+            <w:hyperlink r:id="rId36">
               <w:r>
                 <w:rPr>
                   <w:rStyle w:val="Hyperlink"/>
@@ -10529,7 +10719,7 @@
             <w:pPr>
               <w:jc w:val="left"/>
             </w:pPr>
-            <w:hyperlink r:id="rId28">
+            <w:hyperlink r:id="rId37">
               <w:r>
                 <w:rPr>
                   <w:rStyle w:val="Hyperlink"/>
@@ -10562,7 +10752,7 @@
             <w:pPr>
               <w:jc w:val="left"/>
             </w:pPr>
-            <w:hyperlink r:id="rId29">
+            <w:hyperlink r:id="rId38">
               <w:r>
                 <w:rPr>
                   <w:rStyle w:val="Hyperlink"/>
@@ -10595,12 +10785,12 @@
             <w:pPr>
               <w:jc w:val="left"/>
             </w:pPr>
-            <w:hyperlink r:id="rId30">
+            <w:hyperlink r:id="rId39">
               <w:r>
                 <w:rPr>
                   <w:rStyle w:val="Hyperlink"/>
                 </w:rPr>
-                <w:t>VIRBI 2013</w:t>
+                <w:t>VIRBI 2025</w:t>
               </w:r>
             </w:hyperlink>
           </w:p>
@@ -10628,7 +10818,7 @@
             <w:pPr>
               <w:jc w:val="left"/>
             </w:pPr>
-            <w:hyperlink r:id="rId31">
+            <w:hyperlink r:id="rId40">
               <w:r>
                 <w:rPr>
                   <w:rStyle w:val="Hyperlink"/>
@@ -10654,12 +10844,14 @@
       </w:tr>
     </w:tbl>
     <w:p>
+      <w:bookmarkStart w:id="0" w:name="de-ictu-kwaliteitsaanpak-softwareontwikk"/>
       <w:pPr>
         <w:pStyle w:val="Kop2Bijlage"/>
       </w:pPr>
       <w:r>
         <w:t>De ICTU Kwaliteitsaanpak Softwareontwikkeling</w:t>
       </w:r>
+      <w:bookmarkEnd w:id="0" w:name="de-ictu-kwaliteitsaanpak-softwareontwikk"/>
     </w:p>
     <w:p>
       <w:r>
@@ -10670,7 +10862,7 @@
       <w:r>
         <w:t xml:space="preserve">Overheidsprojecten waarin software wordt ontwikkeld of onderhouden kampen nog vaak met vertraging, budgetoverschrijding of een eindresultaat met te lage kwaliteit. Zo concludeerde de commissie-Elias in haar </w:t>
       </w:r>
-      <w:hyperlink r:id="rId32">
+      <w:hyperlink r:id="rId41">
         <w:r>
           <w:rPr>
             <w:rStyle w:val="Hyperlink"/>
@@ -10701,7 +10893,7 @@
       <w:r>
         <w:t xml:space="preserve">Met behulp van de ICTU Kwaliteitsaanpak Softwareontwikkeling heeft ICTU samen met andere overheden inmiddels enige tientallen projecten succesvol uitgevoerd. ICTU wil deze aanpak graag aanvullen met de ervaringen en geleerde lessen van andere organisaties en deze overdraagbaar maken en breder uitdragen. Om die reden stelt ICTU deze Kwaliteitsaanpak aan iedereen beschikbaar via </w:t>
       </w:r>
-      <w:hyperlink r:id="rId33">
+      <w:hyperlink r:id="rId42">
         <w:r>
           <w:rPr>
             <w:rStyle w:val="Hyperlink"/>
@@ -10763,7 +10955,7 @@
       <w:r>
         <w:t xml:space="preserve">De Kwaliteitsaanpak is een evoluerende aanpak, gebaseerd op de ervaringen die ICTU continu opdoet in de projecten waarin ICTU samen met opdrachtgevende organisaties maatwerksoftware ontwikkelt en onderhoudt. ICTU hanteert daarbij de vuistregel dat als tenminste 80% van de projecten minstens 80% van de tijd een bepaalde werkwijze hanteren, voor die werkwijze een maatregel in de Kwaliteitsaanpak wordt opgenomen. Maar het kan ook voorkomen dat maatregelen om andere redenen landen in de Kwaliteitsaanpak; denk aan het toegankelijk maken van software dat wettelijk verplicht is. Zie ook de </w:t>
       </w:r>
-      <w:hyperlink r:id="rId34">
+      <w:hyperlink r:id="rId43">
         <w:r>
           <w:rPr>
             <w:rStyle w:val="Hyperlink"/>
@@ -10779,9 +10971,14 @@
       <w:r>
         <w:t xml:space="preserve">De maatregelen vormen het startpunt voor de aanpak van ieder ICTU-softwareproject, waarbij ruimte wordt geboden voor variatie of alternatieve invulling. Bijvoorbeeld stelt de Kwaliteitsaanpak: software wordt minimaal bij iedere grote release of tenminste twee keer per jaar onderworpen aan een beveiligingstest door beveiligingsexperts die ICTU daarvoor inhuurt (zie </w:t>
       </w:r>
-      <w:r>
-        <w:t>M26: Het project laat de beveiliging van het ontwikkelde product periodiek beoordelen</w:t>
-      </w:r>
+      <w:hyperlink r:id="rId44">
+        <w:r>
+          <w:rPr>
+            <w:rStyle w:val="Hyperlink"/>
+          </w:rPr>
+          <w:t>M26: Het project laat de beveiliging van het ontwikkelde product periodiek beoordelen</w:t>
+        </w:r>
+      </w:hyperlink>
       <w:r>
         <w:t>). Een alternatief is dat de opdrachtgevende organisatie de verantwoordelijkheid neemt voor het laten uitvoeren van beveiligingstests. Hierover maakt de projectleider nadere afspraken met de opdrachtgever.</w:t>
       </w:r>

--- a/docs/wip/ICTU-Template-Plan-van-Aanpak-Voorfase.docx
+++ b/docs/wip/ICTU-Template-Plan-van-Aanpak-Voorfase.docx
@@ -1,6 +1,6 @@
 
 <file path=word/document.xml><?xml version="1.0" encoding="utf-8"?>
-<w:document xmlns:wpc="http://schemas.microsoft.com/office/word/2010/wordprocessingCanvas" xmlns:cx="http://schemas.microsoft.com/office/drawing/2014/chartex" xmlns:cx1="http://schemas.microsoft.com/office/drawing/2015/9/8/chartex" xmlns:cx2="http://schemas.microsoft.com/office/drawing/2015/10/21/chartex" xmlns:cx3="http://schemas.microsoft.com/office/drawing/2016/5/9/chartex" xmlns:cx4="http://schemas.microsoft.com/office/drawing/2016/5/10/chartex" xmlns:cx5="http://schemas.microsoft.com/office/drawing/2016/5/11/chartex" xmlns:cx6="http://schemas.microsoft.com/office/drawing/2016/5/12/chartex" xmlns:cx7="http://schemas.microsoft.com/office/drawing/2016/5/13/chartex" xmlns:cx8="http://schemas.microsoft.com/office/drawing/2016/5/14/chartex" xmlns:mc="http://schemas.openxmlformats.org/markup-compatibility/2006" xmlns:aink="http://schemas.microsoft.com/office/drawing/2016/ink" xmlns:am3d="http://schemas.microsoft.com/office/drawing/2017/model3d" xmlns:o="urn:schemas-microsoft-com:office:office" xmlns:oel="http://schemas.microsoft.com/office/2019/extlst" xmlns:r="http://schemas.openxmlformats.org/officeDocument/2006/relationships" xmlns:m="http://schemas.openxmlformats.org/officeDocument/2006/math" xmlns:v="urn:schemas-microsoft-com:vml" xmlns:wp14="http://schemas.microsoft.com/office/word/2010/wordprocessingDrawing" xmlns:wp="http://schemas.openxmlformats.org/drawingml/2006/wordprocessingDrawing" xmlns:w10="urn:schemas-microsoft-com:office:word" xmlns:w="http://schemas.openxmlformats.org/wordprocessingml/2006/main" xmlns:w14="http://schemas.microsoft.com/office/word/2010/wordml" xmlns:w15="http://schemas.microsoft.com/office/word/2012/wordml" xmlns:w16cex="http://schemas.microsoft.com/office/word/2018/wordml/cex" xmlns:w16cid="http://schemas.microsoft.com/office/word/2016/wordml/cid" xmlns:w16="http://schemas.microsoft.com/office/word/2018/wordml" xmlns:w16du="http://schemas.microsoft.com/office/word/2023/wordml/word16du" xmlns:w16sdtdh="http://schemas.microsoft.com/office/word/2020/wordml/sdtdatahash" xmlns:w16sdtfl="http://schemas.microsoft.com/office/word/2024/wordml/sdtformatlock" xmlns:w16se="http://schemas.microsoft.com/office/word/2015/wordml/symex" xmlns:wpg="http://schemas.microsoft.com/office/word/2010/wordprocessingGroup" xmlns:wpi="http://schemas.microsoft.com/office/word/2010/wordprocessingInk" xmlns:wne="http://schemas.microsoft.com/office/word/2006/wordml" xmlns:wps="http://schemas.microsoft.com/office/word/2010/wordprocessingShape" mc:Ignorable="w14 w15 w16se w16cid w16 w16cex w16sdtdh w16sdtfl w16du wp14">
+<w:document xmlns:wpc="http://schemas.microsoft.com/office/word/2010/wordprocessingCanvas" xmlns:cx="http://schemas.microsoft.com/office/drawing/2014/chartex" xmlns:cx1="http://schemas.microsoft.com/office/drawing/2015/9/8/chartex" xmlns:cx2="http://schemas.microsoft.com/office/drawing/2015/10/21/chartex" xmlns:cx3="http://schemas.microsoft.com/office/drawing/2016/5/9/chartex" xmlns:cx4="http://schemas.microsoft.com/office/drawing/2016/5/10/chartex" xmlns:cx5="http://schemas.microsoft.com/office/drawing/2016/5/11/chartex" xmlns:cx6="http://schemas.microsoft.com/office/drawing/2016/5/12/chartex" xmlns:cx7="http://schemas.microsoft.com/office/drawing/2016/5/13/chartex" xmlns:cx8="http://schemas.microsoft.com/office/drawing/2016/5/14/chartex" xmlns:mc="http://schemas.openxmlformats.org/markup-compatibility/2006" xmlns:m="http://schemas.openxmlformats.org/officeDocument/2006/math" xmlns:aink="http://schemas.microsoft.com/office/drawing/2016/ink" xmlns:am3d="http://schemas.microsoft.com/office/drawing/2017/model3d" xmlns:oel="http://schemas.microsoft.com/office/2019/extlst" xmlns:r="http://schemas.openxmlformats.org/officeDocument/2006/relationships" xmlns:wp14="http://schemas.microsoft.com/office/word/2010/wordprocessingDrawing" xmlns:wp="http://schemas.openxmlformats.org/drawingml/2006/wordprocessingDrawing" xmlns:wpg="http://schemas.microsoft.com/office/word/2010/wordprocessingGroup" xmlns:wpi="http://schemas.microsoft.com/office/word/2010/wordprocessingInk" xmlns:wps="http://schemas.microsoft.com/office/word/2010/wordprocessingShape" xmlns:o="urn:schemas-microsoft-com:office:office" xmlns:v="urn:schemas-microsoft-com:vml" xmlns:w10="urn:schemas-microsoft-com:office:word" xmlns:w="http://schemas.openxmlformats.org/wordprocessingml/2006/main" xmlns:w14="http://schemas.microsoft.com/office/word/2010/wordml" xmlns:w15="http://schemas.microsoft.com/office/word/2012/wordml" xmlns:w16cex="http://schemas.microsoft.com/office/word/2018/wordml/cex" xmlns:w16cid="http://schemas.microsoft.com/office/word/2016/wordml/cid" xmlns:w16="http://schemas.microsoft.com/office/word/2018/wordml" xmlns:w16sdtdh="http://schemas.microsoft.com/office/word/2020/wordml/sdtdatahash" xmlns:w16sdtfl="http://schemas.microsoft.com/office/word/2024/wordml/sdtformatlock" xmlns:w16se="http://schemas.microsoft.com/office/word/2015/wordml/symex" xmlns:w16du="http://schemas.microsoft.com/office/word/2023/wordml/word16du" xmlns:wne="http://schemas.microsoft.com/office/word/2006/wordml" mc:Ignorable="w14 w15 w16se w16cid w16 w16cex w16sdtdh w16sdtfl w16du wp14">
   <w:body>
     <w:p/>
     <w:p>
@@ -1146,7 +1146,7 @@
     </w:p>
     <w:p>
       <w:r>
-        <w:t>Versie wip, 19-06-2026</w:t>
+        <w:t>Versie wip, 23-06-2026</w:t>
       </w:r>
     </w:p>
     <w:p>
@@ -11002,7 +11002,7 @@
 </file>
 
 <file path=word/endnotes.xml><?xml version="1.0" encoding="utf-8"?>
-<w:endnotes xmlns:wpc="http://schemas.microsoft.com/office/word/2010/wordprocessingCanvas" xmlns:cx="http://schemas.microsoft.com/office/drawing/2014/chartex" xmlns:cx1="http://schemas.microsoft.com/office/drawing/2015/9/8/chartex" xmlns:cx2="http://schemas.microsoft.com/office/drawing/2015/10/21/chartex" xmlns:cx3="http://schemas.microsoft.com/office/drawing/2016/5/9/chartex" xmlns:cx4="http://schemas.microsoft.com/office/drawing/2016/5/10/chartex" xmlns:cx5="http://schemas.microsoft.com/office/drawing/2016/5/11/chartex" xmlns:cx6="http://schemas.microsoft.com/office/drawing/2016/5/12/chartex" xmlns:cx7="http://schemas.microsoft.com/office/drawing/2016/5/13/chartex" xmlns:cx8="http://schemas.microsoft.com/office/drawing/2016/5/14/chartex" xmlns:mc="http://schemas.openxmlformats.org/markup-compatibility/2006" xmlns:aink="http://schemas.microsoft.com/office/drawing/2016/ink" xmlns:am3d="http://schemas.microsoft.com/office/drawing/2017/model3d" xmlns:o="urn:schemas-microsoft-com:office:office" xmlns:oel="http://schemas.microsoft.com/office/2019/extlst" xmlns:r="http://schemas.openxmlformats.org/officeDocument/2006/relationships" xmlns:m="http://schemas.openxmlformats.org/officeDocument/2006/math" xmlns:v="urn:schemas-microsoft-com:vml" xmlns:wp14="http://schemas.microsoft.com/office/word/2010/wordprocessingDrawing" xmlns:wp="http://schemas.openxmlformats.org/drawingml/2006/wordprocessingDrawing" xmlns:w10="urn:schemas-microsoft-com:office:word" xmlns:w="http://schemas.openxmlformats.org/wordprocessingml/2006/main" xmlns:w14="http://schemas.microsoft.com/office/word/2010/wordml" xmlns:w15="http://schemas.microsoft.com/office/word/2012/wordml" xmlns:w16cex="http://schemas.microsoft.com/office/word/2018/wordml/cex" xmlns:w16cid="http://schemas.microsoft.com/office/word/2016/wordml/cid" xmlns:w16="http://schemas.microsoft.com/office/word/2018/wordml" xmlns:w16du="http://schemas.microsoft.com/office/word/2023/wordml/word16du" xmlns:w16sdtdh="http://schemas.microsoft.com/office/word/2020/wordml/sdtdatahash" xmlns:w16sdtfl="http://schemas.microsoft.com/office/word/2024/wordml/sdtformatlock" xmlns:w16se="http://schemas.microsoft.com/office/word/2015/wordml/symex" xmlns:wpg="http://schemas.microsoft.com/office/word/2010/wordprocessingGroup" xmlns:wpi="http://schemas.microsoft.com/office/word/2010/wordprocessingInk" xmlns:wne="http://schemas.microsoft.com/office/word/2006/wordml" xmlns:wps="http://schemas.microsoft.com/office/word/2010/wordprocessingShape" mc:Ignorable="w14 w15 w16se w16cid w16 w16cex w16sdtdh w16sdtfl w16du wp14">
+<w:endnotes xmlns:wpc="http://schemas.microsoft.com/office/word/2010/wordprocessingCanvas" xmlns:cx="http://schemas.microsoft.com/office/drawing/2014/chartex" xmlns:cx1="http://schemas.microsoft.com/office/drawing/2015/9/8/chartex" xmlns:cx2="http://schemas.microsoft.com/office/drawing/2015/10/21/chartex" xmlns:cx3="http://schemas.microsoft.com/office/drawing/2016/5/9/chartex" xmlns:cx4="http://schemas.microsoft.com/office/drawing/2016/5/10/chartex" xmlns:cx5="http://schemas.microsoft.com/office/drawing/2016/5/11/chartex" xmlns:cx6="http://schemas.microsoft.com/office/drawing/2016/5/12/chartex" xmlns:cx7="http://schemas.microsoft.com/office/drawing/2016/5/13/chartex" xmlns:cx8="http://schemas.microsoft.com/office/drawing/2016/5/14/chartex" xmlns:mc="http://schemas.openxmlformats.org/markup-compatibility/2006" xmlns:m="http://schemas.openxmlformats.org/officeDocument/2006/math" xmlns:aink="http://schemas.microsoft.com/office/drawing/2016/ink" xmlns:am3d="http://schemas.microsoft.com/office/drawing/2017/model3d" xmlns:oel="http://schemas.microsoft.com/office/2019/extlst" xmlns:r="http://schemas.openxmlformats.org/officeDocument/2006/relationships" xmlns:wp14="http://schemas.microsoft.com/office/word/2010/wordprocessingDrawing" xmlns:wp="http://schemas.openxmlformats.org/drawingml/2006/wordprocessingDrawing" xmlns:wpg="http://schemas.microsoft.com/office/word/2010/wordprocessingGroup" xmlns:wpi="http://schemas.microsoft.com/office/word/2010/wordprocessingInk" xmlns:wps="http://schemas.microsoft.com/office/word/2010/wordprocessingShape" xmlns:o="urn:schemas-microsoft-com:office:office" xmlns:v="urn:schemas-microsoft-com:vml" xmlns:w10="urn:schemas-microsoft-com:office:word" xmlns:w="http://schemas.openxmlformats.org/wordprocessingml/2006/main" xmlns:w14="http://schemas.microsoft.com/office/word/2010/wordml" xmlns:w15="http://schemas.microsoft.com/office/word/2012/wordml" xmlns:w16cex="http://schemas.microsoft.com/office/word/2018/wordml/cex" xmlns:w16cid="http://schemas.microsoft.com/office/word/2016/wordml/cid" xmlns:w16="http://schemas.microsoft.com/office/word/2018/wordml" xmlns:w16sdtdh="http://schemas.microsoft.com/office/word/2020/wordml/sdtdatahash" xmlns:w16sdtfl="http://schemas.microsoft.com/office/word/2024/wordml/sdtformatlock" xmlns:w16se="http://schemas.microsoft.com/office/word/2015/wordml/symex" xmlns:w16du="http://schemas.microsoft.com/office/word/2023/wordml/word16du" xmlns:wne="http://schemas.microsoft.com/office/word/2006/wordml" mc:Ignorable="w14 w15 w16se w16cid w16 w16cex w16sdtdh w16sdtfl w16du wp14">
   <w:endnote w:type="separator" w:id="-1">
     <w:p>
       <w:pPr>
@@ -11027,7 +11027,7 @@
 </file>
 
 <file path=word/footer1.xml><?xml version="1.0" encoding="utf-8"?>
-<w:ftr xmlns:wpc="http://schemas.microsoft.com/office/word/2010/wordprocessingCanvas" xmlns:cx="http://schemas.microsoft.com/office/drawing/2014/chartex" xmlns:cx1="http://schemas.microsoft.com/office/drawing/2015/9/8/chartex" xmlns:cx2="http://schemas.microsoft.com/office/drawing/2015/10/21/chartex" xmlns:cx3="http://schemas.microsoft.com/office/drawing/2016/5/9/chartex" xmlns:cx4="http://schemas.microsoft.com/office/drawing/2016/5/10/chartex" xmlns:cx5="http://schemas.microsoft.com/office/drawing/2016/5/11/chartex" xmlns:cx6="http://schemas.microsoft.com/office/drawing/2016/5/12/chartex" xmlns:cx7="http://schemas.microsoft.com/office/drawing/2016/5/13/chartex" xmlns:cx8="http://schemas.microsoft.com/office/drawing/2016/5/14/chartex" xmlns:mc="http://schemas.openxmlformats.org/markup-compatibility/2006" xmlns:aink="http://schemas.microsoft.com/office/drawing/2016/ink" xmlns:am3d="http://schemas.microsoft.com/office/drawing/2017/model3d" xmlns:o="urn:schemas-microsoft-com:office:office" xmlns:oel="http://schemas.microsoft.com/office/2019/extlst" xmlns:r="http://schemas.openxmlformats.org/officeDocument/2006/relationships" xmlns:m="http://schemas.openxmlformats.org/officeDocument/2006/math" xmlns:v="urn:schemas-microsoft-com:vml" xmlns:wp14="http://schemas.microsoft.com/office/word/2010/wordprocessingDrawing" xmlns:wp="http://schemas.openxmlformats.org/drawingml/2006/wordprocessingDrawing" xmlns:w10="urn:schemas-microsoft-com:office:word" xmlns:w="http://schemas.openxmlformats.org/wordprocessingml/2006/main" xmlns:w14="http://schemas.microsoft.com/office/word/2010/wordml" xmlns:w15="http://schemas.microsoft.com/office/word/2012/wordml" xmlns:w16cex="http://schemas.microsoft.com/office/word/2018/wordml/cex" xmlns:w16cid="http://schemas.microsoft.com/office/word/2016/wordml/cid" xmlns:w16="http://schemas.microsoft.com/office/word/2018/wordml" xmlns:w16du="http://schemas.microsoft.com/office/word/2023/wordml/word16du" xmlns:w16sdtdh="http://schemas.microsoft.com/office/word/2020/wordml/sdtdatahash" xmlns:w16sdtfl="http://schemas.microsoft.com/office/word/2024/wordml/sdtformatlock" xmlns:w16se="http://schemas.microsoft.com/office/word/2015/wordml/symex" xmlns:wpg="http://schemas.microsoft.com/office/word/2010/wordprocessingGroup" xmlns:wpi="http://schemas.microsoft.com/office/word/2010/wordprocessingInk" xmlns:wne="http://schemas.microsoft.com/office/word/2006/wordml" xmlns:wps="http://schemas.microsoft.com/office/word/2010/wordprocessingShape" mc:Ignorable="w14 w15 w16se w16cid w16 w16cex w16sdtdh w16sdtfl w16du wp14">
+<w:ftr xmlns:wpc="http://schemas.microsoft.com/office/word/2010/wordprocessingCanvas" xmlns:cx="http://schemas.microsoft.com/office/drawing/2014/chartex" xmlns:cx1="http://schemas.microsoft.com/office/drawing/2015/9/8/chartex" xmlns:cx2="http://schemas.microsoft.com/office/drawing/2015/10/21/chartex" xmlns:cx3="http://schemas.microsoft.com/office/drawing/2016/5/9/chartex" xmlns:cx4="http://schemas.microsoft.com/office/drawing/2016/5/10/chartex" xmlns:cx5="http://schemas.microsoft.com/office/drawing/2016/5/11/chartex" xmlns:cx6="http://schemas.microsoft.com/office/drawing/2016/5/12/chartex" xmlns:cx7="http://schemas.microsoft.com/office/drawing/2016/5/13/chartex" xmlns:cx8="http://schemas.microsoft.com/office/drawing/2016/5/14/chartex" xmlns:mc="http://schemas.openxmlformats.org/markup-compatibility/2006" xmlns:m="http://schemas.openxmlformats.org/officeDocument/2006/math" xmlns:aink="http://schemas.microsoft.com/office/drawing/2016/ink" xmlns:am3d="http://schemas.microsoft.com/office/drawing/2017/model3d" xmlns:oel="http://schemas.microsoft.com/office/2019/extlst" xmlns:r="http://schemas.openxmlformats.org/officeDocument/2006/relationships" xmlns:wp14="http://schemas.microsoft.com/office/word/2010/wordprocessingDrawing" xmlns:wp="http://schemas.openxmlformats.org/drawingml/2006/wordprocessingDrawing" xmlns:wpg="http://schemas.microsoft.com/office/word/2010/wordprocessingGroup" xmlns:wpi="http://schemas.microsoft.com/office/word/2010/wordprocessingInk" xmlns:wps="http://schemas.microsoft.com/office/word/2010/wordprocessingShape" xmlns:o="urn:schemas-microsoft-com:office:office" xmlns:v="urn:schemas-microsoft-com:vml" xmlns:w10="urn:schemas-microsoft-com:office:word" xmlns:w="http://schemas.openxmlformats.org/wordprocessingml/2006/main" xmlns:w14="http://schemas.microsoft.com/office/word/2010/wordml" xmlns:w15="http://schemas.microsoft.com/office/word/2012/wordml" xmlns:w16cex="http://schemas.microsoft.com/office/word/2018/wordml/cex" xmlns:w16cid="http://schemas.microsoft.com/office/word/2016/wordml/cid" xmlns:w16="http://schemas.microsoft.com/office/word/2018/wordml" xmlns:w16sdtdh="http://schemas.microsoft.com/office/word/2020/wordml/sdtdatahash" xmlns:w16sdtfl="http://schemas.microsoft.com/office/word/2024/wordml/sdtformatlock" xmlns:w16se="http://schemas.microsoft.com/office/word/2015/wordml/symex" xmlns:w16du="http://schemas.microsoft.com/office/word/2023/wordml/word16du" xmlns:wne="http://schemas.microsoft.com/office/word/2006/wordml" mc:Ignorable="w14 w15 w16se w16cid w16 w16cex w16sdtdh w16sdtfl w16du wp14">
   <w:sdt>
     <w:sdtPr>
       <w:id w:val="-458108813"/>
@@ -11142,7 +11142,7 @@
 </file>
 
 <file path=word/footnotes.xml><?xml version="1.0" encoding="utf-8"?>
-<w:footnotes xmlns:wpc="http://schemas.microsoft.com/office/word/2010/wordprocessingCanvas" xmlns:cx="http://schemas.microsoft.com/office/drawing/2014/chartex" xmlns:cx1="http://schemas.microsoft.com/office/drawing/2015/9/8/chartex" xmlns:cx2="http://schemas.microsoft.com/office/drawing/2015/10/21/chartex" xmlns:cx3="http://schemas.microsoft.com/office/drawing/2016/5/9/chartex" xmlns:cx4="http://schemas.microsoft.com/office/drawing/2016/5/10/chartex" xmlns:cx5="http://schemas.microsoft.com/office/drawing/2016/5/11/chartex" xmlns:cx6="http://schemas.microsoft.com/office/drawing/2016/5/12/chartex" xmlns:cx7="http://schemas.microsoft.com/office/drawing/2016/5/13/chartex" xmlns:cx8="http://schemas.microsoft.com/office/drawing/2016/5/14/chartex" xmlns:mc="http://schemas.openxmlformats.org/markup-compatibility/2006" xmlns:aink="http://schemas.microsoft.com/office/drawing/2016/ink" xmlns:am3d="http://schemas.microsoft.com/office/drawing/2017/model3d" xmlns:o="urn:schemas-microsoft-com:office:office" xmlns:oel="http://schemas.microsoft.com/office/2019/extlst" xmlns:r="http://schemas.openxmlformats.org/officeDocument/2006/relationships" xmlns:m="http://schemas.openxmlformats.org/officeDocument/2006/math" xmlns:v="urn:schemas-microsoft-com:vml" xmlns:wp14="http://schemas.microsoft.com/office/word/2010/wordprocessingDrawing" xmlns:wp="http://schemas.openxmlformats.org/drawingml/2006/wordprocessingDrawing" xmlns:w10="urn:schemas-microsoft-com:office:word" xmlns:w="http://schemas.openxmlformats.org/wordprocessingml/2006/main" xmlns:w14="http://schemas.microsoft.com/office/word/2010/wordml" xmlns:w15="http://schemas.microsoft.com/office/word/2012/wordml" xmlns:w16cex="http://schemas.microsoft.com/office/word/2018/wordml/cex" xmlns:w16cid="http://schemas.microsoft.com/office/word/2016/wordml/cid" xmlns:w16="http://schemas.microsoft.com/office/word/2018/wordml" xmlns:w16du="http://schemas.microsoft.com/office/word/2023/wordml/word16du" xmlns:w16sdtdh="http://schemas.microsoft.com/office/word/2020/wordml/sdtdatahash" xmlns:w16sdtfl="http://schemas.microsoft.com/office/word/2024/wordml/sdtformatlock" xmlns:w16se="http://schemas.microsoft.com/office/word/2015/wordml/symex" xmlns:wpg="http://schemas.microsoft.com/office/word/2010/wordprocessingGroup" xmlns:wpi="http://schemas.microsoft.com/office/word/2010/wordprocessingInk" xmlns:wne="http://schemas.microsoft.com/office/word/2006/wordml" xmlns:wps="http://schemas.microsoft.com/office/word/2010/wordprocessingShape" mc:Ignorable="w14 w15 w16se w16cid w16 w16cex w16sdtdh w16sdtfl w16du wp14">
+<w:footnotes xmlns:wpc="http://schemas.microsoft.com/office/word/2010/wordprocessingCanvas" xmlns:cx="http://schemas.microsoft.com/office/drawing/2014/chartex" xmlns:cx1="http://schemas.microsoft.com/office/drawing/2015/9/8/chartex" xmlns:cx2="http://schemas.microsoft.com/office/drawing/2015/10/21/chartex" xmlns:cx3="http://schemas.microsoft.com/office/drawing/2016/5/9/chartex" xmlns:cx4="http://schemas.microsoft.com/office/drawing/2016/5/10/chartex" xmlns:cx5="http://schemas.microsoft.com/office/drawing/2016/5/11/chartex" xmlns:cx6="http://schemas.microsoft.com/office/drawing/2016/5/12/chartex" xmlns:cx7="http://schemas.microsoft.com/office/drawing/2016/5/13/chartex" xmlns:cx8="http://schemas.microsoft.com/office/drawing/2016/5/14/chartex" xmlns:mc="http://schemas.openxmlformats.org/markup-compatibility/2006" xmlns:m="http://schemas.openxmlformats.org/officeDocument/2006/math" xmlns:aink="http://schemas.microsoft.com/office/drawing/2016/ink" xmlns:am3d="http://schemas.microsoft.com/office/drawing/2017/model3d" xmlns:oel="http://schemas.microsoft.com/office/2019/extlst" xmlns:r="http://schemas.openxmlformats.org/officeDocument/2006/relationships" xmlns:wp14="http://schemas.microsoft.com/office/word/2010/wordprocessingDrawing" xmlns:wp="http://schemas.openxmlformats.org/drawingml/2006/wordprocessingDrawing" xmlns:wpg="http://schemas.microsoft.com/office/word/2010/wordprocessingGroup" xmlns:wpi="http://schemas.microsoft.com/office/word/2010/wordprocessingInk" xmlns:wps="http://schemas.microsoft.com/office/word/2010/wordprocessingShape" xmlns:o="urn:schemas-microsoft-com:office:office" xmlns:v="urn:schemas-microsoft-com:vml" xmlns:w10="urn:schemas-microsoft-com:office:word" xmlns:w="http://schemas.openxmlformats.org/wordprocessingml/2006/main" xmlns:w14="http://schemas.microsoft.com/office/word/2010/wordml" xmlns:w15="http://schemas.microsoft.com/office/word/2012/wordml" xmlns:w16cex="http://schemas.microsoft.com/office/word/2018/wordml/cex" xmlns:w16cid="http://schemas.microsoft.com/office/word/2016/wordml/cid" xmlns:w16="http://schemas.microsoft.com/office/word/2018/wordml" xmlns:w16sdtdh="http://schemas.microsoft.com/office/word/2020/wordml/sdtdatahash" xmlns:w16sdtfl="http://schemas.microsoft.com/office/word/2024/wordml/sdtformatlock" xmlns:w16se="http://schemas.microsoft.com/office/word/2015/wordml/symex" xmlns:w16du="http://schemas.microsoft.com/office/word/2023/wordml/word16du" xmlns:wne="http://schemas.microsoft.com/office/word/2006/wordml" mc:Ignorable="w14 w15 w16se w16cid w16 w16cex w16sdtdh w16sdtfl w16du wp14">
   <w:footnote w:type="separator" w:id="-1">
     <w:p>
       <w:pPr>
@@ -11188,7 +11188,7 @@
 </file>
 
 <file path=word/numbering.xml><?xml version="1.0" encoding="utf-8"?>
-<w:numbering xmlns:wpc="http://schemas.microsoft.com/office/word/2010/wordprocessingCanvas" xmlns:cx="http://schemas.microsoft.com/office/drawing/2014/chartex" xmlns:cx1="http://schemas.microsoft.com/office/drawing/2015/9/8/chartex" xmlns:cx2="http://schemas.microsoft.com/office/drawing/2015/10/21/chartex" xmlns:cx3="http://schemas.microsoft.com/office/drawing/2016/5/9/chartex" xmlns:cx4="http://schemas.microsoft.com/office/drawing/2016/5/10/chartex" xmlns:cx5="http://schemas.microsoft.com/office/drawing/2016/5/11/chartex" xmlns:cx6="http://schemas.microsoft.com/office/drawing/2016/5/12/chartex" xmlns:cx7="http://schemas.microsoft.com/office/drawing/2016/5/13/chartex" xmlns:cx8="http://schemas.microsoft.com/office/drawing/2016/5/14/chartex" xmlns:mc="http://schemas.openxmlformats.org/markup-compatibility/2006" xmlns:aink="http://schemas.microsoft.com/office/drawing/2016/ink" xmlns:am3d="http://schemas.microsoft.com/office/drawing/2017/model3d" xmlns:o="urn:schemas-microsoft-com:office:office" xmlns:oel="http://schemas.microsoft.com/office/2019/extlst" xmlns:r="http://schemas.openxmlformats.org/officeDocument/2006/relationships" xmlns:m="http://schemas.openxmlformats.org/officeDocument/2006/math" xmlns:v="urn:schemas-microsoft-com:vml" xmlns:wp14="http://schemas.microsoft.com/office/word/2010/wordprocessingDrawing" xmlns:wp="http://schemas.openxmlformats.org/drawingml/2006/wordprocessingDrawing" xmlns:w10="urn:schemas-microsoft-com:office:word" xmlns:w="http://schemas.openxmlformats.org/wordprocessingml/2006/main" xmlns:w14="http://schemas.microsoft.com/office/word/2010/wordml" xmlns:w15="http://schemas.microsoft.com/office/word/2012/wordml" xmlns:w16cex="http://schemas.microsoft.com/office/word/2018/wordml/cex" xmlns:w16cid="http://schemas.microsoft.com/office/word/2016/wordml/cid" xmlns:w16="http://schemas.microsoft.com/office/word/2018/wordml" xmlns:w16du="http://schemas.microsoft.com/office/word/2023/wordml/word16du" xmlns:w16sdtdh="http://schemas.microsoft.com/office/word/2020/wordml/sdtdatahash" xmlns:w16sdtfl="http://schemas.microsoft.com/office/word/2024/wordml/sdtformatlock" xmlns:w16se="http://schemas.microsoft.com/office/word/2015/wordml/symex" xmlns:wpg="http://schemas.microsoft.com/office/word/2010/wordprocessingGroup" xmlns:wpi="http://schemas.microsoft.com/office/word/2010/wordprocessingInk" xmlns:wne="http://schemas.microsoft.com/office/word/2006/wordml" xmlns:wps="http://schemas.microsoft.com/office/word/2010/wordprocessingShape" mc:Ignorable="w14 w15 w16se w16cid w16 w16cex w16sdtdh w16sdtfl w16du wp14">
+<w:numbering xmlns:wpc="http://schemas.microsoft.com/office/word/2010/wordprocessingCanvas" xmlns:cx="http://schemas.microsoft.com/office/drawing/2014/chartex" xmlns:cx1="http://schemas.microsoft.com/office/drawing/2015/9/8/chartex" xmlns:cx2="http://schemas.microsoft.com/office/drawing/2015/10/21/chartex" xmlns:cx3="http://schemas.microsoft.com/office/drawing/2016/5/9/chartex" xmlns:cx4="http://schemas.microsoft.com/office/drawing/2016/5/10/chartex" xmlns:cx5="http://schemas.microsoft.com/office/drawing/2016/5/11/chartex" xmlns:cx6="http://schemas.microsoft.com/office/drawing/2016/5/12/chartex" xmlns:cx7="http://schemas.microsoft.com/office/drawing/2016/5/13/chartex" xmlns:cx8="http://schemas.microsoft.com/office/drawing/2016/5/14/chartex" xmlns:mc="http://schemas.openxmlformats.org/markup-compatibility/2006" xmlns:m="http://schemas.openxmlformats.org/officeDocument/2006/math" xmlns:aink="http://schemas.microsoft.com/office/drawing/2016/ink" xmlns:am3d="http://schemas.microsoft.com/office/drawing/2017/model3d" xmlns:oel="http://schemas.microsoft.com/office/2019/extlst" xmlns:r="http://schemas.openxmlformats.org/officeDocument/2006/relationships" xmlns:wp14="http://schemas.microsoft.com/office/word/2010/wordprocessingDrawing" xmlns:wp="http://schemas.openxmlformats.org/drawingml/2006/wordprocessingDrawing" xmlns:wpg="http://schemas.microsoft.com/office/word/2010/wordprocessingGroup" xmlns:wpi="http://schemas.microsoft.com/office/word/2010/wordprocessingInk" xmlns:wps="http://schemas.microsoft.com/office/word/2010/wordprocessingShape" xmlns:o="urn:schemas-microsoft-com:office:office" xmlns:v="urn:schemas-microsoft-com:vml" xmlns:w10="urn:schemas-microsoft-com:office:word" xmlns:w="http://schemas.openxmlformats.org/wordprocessingml/2006/main" xmlns:w14="http://schemas.microsoft.com/office/word/2010/wordml" xmlns:w15="http://schemas.microsoft.com/office/word/2012/wordml" xmlns:w16cex="http://schemas.microsoft.com/office/word/2018/wordml/cex" xmlns:w16cid="http://schemas.microsoft.com/office/word/2016/wordml/cid" xmlns:w16="http://schemas.microsoft.com/office/word/2018/wordml" xmlns:w16sdtdh="http://schemas.microsoft.com/office/word/2020/wordml/sdtdatahash" xmlns:w16sdtfl="http://schemas.microsoft.com/office/word/2024/wordml/sdtformatlock" xmlns:w16se="http://schemas.microsoft.com/office/word/2015/wordml/symex" xmlns:w16du="http://schemas.microsoft.com/office/word/2023/wordml/word16du" xmlns:wne="http://schemas.microsoft.com/office/word/2006/wordml" mc:Ignorable="w14 w15 w16se w16cid w16 w16cex w16sdtdh w16sdtfl w16du wp14">
   <w:abstractNum w:abstractNumId="0" w15:restartNumberingAfterBreak="0">
     <w:nsid w:val="05B47AD0"/>
     <w:multiLevelType w:val="hybridMultilevel"/>
@@ -12931,7 +12931,7 @@
 </file>
 
 <file path=word/styles.xml><?xml version="1.0" encoding="utf-8"?>
-<w:styles xmlns:mc="http://schemas.openxmlformats.org/markup-compatibility/2006" xmlns:r="http://schemas.openxmlformats.org/officeDocument/2006/relationships" xmlns:w="http://schemas.openxmlformats.org/wordprocessingml/2006/main" xmlns:w14="http://schemas.microsoft.com/office/word/2010/wordml" xmlns:w15="http://schemas.microsoft.com/office/word/2012/wordml" xmlns:w16cex="http://schemas.microsoft.com/office/word/2018/wordml/cex" xmlns:w16cid="http://schemas.microsoft.com/office/word/2016/wordml/cid" xmlns:w16="http://schemas.microsoft.com/office/word/2018/wordml" xmlns:w16du="http://schemas.microsoft.com/office/word/2023/wordml/word16du" xmlns:w16sdtdh="http://schemas.microsoft.com/office/word/2020/wordml/sdtdatahash" xmlns:w16sdtfl="http://schemas.microsoft.com/office/word/2024/wordml/sdtformatlock" xmlns:w16se="http://schemas.microsoft.com/office/word/2015/wordml/symex" mc:Ignorable="w14 w15 w16se w16cid w16 w16cex w16sdtdh w16sdtfl w16du">
+<w:styles xmlns:mc="http://schemas.openxmlformats.org/markup-compatibility/2006" xmlns:r="http://schemas.openxmlformats.org/officeDocument/2006/relationships" xmlns:w="http://schemas.openxmlformats.org/wordprocessingml/2006/main" xmlns:w14="http://schemas.microsoft.com/office/word/2010/wordml" xmlns:w15="http://schemas.microsoft.com/office/word/2012/wordml" xmlns:w16cex="http://schemas.microsoft.com/office/word/2018/wordml/cex" xmlns:w16cid="http://schemas.microsoft.com/office/word/2016/wordml/cid" xmlns:w16="http://schemas.microsoft.com/office/word/2018/wordml" xmlns:w16sdtdh="http://schemas.microsoft.com/office/word/2020/wordml/sdtdatahash" xmlns:w16sdtfl="http://schemas.microsoft.com/office/word/2024/wordml/sdtformatlock" xmlns:w16se="http://schemas.microsoft.com/office/word/2015/wordml/symex" xmlns:w16du="http://schemas.microsoft.com/office/word/2023/wordml/word16du" mc:Ignorable="w14 w15 w16se w16cid w16 w16cex w16sdtdh w16sdtfl w16du">
   <w:docDefaults>
     <w:rPrDefault>
       <w:rPr>
@@ -14245,6 +14245,19 @@
       </w:numPr>
     </w:pPr>
   </w:style>
+  <w:style w:type="paragraph" w:customStyle="1" w:styleId="Code">
+    <w:name w:val="Code"/>
+    <w:basedOn w:val="Standaard"/>
+    <w:qFormat/>
+    <w:rsid w:val="000F128A"/>
+    <w:pPr>
+      <w:keepLines/>
+      <w:shd w:val="clear" w:color="auto" w:fill="E7E6E6" w:themeFill="background2"/>
+    </w:pPr>
+    <w:rPr>
+      <w:rFonts w:ascii="Fira Code" w:hAnsi="Fira Code"/>
+    </w:rPr>
+  </w:style>
 </w:styles>
 </file>
 
